--- a/competition/1_萬潤2026創新創意競賽/萬潤2026創新創意競賽(大專組)報名簡章_編輯版.docx
+++ b/competition/1_萬潤2026創新創意競賽/萬潤2026創新創意競賽(大專組)報名簡章_編輯版.docx
@@ -3756,7 +3756,7 @@
         </w:rPr>
         <w:t>競賽網頁：</w:t>
       </w:r>
-      <w:hyperlink r:id="rId7" w:history="1">
+      <w:hyperlink r:id="rId8" w:history="1">
         <w:r>
           <w:rPr>
             <w:rStyle w:val="a3"/>
@@ -3887,8 +3887,8 @@
           <w:rFonts w:ascii="標楷體" w:eastAsia="標楷體" w:hAnsi="標楷體"/>
         </w:rPr>
         <w:sectPr>
-          <w:headerReference w:type="default" r:id="rId8"/>
-          <w:footerReference w:type="default" r:id="rId9"/>
+          <w:headerReference w:type="default" r:id="rId9"/>
+          <w:footerReference w:type="default" r:id="rId10"/>
           <w:pgSz w:w="11906" w:h="16838"/>
           <w:pgMar w:top="720" w:right="851" w:bottom="720" w:left="851" w:header="851" w:footer="851" w:gutter="0"/>
           <w:cols w:space="720"/>
@@ -6897,15 +6897,23 @@
               <w:bottom w:w="0" w:type="dxa"/>
               <w:right w:w="28" w:type="dxa"/>
             </w:tcMar>
+            <w:vAlign w:val="center"/>
           </w:tcPr>
           <w:p>
             <w:pPr>
-              <w:spacing w:line="240" w:lineRule="exact"/>
-              <w:rPr>
-                <w:rFonts w:eastAsia="標楷體"/>
-                <w:sz w:val="28"/>
-              </w:rPr>
-            </w:pPr>
+              <w:jc w:val="both"/>
+              <w:rPr>
+                <w:rFonts w:eastAsia="標楷體"/>
+                <w:szCs w:val="22"/>
+              </w:rPr>
+            </w:pPr>
+            <w:r>
+              <w:rPr>
+                <w:rFonts w:eastAsia="標楷體"/>
+                <w:szCs w:val="22"/>
+              </w:rPr>
+              <w:t>林俊杰</w:t>
+            </w:r>
           </w:p>
         </w:tc>
       </w:tr>
@@ -6961,15 +6969,23 @@
               <w:bottom w:w="0" w:type="dxa"/>
               <w:right w:w="28" w:type="dxa"/>
             </w:tcMar>
+            <w:vAlign w:val="center"/>
           </w:tcPr>
           <w:p>
             <w:pPr>
-              <w:spacing w:line="240" w:lineRule="exact"/>
+              <w:jc w:val="both"/>
               <w:rPr>
                 <w:rFonts w:eastAsia="標楷體"/>
                 <w:sz w:val="28"/>
               </w:rPr>
             </w:pPr>
+            <w:r>
+              <w:rPr>
+                <w:rFonts w:eastAsia="標楷體"/>
+                <w:szCs w:val="22"/>
+              </w:rPr>
+              <w:t>救「舊」我的書</w:t>
+            </w:r>
           </w:p>
         </w:tc>
       </w:tr>
@@ -8353,6 +8369,7 @@
           </w:tcPr>
           <w:p>
             <w:pPr>
+              <w:autoSpaceDN/>
               <w:jc w:val="center"/>
               <w:rPr>
                 <w:rFonts w:eastAsia="標楷體"/>
@@ -8380,6 +8397,7 @@
           </w:tcPr>
           <w:p>
             <w:pPr>
+              <w:autoSpaceDN/>
               <w:jc w:val="center"/>
               <w:rPr>
                 <w:rFonts w:eastAsia="標楷體"/>
@@ -8410,6 +8428,7 @@
           </w:tcPr>
           <w:p>
             <w:pPr>
+              <w:autoSpaceDN/>
               <w:jc w:val="center"/>
               <w:rPr>
                 <w:rFonts w:eastAsia="標楷體"/>
@@ -8437,6 +8456,7 @@
           </w:tcPr>
           <w:p>
             <w:pPr>
+              <w:autoSpaceDN/>
               <w:jc w:val="right"/>
               <w:rPr>
                 <w:rFonts w:eastAsia="標楷體"/>
@@ -8490,6 +8510,8 @@
                 <w:ilvl w:val="0"/>
                 <w:numId w:val="12"/>
               </w:numPr>
+              <w:autoSpaceDN/>
+              <w:spacing w:line="288" w:lineRule="auto"/>
               <w:jc w:val="both"/>
               <w:rPr>
                 <w:rFonts w:eastAsia="標楷體"/>
@@ -8508,7 +8530,9 @@
           </w:p>
           <w:p>
             <w:pPr>
-              <w:ind w:firstLineChars="200" w:firstLine="480"/>
+              <w:autoSpaceDN/>
+              <w:spacing w:line="288" w:lineRule="auto"/>
+              <w:ind w:left="482" w:firstLineChars="200" w:firstLine="480"/>
               <w:jc w:val="both"/>
               <w:rPr>
                 <w:rFonts w:eastAsia="標楷體"/>
@@ -8523,7 +8547,9 @@
           </w:p>
           <w:p>
             <w:pPr>
-              <w:ind w:firstLineChars="200" w:firstLine="480"/>
+              <w:autoSpaceDN/>
+              <w:spacing w:line="288" w:lineRule="auto"/>
+              <w:ind w:left="482" w:firstLineChars="200" w:firstLine="480"/>
               <w:jc w:val="both"/>
               <w:rPr>
                 <w:rFonts w:eastAsia="標楷體"/>
@@ -8586,6 +8612,9 @@
           </w:p>
           <w:p>
             <w:pPr>
+              <w:autoSpaceDN/>
+              <w:spacing w:line="288" w:lineRule="auto"/>
+              <w:ind w:left="482"/>
               <w:jc w:val="both"/>
               <w:rPr>
                 <w:rFonts w:eastAsia="標楷體"/>
@@ -8604,7 +8633,9 @@
           </w:p>
           <w:p>
             <w:pPr>
-              <w:ind w:firstLineChars="200" w:firstLine="480"/>
+              <w:autoSpaceDN/>
+              <w:spacing w:line="288" w:lineRule="auto"/>
+              <w:ind w:left="482" w:firstLineChars="200" w:firstLine="480"/>
               <w:jc w:val="both"/>
               <w:rPr>
                 <w:rFonts w:eastAsia="標楷體"/>
@@ -8727,6 +8758,8 @@
           </w:p>
           <w:p>
             <w:pPr>
+              <w:autoSpaceDN/>
+              <w:spacing w:line="288" w:lineRule="auto"/>
               <w:jc w:val="center"/>
               <w:rPr>
                 <w:rFonts w:eastAsia="標楷體"/>
@@ -8738,9 +8771,9 @@
                 <w:color w:val="EE0000"/>
               </w:rPr>
               <w:drawing>
-                <wp:inline distT="0" distB="0" distL="0" distR="0" wp14:anchorId="50B32F5E" wp14:editId="56BC5406">
-                  <wp:extent cx="3980456" cy="2155335"/>
-                  <wp:effectExtent l="19050" t="19050" r="20320" b="16510"/>
+                <wp:inline distT="0" distB="0" distL="0" distR="0" wp14:anchorId="50B32F5E" wp14:editId="404C2474">
+                  <wp:extent cx="4632657" cy="2508489"/>
+                  <wp:effectExtent l="19050" t="19050" r="15875" b="25400"/>
                   <wp:docPr id="1296729937" name="圖片 1"/>
                   <wp:cNvGraphicFramePr>
                     <a:graphicFrameLocks xmlns:a="http://schemas.openxmlformats.org/drawingml/2006/main" noChangeAspect="1"/>
@@ -8753,7 +8786,7 @@
                           <pic:cNvPicPr/>
                         </pic:nvPicPr>
                         <pic:blipFill rotWithShape="1">
-                          <a:blip r:embed="rId10"/>
+                          <a:blip r:embed="rId11"/>
                           <a:srcRect l="5615" t="2192" r="5557" b="-1"/>
                           <a:stretch>
                             <a:fillRect/>
@@ -8762,7 +8795,7 @@
                         <pic:spPr bwMode="auto">
                           <a:xfrm>
                             <a:off x="0" y="0"/>
-                            <a:ext cx="3996776" cy="2164172"/>
+                            <a:ext cx="4662689" cy="2524751"/>
                           </a:xfrm>
                           <a:prstGeom prst="rect">
                             <a:avLst/>
@@ -8806,6 +8839,8 @@
           </w:p>
           <w:p>
             <w:pPr>
+              <w:autoSpaceDN/>
+              <w:spacing w:line="288" w:lineRule="auto"/>
               <w:jc w:val="center"/>
               <w:rPr>
                 <w:rFonts w:eastAsia="標楷體"/>
@@ -8832,16 +8867,92 @@
           </w:p>
           <w:p>
             <w:pPr>
+              <w:pageBreakBefore/>
+              <w:autoSpaceDN/>
+              <w:spacing w:line="288" w:lineRule="auto"/>
               <w:ind w:firstLineChars="200" w:firstLine="480"/>
               <w:jc w:val="both"/>
               <w:rPr>
                 <w:rFonts w:eastAsia="標楷體"/>
               </w:rPr>
             </w:pPr>
-            <w:r>
-              <w:rPr>
-                <w:rFonts w:eastAsia="標楷體"/>
-              </w:rPr>
+          </w:p>
+          <w:p>
+            <w:pPr>
+              <w:pageBreakBefore/>
+              <w:autoSpaceDN/>
+              <w:spacing w:line="288" w:lineRule="auto"/>
+              <w:ind w:firstLineChars="200" w:firstLine="480"/>
+              <w:jc w:val="both"/>
+              <w:rPr>
+                <w:rFonts w:eastAsia="標楷體"/>
+              </w:rPr>
+            </w:pPr>
+          </w:p>
+          <w:p>
+            <w:pPr>
+              <w:pageBreakBefore/>
+              <w:autoSpaceDN/>
+              <w:spacing w:line="288" w:lineRule="auto"/>
+              <w:ind w:firstLineChars="200" w:firstLine="480"/>
+              <w:jc w:val="both"/>
+              <w:rPr>
+                <w:rFonts w:eastAsia="標楷體"/>
+              </w:rPr>
+            </w:pPr>
+          </w:p>
+          <w:p>
+            <w:pPr>
+              <w:pageBreakBefore/>
+              <w:autoSpaceDN/>
+              <w:spacing w:line="288" w:lineRule="auto"/>
+              <w:ind w:firstLineChars="200" w:firstLine="480"/>
+              <w:jc w:val="both"/>
+              <w:rPr>
+                <w:rFonts w:eastAsia="標楷體"/>
+              </w:rPr>
+            </w:pPr>
+          </w:p>
+          <w:p>
+            <w:pPr>
+              <w:pageBreakBefore/>
+              <w:autoSpaceDN/>
+              <w:spacing w:line="288" w:lineRule="auto"/>
+              <w:ind w:firstLineChars="200" w:firstLine="480"/>
+              <w:jc w:val="both"/>
+              <w:rPr>
+                <w:rFonts w:eastAsia="標楷體"/>
+              </w:rPr>
+            </w:pPr>
+          </w:p>
+          <w:p>
+            <w:pPr>
+              <w:pageBreakBefore/>
+              <w:autoSpaceDN/>
+              <w:spacing w:line="288" w:lineRule="auto"/>
+              <w:ind w:firstLineChars="200" w:firstLine="480"/>
+              <w:jc w:val="both"/>
+              <w:rPr>
+                <w:rFonts w:eastAsia="標楷體"/>
+              </w:rPr>
+            </w:pPr>
+          </w:p>
+          <w:p>
+            <w:pPr>
+              <w:pageBreakBefore/>
+              <w:autoSpaceDN/>
+              <w:spacing w:line="288" w:lineRule="auto"/>
+              <w:ind w:left="482" w:firstLineChars="200" w:firstLine="480"/>
+              <w:jc w:val="both"/>
+              <w:rPr>
+                <w:rFonts w:eastAsia="標楷體"/>
+              </w:rPr>
+            </w:pPr>
+            <w:r>
+              <w:rPr>
+                <w:rFonts w:eastAsia="標楷體"/>
+              </w:rPr>
+              <w:lastRenderedPageBreak/>
               <w:t>為釐清現有平台之功能缺口，本專案彙整主要平台之功能差異如</w:t>
             </w:r>
             <w:r>
@@ -8871,6 +8982,8 @@
           </w:p>
           <w:p>
             <w:pPr>
+              <w:autoSpaceDN/>
+              <w:spacing w:line="288" w:lineRule="auto"/>
               <w:jc w:val="center"/>
               <w:rPr>
                 <w:rFonts w:eastAsia="標楷體"/>
@@ -8919,7 +9032,9 @@
                 </w:tcPr>
                 <w:p>
                   <w:pPr>
+                    <w:autoSpaceDN/>
                     <w:jc w:val="both"/>
+                    <w:textAlignment w:val="center"/>
                     <w:rPr>
                       <w:rFonts w:eastAsia="標楷體"/>
                     </w:rPr>
@@ -8964,7 +9079,9 @@
                 </w:tcPr>
                 <w:p>
                   <w:pPr>
+                    <w:autoSpaceDN/>
                     <w:jc w:val="center"/>
+                    <w:textAlignment w:val="center"/>
                     <w:rPr>
                       <w:rFonts w:eastAsia="標楷體"/>
                     </w:rPr>
@@ -8985,7 +9102,9 @@
                 </w:tcPr>
                 <w:p>
                   <w:pPr>
+                    <w:autoSpaceDN/>
                     <w:jc w:val="center"/>
+                    <w:textAlignment w:val="center"/>
                     <w:rPr>
                       <w:rFonts w:eastAsia="標楷體"/>
                     </w:rPr>
@@ -9006,7 +9125,9 @@
                 </w:tcPr>
                 <w:p>
                   <w:pPr>
+                    <w:autoSpaceDN/>
                     <w:jc w:val="center"/>
+                    <w:textAlignment w:val="center"/>
                     <w:rPr>
                       <w:rFonts w:eastAsia="標楷體"/>
                     </w:rPr>
@@ -9027,7 +9148,9 @@
                 </w:tcPr>
                 <w:p>
                   <w:pPr>
+                    <w:autoSpaceDN/>
                     <w:jc w:val="center"/>
+                    <w:textAlignment w:val="center"/>
                     <w:rPr>
                       <w:rFonts w:eastAsia="標楷體"/>
                     </w:rPr>
@@ -9048,7 +9171,9 @@
                 </w:tcPr>
                 <w:p>
                   <w:pPr>
+                    <w:autoSpaceDN/>
                     <w:jc w:val="center"/>
+                    <w:textAlignment w:val="center"/>
                     <w:rPr>
                       <w:rFonts w:eastAsia="標楷體"/>
                     </w:rPr>
@@ -9070,7 +9195,9 @@
                 </w:tcPr>
                 <w:p>
                   <w:pPr>
+                    <w:autoSpaceDN/>
                     <w:jc w:val="both"/>
+                    <w:textAlignment w:val="center"/>
                     <w:rPr>
                       <w:rFonts w:eastAsia="標楷體"/>
                     </w:rPr>
@@ -9096,7 +9223,9 @@
                 </w:tcPr>
                 <w:p>
                   <w:pPr>
+                    <w:autoSpaceDN/>
                     <w:jc w:val="center"/>
+                    <w:textAlignment w:val="center"/>
                     <w:rPr>
                       <w:rFonts w:eastAsia="標楷體"/>
                     </w:rPr>
@@ -9116,7 +9245,9 @@
                 </w:tcPr>
                 <w:p>
                   <w:pPr>
+                    <w:autoSpaceDN/>
                     <w:jc w:val="center"/>
+                    <w:textAlignment w:val="center"/>
                     <w:rPr>
                       <w:rFonts w:eastAsia="標楷體"/>
                     </w:rPr>
@@ -9130,7 +9261,9 @@
                 </w:tcPr>
                 <w:p>
                   <w:pPr>
+                    <w:autoSpaceDN/>
                     <w:jc w:val="center"/>
+                    <w:textAlignment w:val="center"/>
                     <w:rPr>
                       <w:rFonts w:eastAsia="標楷體"/>
                     </w:rPr>
@@ -9144,7 +9277,9 @@
                 </w:tcPr>
                 <w:p>
                   <w:pPr>
+                    <w:autoSpaceDN/>
                     <w:jc w:val="center"/>
+                    <w:textAlignment w:val="center"/>
                     <w:rPr>
                       <w:rFonts w:eastAsia="標楷體"/>
                     </w:rPr>
@@ -9158,7 +9293,9 @@
                 </w:tcPr>
                 <w:p>
                   <w:pPr>
+                    <w:autoSpaceDN/>
                     <w:jc w:val="center"/>
+                    <w:textAlignment w:val="center"/>
                     <w:rPr>
                       <w:rFonts w:eastAsia="標楷體"/>
                     </w:rPr>
@@ -9174,7 +9311,9 @@
                 </w:tcPr>
                 <w:p>
                   <w:pPr>
+                    <w:autoSpaceDN/>
                     <w:jc w:val="both"/>
+                    <w:textAlignment w:val="center"/>
                     <w:rPr>
                       <w:rFonts w:eastAsia="標楷體"/>
                     </w:rPr>
@@ -9194,7 +9333,9 @@
                 </w:tcPr>
                 <w:p>
                   <w:pPr>
+                    <w:autoSpaceDN/>
                     <w:jc w:val="center"/>
+                    <w:textAlignment w:val="center"/>
                     <w:rPr>
                       <w:rFonts w:eastAsia="標楷體"/>
                     </w:rPr>
@@ -9214,7 +9355,9 @@
                 </w:tcPr>
                 <w:p>
                   <w:pPr>
+                    <w:autoSpaceDN/>
                     <w:jc w:val="center"/>
+                    <w:textAlignment w:val="center"/>
                     <w:rPr>
                       <w:rFonts w:eastAsia="標楷體"/>
                     </w:rPr>
@@ -9234,7 +9377,9 @@
                 </w:tcPr>
                 <w:p>
                   <w:pPr>
+                    <w:autoSpaceDN/>
                     <w:jc w:val="center"/>
+                    <w:textAlignment w:val="center"/>
                     <w:rPr>
                       <w:rFonts w:eastAsia="標楷體"/>
                     </w:rPr>
@@ -9254,7 +9399,9 @@
                 </w:tcPr>
                 <w:p>
                   <w:pPr>
+                    <w:autoSpaceDN/>
                     <w:jc w:val="center"/>
+                    <w:textAlignment w:val="center"/>
                     <w:rPr>
                       <w:rFonts w:eastAsia="標楷體"/>
                     </w:rPr>
@@ -9274,7 +9421,9 @@
                 </w:tcPr>
                 <w:p>
                   <w:pPr>
+                    <w:autoSpaceDN/>
                     <w:jc w:val="center"/>
+                    <w:textAlignment w:val="center"/>
                     <w:rPr>
                       <w:rFonts w:eastAsia="標楷體"/>
                     </w:rPr>
@@ -9296,7 +9445,9 @@
                 </w:tcPr>
                 <w:p>
                   <w:pPr>
+                    <w:autoSpaceDN/>
                     <w:jc w:val="both"/>
+                    <w:textAlignment w:val="center"/>
                     <w:rPr>
                       <w:rFonts w:eastAsia="標楷體"/>
                     </w:rPr>
@@ -9316,7 +9467,9 @@
                 </w:tcPr>
                 <w:p>
                   <w:pPr>
+                    <w:autoSpaceDN/>
                     <w:jc w:val="center"/>
+                    <w:textAlignment w:val="center"/>
                     <w:rPr>
                       <w:rFonts w:eastAsia="標楷體"/>
                     </w:rPr>
@@ -9336,7 +9489,9 @@
                 </w:tcPr>
                 <w:p>
                   <w:pPr>
+                    <w:autoSpaceDN/>
                     <w:jc w:val="center"/>
+                    <w:textAlignment w:val="center"/>
                     <w:rPr>
                       <w:rFonts w:eastAsia="標楷體"/>
                     </w:rPr>
@@ -9356,7 +9511,9 @@
                 </w:tcPr>
                 <w:p>
                   <w:pPr>
+                    <w:autoSpaceDN/>
                     <w:jc w:val="center"/>
+                    <w:textAlignment w:val="center"/>
                     <w:rPr>
                       <w:rFonts w:eastAsia="標楷體"/>
                     </w:rPr>
@@ -9370,7 +9527,9 @@
                 </w:tcPr>
                 <w:p>
                   <w:pPr>
+                    <w:autoSpaceDN/>
                     <w:jc w:val="center"/>
+                    <w:textAlignment w:val="center"/>
                     <w:rPr>
                       <w:rFonts w:eastAsia="標楷體"/>
                     </w:rPr>
@@ -9384,7 +9543,9 @@
                 </w:tcPr>
                 <w:p>
                   <w:pPr>
+                    <w:autoSpaceDN/>
                     <w:jc w:val="center"/>
+                    <w:textAlignment w:val="center"/>
                     <w:rPr>
                       <w:rFonts w:eastAsia="標楷體"/>
                     </w:rPr>
@@ -9400,7 +9561,9 @@
                 </w:tcPr>
                 <w:p>
                   <w:pPr>
+                    <w:autoSpaceDN/>
                     <w:jc w:val="both"/>
+                    <w:textAlignment w:val="center"/>
                     <w:rPr>
                       <w:rFonts w:eastAsia="標楷體"/>
                     </w:rPr>
@@ -9420,7 +9583,9 @@
                 </w:tcPr>
                 <w:p>
                   <w:pPr>
+                    <w:autoSpaceDN/>
                     <w:jc w:val="center"/>
+                    <w:textAlignment w:val="center"/>
                     <w:rPr>
                       <w:rFonts w:eastAsia="標楷體"/>
                     </w:rPr>
@@ -9440,7 +9605,9 @@
                 </w:tcPr>
                 <w:p>
                   <w:pPr>
+                    <w:autoSpaceDN/>
                     <w:jc w:val="center"/>
+                    <w:textAlignment w:val="center"/>
                     <w:rPr>
                       <w:rFonts w:eastAsia="標楷體"/>
                     </w:rPr>
@@ -9454,7 +9621,9 @@
                 </w:tcPr>
                 <w:p>
                   <w:pPr>
+                    <w:autoSpaceDN/>
                     <w:jc w:val="center"/>
+                    <w:textAlignment w:val="center"/>
                     <w:rPr>
                       <w:rFonts w:eastAsia="標楷體"/>
                     </w:rPr>
@@ -9474,7 +9643,9 @@
                 </w:tcPr>
                 <w:p>
                   <w:pPr>
+                    <w:autoSpaceDN/>
                     <w:jc w:val="center"/>
+                    <w:textAlignment w:val="center"/>
                     <w:rPr>
                       <w:rFonts w:eastAsia="標楷體"/>
                     </w:rPr>
@@ -9488,7 +9659,9 @@
                 </w:tcPr>
                 <w:p>
                   <w:pPr>
+                    <w:autoSpaceDN/>
                     <w:jc w:val="center"/>
+                    <w:textAlignment w:val="center"/>
                     <w:rPr>
                       <w:rFonts w:eastAsia="標楷體"/>
                     </w:rPr>
@@ -9504,7 +9677,9 @@
                 </w:tcPr>
                 <w:p>
                   <w:pPr>
+                    <w:autoSpaceDN/>
                     <w:jc w:val="both"/>
+                    <w:textAlignment w:val="center"/>
                     <w:rPr>
                       <w:rFonts w:eastAsia="標楷體"/>
                     </w:rPr>
@@ -9524,7 +9699,9 @@
                 </w:tcPr>
                 <w:p>
                   <w:pPr>
+                    <w:autoSpaceDN/>
                     <w:jc w:val="center"/>
+                    <w:textAlignment w:val="center"/>
                     <w:rPr>
                       <w:rFonts w:eastAsia="標楷體"/>
                     </w:rPr>
@@ -9544,7 +9721,9 @@
                 </w:tcPr>
                 <w:p>
                   <w:pPr>
+                    <w:autoSpaceDN/>
                     <w:jc w:val="center"/>
+                    <w:textAlignment w:val="center"/>
                     <w:rPr>
                       <w:rFonts w:eastAsia="標楷體"/>
                     </w:rPr>
@@ -9558,7 +9737,9 @@
                 </w:tcPr>
                 <w:p>
                   <w:pPr>
+                    <w:autoSpaceDN/>
                     <w:jc w:val="center"/>
+                    <w:textAlignment w:val="center"/>
                     <w:rPr>
                       <w:rFonts w:eastAsia="標楷體"/>
                     </w:rPr>
@@ -9572,7 +9753,9 @@
                 </w:tcPr>
                 <w:p>
                   <w:pPr>
+                    <w:autoSpaceDN/>
                     <w:jc w:val="center"/>
+                    <w:textAlignment w:val="center"/>
                     <w:rPr>
                       <w:rFonts w:eastAsia="標楷體"/>
                     </w:rPr>
@@ -9586,7 +9769,9 @@
                 </w:tcPr>
                 <w:p>
                   <w:pPr>
+                    <w:autoSpaceDN/>
                     <w:jc w:val="center"/>
+                    <w:textAlignment w:val="center"/>
                     <w:rPr>
                       <w:rFonts w:eastAsia="標楷體"/>
                     </w:rPr>
@@ -9602,7 +9787,9 @@
                 </w:tcPr>
                 <w:p>
                   <w:pPr>
+                    <w:autoSpaceDN/>
                     <w:jc w:val="both"/>
+                    <w:textAlignment w:val="center"/>
                     <w:rPr>
                       <w:rFonts w:eastAsia="標楷體"/>
                     </w:rPr>
@@ -9622,7 +9809,9 @@
                 </w:tcPr>
                 <w:p>
                   <w:pPr>
+                    <w:autoSpaceDN/>
                     <w:jc w:val="center"/>
+                    <w:textAlignment w:val="center"/>
                     <w:rPr>
                       <w:rFonts w:eastAsia="標楷體"/>
                     </w:rPr>
@@ -9642,7 +9831,9 @@
                 </w:tcPr>
                 <w:p>
                   <w:pPr>
+                    <w:autoSpaceDN/>
                     <w:jc w:val="center"/>
+                    <w:textAlignment w:val="center"/>
                     <w:rPr>
                       <w:rFonts w:eastAsia="標楷體"/>
                     </w:rPr>
@@ -9662,7 +9853,9 @@
                 </w:tcPr>
                 <w:p>
                   <w:pPr>
+                    <w:autoSpaceDN/>
                     <w:jc w:val="center"/>
+                    <w:textAlignment w:val="center"/>
                     <w:rPr>
                       <w:rFonts w:eastAsia="標楷體"/>
                     </w:rPr>
@@ -9682,7 +9875,9 @@
                 </w:tcPr>
                 <w:p>
                   <w:pPr>
+                    <w:autoSpaceDN/>
                     <w:jc w:val="center"/>
+                    <w:textAlignment w:val="center"/>
                     <w:rPr>
                       <w:rFonts w:eastAsia="標楷體"/>
                     </w:rPr>
@@ -9696,7 +9891,9 @@
                 </w:tcPr>
                 <w:p>
                   <w:pPr>
+                    <w:autoSpaceDN/>
                     <w:jc w:val="center"/>
+                    <w:textAlignment w:val="center"/>
                     <w:rPr>
                       <w:rFonts w:eastAsia="標楷體"/>
                     </w:rPr>
@@ -9712,7 +9909,9 @@
                 </w:tcPr>
                 <w:p>
                   <w:pPr>
+                    <w:autoSpaceDN/>
                     <w:jc w:val="both"/>
+                    <w:textAlignment w:val="center"/>
                     <w:rPr>
                       <w:rFonts w:eastAsia="標楷體"/>
                     </w:rPr>
@@ -9732,7 +9931,9 @@
                 </w:tcPr>
                 <w:p>
                   <w:pPr>
+                    <w:autoSpaceDN/>
                     <w:jc w:val="center"/>
+                    <w:textAlignment w:val="center"/>
                     <w:rPr>
                       <w:rFonts w:eastAsia="標楷體"/>
                     </w:rPr>
@@ -9752,7 +9953,9 @@
                 </w:tcPr>
                 <w:p>
                   <w:pPr>
+                    <w:autoSpaceDN/>
                     <w:jc w:val="center"/>
+                    <w:textAlignment w:val="center"/>
                     <w:rPr>
                       <w:rFonts w:eastAsia="標楷體"/>
                     </w:rPr>
@@ -9772,7 +9975,9 @@
                 </w:tcPr>
                 <w:p>
                   <w:pPr>
+                    <w:autoSpaceDN/>
                     <w:jc w:val="center"/>
+                    <w:textAlignment w:val="center"/>
                     <w:rPr>
                       <w:rFonts w:eastAsia="標楷體"/>
                     </w:rPr>
@@ -9786,7 +9991,9 @@
                 </w:tcPr>
                 <w:p>
                   <w:pPr>
+                    <w:autoSpaceDN/>
                     <w:jc w:val="center"/>
+                    <w:textAlignment w:val="center"/>
                     <w:rPr>
                       <w:rFonts w:eastAsia="標楷體"/>
                     </w:rPr>
@@ -9800,7 +10007,9 @@
                 </w:tcPr>
                 <w:p>
                   <w:pPr>
+                    <w:autoSpaceDN/>
                     <w:jc w:val="center"/>
+                    <w:textAlignment w:val="center"/>
                     <w:rPr>
                       <w:rFonts w:eastAsia="標楷體"/>
                     </w:rPr>
@@ -9816,7 +10025,9 @@
                 </w:tcPr>
                 <w:p>
                   <w:pPr>
+                    <w:autoSpaceDN/>
                     <w:jc w:val="both"/>
+                    <w:textAlignment w:val="center"/>
                     <w:rPr>
                       <w:rFonts w:eastAsia="標楷體"/>
                     </w:rPr>
@@ -9836,7 +10047,9 @@
                 </w:tcPr>
                 <w:p>
                   <w:pPr>
+                    <w:autoSpaceDN/>
                     <w:jc w:val="center"/>
+                    <w:textAlignment w:val="center"/>
                     <w:rPr>
                       <w:rFonts w:eastAsia="標楷體"/>
                     </w:rPr>
@@ -9856,7 +10069,9 @@
                 </w:tcPr>
                 <w:p>
                   <w:pPr>
+                    <w:autoSpaceDN/>
                     <w:jc w:val="center"/>
+                    <w:textAlignment w:val="center"/>
                     <w:rPr>
                       <w:rFonts w:eastAsia="標楷體"/>
                     </w:rPr>
@@ -9876,7 +10091,9 @@
                 </w:tcPr>
                 <w:p>
                   <w:pPr>
+                    <w:autoSpaceDN/>
                     <w:jc w:val="center"/>
+                    <w:textAlignment w:val="center"/>
                     <w:rPr>
                       <w:rFonts w:eastAsia="標楷體"/>
                     </w:rPr>
@@ -9896,7 +10113,9 @@
                 </w:tcPr>
                 <w:p>
                   <w:pPr>
+                    <w:autoSpaceDN/>
                     <w:jc w:val="center"/>
+                    <w:textAlignment w:val="center"/>
                     <w:rPr>
                       <w:rFonts w:eastAsia="標楷體"/>
                     </w:rPr>
@@ -9916,7 +10135,9 @@
                 </w:tcPr>
                 <w:p>
                   <w:pPr>
+                    <w:autoSpaceDN/>
                     <w:jc w:val="center"/>
+                    <w:textAlignment w:val="center"/>
                     <w:rPr>
                       <w:rFonts w:eastAsia="標楷體"/>
                     </w:rPr>
@@ -9927,7 +10148,9 @@
           </w:tbl>
           <w:p>
             <w:pPr>
-              <w:ind w:firstLineChars="200" w:firstLine="480"/>
+              <w:autoSpaceDN/>
+              <w:spacing w:before="120" w:line="288" w:lineRule="auto"/>
+              <w:ind w:left="482" w:firstLineChars="200" w:firstLine="480"/>
               <w:jc w:val="both"/>
               <w:rPr>
                 <w:rFonts w:eastAsia="標楷體"/>
@@ -9937,7 +10160,6 @@
               <w:rPr>
                 <w:rFonts w:eastAsia="標楷體"/>
               </w:rPr>
-              <w:lastRenderedPageBreak/>
               <w:t>由表</w:t>
             </w:r>
             <w:r>
@@ -9979,6 +10201,9 @@
           </w:p>
           <w:p>
             <w:pPr>
+              <w:autoSpaceDN/>
+              <w:spacing w:line="288" w:lineRule="auto"/>
+              <w:ind w:left="482"/>
               <w:jc w:val="both"/>
               <w:rPr>
                 <w:rFonts w:eastAsia="標楷體"/>
@@ -9997,7 +10222,9 @@
           </w:p>
           <w:p>
             <w:pPr>
-              <w:ind w:firstLineChars="200" w:firstLine="480"/>
+              <w:autoSpaceDN/>
+              <w:spacing w:line="288" w:lineRule="auto"/>
+              <w:ind w:left="482" w:firstLineChars="200" w:firstLine="480"/>
               <w:jc w:val="both"/>
               <w:rPr>
                 <w:rFonts w:eastAsia="標楷體"/>
@@ -10031,6 +10258,12 @@
               <w:rPr>
                 <w:rFonts w:eastAsia="標楷體" w:hint="eastAsia"/>
               </w:rPr>
+              <w:t xml:space="preserve"> </w:t>
+            </w:r>
+            <w:r>
+              <w:rPr>
+                <w:rFonts w:eastAsia="標楷體" w:hint="eastAsia"/>
+              </w:rPr>
               <w:t>受訪者以「家裡空間不足，想清空但懶得處理」為最大困擾，其次為寄送流程繁瑣（</w:t>
             </w:r>
             <w:r>
@@ -10096,6 +10329,8 @@
           </w:p>
           <w:p>
             <w:pPr>
+              <w:autoSpaceDN/>
+              <w:spacing w:line="288" w:lineRule="auto"/>
               <w:ind w:left="357"/>
               <w:jc w:val="center"/>
               <w:rPr>
@@ -10125,7 +10360,7 @@
                           </pic:cNvPicPr>
                         </pic:nvPicPr>
                         <pic:blipFill rotWithShape="1">
-                          <a:blip r:embed="rId11" cstate="print">
+                          <a:blip r:embed="rId12" cstate="print">
                             <a:extLst>
                               <a:ext uri="{28A0092B-C50C-407E-A947-70E740481C1C}">
                                 <a14:useLocalDpi xmlns:a14="http://schemas.microsoft.com/office/drawing/2010/main" val="0"/>
@@ -10184,6 +10419,8 @@
           </w:p>
           <w:p>
             <w:pPr>
+              <w:autoSpaceDN/>
+              <w:spacing w:line="288" w:lineRule="auto"/>
               <w:ind w:left="357"/>
               <w:jc w:val="center"/>
               <w:rPr>
@@ -10211,6 +10448,9 @@
           </w:p>
           <w:p>
             <w:pPr>
+              <w:autoSpaceDN/>
+              <w:spacing w:line="288" w:lineRule="auto"/>
+              <w:ind w:left="482"/>
               <w:jc w:val="both"/>
               <w:rPr>
                 <w:rFonts w:eastAsia="標楷體"/>
@@ -10229,7 +10469,9 @@
           </w:p>
           <w:p>
             <w:pPr>
-              <w:ind w:firstLineChars="200" w:firstLine="480"/>
+              <w:autoSpaceDN/>
+              <w:spacing w:line="288" w:lineRule="auto"/>
+              <w:ind w:left="482" w:firstLineChars="200" w:firstLine="480"/>
               <w:jc w:val="both"/>
               <w:rPr>
                 <w:rFonts w:eastAsia="標楷體"/>
@@ -10263,6 +10505,12 @@
               <w:rPr>
                 <w:rFonts w:eastAsia="標楷體" w:hint="eastAsia"/>
               </w:rPr>
+              <w:t xml:space="preserve"> </w:t>
+            </w:r>
+            <w:r>
+              <w:rPr>
+                <w:rFonts w:eastAsia="標楷體" w:hint="eastAsia"/>
+              </w:rPr>
               <w:t>受訪者傾向採用「實體儲物櫃」方案，明顯高於「現狀即可」（</w:t>
             </w:r>
             <w:r>
@@ -10292,6 +10540,8 @@
           </w:p>
           <w:p>
             <w:pPr>
+              <w:autoSpaceDN/>
+              <w:spacing w:line="288" w:lineRule="auto"/>
               <w:ind w:left="357"/>
               <w:jc w:val="center"/>
               <w:rPr>
@@ -10320,7 +10570,7 @@
                           </pic:cNvPicPr>
                         </pic:nvPicPr>
                         <pic:blipFill rotWithShape="1">
-                          <a:blip r:embed="rId12" cstate="print">
+                          <a:blip r:embed="rId13" cstate="print">
                             <a:clrChange>
                               <a:clrFrom>
                                 <a:srgbClr val="FFFFFF"/>
@@ -10389,6 +10639,8 @@
           </w:p>
           <w:p>
             <w:pPr>
+              <w:autoSpaceDN/>
+              <w:spacing w:line="288" w:lineRule="auto"/>
               <w:jc w:val="center"/>
               <w:rPr>
                 <w:rFonts w:eastAsia="標楷體"/>
@@ -10415,6 +10667,9 @@
           </w:p>
           <w:p>
             <w:pPr>
+              <w:autoSpaceDN/>
+              <w:spacing w:line="288" w:lineRule="auto"/>
+              <w:ind w:left="482"/>
               <w:jc w:val="both"/>
               <w:rPr>
                 <w:rFonts w:eastAsia="標楷體"/>
@@ -10428,12 +10683,15 @@
                 <w:b/>
                 <w:bCs/>
               </w:rPr>
+              <w:lastRenderedPageBreak/>
               <w:t>（四）功能吸引力：自助化與自動化</w:t>
             </w:r>
           </w:p>
           <w:p>
             <w:pPr>
-              <w:ind w:firstLineChars="200" w:firstLine="480"/>
+              <w:autoSpaceDN/>
+              <w:spacing w:line="288" w:lineRule="auto"/>
+              <w:ind w:left="482" w:firstLineChars="200" w:firstLine="480"/>
               <w:jc w:val="both"/>
               <w:rPr>
                 <w:rFonts w:eastAsia="標楷體"/>
@@ -10467,6 +10725,12 @@
               <w:rPr>
                 <w:rFonts w:eastAsia="標楷體" w:hint="eastAsia"/>
               </w:rPr>
+              <w:t xml:space="preserve"> </w:t>
+            </w:r>
+            <w:r>
+              <w:rPr>
+                <w:rFonts w:eastAsia="標楷體" w:hint="eastAsia"/>
+              </w:rPr>
               <w:t>認為「</w:t>
             </w:r>
             <w:r>
@@ -10515,6 +10779,12 @@
               <w:rPr>
                 <w:rFonts w:eastAsia="標楷體" w:hint="eastAsia"/>
               </w:rPr>
+              <w:t xml:space="preserve"> </w:t>
+            </w:r>
+            <w:r>
+              <w:rPr>
+                <w:rFonts w:eastAsia="標楷體" w:hint="eastAsia"/>
+              </w:rPr>
               <w:t>受訪者認為</w:t>
             </w:r>
             <w:r>
@@ -10532,6 +10802,8 @@
           </w:p>
           <w:p>
             <w:pPr>
+              <w:autoSpaceDN/>
+              <w:spacing w:line="288" w:lineRule="auto"/>
               <w:ind w:left="357"/>
               <w:jc w:val="center"/>
               <w:rPr>
@@ -10560,7 +10832,7 @@
                           </pic:cNvPicPr>
                         </pic:nvPicPr>
                         <pic:blipFill rotWithShape="1">
-                          <a:blip r:embed="rId13" cstate="print">
+                          <a:blip r:embed="rId14" cstate="print">
                             <a:extLst>
                               <a:ext uri="{28A0092B-C50C-407E-A947-70E740481C1C}">
                                 <a14:useLocalDpi xmlns:a14="http://schemas.microsoft.com/office/drawing/2010/main" val="0"/>
@@ -10619,6 +10891,8 @@
           </w:p>
           <w:p>
             <w:pPr>
+              <w:autoSpaceDN/>
+              <w:spacing w:line="288" w:lineRule="auto"/>
               <w:ind w:left="357"/>
               <w:jc w:val="center"/>
               <w:rPr>
@@ -10646,7 +10920,9 @@
           </w:p>
           <w:p>
             <w:pPr>
-              <w:ind w:firstLineChars="200" w:firstLine="480"/>
+              <w:autoSpaceDN/>
+              <w:spacing w:line="288" w:lineRule="auto"/>
+              <w:ind w:left="482" w:firstLineChars="200" w:firstLine="480"/>
               <w:jc w:val="both"/>
               <w:rPr>
                 <w:rFonts w:eastAsia="標楷體"/>
@@ -10656,13 +10932,14 @@
               <w:rPr>
                 <w:rFonts w:eastAsia="標楷體"/>
               </w:rPr>
-              <w:lastRenderedPageBreak/>
               <w:t>綜合問卷結果與競品分析，現有交易管道缺乏專屬整合平台、面交與寄送流程之不便為阻礙交易之主要障礙，而使用者對實體儲物櫃方案、自助化操作及書況透明度展現高度期待，此為本系統功能規劃與設計方向提供明確依據。</w:t>
             </w:r>
           </w:p>
           <w:p>
             <w:pPr>
-              <w:ind w:firstLineChars="200" w:firstLine="480"/>
+              <w:autoSpaceDN/>
+              <w:spacing w:line="288" w:lineRule="auto"/>
+              <w:ind w:left="482" w:firstLineChars="200" w:firstLine="480"/>
               <w:jc w:val="both"/>
               <w:rPr>
                 <w:rFonts w:eastAsia="標楷體"/>
@@ -10679,10 +10956,12 @@
             <w:pPr>
               <w:pStyle w:val="ad"/>
               <w:numPr>
-                <w:ilvl w:val="1"/>
-                <w:numId w:val="29"/>
+                <w:ilvl w:val="0"/>
+                <w:numId w:val="36"/>
               </w:numPr>
-              <w:ind w:left="720"/>
+              <w:autoSpaceDN/>
+              <w:spacing w:line="288" w:lineRule="auto"/>
+              <w:ind w:left="955"/>
               <w:jc w:val="both"/>
               <w:rPr>
                 <w:rFonts w:eastAsia="標楷體"/>
@@ -10711,10 +10990,12 @@
             <w:pPr>
               <w:pStyle w:val="ad"/>
               <w:numPr>
-                <w:ilvl w:val="1"/>
-                <w:numId w:val="29"/>
+                <w:ilvl w:val="0"/>
+                <w:numId w:val="36"/>
               </w:numPr>
-              <w:ind w:left="720"/>
+              <w:autoSpaceDN/>
+              <w:spacing w:line="288" w:lineRule="auto"/>
+              <w:ind w:left="955"/>
               <w:jc w:val="both"/>
               <w:rPr>
                 <w:rFonts w:eastAsia="標楷體"/>
@@ -10743,10 +11024,12 @@
             <w:pPr>
               <w:pStyle w:val="ad"/>
               <w:numPr>
-                <w:ilvl w:val="1"/>
-                <w:numId w:val="29"/>
+                <w:ilvl w:val="0"/>
+                <w:numId w:val="36"/>
               </w:numPr>
-              <w:ind w:left="720"/>
+              <w:autoSpaceDN/>
+              <w:spacing w:line="288" w:lineRule="auto"/>
+              <w:ind w:left="955"/>
               <w:jc w:val="both"/>
               <w:rPr>
                 <w:rFonts w:eastAsia="標楷體"/>
@@ -10763,10 +11046,12 @@
             <w:pPr>
               <w:pStyle w:val="ad"/>
               <w:numPr>
-                <w:ilvl w:val="1"/>
-                <w:numId w:val="29"/>
+                <w:ilvl w:val="0"/>
+                <w:numId w:val="36"/>
               </w:numPr>
-              <w:ind w:left="720"/>
+              <w:autoSpaceDN/>
+              <w:spacing w:line="288" w:lineRule="auto"/>
+              <w:ind w:left="955"/>
               <w:jc w:val="both"/>
               <w:rPr>
                 <w:rFonts w:eastAsia="標楷體"/>
@@ -10783,10 +11068,12 @@
             <w:pPr>
               <w:pStyle w:val="ad"/>
               <w:numPr>
-                <w:ilvl w:val="1"/>
-                <w:numId w:val="29"/>
+                <w:ilvl w:val="0"/>
+                <w:numId w:val="36"/>
               </w:numPr>
-              <w:ind w:left="720"/>
+              <w:autoSpaceDN/>
+              <w:spacing w:line="288" w:lineRule="auto"/>
+              <w:ind w:left="955"/>
               <w:jc w:val="both"/>
               <w:rPr>
                 <w:rFonts w:eastAsia="標楷體"/>
@@ -10798,6 +11085,16 @@
               </w:rPr>
               <w:t>強化交易安全：規劃於後續階段導入區塊鏈智慧合約進行代幣化金流託管，確保資金安全與交易透明。</w:t>
             </w:r>
+          </w:p>
+          <w:p>
+            <w:pPr>
+              <w:autoSpaceDN/>
+              <w:spacing w:line="288" w:lineRule="auto"/>
+              <w:jc w:val="both"/>
+              <w:rPr>
+                <w:rFonts w:eastAsia="標楷體" w:hint="eastAsia"/>
+              </w:rPr>
+            </w:pPr>
           </w:p>
           <w:p>
             <w:pPr>
@@ -10805,6 +11102,8 @@
                 <w:ilvl w:val="0"/>
                 <w:numId w:val="12"/>
               </w:numPr>
+              <w:autoSpaceDN/>
+              <w:spacing w:line="288" w:lineRule="auto"/>
               <w:jc w:val="both"/>
               <w:rPr>
                 <w:rFonts w:eastAsia="標楷體"/>
@@ -10823,7 +11122,9 @@
           </w:p>
           <w:p>
             <w:pPr>
-              <w:ind w:firstLineChars="200" w:firstLine="480"/>
+              <w:autoSpaceDN/>
+              <w:spacing w:line="288" w:lineRule="auto"/>
+              <w:ind w:left="482" w:firstLineChars="200" w:firstLine="480"/>
               <w:jc w:val="both"/>
               <w:rPr>
                 <w:rFonts w:eastAsia="標楷體"/>
@@ -10958,6 +11259,9 @@
           </w:p>
           <w:p>
             <w:pPr>
+              <w:autoSpaceDN/>
+              <w:spacing w:line="288" w:lineRule="auto"/>
+              <w:ind w:left="482"/>
               <w:jc w:val="both"/>
               <w:rPr>
                 <w:rFonts w:eastAsia="標楷體"/>
@@ -10984,21 +11288,26 @@
           </w:p>
           <w:p>
             <w:pPr>
-              <w:ind w:firstLineChars="200" w:firstLine="480"/>
+              <w:autoSpaceDN/>
+              <w:spacing w:line="288" w:lineRule="auto"/>
+              <w:ind w:left="482" w:firstLineChars="200" w:firstLine="480"/>
               <w:jc w:val="both"/>
               <w:rPr>
-                <w:rFonts w:eastAsia="標楷體"/>
-              </w:rPr>
-            </w:pPr>
-            <w:r>
-              <w:rPr>
-                <w:rFonts w:eastAsia="標楷體" w:hint="eastAsia"/>
-              </w:rPr>
+                <w:rFonts w:eastAsia="標楷體" w:hint="eastAsia"/>
+              </w:rPr>
+            </w:pPr>
+            <w:r>
+              <w:rPr>
+                <w:rFonts w:eastAsia="標楷體" w:hint="eastAsia"/>
+              </w:rPr>
+              <w:lastRenderedPageBreak/>
               <w:t>針對書籍瀏覽、搜尋與基本溝通，規劃首頁市集（雙欄式卡片設計，展示封面、書名、售價與新舊標籤）、書籍詳細資訊（呈現定價與二手價，並設「直接購買」「加入收藏」）、搜尋介面（關鍵字與歷史紀錄）及系統推播之通知中心等四大核心頁面。</w:t>
             </w:r>
           </w:p>
           <w:p>
             <w:pPr>
+              <w:autoSpaceDN/>
+              <w:spacing w:line="288" w:lineRule="auto"/>
               <w:jc w:val="center"/>
               <w:rPr>
                 <w:rFonts w:eastAsia="標楷體"/>
@@ -11027,21 +11336,24 @@
             <w:tblPr>
               <w:tblStyle w:val="af5"/>
               <w:tblW w:w="0" w:type="auto"/>
+              <w:tblInd w:w="96" w:type="dxa"/>
               <w:tblLook w:val="04A0" w:firstRow="1" w:lastRow="0" w:firstColumn="1" w:lastColumn="0" w:noHBand="0" w:noVBand="1"/>
             </w:tblPr>
             <w:tblGrid>
-              <w:gridCol w:w="2531"/>
-              <w:gridCol w:w="2531"/>
-              <w:gridCol w:w="2531"/>
-              <w:gridCol w:w="2532"/>
+              <w:gridCol w:w="2480"/>
+              <w:gridCol w:w="2481"/>
+              <w:gridCol w:w="2481"/>
+              <w:gridCol w:w="2481"/>
             </w:tblGrid>
             <w:tr>
               <w:tc>
                 <w:tcPr>
-                  <w:tcW w:w="2531" w:type="dxa"/>
+                  <w:tcW w:w="2480" w:type="dxa"/>
                 </w:tcPr>
                 <w:p>
                   <w:pPr>
+                    <w:autoSpaceDN/>
+                    <w:spacing w:line="288" w:lineRule="auto"/>
                     <w:jc w:val="center"/>
                     <w:rPr>
                       <w:rFonts w:eastAsia="標楷體"/>
@@ -11056,6 +11368,8 @@
                 </w:p>
                 <w:p>
                   <w:pPr>
+                    <w:autoSpaceDN/>
+                    <w:spacing w:line="288" w:lineRule="auto"/>
                     <w:jc w:val="center"/>
                     <w:rPr>
                       <w:rFonts w:eastAsia="標楷體"/>
@@ -11083,7 +11397,7 @@
                                 </pic:cNvPicPr>
                               </pic:nvPicPr>
                               <pic:blipFill>
-                                <a:blip r:embed="rId14" cstate="print">
+                                <a:blip r:embed="rId15" cstate="print">
                                   <a:extLst>
                                     <a:ext uri="{28A0092B-C50C-407E-A947-70E740481C1C}">
                                       <a14:useLocalDpi xmlns:a14="http://schemas.microsoft.com/office/drawing/2010/main" val="0"/>
@@ -11118,10 +11432,12 @@
               </w:tc>
               <w:tc>
                 <w:tcPr>
-                  <w:tcW w:w="2531" w:type="dxa"/>
+                  <w:tcW w:w="2481" w:type="dxa"/>
                 </w:tcPr>
                 <w:p>
                   <w:pPr>
+                    <w:autoSpaceDN/>
+                    <w:spacing w:line="288" w:lineRule="auto"/>
                     <w:jc w:val="center"/>
                     <w:rPr>
                       <w:rFonts w:eastAsia="標楷體"/>
@@ -11136,6 +11452,8 @@
                 </w:p>
                 <w:p>
                   <w:pPr>
+                    <w:autoSpaceDN/>
+                    <w:spacing w:line="288" w:lineRule="auto"/>
                     <w:jc w:val="center"/>
                     <w:rPr>
                       <w:rFonts w:eastAsia="標楷體"/>
@@ -11163,7 +11481,7 @@
                                 </pic:cNvPicPr>
                               </pic:nvPicPr>
                               <pic:blipFill>
-                                <a:blip r:embed="rId15" cstate="print">
+                                <a:blip r:embed="rId16" cstate="print">
                                   <a:extLst>
                                     <a:ext uri="{28A0092B-C50C-407E-A947-70E740481C1C}">
                                       <a14:useLocalDpi xmlns:a14="http://schemas.microsoft.com/office/drawing/2010/main" val="0"/>
@@ -11198,10 +11516,12 @@
               </w:tc>
               <w:tc>
                 <w:tcPr>
-                  <w:tcW w:w="2531" w:type="dxa"/>
+                  <w:tcW w:w="2481" w:type="dxa"/>
                 </w:tcPr>
                 <w:p>
                   <w:pPr>
+                    <w:autoSpaceDN/>
+                    <w:spacing w:line="288" w:lineRule="auto"/>
                     <w:jc w:val="center"/>
                     <w:rPr>
                       <w:rFonts w:eastAsia="標楷體"/>
@@ -11216,6 +11536,8 @@
                 </w:p>
                 <w:p>
                   <w:pPr>
+                    <w:autoSpaceDN/>
+                    <w:spacing w:line="288" w:lineRule="auto"/>
                     <w:jc w:val="center"/>
                     <w:rPr>
                       <w:rFonts w:eastAsia="標楷體"/>
@@ -11243,7 +11565,7 @@
                                 </pic:cNvPicPr>
                               </pic:nvPicPr>
                               <pic:blipFill>
-                                <a:blip r:embed="rId16" cstate="print">
+                                <a:blip r:embed="rId17" cstate="print">
                                   <a:extLst>
                                     <a:ext uri="{28A0092B-C50C-407E-A947-70E740481C1C}">
                                       <a14:useLocalDpi xmlns:a14="http://schemas.microsoft.com/office/drawing/2010/main" val="0"/>
@@ -11278,10 +11600,12 @@
               </w:tc>
               <w:tc>
                 <w:tcPr>
-                  <w:tcW w:w="2532" w:type="dxa"/>
+                  <w:tcW w:w="2481" w:type="dxa"/>
                 </w:tcPr>
                 <w:p>
                   <w:pPr>
+                    <w:autoSpaceDN/>
+                    <w:spacing w:line="288" w:lineRule="auto"/>
                     <w:jc w:val="center"/>
                     <w:rPr>
                       <w:rFonts w:eastAsia="標楷體"/>
@@ -11296,6 +11620,8 @@
                 </w:p>
                 <w:p>
                   <w:pPr>
+                    <w:autoSpaceDN/>
+                    <w:spacing w:line="288" w:lineRule="auto"/>
                     <w:jc w:val="center"/>
                     <w:rPr>
                       <w:rFonts w:eastAsia="標楷體"/>
@@ -11306,7 +11632,7 @@
                       <w:noProof/>
                     </w:rPr>
                     <w:drawing>
-                      <wp:inline distT="0" distB="0" distL="0" distR="0" wp14:anchorId="30A3DECF" wp14:editId="305E678B">
+                      <wp:inline distT="0" distB="0" distL="0" distR="0" wp14:anchorId="30A3DECF" wp14:editId="1B4040C3">
                         <wp:extent cx="1126298" cy="2449195"/>
                         <wp:effectExtent l="0" t="0" r="0" b="8255"/>
                         <wp:docPr id="899293711" name="圖片 1"/>
@@ -11323,7 +11649,7 @@
                                 </pic:cNvPicPr>
                               </pic:nvPicPr>
                               <pic:blipFill>
-                                <a:blip r:embed="rId17" cstate="print">
+                                <a:blip r:embed="rId18" cstate="print">
                                   <a:extLst>
                                     <a:ext uri="{28A0092B-C50C-407E-A947-70E740481C1C}">
                                       <a14:useLocalDpi xmlns:a14="http://schemas.microsoft.com/office/drawing/2010/main" val="0"/>
@@ -11360,6 +11686,9 @@
           </w:tbl>
           <w:p>
             <w:pPr>
+              <w:autoSpaceDN/>
+              <w:spacing w:before="120" w:line="288" w:lineRule="auto"/>
+              <w:ind w:left="482"/>
               <w:jc w:val="both"/>
               <w:rPr>
                 <w:rFonts w:eastAsia="標楷體"/>
@@ -11386,7 +11715,9 @@
           </w:p>
           <w:p>
             <w:pPr>
-              <w:ind w:firstLineChars="200" w:firstLine="480"/>
+              <w:autoSpaceDN/>
+              <w:spacing w:line="288" w:lineRule="auto"/>
+              <w:ind w:left="482" w:firstLineChars="200" w:firstLine="480"/>
               <w:jc w:val="both"/>
               <w:rPr>
                 <w:rFonts w:eastAsia="標楷體"/>
@@ -11402,7 +11733,7 @@
               <w:rPr>
                 <w:rFonts w:eastAsia="標楷體" w:hint="eastAsia"/>
               </w:rPr>
-              <w:t xml:space="preserve"> App </w:t>
+              <w:t>App</w:t>
             </w:r>
             <w:r>
               <w:rPr>
@@ -11414,7 +11745,7 @@
               <w:rPr>
                 <w:rFonts w:eastAsia="標楷體" w:hint="eastAsia"/>
               </w:rPr>
-              <w:t xml:space="preserve">App </w:t>
+              <w:t>App</w:t>
             </w:r>
             <w:r>
               <w:rPr>
@@ -11426,7 +11757,7 @@
               <w:rPr>
                 <w:rFonts w:eastAsia="標楷體" w:hint="eastAsia"/>
               </w:rPr>
-              <w:t xml:space="preserve"> QR Code </w:t>
+              <w:t>QR Code</w:t>
             </w:r>
             <w:r>
               <w:rPr>
@@ -11438,7 +11769,7 @@
               <w:rPr>
                 <w:rFonts w:eastAsia="標楷體" w:hint="eastAsia"/>
               </w:rPr>
-              <w:t xml:space="preserve"> A01 </w:t>
+              <w:t>A01</w:t>
             </w:r>
             <w:r>
               <w:rPr>
@@ -11450,6 +11781,8 @@
           <w:p>
             <w:pPr>
               <w:keepNext/>
+              <w:autoSpaceDN/>
+              <w:spacing w:line="288" w:lineRule="auto"/>
               <w:jc w:val="center"/>
               <w:rPr>
                 <w:rFonts w:eastAsia="標楷體"/>
@@ -11459,7 +11792,6 @@
               <w:rPr>
                 <w:rFonts w:eastAsia="標楷體" w:hint="eastAsia"/>
               </w:rPr>
-              <w:lastRenderedPageBreak/>
               <w:t>表</w:t>
             </w:r>
             <w:r>
@@ -11479,22 +11811,25 @@
             <w:tblPr>
               <w:tblStyle w:val="af5"/>
               <w:tblW w:w="0" w:type="auto"/>
+              <w:tblInd w:w="96" w:type="dxa"/>
               <w:tblLook w:val="04A0" w:firstRow="1" w:lastRow="0" w:firstColumn="1" w:lastColumn="0" w:noHBand="0" w:noVBand="1"/>
             </w:tblPr>
             <w:tblGrid>
-              <w:gridCol w:w="2531"/>
-              <w:gridCol w:w="2531"/>
-              <w:gridCol w:w="2531"/>
-              <w:gridCol w:w="2532"/>
+              <w:gridCol w:w="2480"/>
+              <w:gridCol w:w="2481"/>
+              <w:gridCol w:w="2481"/>
+              <w:gridCol w:w="2481"/>
             </w:tblGrid>
             <w:tr>
               <w:tc>
                 <w:tcPr>
-                  <w:tcW w:w="2531" w:type="dxa"/>
+                  <w:tcW w:w="2480" w:type="dxa"/>
                 </w:tcPr>
                 <w:p>
                   <w:pPr>
                     <w:keepNext/>
+                    <w:autoSpaceDN/>
+                    <w:spacing w:line="288" w:lineRule="auto"/>
                     <w:jc w:val="center"/>
                     <w:rPr>
                       <w:rFonts w:eastAsia="標楷體"/>
@@ -11509,6 +11844,8 @@
                 </w:p>
                 <w:p>
                   <w:pPr>
+                    <w:autoSpaceDN/>
+                    <w:spacing w:line="288" w:lineRule="auto"/>
                     <w:jc w:val="center"/>
                     <w:rPr>
                       <w:rFonts w:eastAsia="標楷體"/>
@@ -11536,7 +11873,7 @@
                                 </pic:cNvPicPr>
                               </pic:nvPicPr>
                               <pic:blipFill>
-                                <a:blip r:embed="rId18" cstate="print">
+                                <a:blip r:embed="rId19" cstate="print">
                                   <a:extLst>
                                     <a:ext uri="{28A0092B-C50C-407E-A947-70E740481C1C}">
                                       <a14:useLocalDpi xmlns:a14="http://schemas.microsoft.com/office/drawing/2010/main" val="0"/>
@@ -11571,10 +11908,12 @@
               </w:tc>
               <w:tc>
                 <w:tcPr>
-                  <w:tcW w:w="2531" w:type="dxa"/>
+                  <w:tcW w:w="2481" w:type="dxa"/>
                 </w:tcPr>
                 <w:p>
                   <w:pPr>
+                    <w:autoSpaceDN/>
+                    <w:spacing w:line="288" w:lineRule="auto"/>
                     <w:jc w:val="center"/>
                     <w:rPr>
                       <w:rFonts w:eastAsia="標楷體"/>
@@ -11589,6 +11928,8 @@
                 </w:p>
                 <w:p>
                   <w:pPr>
+                    <w:autoSpaceDN/>
+                    <w:spacing w:line="288" w:lineRule="auto"/>
                     <w:jc w:val="center"/>
                     <w:rPr>
                       <w:rFonts w:eastAsia="標楷體"/>
@@ -11599,7 +11940,7 @@
                       <w:noProof/>
                     </w:rPr>
                     <w:drawing>
-                      <wp:inline distT="0" distB="0" distL="0" distR="0" wp14:anchorId="1EC79CE3" wp14:editId="4D898920">
+                      <wp:inline distT="0" distB="0" distL="0" distR="0" wp14:anchorId="1EC79CE3" wp14:editId="06AC4E30">
                         <wp:extent cx="1328427" cy="2888733"/>
                         <wp:effectExtent l="0" t="0" r="5080" b="0"/>
                         <wp:docPr id="1209426469" name="圖片 18"/>
@@ -11616,7 +11957,7 @@
                                 </pic:cNvPicPr>
                               </pic:nvPicPr>
                               <pic:blipFill>
-                                <a:blip r:embed="rId19" cstate="print">
+                                <a:blip r:embed="rId20" cstate="print">
                                   <a:extLst>
                                     <a:ext uri="{28A0092B-C50C-407E-A947-70E740481C1C}">
                                       <a14:useLocalDpi xmlns:a14="http://schemas.microsoft.com/office/drawing/2010/main" val="0"/>
@@ -11651,10 +11992,12 @@
               </w:tc>
               <w:tc>
                 <w:tcPr>
-                  <w:tcW w:w="2531" w:type="dxa"/>
+                  <w:tcW w:w="2481" w:type="dxa"/>
                 </w:tcPr>
                 <w:p>
                   <w:pPr>
+                    <w:autoSpaceDN/>
+                    <w:spacing w:line="288" w:lineRule="auto"/>
                     <w:jc w:val="center"/>
                     <w:rPr>
                       <w:rFonts w:eastAsia="標楷體"/>
@@ -11669,6 +12012,8 @@
                 </w:p>
                 <w:p>
                   <w:pPr>
+                    <w:autoSpaceDN/>
+                    <w:spacing w:line="288" w:lineRule="auto"/>
                     <w:jc w:val="center"/>
                     <w:rPr>
                       <w:rFonts w:eastAsia="標楷體"/>
@@ -11696,7 +12041,7 @@
                                 </pic:cNvPicPr>
                               </pic:nvPicPr>
                               <pic:blipFill>
-                                <a:blip r:embed="rId20" cstate="print">
+                                <a:blip r:embed="rId21" cstate="print">
                                   <a:extLst>
                                     <a:ext uri="{28A0092B-C50C-407E-A947-70E740481C1C}">
                                       <a14:useLocalDpi xmlns:a14="http://schemas.microsoft.com/office/drawing/2010/main" val="0"/>
@@ -11731,10 +12076,12 @@
               </w:tc>
               <w:tc>
                 <w:tcPr>
-                  <w:tcW w:w="2532" w:type="dxa"/>
+                  <w:tcW w:w="2481" w:type="dxa"/>
                 </w:tcPr>
                 <w:p>
                   <w:pPr>
+                    <w:autoSpaceDN/>
+                    <w:spacing w:line="288" w:lineRule="auto"/>
                     <w:jc w:val="center"/>
                     <w:rPr>
                       <w:rFonts w:eastAsia="標楷體"/>
@@ -11749,6 +12096,8 @@
                 </w:p>
                 <w:p>
                   <w:pPr>
+                    <w:autoSpaceDN/>
+                    <w:spacing w:line="288" w:lineRule="auto"/>
                     <w:jc w:val="center"/>
                     <w:rPr>
                       <w:rFonts w:eastAsia="標楷體"/>
@@ -11759,7 +12108,7 @@
                       <w:noProof/>
                     </w:rPr>
                     <w:drawing>
-                      <wp:inline distT="0" distB="0" distL="0" distR="0" wp14:anchorId="5E697410" wp14:editId="4C46A735">
+                      <wp:inline distT="0" distB="0" distL="0" distR="0" wp14:anchorId="5E697410" wp14:editId="7CDB5DD9">
                         <wp:extent cx="1348243" cy="2930996"/>
                         <wp:effectExtent l="0" t="0" r="4445" b="3175"/>
                         <wp:docPr id="1063710740" name="圖片 5"/>
@@ -11776,7 +12125,7 @@
                                 </pic:cNvPicPr>
                               </pic:nvPicPr>
                               <pic:blipFill>
-                                <a:blip r:embed="rId21" cstate="print">
+                                <a:blip r:embed="rId22" cstate="print">
                                   <a:extLst>
                                     <a:ext uri="{28A0092B-C50C-407E-A947-70E740481C1C}">
                                       <a14:useLocalDpi xmlns:a14="http://schemas.microsoft.com/office/drawing/2010/main" val="0"/>
@@ -11813,6 +12162,9 @@
           </w:tbl>
           <w:p>
             <w:pPr>
+              <w:autoSpaceDN/>
+              <w:spacing w:before="120" w:line="288" w:lineRule="auto"/>
+              <w:ind w:left="482"/>
               <w:jc w:val="both"/>
               <w:rPr>
                 <w:rFonts w:eastAsia="標楷體"/>
@@ -11839,7 +12191,9 @@
           </w:p>
           <w:p>
             <w:pPr>
-              <w:ind w:firstLineChars="200" w:firstLine="480"/>
+              <w:autoSpaceDN/>
+              <w:spacing w:line="288" w:lineRule="auto"/>
+              <w:ind w:left="482" w:firstLineChars="200" w:firstLine="480"/>
               <w:jc w:val="both"/>
               <w:rPr>
                 <w:rFonts w:eastAsia="標楷體"/>
@@ -11849,13 +12203,14 @@
               <w:rPr>
                 <w:rFonts w:eastAsia="標楷體" w:hint="eastAsia"/>
               </w:rPr>
+              <w:lastRenderedPageBreak/>
               <w:t>為解決傳統平台手動輸入資料之痛點，賣家僅需掃描</w:t>
             </w:r>
             <w:r>
               <w:rPr>
                 <w:rFonts w:eastAsia="標楷體" w:hint="eastAsia"/>
               </w:rPr>
-              <w:t xml:space="preserve"> ISBN</w:t>
+              <w:t>ISBN</w:t>
             </w:r>
             <w:r>
               <w:rPr>
@@ -11867,6 +12222,8 @@
           <w:p>
             <w:pPr>
               <w:keepNext/>
+              <w:autoSpaceDN/>
+              <w:spacing w:line="288" w:lineRule="auto"/>
               <w:jc w:val="center"/>
               <w:rPr>
                 <w:rFonts w:eastAsia="標楷體"/>
@@ -11895,22 +12252,25 @@
             <w:tblPr>
               <w:tblStyle w:val="af5"/>
               <w:tblW w:w="0" w:type="auto"/>
+              <w:tblInd w:w="96" w:type="dxa"/>
               <w:tblLook w:val="04A0" w:firstRow="1" w:lastRow="0" w:firstColumn="1" w:lastColumn="0" w:noHBand="0" w:noVBand="1"/>
             </w:tblPr>
             <w:tblGrid>
-              <w:gridCol w:w="2531"/>
-              <w:gridCol w:w="2531"/>
-              <w:gridCol w:w="2531"/>
-              <w:gridCol w:w="2532"/>
+              <w:gridCol w:w="2480"/>
+              <w:gridCol w:w="2481"/>
+              <w:gridCol w:w="2481"/>
+              <w:gridCol w:w="2481"/>
             </w:tblGrid>
             <w:tr>
               <w:tc>
                 <w:tcPr>
-                  <w:tcW w:w="2531" w:type="dxa"/>
+                  <w:tcW w:w="2480" w:type="dxa"/>
                 </w:tcPr>
                 <w:p>
                   <w:pPr>
                     <w:keepNext/>
+                    <w:autoSpaceDN/>
+                    <w:spacing w:line="288" w:lineRule="auto"/>
                     <w:jc w:val="center"/>
                     <w:rPr>
                       <w:rFonts w:eastAsia="標楷體"/>
@@ -11931,6 +12291,8 @@
                 </w:p>
                 <w:p>
                   <w:pPr>
+                    <w:autoSpaceDN/>
+                    <w:spacing w:line="288" w:lineRule="auto"/>
                     <w:jc w:val="center"/>
                     <w:rPr>
                       <w:rFonts w:eastAsia="標楷體"/>
@@ -11958,7 +12320,7 @@
                                 </pic:cNvPicPr>
                               </pic:nvPicPr>
                               <pic:blipFill>
-                                <a:blip r:embed="rId22" cstate="print">
+                                <a:blip r:embed="rId23" cstate="print">
                                   <a:extLst>
                                     <a:ext uri="{28A0092B-C50C-407E-A947-70E740481C1C}">
                                       <a14:useLocalDpi xmlns:a14="http://schemas.microsoft.com/office/drawing/2010/main" val="0"/>
@@ -11993,10 +12355,12 @@
               </w:tc>
               <w:tc>
                 <w:tcPr>
-                  <w:tcW w:w="2531" w:type="dxa"/>
+                  <w:tcW w:w="2481" w:type="dxa"/>
                 </w:tcPr>
                 <w:p>
                   <w:pPr>
+                    <w:autoSpaceDN/>
+                    <w:spacing w:line="288" w:lineRule="auto"/>
                     <w:jc w:val="center"/>
                     <w:rPr>
                       <w:rFonts w:eastAsia="標楷體"/>
@@ -12017,6 +12381,8 @@
                 </w:p>
                 <w:p>
                   <w:pPr>
+                    <w:autoSpaceDN/>
+                    <w:spacing w:line="288" w:lineRule="auto"/>
                     <w:jc w:val="center"/>
                     <w:rPr>
                       <w:rFonts w:eastAsia="標楷體"/>
@@ -12027,7 +12393,7 @@
                       <w:noProof/>
                     </w:rPr>
                     <w:drawing>
-                      <wp:inline distT="0" distB="0" distL="0" distR="0" wp14:anchorId="15E86CB7" wp14:editId="58B253D3">
+                      <wp:inline distT="0" distB="0" distL="0" distR="0" wp14:anchorId="15E86CB7" wp14:editId="216D657E">
                         <wp:extent cx="1264289" cy="2748486"/>
                         <wp:effectExtent l="0" t="0" r="0" b="0"/>
                         <wp:docPr id="1001302516" name="圖片 2"/>
@@ -12044,7 +12410,7 @@
                                 </pic:cNvPicPr>
                               </pic:nvPicPr>
                               <pic:blipFill>
-                                <a:blip r:embed="rId23" cstate="print">
+                                <a:blip r:embed="rId24" cstate="print">
                                   <a:extLst>
                                     <a:ext uri="{28A0092B-C50C-407E-A947-70E740481C1C}">
                                       <a14:useLocalDpi xmlns:a14="http://schemas.microsoft.com/office/drawing/2010/main" val="0"/>
@@ -12079,10 +12445,12 @@
               </w:tc>
               <w:tc>
                 <w:tcPr>
-                  <w:tcW w:w="2531" w:type="dxa"/>
+                  <w:tcW w:w="2481" w:type="dxa"/>
                 </w:tcPr>
                 <w:p>
                   <w:pPr>
+                    <w:autoSpaceDN/>
+                    <w:spacing w:line="288" w:lineRule="auto"/>
                     <w:jc w:val="center"/>
                     <w:rPr>
                       <w:rFonts w:eastAsia="標楷體"/>
@@ -12103,6 +12471,8 @@
                 </w:p>
                 <w:p>
                   <w:pPr>
+                    <w:autoSpaceDN/>
+                    <w:spacing w:line="288" w:lineRule="auto"/>
                     <w:jc w:val="center"/>
                     <w:rPr>
                       <w:rFonts w:eastAsia="標楷體"/>
@@ -12130,7 +12500,7 @@
                                 </pic:cNvPicPr>
                               </pic:nvPicPr>
                               <pic:blipFill>
-                                <a:blip r:embed="rId24" cstate="print">
+                                <a:blip r:embed="rId25" cstate="print">
                                   <a:extLst>
                                     <a:ext uri="{28A0092B-C50C-407E-A947-70E740481C1C}">
                                       <a14:useLocalDpi xmlns:a14="http://schemas.microsoft.com/office/drawing/2010/main" val="0"/>
@@ -12165,10 +12535,12 @@
               </w:tc>
               <w:tc>
                 <w:tcPr>
-                  <w:tcW w:w="2532" w:type="dxa"/>
+                  <w:tcW w:w="2481" w:type="dxa"/>
                 </w:tcPr>
                 <w:p>
                   <w:pPr>
+                    <w:autoSpaceDN/>
+                    <w:spacing w:line="288" w:lineRule="auto"/>
                     <w:jc w:val="center"/>
                     <w:rPr>
                       <w:rFonts w:eastAsia="標楷體"/>
@@ -12189,6 +12561,8 @@
                 </w:p>
                 <w:p>
                   <w:pPr>
+                    <w:autoSpaceDN/>
+                    <w:spacing w:line="288" w:lineRule="auto"/>
                     <w:jc w:val="center"/>
                     <w:rPr>
                       <w:rFonts w:eastAsia="標楷體"/>
@@ -12199,7 +12573,7 @@
                       <w:noProof/>
                     </w:rPr>
                     <w:drawing>
-                      <wp:inline distT="0" distB="0" distL="0" distR="0" wp14:anchorId="78166D2A" wp14:editId="62E3D013">
+                      <wp:inline distT="0" distB="0" distL="0" distR="0" wp14:anchorId="78166D2A" wp14:editId="3F50FFAD">
                         <wp:extent cx="1268868" cy="2758440"/>
                         <wp:effectExtent l="0" t="0" r="7620" b="3810"/>
                         <wp:docPr id="1508418758" name="圖片 7"/>
@@ -12216,7 +12590,7 @@
                                 </pic:cNvPicPr>
                               </pic:nvPicPr>
                               <pic:blipFill>
-                                <a:blip r:embed="rId25" cstate="print">
+                                <a:blip r:embed="rId26" cstate="print">
                                   <a:extLst>
                                     <a:ext uri="{28A0092B-C50C-407E-A947-70E740481C1C}">
                                       <a14:useLocalDpi xmlns:a14="http://schemas.microsoft.com/office/drawing/2010/main" val="0"/>
@@ -12253,7 +12627,9 @@
           </w:tbl>
           <w:p>
             <w:pPr>
-              <w:keepNext/>
+              <w:autoSpaceDN/>
+              <w:spacing w:before="120" w:line="288" w:lineRule="auto"/>
+              <w:ind w:left="482"/>
               <w:jc w:val="both"/>
               <w:rPr>
                 <w:rFonts w:eastAsia="標楷體"/>
@@ -12280,8 +12656,9 @@
           </w:p>
           <w:p>
             <w:pPr>
-              <w:keepNext/>
-              <w:ind w:firstLineChars="200" w:firstLine="480"/>
+              <w:autoSpaceDN/>
+              <w:spacing w:line="288" w:lineRule="auto"/>
+              <w:ind w:left="482" w:firstLineChars="200" w:firstLine="480"/>
               <w:jc w:val="both"/>
               <w:rPr>
                 <w:rFonts w:eastAsia="標楷體"/>
@@ -12297,7 +12674,7 @@
               <w:rPr>
                 <w:rFonts w:eastAsia="標楷體" w:hint="eastAsia"/>
               </w:rPr>
-              <w:t xml:space="preserve"> UID</w:t>
+              <w:t>UID</w:t>
             </w:r>
             <w:r>
               <w:rPr>
@@ -12309,7 +12686,7 @@
               <w:rPr>
                 <w:rFonts w:eastAsia="標楷體" w:hint="eastAsia"/>
               </w:rPr>
-              <w:t xml:space="preserve"> QR Code</w:t>
+              <w:t>QR Code</w:t>
             </w:r>
             <w:r>
               <w:rPr>
@@ -12321,6 +12698,8 @@
           <w:p>
             <w:pPr>
               <w:pageBreakBefore/>
+              <w:autoSpaceDN/>
+              <w:spacing w:line="288" w:lineRule="auto"/>
               <w:jc w:val="center"/>
               <w:rPr>
                 <w:rFonts w:eastAsia="標楷體"/>
@@ -12349,21 +12728,24 @@
             <w:tblPr>
               <w:tblStyle w:val="af5"/>
               <w:tblW w:w="0" w:type="auto"/>
+              <w:tblInd w:w="96" w:type="dxa"/>
               <w:tblLook w:val="04A0" w:firstRow="1" w:lastRow="0" w:firstColumn="1" w:lastColumn="0" w:noHBand="0" w:noVBand="1"/>
             </w:tblPr>
             <w:tblGrid>
-              <w:gridCol w:w="2531"/>
-              <w:gridCol w:w="2531"/>
-              <w:gridCol w:w="2531"/>
-              <w:gridCol w:w="2532"/>
+              <w:gridCol w:w="2480"/>
+              <w:gridCol w:w="2481"/>
+              <w:gridCol w:w="2481"/>
+              <w:gridCol w:w="2481"/>
             </w:tblGrid>
             <w:tr>
               <w:tc>
                 <w:tcPr>
-                  <w:tcW w:w="2531" w:type="dxa"/>
+                  <w:tcW w:w="2480" w:type="dxa"/>
                 </w:tcPr>
                 <w:p>
                   <w:pPr>
+                    <w:autoSpaceDN/>
+                    <w:spacing w:line="288" w:lineRule="auto"/>
                     <w:jc w:val="center"/>
                     <w:rPr>
                       <w:rFonts w:eastAsia="標楷體"/>
@@ -12378,6 +12760,8 @@
                 </w:p>
                 <w:p>
                   <w:pPr>
+                    <w:autoSpaceDN/>
+                    <w:spacing w:line="288" w:lineRule="auto"/>
                     <w:jc w:val="center"/>
                     <w:rPr>
                       <w:rFonts w:eastAsia="標楷體"/>
@@ -12387,7 +12771,6 @@
                     <w:rPr>
                       <w:noProof/>
                     </w:rPr>
-                    <w:lastRenderedPageBreak/>
                     <w:drawing>
                       <wp:inline distT="0" distB="0" distL="0" distR="0" wp14:anchorId="46771238" wp14:editId="6102D5E5">
                         <wp:extent cx="1285155" cy="2794635"/>
@@ -12406,7 +12789,7 @@
                                 </pic:cNvPicPr>
                               </pic:nvPicPr>
                               <pic:blipFill>
-                                <a:blip r:embed="rId26" cstate="print">
+                                <a:blip r:embed="rId27" cstate="print">
                                   <a:extLst>
                                     <a:ext uri="{28A0092B-C50C-407E-A947-70E740481C1C}">
                                       <a14:useLocalDpi xmlns:a14="http://schemas.microsoft.com/office/drawing/2010/main" val="0"/>
@@ -12441,10 +12824,12 @@
               </w:tc>
               <w:tc>
                 <w:tcPr>
-                  <w:tcW w:w="2531" w:type="dxa"/>
+                  <w:tcW w:w="2481" w:type="dxa"/>
                 </w:tcPr>
                 <w:p>
                   <w:pPr>
+                    <w:autoSpaceDN/>
+                    <w:spacing w:line="288" w:lineRule="auto"/>
                     <w:jc w:val="center"/>
                     <w:rPr>
                       <w:rFonts w:eastAsia="標楷體"/>
@@ -12454,12 +12839,13 @@
                     <w:rPr>
                       <w:rFonts w:eastAsia="標楷體" w:hint="eastAsia"/>
                     </w:rPr>
-                    <w:lastRenderedPageBreak/>
                     <w:t>分享帳號資訊</w:t>
                   </w:r>
                 </w:p>
                 <w:p>
                   <w:pPr>
+                    <w:autoSpaceDN/>
+                    <w:spacing w:line="288" w:lineRule="auto"/>
                     <w:jc w:val="center"/>
                     <w:rPr>
                       <w:rFonts w:eastAsia="標楷體"/>
@@ -12469,7 +12855,6 @@
                     <w:rPr>
                       <w:noProof/>
                     </w:rPr>
-                    <w:lastRenderedPageBreak/>
                     <w:drawing>
                       <wp:inline distT="0" distB="0" distL="0" distR="0" wp14:anchorId="5CC4FEA8" wp14:editId="0C6A6394">
                         <wp:extent cx="1285596" cy="2794806"/>
@@ -12488,7 +12873,7 @@
                                 </pic:cNvPicPr>
                               </pic:nvPicPr>
                               <pic:blipFill>
-                                <a:blip r:embed="rId27" cstate="print">
+                                <a:blip r:embed="rId28" cstate="print">
                                   <a:extLst>
                                     <a:ext uri="{28A0092B-C50C-407E-A947-70E740481C1C}">
                                       <a14:useLocalDpi xmlns:a14="http://schemas.microsoft.com/office/drawing/2010/main" val="0"/>
@@ -12523,10 +12908,12 @@
               </w:tc>
               <w:tc>
                 <w:tcPr>
-                  <w:tcW w:w="2531" w:type="dxa"/>
+                  <w:tcW w:w="2481" w:type="dxa"/>
                 </w:tcPr>
                 <w:p>
                   <w:pPr>
+                    <w:autoSpaceDN/>
+                    <w:spacing w:line="288" w:lineRule="auto"/>
                     <w:jc w:val="center"/>
                     <w:rPr>
                       <w:rFonts w:eastAsia="標楷體"/>
@@ -12536,12 +12923,13 @@
                     <w:rPr>
                       <w:rFonts w:eastAsia="標楷體" w:hint="eastAsia"/>
                     </w:rPr>
-                    <w:lastRenderedPageBreak/>
                     <w:t>設定</w:t>
                   </w:r>
                 </w:p>
                 <w:p>
                   <w:pPr>
+                    <w:autoSpaceDN/>
+                    <w:spacing w:line="288" w:lineRule="auto"/>
                     <w:jc w:val="center"/>
                     <w:rPr>
                       <w:rFonts w:eastAsia="標楷體"/>
@@ -12551,7 +12939,6 @@
                     <w:rPr>
                       <w:noProof/>
                     </w:rPr>
-                    <w:lastRenderedPageBreak/>
                     <w:drawing>
                       <wp:inline distT="0" distB="0" distL="0" distR="0" wp14:anchorId="41E23350" wp14:editId="1DD76B77">
                         <wp:extent cx="1261210" cy="2742565"/>
@@ -12570,7 +12957,7 @@
                                 </pic:cNvPicPr>
                               </pic:nvPicPr>
                               <pic:blipFill>
-                                <a:blip r:embed="rId28" cstate="print">
+                                <a:blip r:embed="rId29" cstate="print">
                                   <a:extLst>
                                     <a:ext uri="{28A0092B-C50C-407E-A947-70E740481C1C}">
                                       <a14:useLocalDpi xmlns:a14="http://schemas.microsoft.com/office/drawing/2010/main" val="0"/>
@@ -12605,10 +12992,12 @@
               </w:tc>
               <w:tc>
                 <w:tcPr>
-                  <w:tcW w:w="2532" w:type="dxa"/>
+                  <w:tcW w:w="2481" w:type="dxa"/>
                 </w:tcPr>
                 <w:p>
                   <w:pPr>
+                    <w:autoSpaceDN/>
+                    <w:spacing w:line="288" w:lineRule="auto"/>
                     <w:jc w:val="center"/>
                     <w:rPr>
                       <w:rFonts w:eastAsia="標楷體"/>
@@ -12618,12 +13007,13 @@
                     <w:rPr>
                       <w:rFonts w:eastAsia="標楷體" w:hint="eastAsia"/>
                     </w:rPr>
-                    <w:lastRenderedPageBreak/>
                     <w:t>更改密碼</w:t>
                   </w:r>
                 </w:p>
                 <w:p>
                   <w:pPr>
+                    <w:autoSpaceDN/>
+                    <w:spacing w:line="288" w:lineRule="auto"/>
                     <w:jc w:val="center"/>
                     <w:rPr>
                       <w:rFonts w:eastAsia="標楷體"/>
@@ -12633,7 +13023,6 @@
                     <w:rPr>
                       <w:noProof/>
                     </w:rPr>
-                    <w:lastRenderedPageBreak/>
                     <w:drawing>
                       <wp:inline distT="0" distB="0" distL="0" distR="0" wp14:anchorId="6E5F4264" wp14:editId="5782F15C">
                         <wp:extent cx="1261210" cy="2742565"/>
@@ -12652,7 +13041,7 @@
                                 </pic:cNvPicPr>
                               </pic:nvPicPr>
                               <pic:blipFill>
-                                <a:blip r:embed="rId29" cstate="print">
+                                <a:blip r:embed="rId30" cstate="print">
                                   <a:extLst>
                                     <a:ext uri="{28A0092B-C50C-407E-A947-70E740481C1C}">
                                       <a14:useLocalDpi xmlns:a14="http://schemas.microsoft.com/office/drawing/2010/main" val="0"/>
@@ -12689,6 +13078,9 @@
           </w:tbl>
           <w:p>
             <w:pPr>
+              <w:autoSpaceDN/>
+              <w:spacing w:before="120" w:line="288" w:lineRule="auto"/>
+              <w:ind w:left="482"/>
               <w:jc w:val="both"/>
               <w:rPr>
                 <w:rFonts w:eastAsia="標楷體"/>
@@ -12696,12 +13088,38 @@
                 <w:bCs/>
               </w:rPr>
             </w:pPr>
-            <w:r>
-              <w:rPr>
-                <w:rFonts w:eastAsia="標楷體" w:hint="eastAsia"/>
+          </w:p>
+          <w:p>
+            <w:pPr>
+              <w:autoSpaceDN/>
+              <w:spacing w:before="120" w:line="288" w:lineRule="auto"/>
+              <w:ind w:left="482"/>
+              <w:jc w:val="both"/>
+              <w:rPr>
+                <w:rFonts w:eastAsia="標楷體"/>
                 <w:b/>
                 <w:bCs/>
               </w:rPr>
+            </w:pPr>
+          </w:p>
+          <w:p>
+            <w:pPr>
+              <w:autoSpaceDN/>
+              <w:spacing w:line="288" w:lineRule="auto"/>
+              <w:ind w:left="482"/>
+              <w:jc w:val="both"/>
+              <w:rPr>
+                <w:rFonts w:eastAsia="標楷體"/>
+                <w:b/>
+                <w:bCs/>
+              </w:rPr>
+            </w:pPr>
+            <w:r>
+              <w:rPr>
+                <w:rFonts w:eastAsia="標楷體" w:hint="eastAsia"/>
+                <w:b/>
+                <w:bCs/>
+              </w:rPr>
               <w:lastRenderedPageBreak/>
               <w:t xml:space="preserve">E. </w:t>
             </w:r>
@@ -12716,10 +13134,12 @@
           </w:p>
           <w:p>
             <w:pPr>
-              <w:ind w:firstLineChars="200" w:firstLine="480"/>
+              <w:autoSpaceDN/>
+              <w:spacing w:line="288" w:lineRule="auto"/>
+              <w:ind w:left="482" w:firstLineChars="200" w:firstLine="480"/>
               <w:jc w:val="both"/>
               <w:rPr>
-                <w:rFonts w:eastAsia="標楷體"/>
+                <w:rFonts w:eastAsia="標楷體" w:hint="eastAsia"/>
               </w:rPr>
             </w:pPr>
             <w:r>
@@ -12732,6 +13152,8 @@
           <w:p>
             <w:pPr>
               <w:keepNext/>
+              <w:autoSpaceDN/>
+              <w:spacing w:line="288" w:lineRule="auto"/>
               <w:jc w:val="center"/>
               <w:rPr>
                 <w:rFonts w:eastAsia="標楷體"/>
@@ -12760,22 +13182,25 @@
             <w:tblPr>
               <w:tblStyle w:val="af5"/>
               <w:tblW w:w="0" w:type="auto"/>
+              <w:tblInd w:w="96" w:type="dxa"/>
               <w:tblLook w:val="04A0" w:firstRow="1" w:lastRow="0" w:firstColumn="1" w:lastColumn="0" w:noHBand="0" w:noVBand="1"/>
             </w:tblPr>
             <w:tblGrid>
-              <w:gridCol w:w="2531"/>
-              <w:gridCol w:w="2531"/>
-              <w:gridCol w:w="2531"/>
-              <w:gridCol w:w="2532"/>
+              <w:gridCol w:w="2480"/>
+              <w:gridCol w:w="2481"/>
+              <w:gridCol w:w="2481"/>
+              <w:gridCol w:w="2481"/>
             </w:tblGrid>
             <w:tr>
               <w:tc>
                 <w:tcPr>
-                  <w:tcW w:w="2531" w:type="dxa"/>
+                  <w:tcW w:w="2480" w:type="dxa"/>
                 </w:tcPr>
                 <w:p>
                   <w:pPr>
                     <w:keepNext/>
+                    <w:autoSpaceDN/>
+                    <w:spacing w:line="288" w:lineRule="auto"/>
                     <w:jc w:val="center"/>
                     <w:rPr>
                       <w:rFonts w:eastAsia="標楷體"/>
@@ -12790,6 +13215,8 @@
                 </w:p>
                 <w:p>
                   <w:pPr>
+                    <w:autoSpaceDN/>
+                    <w:spacing w:line="288" w:lineRule="auto"/>
                     <w:jc w:val="center"/>
                     <w:rPr>
                       <w:rFonts w:eastAsia="標楷體"/>
@@ -12817,7 +13244,7 @@
                                 </pic:cNvPicPr>
                               </pic:nvPicPr>
                               <pic:blipFill>
-                                <a:blip r:embed="rId30" cstate="print">
+                                <a:blip r:embed="rId31" cstate="print">
                                   <a:extLst>
                                     <a:ext uri="{28A0092B-C50C-407E-A947-70E740481C1C}">
                                       <a14:useLocalDpi xmlns:a14="http://schemas.microsoft.com/office/drawing/2010/main" val="0"/>
@@ -12852,10 +13279,12 @@
               </w:tc>
               <w:tc>
                 <w:tcPr>
-                  <w:tcW w:w="2531" w:type="dxa"/>
+                  <w:tcW w:w="2481" w:type="dxa"/>
                 </w:tcPr>
                 <w:p>
                   <w:pPr>
+                    <w:autoSpaceDN/>
+                    <w:spacing w:line="288" w:lineRule="auto"/>
                     <w:jc w:val="center"/>
                     <w:rPr>
                       <w:rFonts w:eastAsia="標楷體"/>
@@ -12882,6 +13311,8 @@
                 </w:p>
                 <w:p>
                   <w:pPr>
+                    <w:autoSpaceDN/>
+                    <w:spacing w:line="288" w:lineRule="auto"/>
                     <w:jc w:val="center"/>
                     <w:rPr>
                       <w:rFonts w:eastAsia="標楷體"/>
@@ -12909,7 +13340,7 @@
                                 </pic:cNvPicPr>
                               </pic:nvPicPr>
                               <pic:blipFill>
-                                <a:blip r:embed="rId31" cstate="print">
+                                <a:blip r:embed="rId32" cstate="print">
                                   <a:extLst>
                                     <a:ext uri="{28A0092B-C50C-407E-A947-70E740481C1C}">
                                       <a14:useLocalDpi xmlns:a14="http://schemas.microsoft.com/office/drawing/2010/main" val="0"/>
@@ -12944,10 +13375,12 @@
               </w:tc>
               <w:tc>
                 <w:tcPr>
-                  <w:tcW w:w="2531" w:type="dxa"/>
+                  <w:tcW w:w="2481" w:type="dxa"/>
                 </w:tcPr>
                 <w:p>
                   <w:pPr>
+                    <w:autoSpaceDN/>
+                    <w:spacing w:line="288" w:lineRule="auto"/>
                     <w:jc w:val="center"/>
                     <w:rPr>
                       <w:rFonts w:eastAsia="標楷體"/>
@@ -12974,6 +13407,8 @@
                 </w:p>
                 <w:p>
                   <w:pPr>
+                    <w:autoSpaceDN/>
+                    <w:spacing w:line="288" w:lineRule="auto"/>
                     <w:jc w:val="center"/>
                     <w:rPr>
                       <w:rFonts w:eastAsia="標楷體"/>
@@ -13001,7 +13436,7 @@
                                 </pic:cNvPicPr>
                               </pic:nvPicPr>
                               <pic:blipFill>
-                                <a:blip r:embed="rId32" cstate="print">
+                                <a:blip r:embed="rId33" cstate="print">
                                   <a:extLst>
                                     <a:ext uri="{28A0092B-C50C-407E-A947-70E740481C1C}">
                                       <a14:useLocalDpi xmlns:a14="http://schemas.microsoft.com/office/drawing/2010/main" val="0"/>
@@ -13036,10 +13471,12 @@
               </w:tc>
               <w:tc>
                 <w:tcPr>
-                  <w:tcW w:w="2532" w:type="dxa"/>
+                  <w:tcW w:w="2481" w:type="dxa"/>
                 </w:tcPr>
                 <w:p>
                   <w:pPr>
+                    <w:autoSpaceDN/>
+                    <w:spacing w:line="288" w:lineRule="auto"/>
                     <w:jc w:val="center"/>
                     <w:rPr>
                       <w:rFonts w:eastAsia="標楷體"/>
@@ -13054,6 +13491,8 @@
                 </w:p>
                 <w:p>
                   <w:pPr>
+                    <w:autoSpaceDN/>
+                    <w:spacing w:line="288" w:lineRule="auto"/>
                     <w:jc w:val="center"/>
                     <w:rPr>
                       <w:rFonts w:eastAsia="標楷體"/>
@@ -13081,7 +13520,7 @@
                                 </pic:cNvPicPr>
                               </pic:nvPicPr>
                               <pic:blipFill>
-                                <a:blip r:embed="rId33" cstate="print">
+                                <a:blip r:embed="rId34" cstate="print">
                                   <a:extLst>
                                     <a:ext uri="{28A0092B-C50C-407E-A947-70E740481C1C}">
                                       <a14:useLocalDpi xmlns:a14="http://schemas.microsoft.com/office/drawing/2010/main" val="0"/>
@@ -13118,6 +13557,10 @@
           </w:tbl>
           <w:p>
             <w:pPr>
+              <w:keepNext/>
+              <w:autoSpaceDN/>
+              <w:spacing w:before="120" w:line="288" w:lineRule="auto"/>
+              <w:ind w:left="482"/>
               <w:jc w:val="both"/>
               <w:rPr>
                 <w:rFonts w:eastAsia="標楷體"/>
@@ -13144,7 +13587,9 @@
           </w:p>
           <w:p>
             <w:pPr>
-              <w:ind w:firstLineChars="200" w:firstLine="480"/>
+              <w:autoSpaceDN/>
+              <w:spacing w:line="288" w:lineRule="auto"/>
+              <w:ind w:left="482" w:firstLineChars="200" w:firstLine="480"/>
               <w:jc w:val="both"/>
               <w:rPr>
                 <w:rFonts w:eastAsia="標楷體"/>
@@ -13154,54 +13599,14 @@
               <w:rPr>
                 <w:rFonts w:eastAsia="標楷體" w:hint="eastAsia"/>
               </w:rPr>
-              <w:t>會員</w:t>
-            </w:r>
-            <w:proofErr w:type="gramStart"/>
-            <w:r>
-              <w:rPr>
-                <w:rFonts w:eastAsia="標楷體" w:hint="eastAsia"/>
-              </w:rPr>
-              <w:t>等級制隨交易</w:t>
-            </w:r>
-            <w:proofErr w:type="gramEnd"/>
-            <w:r>
-              <w:rPr>
-                <w:rFonts w:eastAsia="標楷體" w:hint="eastAsia"/>
-              </w:rPr>
-              <w:t>誠信累積，自小學士、碩士逐步晉升至博學士，</w:t>
-            </w:r>
-            <w:proofErr w:type="gramStart"/>
-            <w:r>
-              <w:rPr>
-                <w:rFonts w:eastAsia="標楷體" w:hint="eastAsia"/>
-              </w:rPr>
-              <w:t>解鎖更低</w:t>
-            </w:r>
-            <w:proofErr w:type="gramEnd"/>
-            <w:r>
-              <w:rPr>
-                <w:rFonts w:eastAsia="標楷體" w:hint="eastAsia"/>
-              </w:rPr>
-              <w:t>手續費或優先預約櫃位之權限；訂單進度流將交易細分為「待付款、</w:t>
-            </w:r>
-            <w:proofErr w:type="gramStart"/>
-            <w:r>
-              <w:rPr>
-                <w:rFonts w:eastAsia="標楷體" w:hint="eastAsia"/>
-              </w:rPr>
-              <w:t>待投櫃、待取</w:t>
-            </w:r>
-            <w:proofErr w:type="gramEnd"/>
-            <w:r>
-              <w:rPr>
-                <w:rFonts w:eastAsia="標楷體" w:hint="eastAsia"/>
-              </w:rPr>
-              <w:t>貨、已完成」四大動態，使雙方隨時掌握書籍當前位置。</w:t>
+              <w:t>會員等級制隨交易誠信累積，自小學士、碩士逐步晉升至博學士，解鎖更低手續費或優先預約櫃位之權限；訂單進度流將交易細分為「待付款、待投櫃、待取貨、已完成」四大動態，使雙方隨時掌握書籍當前位置。</w:t>
             </w:r>
           </w:p>
           <w:p>
             <w:pPr>
               <w:keepNext/>
+              <w:autoSpaceDN/>
+              <w:spacing w:line="288" w:lineRule="auto"/>
               <w:jc w:val="center"/>
               <w:rPr>
                 <w:rFonts w:eastAsia="標楷體"/>
@@ -13211,7 +13616,6 @@
               <w:rPr>
                 <w:rFonts w:eastAsia="標楷體" w:hint="eastAsia"/>
               </w:rPr>
-              <w:lastRenderedPageBreak/>
               <w:t>表</w:t>
             </w:r>
             <w:r>
@@ -13231,22 +13635,24 @@
             <w:tblPr>
               <w:tblStyle w:val="af5"/>
               <w:tblW w:w="0" w:type="auto"/>
+              <w:tblInd w:w="96" w:type="dxa"/>
               <w:tblLook w:val="04A0" w:firstRow="1" w:lastRow="0" w:firstColumn="1" w:lastColumn="0" w:noHBand="0" w:noVBand="1"/>
             </w:tblPr>
             <w:tblGrid>
-              <w:gridCol w:w="2531"/>
-              <w:gridCol w:w="2531"/>
-              <w:gridCol w:w="2531"/>
-              <w:gridCol w:w="2532"/>
+              <w:gridCol w:w="2480"/>
+              <w:gridCol w:w="2481"/>
+              <w:gridCol w:w="2481"/>
+              <w:gridCol w:w="2481"/>
             </w:tblGrid>
             <w:tr>
               <w:tc>
                 <w:tcPr>
-                  <w:tcW w:w="2531" w:type="dxa"/>
+                  <w:tcW w:w="2480" w:type="dxa"/>
                 </w:tcPr>
                 <w:p>
                   <w:pPr>
-                    <w:keepNext/>
+                    <w:autoSpaceDN/>
+                    <w:spacing w:line="288" w:lineRule="auto"/>
                     <w:jc w:val="center"/>
                     <w:rPr>
                       <w:rFonts w:eastAsia="標楷體"/>
@@ -13267,6 +13673,8 @@
                 </w:p>
                 <w:p>
                   <w:pPr>
+                    <w:autoSpaceDN/>
+                    <w:spacing w:line="288" w:lineRule="auto"/>
                     <w:jc w:val="center"/>
                     <w:rPr>
                       <w:rFonts w:eastAsia="標楷體"/>
@@ -13294,7 +13702,7 @@
                                 </pic:cNvPicPr>
                               </pic:nvPicPr>
                               <pic:blipFill>
-                                <a:blip r:embed="rId34" cstate="print">
+                                <a:blip r:embed="rId35" cstate="print">
                                   <a:extLst>
                                     <a:ext uri="{28A0092B-C50C-407E-A947-70E740481C1C}">
                                       <a14:useLocalDpi xmlns:a14="http://schemas.microsoft.com/office/drawing/2010/main" val="0"/>
@@ -13329,11 +13737,13 @@
               </w:tc>
               <w:tc>
                 <w:tcPr>
-                  <w:tcW w:w="2531" w:type="dxa"/>
+                  <w:tcW w:w="2481" w:type="dxa"/>
                 </w:tcPr>
                 <w:p>
                   <w:pPr>
                     <w:keepNext/>
+                    <w:autoSpaceDN/>
+                    <w:spacing w:line="288" w:lineRule="auto"/>
                     <w:jc w:val="center"/>
                     <w:rPr>
                       <w:rFonts w:eastAsia="標楷體"/>
@@ -13354,6 +13764,8 @@
                 </w:p>
                 <w:p>
                   <w:pPr>
+                    <w:autoSpaceDN/>
+                    <w:spacing w:line="288" w:lineRule="auto"/>
                     <w:jc w:val="center"/>
                     <w:rPr>
                       <w:rFonts w:eastAsia="標楷體"/>
@@ -13381,7 +13793,7 @@
                                 </pic:cNvPicPr>
                               </pic:nvPicPr>
                               <pic:blipFill>
-                                <a:blip r:embed="rId35" cstate="print">
+                                <a:blip r:embed="rId36" cstate="print">
                                   <a:extLst>
                                     <a:ext uri="{28A0092B-C50C-407E-A947-70E740481C1C}">
                                       <a14:useLocalDpi xmlns:a14="http://schemas.microsoft.com/office/drawing/2010/main" val="0"/>
@@ -13416,10 +13828,12 @@
               </w:tc>
               <w:tc>
                 <w:tcPr>
-                  <w:tcW w:w="2531" w:type="dxa"/>
+                  <w:tcW w:w="2481" w:type="dxa"/>
                 </w:tcPr>
                 <w:p>
                   <w:pPr>
+                    <w:autoSpaceDN/>
+                    <w:spacing w:line="288" w:lineRule="auto"/>
                     <w:jc w:val="center"/>
                     <w:rPr>
                       <w:rFonts w:eastAsia="標楷體"/>
@@ -13434,6 +13848,8 @@
                 </w:p>
                 <w:p>
                   <w:pPr>
+                    <w:autoSpaceDN/>
+                    <w:spacing w:line="288" w:lineRule="auto"/>
                     <w:jc w:val="center"/>
                     <w:rPr>
                       <w:rFonts w:eastAsia="標楷體"/>
@@ -13461,7 +13877,7 @@
                                 </pic:cNvPicPr>
                               </pic:nvPicPr>
                               <pic:blipFill>
-                                <a:blip r:embed="rId36" cstate="print">
+                                <a:blip r:embed="rId37" cstate="print">
                                   <a:extLst>
                                     <a:ext uri="{28A0092B-C50C-407E-A947-70E740481C1C}">
                                       <a14:useLocalDpi xmlns:a14="http://schemas.microsoft.com/office/drawing/2010/main" val="0"/>
@@ -13496,10 +13912,12 @@
               </w:tc>
               <w:tc>
                 <w:tcPr>
-                  <w:tcW w:w="2532" w:type="dxa"/>
+                  <w:tcW w:w="2481" w:type="dxa"/>
                 </w:tcPr>
                 <w:p>
                   <w:pPr>
+                    <w:autoSpaceDN/>
+                    <w:spacing w:line="288" w:lineRule="auto"/>
                     <w:jc w:val="center"/>
                     <w:rPr>
                       <w:rFonts w:eastAsia="標楷體"/>
@@ -13526,6 +13944,8 @@
                 </w:p>
                 <w:p>
                   <w:pPr>
+                    <w:autoSpaceDN/>
+                    <w:spacing w:line="288" w:lineRule="auto"/>
                     <w:jc w:val="center"/>
                     <w:rPr>
                       <w:rFonts w:eastAsia="標楷體"/>
@@ -13553,7 +13973,7 @@
                                 </pic:cNvPicPr>
                               </pic:nvPicPr>
                               <pic:blipFill>
-                                <a:blip r:embed="rId37" cstate="print">
+                                <a:blip r:embed="rId38" cstate="print">
                                   <a:extLst>
                                     <a:ext uri="{28A0092B-C50C-407E-A947-70E740481C1C}">
                                       <a14:useLocalDpi xmlns:a14="http://schemas.microsoft.com/office/drawing/2010/main" val="0"/>
@@ -13590,6 +14010,9 @@
           </w:tbl>
           <w:p>
             <w:pPr>
+              <w:pageBreakBefore/>
+              <w:autoSpaceDN/>
+              <w:spacing w:line="288" w:lineRule="auto"/>
               <w:jc w:val="both"/>
               <w:rPr>
                 <w:rFonts w:eastAsia="標楷體"/>
@@ -13597,55 +14020,86 @@
                 <w:bCs/>
               </w:rPr>
             </w:pPr>
-            <w:r>
-              <w:rPr>
-                <w:rFonts w:eastAsia="標楷體" w:hint="eastAsia"/>
+          </w:p>
+          <w:p>
+            <w:pPr>
+              <w:pageBreakBefore/>
+              <w:autoSpaceDN/>
+              <w:spacing w:line="288" w:lineRule="auto"/>
+              <w:jc w:val="both"/>
+              <w:rPr>
+                <w:rFonts w:eastAsia="標楷體"/>
                 <w:b/>
                 <w:bCs/>
               </w:rPr>
-              <w:t xml:space="preserve">G. </w:t>
-            </w:r>
-            <w:r>
-              <w:rPr>
-                <w:rFonts w:eastAsia="標楷體" w:hint="eastAsia"/>
+            </w:pPr>
+          </w:p>
+          <w:p>
+            <w:pPr>
+              <w:pageBreakBefore/>
+              <w:autoSpaceDN/>
+              <w:spacing w:line="288" w:lineRule="auto"/>
+              <w:jc w:val="both"/>
+              <w:rPr>
+                <w:rFonts w:eastAsia="標楷體"/>
                 <w:b/>
                 <w:bCs/>
               </w:rPr>
+            </w:pPr>
+          </w:p>
+          <w:p>
+            <w:pPr>
+              <w:pageBreakBefore/>
+              <w:autoSpaceDN/>
+              <w:spacing w:line="288" w:lineRule="auto"/>
+              <w:ind w:left="482"/>
+              <w:jc w:val="both"/>
+              <w:rPr>
+                <w:rFonts w:eastAsia="標楷體"/>
+                <w:b/>
+                <w:bCs/>
+              </w:rPr>
+            </w:pPr>
+            <w:r>
+              <w:rPr>
+                <w:rFonts w:eastAsia="標楷體" w:hint="eastAsia"/>
+                <w:b/>
+                <w:bCs/>
+              </w:rPr>
+              <w:lastRenderedPageBreak/>
+              <w:t xml:space="preserve">G. </w:t>
+            </w:r>
+            <w:r>
+              <w:rPr>
+                <w:rFonts w:eastAsia="標楷體" w:hint="eastAsia"/>
+                <w:b/>
+                <w:bCs/>
+              </w:rPr>
               <w:t>購買紀錄分類追蹤</w:t>
             </w:r>
           </w:p>
           <w:p>
             <w:pPr>
-              <w:ind w:firstLineChars="200" w:firstLine="480"/>
+              <w:autoSpaceDN/>
+              <w:spacing w:line="288" w:lineRule="auto"/>
+              <w:ind w:left="482" w:firstLineChars="200" w:firstLine="480"/>
               <w:jc w:val="both"/>
               <w:rPr>
-                <w:rFonts w:eastAsia="標楷體"/>
-              </w:rPr>
-            </w:pPr>
-            <w:r>
-              <w:rPr>
-                <w:rFonts w:eastAsia="標楷體" w:hint="eastAsia"/>
-              </w:rPr>
-              <w:t>針對歷史交易，系統提供「已取消」、「未付款」、「</w:t>
-            </w:r>
-            <w:proofErr w:type="gramStart"/>
-            <w:r>
-              <w:rPr>
-                <w:rFonts w:eastAsia="標楷體" w:hint="eastAsia"/>
-              </w:rPr>
-              <w:t>待取書</w:t>
-            </w:r>
-            <w:proofErr w:type="gramEnd"/>
-            <w:r>
-              <w:rPr>
-                <w:rFonts w:eastAsia="標楷體" w:hint="eastAsia"/>
-              </w:rPr>
-              <w:t>」及「申訴中」等細緻分頁管理，確保每筆透過智慧合約執行之交易皆有跡可循。</w:t>
+                <w:rFonts w:eastAsia="標楷體" w:hint="eastAsia"/>
+              </w:rPr>
+            </w:pPr>
+            <w:r>
+              <w:rPr>
+                <w:rFonts w:eastAsia="標楷體" w:hint="eastAsia"/>
+              </w:rPr>
+              <w:t>針對歷史交易，系統提供「已取消」、「未付款」、「待取書」及「申訴中」等細緻分頁管理，確保每筆透過智慧合約執行之交易皆有跡可循。</w:t>
             </w:r>
           </w:p>
           <w:p>
             <w:pPr>
               <w:keepNext/>
+              <w:autoSpaceDN/>
+              <w:spacing w:line="288" w:lineRule="auto"/>
               <w:jc w:val="center"/>
               <w:rPr>
                 <w:rFonts w:eastAsia="標楷體"/>
@@ -13680,22 +14134,25 @@
             <w:tblPr>
               <w:tblStyle w:val="af5"/>
               <w:tblW w:w="0" w:type="auto"/>
+              <w:tblInd w:w="96" w:type="dxa"/>
               <w:tblLook w:val="04A0" w:firstRow="1" w:lastRow="0" w:firstColumn="1" w:lastColumn="0" w:noHBand="0" w:noVBand="1"/>
             </w:tblPr>
             <w:tblGrid>
-              <w:gridCol w:w="2531"/>
-              <w:gridCol w:w="2531"/>
-              <w:gridCol w:w="2531"/>
-              <w:gridCol w:w="2532"/>
+              <w:gridCol w:w="2480"/>
+              <w:gridCol w:w="2481"/>
+              <w:gridCol w:w="2481"/>
+              <w:gridCol w:w="2481"/>
             </w:tblGrid>
             <w:tr>
               <w:tc>
                 <w:tcPr>
-                  <w:tcW w:w="2531" w:type="dxa"/>
+                  <w:tcW w:w="2480" w:type="dxa"/>
                 </w:tcPr>
                 <w:p>
                   <w:pPr>
                     <w:keepNext/>
+                    <w:autoSpaceDN/>
+                    <w:spacing w:line="288" w:lineRule="auto"/>
                     <w:jc w:val="center"/>
                     <w:rPr>
                       <w:rFonts w:eastAsia="標楷體"/>
@@ -13722,6 +14179,8 @@
                 </w:p>
                 <w:p>
                   <w:pPr>
+                    <w:autoSpaceDN/>
+                    <w:spacing w:line="288" w:lineRule="auto"/>
                     <w:jc w:val="center"/>
                     <w:rPr>
                       <w:rFonts w:eastAsia="標楷體"/>
@@ -13749,7 +14208,7 @@
                                 </pic:cNvPicPr>
                               </pic:nvPicPr>
                               <pic:blipFill>
-                                <a:blip r:embed="rId38" cstate="print">
+                                <a:blip r:embed="rId39" cstate="print">
                                   <a:extLst>
                                     <a:ext uri="{28A0092B-C50C-407E-A947-70E740481C1C}">
                                       <a14:useLocalDpi xmlns:a14="http://schemas.microsoft.com/office/drawing/2010/main" val="0"/>
@@ -13784,11 +14243,13 @@
               </w:tc>
               <w:tc>
                 <w:tcPr>
-                  <w:tcW w:w="2531" w:type="dxa"/>
+                  <w:tcW w:w="2481" w:type="dxa"/>
                 </w:tcPr>
                 <w:p>
                   <w:pPr>
                     <w:keepNext/>
+                    <w:autoSpaceDN/>
+                    <w:spacing w:line="288" w:lineRule="auto"/>
                     <w:jc w:val="center"/>
                     <w:rPr>
                       <w:rFonts w:eastAsia="標楷體"/>
@@ -13815,6 +14276,8 @@
                 </w:p>
                 <w:p>
                   <w:pPr>
+                    <w:autoSpaceDN/>
+                    <w:spacing w:line="288" w:lineRule="auto"/>
                     <w:jc w:val="center"/>
                     <w:rPr>
                       <w:rFonts w:eastAsia="標楷體"/>
@@ -13842,7 +14305,7 @@
                                 </pic:cNvPicPr>
                               </pic:nvPicPr>
                               <pic:blipFill>
-                                <a:blip r:embed="rId39" cstate="print">
+                                <a:blip r:embed="rId40" cstate="print">
                                   <a:extLst>
                                     <a:ext uri="{28A0092B-C50C-407E-A947-70E740481C1C}">
                                       <a14:useLocalDpi xmlns:a14="http://schemas.microsoft.com/office/drawing/2010/main" val="0"/>
@@ -13877,10 +14340,12 @@
               </w:tc>
               <w:tc>
                 <w:tcPr>
-                  <w:tcW w:w="2531" w:type="dxa"/>
+                  <w:tcW w:w="2481" w:type="dxa"/>
                 </w:tcPr>
                 <w:p>
                   <w:pPr>
+                    <w:autoSpaceDN/>
+                    <w:spacing w:line="288" w:lineRule="auto"/>
                     <w:jc w:val="center"/>
                     <w:rPr>
                       <w:rFonts w:eastAsia="標楷體"/>
@@ -13898,17 +14363,17 @@
                     </w:rPr>
                     <w:t>-</w:t>
                   </w:r>
-                  <w:proofErr w:type="gramStart"/>
                   <w:r>
                     <w:rPr>
                       <w:rFonts w:eastAsia="標楷體"/>
                     </w:rPr>
                     <w:t>待取書</w:t>
                   </w:r>
-                  <w:proofErr w:type="gramEnd"/>
                 </w:p>
                 <w:p>
                   <w:pPr>
+                    <w:autoSpaceDN/>
+                    <w:spacing w:line="288" w:lineRule="auto"/>
                     <w:jc w:val="center"/>
                     <w:rPr>
                       <w:rFonts w:eastAsia="標楷體"/>
@@ -13919,7 +14384,7 @@
                       <w:noProof/>
                     </w:rPr>
                     <w:drawing>
-                      <wp:inline distT="0" distB="0" distL="0" distR="0" wp14:anchorId="13296253" wp14:editId="7C3D9E03">
+                      <wp:inline distT="0" distB="0" distL="0" distR="0" wp14:anchorId="13296253" wp14:editId="74A6D547">
                         <wp:extent cx="1164882" cy="2532380"/>
                         <wp:effectExtent l="0" t="0" r="0" b="1270"/>
                         <wp:docPr id="47892974" name="圖片 17"/>
@@ -13936,7 +14401,7 @@
                                 </pic:cNvPicPr>
                               </pic:nvPicPr>
                               <pic:blipFill>
-                                <a:blip r:embed="rId40" cstate="print">
+                                <a:blip r:embed="rId41" cstate="print">
                                   <a:extLst>
                                     <a:ext uri="{28A0092B-C50C-407E-A947-70E740481C1C}">
                                       <a14:useLocalDpi xmlns:a14="http://schemas.microsoft.com/office/drawing/2010/main" val="0"/>
@@ -13971,10 +14436,12 @@
               </w:tc>
               <w:tc>
                 <w:tcPr>
-                  <w:tcW w:w="2532" w:type="dxa"/>
+                  <w:tcW w:w="2481" w:type="dxa"/>
                 </w:tcPr>
                 <w:p>
                   <w:pPr>
+                    <w:autoSpaceDN/>
+                    <w:spacing w:line="288" w:lineRule="auto"/>
                     <w:jc w:val="center"/>
                     <w:rPr>
                       <w:rFonts w:eastAsia="標楷體"/>
@@ -14001,6 +14468,8 @@
                 </w:p>
                 <w:p>
                   <w:pPr>
+                    <w:autoSpaceDN/>
+                    <w:spacing w:line="288" w:lineRule="auto"/>
                     <w:jc w:val="center"/>
                     <w:rPr>
                       <w:rFonts w:eastAsia="標楷體"/>
@@ -14011,7 +14480,7 @@
                       <w:noProof/>
                     </w:rPr>
                     <w:drawing>
-                      <wp:inline distT="0" distB="0" distL="0" distR="0" wp14:anchorId="2CA804F1" wp14:editId="33486B00">
+                      <wp:inline distT="0" distB="0" distL="0" distR="0" wp14:anchorId="2CA804F1" wp14:editId="07F8F39F">
                         <wp:extent cx="1165211" cy="2532380"/>
                         <wp:effectExtent l="0" t="0" r="0" b="1270"/>
                         <wp:docPr id="59756011" name="圖片 16"/>
@@ -14028,7 +14497,7 @@
                                 </pic:cNvPicPr>
                               </pic:nvPicPr>
                               <pic:blipFill>
-                                <a:blip r:embed="rId41" cstate="print">
+                                <a:blip r:embed="rId42" cstate="print">
                                   <a:extLst>
                                     <a:ext uri="{28A0092B-C50C-407E-A947-70E740481C1C}">
                                       <a14:useLocalDpi xmlns:a14="http://schemas.microsoft.com/office/drawing/2010/main" val="0"/>
@@ -14065,6 +14534,10 @@
           </w:tbl>
           <w:p>
             <w:pPr>
+              <w:keepNext/>
+              <w:autoSpaceDN/>
+              <w:spacing w:before="120" w:line="288" w:lineRule="auto"/>
+              <w:ind w:left="482"/>
               <w:jc w:val="both"/>
               <w:rPr>
                 <w:rFonts w:eastAsia="標楷體"/>
@@ -14094,7 +14567,7 @@
                 <w:b/>
                 <w:bCs/>
               </w:rPr>
-              <w:t xml:space="preserve">3D </w:t>
+              <w:t>3D</w:t>
             </w:r>
             <w:r>
               <w:rPr>
@@ -14107,7 +14580,9 @@
           </w:p>
           <w:p>
             <w:pPr>
-              <w:ind w:firstLineChars="200" w:firstLine="480"/>
+              <w:autoSpaceDN/>
+              <w:spacing w:line="288" w:lineRule="auto"/>
+              <w:ind w:left="482" w:firstLineChars="200" w:firstLine="480"/>
               <w:jc w:val="both"/>
               <w:rPr>
                 <w:rFonts w:eastAsia="標楷體"/>
@@ -14123,22 +14598,14 @@
               <w:rPr>
                 <w:rFonts w:eastAsia="標楷體" w:hint="eastAsia"/>
               </w:rPr>
-              <w:t xml:space="preserve"> 24 </w:t>
-            </w:r>
-            <w:r>
-              <w:rPr>
-                <w:rFonts w:eastAsia="標楷體" w:hint="eastAsia"/>
-              </w:rPr>
-              <w:t>小時非同步取貨並降低量產成本，本專案針對實體智慧書櫃進行自主機構建模，</w:t>
-            </w:r>
-            <w:proofErr w:type="gramStart"/>
-            <w:r>
-              <w:rPr>
-                <w:rFonts w:eastAsia="標楷體" w:hint="eastAsia"/>
-              </w:rPr>
-              <w:t>採</w:t>
-            </w:r>
-            <w:proofErr w:type="gramEnd"/>
+              <w:t>24</w:t>
+            </w:r>
+            <w:r>
+              <w:rPr>
+                <w:rFonts w:eastAsia="標楷體" w:hint="eastAsia"/>
+              </w:rPr>
+              <w:t>小時非同步取貨並降低量產成本，本專案針對實體智慧書櫃進行自主機構建模，採</w:t>
+            </w:r>
             <w:r>
               <w:rPr>
                 <w:rFonts w:eastAsia="標楷體" w:hint="eastAsia"/>
@@ -14149,21 +14616,7 @@
               <w:rPr>
                 <w:rFonts w:eastAsia="標楷體" w:hint="eastAsia"/>
               </w:rPr>
-              <w:t>列印技術快速打樣。書櫃單元主體</w:t>
-            </w:r>
-            <w:proofErr w:type="gramStart"/>
-            <w:r>
-              <w:rPr>
-                <w:rFonts w:eastAsia="標楷體" w:hint="eastAsia"/>
-              </w:rPr>
-              <w:t>採</w:t>
-            </w:r>
-            <w:proofErr w:type="gramEnd"/>
-            <w:r>
-              <w:rPr>
-                <w:rFonts w:eastAsia="標楷體" w:hint="eastAsia"/>
-              </w:rPr>
-              <w:t>高強度工程塑料（</w:t>
+              <w:t>列印技術快速打樣。書櫃單元主體採高強度工程塑料（</w:t>
             </w:r>
             <w:r>
               <w:rPr>
@@ -14187,21 +14640,7 @@
               <w:rPr>
                 <w:rFonts w:eastAsia="標楷體" w:hint="eastAsia"/>
               </w:rPr>
-              <w:t>）一體化列印；驅動齒輪與步進／伺服馬達輸出軸相連提供高扭力線性驅動；傳動齒條與齒輪嚙合帶動</w:t>
-            </w:r>
-            <w:proofErr w:type="gramStart"/>
-            <w:r>
-              <w:rPr>
-                <w:rFonts w:eastAsia="標楷體" w:hint="eastAsia"/>
-              </w:rPr>
-              <w:t>鎖銷開閉</w:t>
-            </w:r>
-            <w:proofErr w:type="gramEnd"/>
-            <w:r>
-              <w:rPr>
-                <w:rFonts w:eastAsia="標楷體" w:hint="eastAsia"/>
-              </w:rPr>
-              <w:t>；</w:t>
+              <w:t>）一體化列印；驅動齒輪與步進／伺服馬達輸出軸相連提供高扭力線性驅動；傳動齒條與齒輪嚙合帶動鎖銷開閉；</w:t>
             </w:r>
             <w:r>
               <w:rPr>
@@ -14213,26 +14652,14 @@
               <w:rPr>
                 <w:rFonts w:eastAsia="標楷體" w:hint="eastAsia"/>
               </w:rPr>
-              <w:t>型強化件則分散書籍</w:t>
-            </w:r>
-            <w:proofErr w:type="gramStart"/>
-            <w:r>
-              <w:rPr>
-                <w:rFonts w:eastAsia="標楷體" w:hint="eastAsia"/>
-              </w:rPr>
-              <w:t>重力與剪應力</w:t>
-            </w:r>
-            <w:proofErr w:type="gramEnd"/>
-            <w:r>
-              <w:rPr>
-                <w:rFonts w:eastAsia="標楷體" w:hint="eastAsia"/>
-              </w:rPr>
-              <w:t>，提升耐用度。</w:t>
+              <w:t>型強化件則分散書籍重力與剪應力，提升耐用度。</w:t>
             </w:r>
           </w:p>
           <w:p>
             <w:pPr>
               <w:pageBreakBefore/>
+              <w:autoSpaceDN/>
+              <w:spacing w:line="288" w:lineRule="auto"/>
               <w:jc w:val="center"/>
               <w:rPr>
                 <w:rFonts w:eastAsia="標楷體"/>
@@ -14267,21 +14694,24 @@
             <w:tblPr>
               <w:tblStyle w:val="af5"/>
               <w:tblW w:w="0" w:type="auto"/>
+              <w:tblInd w:w="96" w:type="dxa"/>
               <w:tblLook w:val="04A0" w:firstRow="1" w:lastRow="0" w:firstColumn="1" w:lastColumn="0" w:noHBand="0" w:noVBand="1"/>
             </w:tblPr>
             <w:tblGrid>
-              <w:gridCol w:w="2531"/>
-              <w:gridCol w:w="2531"/>
-              <w:gridCol w:w="2531"/>
-              <w:gridCol w:w="2532"/>
+              <w:gridCol w:w="2480"/>
+              <w:gridCol w:w="2481"/>
+              <w:gridCol w:w="2481"/>
+              <w:gridCol w:w="2481"/>
             </w:tblGrid>
             <w:tr>
               <w:tc>
                 <w:tcPr>
-                  <w:tcW w:w="2531" w:type="dxa"/>
+                  <w:tcW w:w="2480" w:type="dxa"/>
                 </w:tcPr>
                 <w:p>
                   <w:pPr>
+                    <w:autoSpaceDN/>
+                    <w:spacing w:line="288" w:lineRule="auto"/>
                     <w:jc w:val="center"/>
                     <w:rPr>
                       <w:rFonts w:eastAsia="標楷體"/>
@@ -14296,6 +14726,8 @@
                 </w:p>
                 <w:p>
                   <w:pPr>
+                    <w:autoSpaceDN/>
+                    <w:spacing w:line="288" w:lineRule="auto"/>
                     <w:jc w:val="center"/>
                     <w:rPr>
                       <w:rFonts w:eastAsia="標楷體"/>
@@ -14324,7 +14756,7 @@
                                 </pic:cNvPicPr>
                               </pic:nvPicPr>
                               <pic:blipFill rotWithShape="1">
-                                <a:blip r:embed="rId42" cstate="print">
+                                <a:blip r:embed="rId43" cstate="print">
                                   <a:extLst>
                                     <a:ext uri="{28A0092B-C50C-407E-A947-70E740481C1C}">
                                       <a14:useLocalDpi xmlns:a14="http://schemas.microsoft.com/office/drawing/2010/main" val="0"/>
@@ -14364,14 +14796,16 @@
               </w:tc>
               <w:tc>
                 <w:tcPr>
-                  <w:tcW w:w="2531" w:type="dxa"/>
+                  <w:tcW w:w="2481" w:type="dxa"/>
                 </w:tcPr>
                 <w:p>
                   <w:pPr>
                     <w:keepNext/>
+                    <w:autoSpaceDN/>
+                    <w:spacing w:line="288" w:lineRule="auto"/>
                     <w:jc w:val="center"/>
                     <w:rPr>
-                      <w:rFonts w:eastAsia="標楷體" w:hint="eastAsia"/>
+                      <w:rFonts w:eastAsia="標楷體"/>
                     </w:rPr>
                   </w:pPr>
                   <w:r>
@@ -14401,6 +14835,8 @@
                 </w:p>
                 <w:p>
                   <w:pPr>
+                    <w:autoSpaceDN/>
+                    <w:spacing w:line="288" w:lineRule="auto"/>
                     <w:jc w:val="center"/>
                     <w:rPr>
                       <w:rFonts w:eastAsia="標楷體"/>
@@ -14429,7 +14865,7 @@
                                 </pic:cNvPicPr>
                               </pic:nvPicPr>
                               <pic:blipFill>
-                                <a:blip r:embed="rId43" cstate="print">
+                                <a:blip r:embed="rId44" cstate="print">
                                   <a:extLst>
                                     <a:ext uri="{28A0092B-C50C-407E-A947-70E740481C1C}">
                                       <a14:useLocalDpi xmlns:a14="http://schemas.microsoft.com/office/drawing/2010/main" val="0"/>
@@ -14461,13 +14897,15 @@
               </w:tc>
               <w:tc>
                 <w:tcPr>
-                  <w:tcW w:w="2531" w:type="dxa"/>
+                  <w:tcW w:w="2481" w:type="dxa"/>
                 </w:tcPr>
                 <w:p>
                   <w:pPr>
+                    <w:autoSpaceDN/>
+                    <w:spacing w:line="288" w:lineRule="auto"/>
                     <w:jc w:val="center"/>
                     <w:rPr>
-                      <w:rFonts w:eastAsia="標楷體" w:hint="eastAsia"/>
+                      <w:rFonts w:eastAsia="標楷體"/>
                     </w:rPr>
                   </w:pPr>
                   <w:r>
@@ -14497,6 +14935,8 @@
                 </w:p>
                 <w:p>
                   <w:pPr>
+                    <w:autoSpaceDN/>
+                    <w:spacing w:line="288" w:lineRule="auto"/>
                     <w:jc w:val="center"/>
                     <w:rPr>
                       <w:rFonts w:eastAsia="標楷體"/>
@@ -14525,7 +14965,7 @@
                                 </pic:cNvPicPr>
                               </pic:nvPicPr>
                               <pic:blipFill>
-                                <a:blip r:embed="rId44" cstate="print">
+                                <a:blip r:embed="rId45" cstate="print">
                                   <a:extLst>
                                     <a:ext uri="{28A0092B-C50C-407E-A947-70E740481C1C}">
                                       <a14:useLocalDpi xmlns:a14="http://schemas.microsoft.com/office/drawing/2010/main" val="0"/>
@@ -14557,10 +14997,12 @@
               </w:tc>
               <w:tc>
                 <w:tcPr>
-                  <w:tcW w:w="2532" w:type="dxa"/>
+                  <w:tcW w:w="2481" w:type="dxa"/>
                 </w:tcPr>
                 <w:p>
                   <w:pPr>
+                    <w:autoSpaceDN/>
+                    <w:spacing w:line="288" w:lineRule="auto"/>
                     <w:jc w:val="center"/>
                     <w:rPr>
                       <w:rFonts w:eastAsia="標楷體"/>
@@ -14599,9 +15041,11 @@
                 </w:p>
                 <w:p>
                   <w:pPr>
+                    <w:autoSpaceDN/>
+                    <w:spacing w:line="288" w:lineRule="auto"/>
                     <w:jc w:val="center"/>
                     <w:rPr>
-                      <w:rFonts w:eastAsia="標楷體"/>
+                      <w:rFonts w:eastAsia="標楷體" w:hint="eastAsia"/>
                     </w:rPr>
                   </w:pPr>
                   <w:r>
@@ -14627,7 +15071,7 @@
                                 </pic:cNvPicPr>
                               </pic:nvPicPr>
                               <pic:blipFill rotWithShape="1">
-                                <a:blip r:embed="rId45">
+                                <a:blip r:embed="rId46">
                                   <a:extLst>
                                     <a:ext uri="{28A0092B-C50C-407E-A947-70E740481C1C}">
                                       <a14:useLocalDpi xmlns:a14="http://schemas.microsoft.com/office/drawing/2010/main" val="0"/>
@@ -14669,10 +15113,30 @@
           </w:tbl>
           <w:p>
             <w:pPr>
+              <w:keepNext/>
+              <w:autoSpaceDN/>
+              <w:spacing w:line="288" w:lineRule="auto"/>
+              <w:jc w:val="both"/>
+              <w:rPr>
+                <w:rFonts w:eastAsia="標楷體" w:hint="eastAsia"/>
+                <w:b/>
+                <w:bCs/>
+              </w:rPr>
+            </w:pPr>
+          </w:p>
+          <w:p>
+            <w:pPr>
+              <w:keepNext/>
               <w:numPr>
                 <w:ilvl w:val="0"/>
                 <w:numId w:val="12"/>
               </w:numPr>
+              <w:tabs>
+                <w:tab w:val="left" w:pos="388"/>
+              </w:tabs>
+              <w:autoSpaceDN/>
+              <w:spacing w:line="288" w:lineRule="auto"/>
+              <w:ind w:left="0" w:firstLine="0"/>
               <w:jc w:val="both"/>
               <w:rPr>
                 <w:rFonts w:eastAsia="標楷體"/>
@@ -14686,13 +15150,14 @@
                 <w:b/>
                 <w:bCs/>
               </w:rPr>
-              <w:lastRenderedPageBreak/>
               <w:t>創新實作方法</w:t>
             </w:r>
           </w:p>
           <w:p>
             <w:pPr>
-              <w:ind w:firstLineChars="200" w:firstLine="480"/>
+              <w:autoSpaceDN/>
+              <w:spacing w:line="288" w:lineRule="auto"/>
+              <w:ind w:left="482" w:firstLineChars="200" w:firstLine="480"/>
               <w:jc w:val="both"/>
               <w:rPr>
                 <w:rFonts w:eastAsia="標楷體"/>
@@ -14702,28 +15167,17 @@
               <w:rPr>
                 <w:rFonts w:eastAsia="標楷體"/>
               </w:rPr>
-              <w:t>本專案透過跨領域技術整合，建構「軟硬體協同、去中心化信任」之二手書交易生態系。系統</w:t>
-            </w:r>
-            <w:proofErr w:type="gramStart"/>
-            <w:r>
-              <w:rPr>
-                <w:rFonts w:eastAsia="標楷體"/>
-              </w:rPr>
-              <w:t>採</w:t>
-            </w:r>
-            <w:proofErr w:type="gramEnd"/>
-            <w:r>
-              <w:rPr>
-                <w:rFonts w:eastAsia="標楷體"/>
-              </w:rPr>
-              <w:t>「分層架構設計」，依邏輯職責劃分為表現層與終端存取、安全閘道與代理層、業務邏輯與應用層及資料持久層，落實關注點分離，以提升可維護性、安全性與可擴展性。各層之實作方法分述如下。</w:t>
-            </w:r>
-          </w:p>
-          <w:p>
-            <w:pPr>
+              <w:t>本專案透過跨領域技術整合，建構「軟硬體協同、去中心化信任」之二手書交易生態系。系統採「分層架構設計」，依邏輯職責劃分為表現層與終端存取、安全閘道與代理層、業務邏輯與應用層及資料持久層，落實關注點分離，以提升可維護性、安全性與可擴展性。各層之實作方法分述如下。</w:t>
+            </w:r>
+          </w:p>
+          <w:p>
+            <w:pPr>
+              <w:autoSpaceDN/>
+              <w:spacing w:line="288" w:lineRule="auto"/>
+              <w:ind w:left="482"/>
               <w:jc w:val="both"/>
               <w:rPr>
-                <w:rFonts w:eastAsia="標楷體" w:hint="eastAsia"/>
+                <w:rFonts w:eastAsia="標楷體"/>
                 <w:b/>
                 <w:bCs/>
               </w:rPr>
@@ -14747,10 +15201,12 @@
           </w:p>
           <w:p>
             <w:pPr>
-              <w:ind w:firstLineChars="200" w:firstLine="480"/>
+              <w:autoSpaceDN/>
+              <w:spacing w:line="288" w:lineRule="auto"/>
+              <w:ind w:left="482" w:firstLineChars="200" w:firstLine="480"/>
               <w:jc w:val="both"/>
               <w:rPr>
-                <w:rFonts w:eastAsia="標楷體" w:hint="eastAsia"/>
+                <w:rFonts w:eastAsia="標楷體"/>
               </w:rPr>
             </w:pPr>
             <w:r>
@@ -14763,7 +15219,7 @@
               <w:rPr>
                 <w:rFonts w:eastAsia="標楷體" w:hint="eastAsia"/>
               </w:rPr>
-              <w:t xml:space="preserve"> Flutter</w:t>
+              <w:t>Flutter</w:t>
             </w:r>
             <w:r>
               <w:rPr>
@@ -14787,7 +15243,7 @@
               <w:rPr>
                 <w:rFonts w:eastAsia="標楷體" w:hint="eastAsia"/>
               </w:rPr>
-              <w:t xml:space="preserve"> iOS 15.5 </w:t>
+              <w:t>iOS 15.5</w:t>
             </w:r>
             <w:r>
               <w:rPr>
@@ -14799,7 +15255,7 @@
               <w:rPr>
                 <w:rFonts w:eastAsia="標楷體" w:hint="eastAsia"/>
               </w:rPr>
-              <w:t xml:space="preserve"> Android 8.0 </w:t>
+              <w:t xml:space="preserve"> Android 8.0</w:t>
             </w:r>
             <w:r>
               <w:rPr>
@@ -14811,7 +15267,7 @@
               <w:rPr>
                 <w:rFonts w:eastAsia="標楷體" w:hint="eastAsia"/>
               </w:rPr>
-              <w:t xml:space="preserve"> RESTful API </w:t>
+              <w:t>RESTful API</w:t>
             </w:r>
             <w:r>
               <w:rPr>
@@ -14823,48 +15279,41 @@
               <w:rPr>
                 <w:rFonts w:eastAsia="標楷體" w:hint="eastAsia"/>
               </w:rPr>
-              <w:t xml:space="preserve"> ISBN </w:t>
-            </w:r>
-            <w:r>
-              <w:rPr>
-                <w:rFonts w:eastAsia="標楷體" w:hint="eastAsia"/>
-              </w:rPr>
-              <w:t>條碼，系統即透過光學辨識自動串接網路書店或國家圖書館資料庫，帶入書名、作者、封面與出版資料，達成「</w:t>
-            </w:r>
-            <w:proofErr w:type="gramStart"/>
-            <w:r>
-              <w:rPr>
-                <w:rFonts w:eastAsia="標楷體" w:hint="eastAsia"/>
-              </w:rPr>
-              <w:t>一鍵上架</w:t>
-            </w:r>
-            <w:proofErr w:type="gramEnd"/>
-            <w:r>
-              <w:rPr>
-                <w:rFonts w:eastAsia="標楷體" w:hint="eastAsia"/>
-              </w:rPr>
-              <w:t>」；前端並規劃基於瀏覽與收藏偏好之輕量化推薦機制，精</w:t>
-            </w:r>
-            <w:proofErr w:type="gramStart"/>
-            <w:r>
-              <w:rPr>
-                <w:rFonts w:eastAsia="標楷體" w:hint="eastAsia"/>
-              </w:rPr>
-              <w:t>準</w:t>
-            </w:r>
-            <w:proofErr w:type="gramEnd"/>
-            <w:r>
-              <w:rPr>
-                <w:rFonts w:eastAsia="標楷體" w:hint="eastAsia"/>
-              </w:rPr>
-              <w:t>媒合買賣雙方。</w:t>
-            </w:r>
-          </w:p>
-          <w:p>
-            <w:pPr>
+              <w:t>ISBN</w:t>
+            </w:r>
+            <w:r>
+              <w:rPr>
+                <w:rFonts w:eastAsia="標楷體" w:hint="eastAsia"/>
+              </w:rPr>
+              <w:t>條碼，系統即透過光學辨識自動串接網路書店或國家圖書館資料庫，</w:t>
+            </w:r>
+            <w:r>
+              <w:rPr>
+                <w:rFonts w:eastAsia="標楷體" w:hint="eastAsia"/>
+              </w:rPr>
+              <w:lastRenderedPageBreak/>
+              <w:t>帶入書名、作者、封面與出版資料，達成「一鍵上架」；前端並規劃基於瀏覽與收藏偏好之輕量化推薦機制，精準媒合買賣雙方。</w:t>
+            </w:r>
+          </w:p>
+          <w:p>
+            <w:pPr>
+              <w:autoSpaceDN/>
+              <w:spacing w:line="288" w:lineRule="auto"/>
+              <w:ind w:left="482" w:firstLineChars="200" w:firstLine="480"/>
               <w:jc w:val="both"/>
               <w:rPr>
                 <w:rFonts w:eastAsia="標楷體" w:hint="eastAsia"/>
+              </w:rPr>
+            </w:pPr>
+          </w:p>
+          <w:p>
+            <w:pPr>
+              <w:autoSpaceDN/>
+              <w:spacing w:line="288" w:lineRule="auto"/>
+              <w:ind w:left="482"/>
+              <w:jc w:val="both"/>
+              <w:rPr>
+                <w:rFonts w:eastAsia="標楷體"/>
                 <w:b/>
                 <w:bCs/>
               </w:rPr>
@@ -14888,10 +15337,12 @@
           </w:p>
           <w:p>
             <w:pPr>
-              <w:ind w:firstLineChars="200" w:firstLine="480"/>
+              <w:autoSpaceDN/>
+              <w:spacing w:line="288" w:lineRule="auto"/>
+              <w:ind w:left="482" w:firstLineChars="200" w:firstLine="480"/>
               <w:jc w:val="both"/>
               <w:rPr>
-                <w:rFonts w:eastAsia="標楷體" w:hint="eastAsia"/>
+                <w:rFonts w:eastAsia="標楷體"/>
               </w:rPr>
             </w:pPr>
             <w:r>
@@ -14904,7 +15355,7 @@
               <w:rPr>
                 <w:rFonts w:eastAsia="標楷體" w:hint="eastAsia"/>
               </w:rPr>
-              <w:t xml:space="preserve"> Node.js </w:t>
+              <w:t>Node.js</w:t>
             </w:r>
             <w:r>
               <w:rPr>
@@ -14916,7 +15367,7 @@
               <w:rPr>
                 <w:rFonts w:eastAsia="標楷體" w:hint="eastAsia"/>
               </w:rPr>
-              <w:t xml:space="preserve"> Express.js </w:t>
+              <w:t>Express.js</w:t>
             </w:r>
             <w:r>
               <w:rPr>
@@ -14928,7 +15379,7 @@
               <w:rPr>
                 <w:rFonts w:eastAsia="標楷體" w:hint="eastAsia"/>
               </w:rPr>
-              <w:t xml:space="preserve"> API </w:t>
+              <w:t>API</w:t>
             </w:r>
             <w:r>
               <w:rPr>
@@ -14940,7 +15391,7 @@
               <w:rPr>
                 <w:rFonts w:eastAsia="標楷體" w:hint="eastAsia"/>
               </w:rPr>
-              <w:t xml:space="preserve"> JWT </w:t>
+              <w:t>JWT</w:t>
             </w:r>
             <w:r>
               <w:rPr>
@@ -14952,7 +15403,7 @@
               <w:rPr>
                 <w:rFonts w:eastAsia="標楷體" w:hint="eastAsia"/>
               </w:rPr>
-              <w:t xml:space="preserve"> MySQL 8.0</w:t>
+              <w:t>MySQL 8.0</w:t>
             </w:r>
             <w:r>
               <w:rPr>
@@ -14976,21 +15427,13 @@
               <w:rPr>
                 <w:rFonts w:eastAsia="標楷體" w:hint="eastAsia"/>
               </w:rPr>
-              <w:t xml:space="preserve"> SQL </w:t>
-            </w:r>
-            <w:proofErr w:type="gramStart"/>
-            <w:r>
-              <w:rPr>
-                <w:rFonts w:eastAsia="標楷體" w:hint="eastAsia"/>
-              </w:rPr>
-              <w:t>隱碼攻擊</w:t>
-            </w:r>
-            <w:proofErr w:type="gramEnd"/>
-            <w:r>
-              <w:rPr>
-                <w:rFonts w:eastAsia="標楷體" w:hint="eastAsia"/>
-              </w:rPr>
-              <w:t>；開發階段以</w:t>
+              <w:t>SQL</w:t>
+            </w:r>
+            <w:r>
+              <w:rPr>
+                <w:rFonts w:eastAsia="標楷體" w:hint="eastAsia"/>
+              </w:rPr>
+              <w:t>隱碼攻擊；開發階段以</w:t>
             </w:r>
             <w:r>
               <w:rPr>
@@ -15008,7 +15451,7 @@
               <w:rPr>
                 <w:rFonts w:eastAsia="標楷體" w:hint="eastAsia"/>
               </w:rPr>
-              <w:t xml:space="preserve"> API </w:t>
+              <w:t>API</w:t>
             </w:r>
             <w:r>
               <w:rPr>
@@ -15032,7 +15475,7 @@
               <w:rPr>
                 <w:rFonts w:eastAsia="標楷體" w:hint="eastAsia"/>
               </w:rPr>
-              <w:t xml:space="preserve"> App</w:t>
+              <w:t>App</w:t>
             </w:r>
             <w:r>
               <w:rPr>
@@ -15067,9 +15510,12 @@
           </w:p>
           <w:p>
             <w:pPr>
+              <w:autoSpaceDN/>
+              <w:spacing w:line="288" w:lineRule="auto"/>
+              <w:ind w:left="482"/>
               <w:jc w:val="both"/>
               <w:rPr>
-                <w:rFonts w:eastAsia="標楷體" w:hint="eastAsia"/>
+                <w:rFonts w:eastAsia="標楷體"/>
                 <w:b/>
                 <w:bCs/>
               </w:rPr>
@@ -15093,10 +15539,12 @@
           </w:p>
           <w:p>
             <w:pPr>
-              <w:ind w:firstLineChars="200" w:firstLine="480"/>
+              <w:autoSpaceDN/>
+              <w:spacing w:line="288" w:lineRule="auto"/>
+              <w:ind w:left="482" w:firstLineChars="200" w:firstLine="480"/>
               <w:jc w:val="both"/>
               <w:rPr>
-                <w:rFonts w:eastAsia="標楷體" w:hint="eastAsia"/>
+                <w:rFonts w:eastAsia="標楷體"/>
               </w:rPr>
             </w:pPr>
             <w:r>
@@ -15109,7 +15557,7 @@
               <w:rPr>
                 <w:rFonts w:eastAsia="標楷體" w:hint="eastAsia"/>
               </w:rPr>
-              <w:t xml:space="preserve"> Cloudflare </w:t>
+              <w:t>Cloudflare</w:t>
             </w:r>
             <w:r>
               <w:rPr>
@@ -15121,7 +15569,7 @@
               <w:rPr>
                 <w:rFonts w:eastAsia="標楷體" w:hint="eastAsia"/>
               </w:rPr>
-              <w:t xml:space="preserve"> DNS</w:t>
+              <w:t>DNS</w:t>
             </w:r>
             <w:r>
               <w:rPr>
@@ -15145,7 +15593,7 @@
               <w:rPr>
                 <w:rFonts w:eastAsia="標楷體" w:hint="eastAsia"/>
               </w:rPr>
-              <w:t xml:space="preserve">WAF </w:t>
+              <w:t>WAF</w:t>
             </w:r>
             <w:r>
               <w:rPr>
@@ -15157,7 +15605,7 @@
               <w:rPr>
                 <w:rFonts w:eastAsia="標楷體" w:hint="eastAsia"/>
               </w:rPr>
-              <w:t xml:space="preserve"> SSL</w:t>
+              <w:t>SSL</w:t>
             </w:r>
             <w:r>
               <w:rPr>
@@ -15169,7 +15617,7 @@
               <w:rPr>
                 <w:rFonts w:eastAsia="標楷體" w:hint="eastAsia"/>
               </w:rPr>
-              <w:t xml:space="preserve">TLS </w:t>
+              <w:t>TLS</w:t>
             </w:r>
             <w:r>
               <w:rPr>
@@ -15181,7 +15629,7 @@
               <w:rPr>
                 <w:rFonts w:eastAsia="標楷體" w:hint="eastAsia"/>
               </w:rPr>
-              <w:t xml:space="preserve"> IP </w:t>
+              <w:t>IP</w:t>
             </w:r>
             <w:r>
               <w:rPr>
@@ -15193,7 +15641,7 @@
               <w:rPr>
                 <w:rFonts w:eastAsia="標楷體" w:hint="eastAsia"/>
               </w:rPr>
-              <w:t xml:space="preserve"> DDoS </w:t>
+              <w:t>DDoS</w:t>
             </w:r>
             <w:r>
               <w:rPr>
@@ -15205,36 +15653,20 @@
               <w:rPr>
                 <w:rFonts w:eastAsia="標楷體" w:hint="eastAsia"/>
               </w:rPr>
-              <w:t xml:space="preserve"> HTTPS </w:t>
-            </w:r>
-            <w:r>
-              <w:rPr>
-                <w:rFonts w:eastAsia="標楷體" w:hint="eastAsia"/>
-              </w:rPr>
-              <w:t>加密；流量進入核心基礎設施後，由通訊</w:t>
-            </w:r>
-            <w:proofErr w:type="gramStart"/>
-            <w:r>
-              <w:rPr>
-                <w:rFonts w:eastAsia="標楷體" w:hint="eastAsia"/>
-              </w:rPr>
-              <w:t>埠</w:t>
-            </w:r>
-            <w:proofErr w:type="gramEnd"/>
-            <w:r>
-              <w:rPr>
-                <w:rFonts w:eastAsia="標楷體" w:hint="eastAsia"/>
-              </w:rPr>
-              <w:t>多工器（</w:t>
-            </w:r>
-            <w:proofErr w:type="spellStart"/>
+              <w:t>HTTPS</w:t>
+            </w:r>
+            <w:r>
+              <w:rPr>
+                <w:rFonts w:eastAsia="標楷體" w:hint="eastAsia"/>
+              </w:rPr>
+              <w:t>加密；流量進入核心基礎設施後，由通訊埠多工器（</w:t>
+            </w:r>
             <w:r>
               <w:rPr>
                 <w:rFonts w:eastAsia="標楷體" w:hint="eastAsia"/>
               </w:rPr>
               <w:t>sslh</w:t>
             </w:r>
-            <w:proofErr w:type="spellEnd"/>
             <w:r>
               <w:rPr>
                 <w:rFonts w:eastAsia="標楷體" w:hint="eastAsia"/>
@@ -15245,7 +15677,7 @@
               <w:rPr>
                 <w:rFonts w:eastAsia="標楷體" w:hint="eastAsia"/>
               </w:rPr>
-              <w:t xml:space="preserve"> NGINX </w:t>
+              <w:t>NGINX</w:t>
             </w:r>
             <w:r>
               <w:rPr>
@@ -15257,7 +15689,7 @@
               <w:rPr>
                 <w:rFonts w:eastAsia="標楷體" w:hint="eastAsia"/>
               </w:rPr>
-              <w:t xml:space="preserve"> Ubuntu 24.04 LTS</w:t>
+              <w:t>Ubuntu 24.04 LTS</w:t>
             </w:r>
             <w:r>
               <w:rPr>
@@ -15268,9 +15700,12 @@
           </w:p>
           <w:p>
             <w:pPr>
+              <w:autoSpaceDN/>
+              <w:spacing w:line="288" w:lineRule="auto"/>
+              <w:ind w:left="482"/>
               <w:jc w:val="both"/>
               <w:rPr>
-                <w:rFonts w:eastAsia="標楷體" w:hint="eastAsia"/>
+                <w:rFonts w:eastAsia="標楷體"/>
                 <w:b/>
                 <w:bCs/>
               </w:rPr>
@@ -15294,10 +15729,12 @@
           </w:p>
           <w:p>
             <w:pPr>
-              <w:ind w:firstLineChars="200" w:firstLine="480"/>
+              <w:autoSpaceDN/>
+              <w:spacing w:line="288" w:lineRule="auto"/>
+              <w:ind w:left="482" w:firstLineChars="200" w:firstLine="480"/>
               <w:jc w:val="both"/>
               <w:rPr>
-                <w:rFonts w:eastAsia="標楷體" w:hint="eastAsia"/>
+                <w:rFonts w:eastAsia="標楷體"/>
               </w:rPr>
             </w:pPr>
             <w:r>
@@ -15322,56 +15759,23 @@
               <w:rPr>
                 <w:rFonts w:eastAsia="標楷體" w:hint="eastAsia"/>
               </w:rPr>
-              <w:t xml:space="preserve"> </w:t>
-            </w:r>
-            <w:proofErr w:type="spellStart"/>
-            <w:r>
-              <w:rPr>
-                <w:rFonts w:eastAsia="標楷體" w:hint="eastAsia"/>
-              </w:rPr>
-              <w:t>Sepolia</w:t>
-            </w:r>
-            <w:proofErr w:type="spellEnd"/>
-            <w:r>
-              <w:rPr>
-                <w:rFonts w:eastAsia="標楷體" w:hint="eastAsia"/>
-              </w:rPr>
-              <w:t>）。買家下單後，資金（代幣）先鎖定於智慧合約中（託管狀態）；賣家將書籍投入實體智慧書櫃、買家取貨並確認書</w:t>
-            </w:r>
-            <w:proofErr w:type="gramStart"/>
-            <w:r>
-              <w:rPr>
-                <w:rFonts w:eastAsia="標楷體" w:hint="eastAsia"/>
-              </w:rPr>
-              <w:t>況</w:t>
-            </w:r>
-            <w:proofErr w:type="gramEnd"/>
-            <w:r>
-              <w:rPr>
-                <w:rFonts w:eastAsia="標楷體" w:hint="eastAsia"/>
-              </w:rPr>
-              <w:t>無誤後，智慧合約自動觸發</w:t>
-            </w:r>
-            <w:proofErr w:type="gramStart"/>
-            <w:r>
-              <w:rPr>
-                <w:rFonts w:eastAsia="標楷體" w:hint="eastAsia"/>
-              </w:rPr>
-              <w:t>撥款予賣家</w:t>
-            </w:r>
-            <w:proofErr w:type="gramEnd"/>
-            <w:r>
-              <w:rPr>
-                <w:rFonts w:eastAsia="標楷體" w:hint="eastAsia"/>
-              </w:rPr>
-              <w:t>，全程無任一方能惡意侵佔資金，達成「零信任」之金流保障。</w:t>
-            </w:r>
-          </w:p>
-          <w:p>
-            <w:pPr>
+              <w:t xml:space="preserve"> Sepolia</w:t>
+            </w:r>
+            <w:r>
+              <w:rPr>
+                <w:rFonts w:eastAsia="標楷體" w:hint="eastAsia"/>
+              </w:rPr>
+              <w:t>）。買家下單後，資金（代幣）先鎖定於智慧合約中（託管狀態）；賣家將書籍投入實體智慧書櫃、買家取貨並確認書況無誤後，智慧合約自動觸發撥款予賣家，全程無任一方能惡意侵佔資金，達成「零信任」之金流保障。</w:t>
+            </w:r>
+          </w:p>
+          <w:p>
+            <w:pPr>
+              <w:autoSpaceDN/>
+              <w:spacing w:line="288" w:lineRule="auto"/>
+              <w:ind w:left="482"/>
               <w:jc w:val="both"/>
               <w:rPr>
-                <w:rFonts w:eastAsia="標楷體" w:hint="eastAsia"/>
+                <w:rFonts w:eastAsia="標楷體"/>
                 <w:b/>
                 <w:bCs/>
               </w:rPr>
@@ -15395,10 +15799,12 @@
           </w:p>
           <w:p>
             <w:pPr>
-              <w:ind w:firstLineChars="200" w:firstLine="480"/>
+              <w:autoSpaceDN/>
+              <w:spacing w:line="288" w:lineRule="auto"/>
+              <w:ind w:left="482" w:firstLineChars="200" w:firstLine="480"/>
               <w:jc w:val="both"/>
               <w:rPr>
-                <w:rFonts w:eastAsia="標楷體" w:hint="eastAsia"/>
+                <w:rFonts w:eastAsia="標楷體"/>
               </w:rPr>
             </w:pPr>
             <w:r>
@@ -15411,27 +15817,19 @@
               <w:rPr>
                 <w:rFonts w:eastAsia="標楷體" w:hint="eastAsia"/>
               </w:rPr>
-              <w:t xml:space="preserve"> ESP32-S3 </w:t>
-            </w:r>
-            <w:r>
-              <w:rPr>
-                <w:rFonts w:eastAsia="標楷體" w:hint="eastAsia"/>
-              </w:rPr>
-              <w:t>微控制器作為主控核心，韌體</w:t>
-            </w:r>
-            <w:proofErr w:type="gramStart"/>
-            <w:r>
-              <w:rPr>
-                <w:rFonts w:eastAsia="標楷體" w:hint="eastAsia"/>
-              </w:rPr>
-              <w:t>採</w:t>
-            </w:r>
-            <w:proofErr w:type="gramEnd"/>
-            <w:r>
-              <w:rPr>
-                <w:rFonts w:eastAsia="標楷體" w:hint="eastAsia"/>
-              </w:rPr>
-              <w:t xml:space="preserve"> C</w:t>
+              <w:t>ESP32-S3</w:t>
+            </w:r>
+            <w:r>
+              <w:rPr>
+                <w:rFonts w:eastAsia="標楷體" w:hint="eastAsia"/>
+              </w:rPr>
+              <w:t>微控制器作為主控核心，韌體採</w:t>
+            </w:r>
+            <w:r>
+              <w:rPr>
+                <w:rFonts w:eastAsia="標楷體" w:hint="eastAsia"/>
+              </w:rPr>
+              <w:t>C</w:t>
             </w:r>
             <w:r>
               <w:rPr>
@@ -15443,7 +15841,13 @@
               <w:rPr>
                 <w:rFonts w:eastAsia="標楷體" w:hint="eastAsia"/>
               </w:rPr>
-              <w:t xml:space="preserve">C++ </w:t>
+              <w:t>C++</w:t>
+            </w:r>
+            <w:r>
+              <w:rPr>
+                <w:rFonts w:eastAsia="標楷體" w:hint="eastAsia"/>
+              </w:rPr>
+              <w:t xml:space="preserve"> </w:t>
             </w:r>
             <w:r>
               <w:rPr>
@@ -15455,7 +15859,7 @@
               <w:rPr>
                 <w:rFonts w:eastAsia="標楷體" w:hint="eastAsia"/>
               </w:rPr>
-              <w:t xml:space="preserve"> Arduino Core for ESP32 </w:t>
+              <w:t xml:space="preserve">Arduino Core for ESP32 </w:t>
             </w:r>
             <w:r>
               <w:rPr>
@@ -15467,7 +15871,7 @@
               <w:rPr>
                 <w:rFonts w:eastAsia="標楷體" w:hint="eastAsia"/>
               </w:rPr>
-              <w:t xml:space="preserve"> Wi-Fi</w:t>
+              <w:t>Wi-Fi</w:t>
             </w:r>
             <w:r>
               <w:rPr>
@@ -15491,7 +15895,7 @@
               <w:rPr>
                 <w:rFonts w:eastAsia="標楷體" w:hint="eastAsia"/>
               </w:rPr>
-              <w:t xml:space="preserve"> TMC2209 </w:t>
+              <w:t>TMC2209</w:t>
             </w:r>
             <w:r>
               <w:rPr>
@@ -15503,47 +15907,19 @@
               <w:rPr>
                 <w:rFonts w:eastAsia="標楷體" w:hint="eastAsia"/>
               </w:rPr>
-              <w:t xml:space="preserve"> Nema17 </w:t>
-            </w:r>
-            <w:r>
-              <w:rPr>
-                <w:rFonts w:eastAsia="標楷體" w:hint="eastAsia"/>
-              </w:rPr>
-              <w:t>步進馬達，帶動齒輪</w:t>
-            </w:r>
-            <w:proofErr w:type="gramStart"/>
-            <w:r>
-              <w:rPr>
-                <w:rFonts w:eastAsia="標楷體" w:hint="eastAsia"/>
-              </w:rPr>
-              <w:t>—</w:t>
-            </w:r>
-            <w:proofErr w:type="gramEnd"/>
-            <w:r>
-              <w:rPr>
-                <w:rFonts w:eastAsia="標楷體" w:hint="eastAsia"/>
-              </w:rPr>
-              <w:t>齒條進行線性傳動以完成電子鎖之</w:t>
-            </w:r>
-            <w:proofErr w:type="gramStart"/>
-            <w:r>
-              <w:rPr>
-                <w:rFonts w:eastAsia="標楷體" w:hint="eastAsia"/>
-              </w:rPr>
-              <w:t>開閉，並外</w:t>
-            </w:r>
-            <w:proofErr w:type="gramEnd"/>
-            <w:r>
-              <w:rPr>
-                <w:rFonts w:eastAsia="標楷體" w:hint="eastAsia"/>
-              </w:rPr>
-              <w:t>接</w:t>
-            </w:r>
-            <w:r>
-              <w:rPr>
-                <w:rFonts w:eastAsia="標楷體" w:hint="eastAsia"/>
-              </w:rPr>
-              <w:t xml:space="preserve"> TFT </w:t>
+              <w:t>Nema17</w:t>
+            </w:r>
+            <w:r>
+              <w:rPr>
+                <w:rFonts w:eastAsia="標楷體" w:hint="eastAsia"/>
+              </w:rPr>
+              <w:t>步進馬達，帶動齒輪—齒條進行線性傳動以完成電子鎖之開閉，並外接</w:t>
+            </w:r>
+            <w:r>
+              <w:rPr>
+                <w:rFonts w:eastAsia="標楷體" w:hint="eastAsia"/>
+              </w:rPr>
+              <w:t>TFT</w:t>
             </w:r>
             <w:r>
               <w:rPr>
@@ -15555,7 +15931,7 @@
               <w:rPr>
                 <w:rFonts w:eastAsia="標楷體" w:hint="eastAsia"/>
               </w:rPr>
-              <w:t xml:space="preserve"> QR Code</w:t>
+              <w:t>QR Code</w:t>
             </w:r>
             <w:r>
               <w:rPr>
@@ -15567,41 +15943,19 @@
               <w:rPr>
                 <w:rFonts w:eastAsia="標楷體" w:hint="eastAsia"/>
               </w:rPr>
-              <w:t xml:space="preserve"> SD </w:t>
-            </w:r>
-            <w:r>
-              <w:rPr>
-                <w:rFonts w:eastAsia="標楷體" w:hint="eastAsia"/>
-              </w:rPr>
-              <w:t>記憶卡。</w:t>
-            </w:r>
-            <w:proofErr w:type="gramStart"/>
-            <w:r>
-              <w:rPr>
-                <w:rFonts w:eastAsia="標楷體" w:hint="eastAsia"/>
-              </w:rPr>
-              <w:t>櫃體外殼</w:t>
-            </w:r>
-            <w:proofErr w:type="gramEnd"/>
-            <w:r>
-              <w:rPr>
-                <w:rFonts w:eastAsia="標楷體" w:hint="eastAsia"/>
-              </w:rPr>
-              <w:t>與</w:t>
-            </w:r>
-            <w:proofErr w:type="gramStart"/>
-            <w:r>
-              <w:rPr>
-                <w:rFonts w:eastAsia="標楷體" w:hint="eastAsia"/>
-              </w:rPr>
-              <w:t>機構件先以</w:t>
-            </w:r>
-            <w:proofErr w:type="gramEnd"/>
-            <w:r>
-              <w:rPr>
-                <w:rFonts w:eastAsia="標楷體" w:hint="eastAsia"/>
-              </w:rPr>
-              <w:t xml:space="preserve"> SolidWorks </w:t>
+              <w:t>SD</w:t>
+            </w:r>
+            <w:r>
+              <w:rPr>
+                <w:rFonts w:eastAsia="標楷體" w:hint="eastAsia"/>
+              </w:rPr>
+              <w:t>記憶卡。櫃體外殼與機構件先以</w:t>
+            </w:r>
+            <w:r>
+              <w:rPr>
+                <w:rFonts w:eastAsia="標楷體" w:hint="eastAsia"/>
+              </w:rPr>
+              <w:t>SolidWorks</w:t>
             </w:r>
             <w:r>
               <w:rPr>
@@ -15613,7 +15967,7 @@
               <w:rPr>
                 <w:rFonts w:eastAsia="標楷體" w:hint="eastAsia"/>
               </w:rPr>
-              <w:t xml:space="preserve"> CAD </w:t>
+              <w:t>CAD</w:t>
             </w:r>
             <w:r>
               <w:rPr>
@@ -15625,7 +15979,7 @@
               <w:rPr>
                 <w:rFonts w:eastAsia="標楷體" w:hint="eastAsia"/>
               </w:rPr>
-              <w:t xml:space="preserve"> 3D </w:t>
+              <w:t>3D</w:t>
             </w:r>
             <w:r>
               <w:rPr>
@@ -15637,7 +15991,7 @@
               <w:rPr>
                 <w:rFonts w:eastAsia="標楷體" w:hint="eastAsia"/>
               </w:rPr>
-              <w:t xml:space="preserve"> App </w:t>
+              <w:t>App</w:t>
             </w:r>
             <w:r>
               <w:rPr>
@@ -15649,7 +16003,7 @@
               <w:rPr>
                 <w:rFonts w:eastAsia="標楷體" w:hint="eastAsia"/>
               </w:rPr>
-              <w:t xml:space="preserve"> QR Code </w:t>
+              <w:t>QR Code</w:t>
             </w:r>
             <w:r>
               <w:rPr>
@@ -15657,6 +16011,16 @@
               </w:rPr>
               <w:t>完成身分認證後，微控制器即發送訊號解鎖對應櫃門，並透過感應器確認書籍是否成功存取。</w:t>
             </w:r>
+          </w:p>
+          <w:p>
+            <w:pPr>
+              <w:autoSpaceDN/>
+              <w:spacing w:line="288" w:lineRule="auto"/>
+              <w:jc w:val="both"/>
+              <w:rPr>
+                <w:rFonts w:eastAsia="標楷體" w:hint="eastAsia"/>
+              </w:rPr>
+            </w:pPr>
           </w:p>
           <w:p>
             <w:pPr>
@@ -15664,25 +16028,291 @@
                 <w:ilvl w:val="0"/>
                 <w:numId w:val="12"/>
               </w:numPr>
+              <w:autoSpaceDN/>
+              <w:spacing w:line="288" w:lineRule="auto"/>
               <w:jc w:val="both"/>
               <w:rPr>
                 <w:rFonts w:eastAsia="標楷體"/>
-              </w:rPr>
-            </w:pPr>
-            <w:r>
-              <w:rPr>
-                <w:rFonts w:eastAsia="標楷體"/>
+                <w:b/>
+                <w:bCs/>
+              </w:rPr>
+            </w:pPr>
+            <w:r>
+              <w:rPr>
+                <w:rFonts w:eastAsia="標楷體"/>
+                <w:b/>
+                <w:bCs/>
               </w:rPr>
               <w:t>作品特色說明</w:t>
             </w:r>
           </w:p>
           <w:p>
             <w:pPr>
+              <w:pStyle w:val="ad"/>
+              <w:numPr>
+                <w:ilvl w:val="0"/>
+                <w:numId w:val="35"/>
+              </w:numPr>
+              <w:autoSpaceDN/>
+              <w:spacing w:line="288" w:lineRule="auto"/>
+              <w:ind w:left="964" w:hanging="482"/>
               <w:jc w:val="both"/>
               <w:rPr>
                 <w:rFonts w:eastAsia="標楷體" w:hint="eastAsia"/>
               </w:rPr>
             </w:pPr>
+            <w:r>
+              <w:rPr>
+                <w:rFonts w:eastAsia="標楷體" w:hint="eastAsia"/>
+              </w:rPr>
+              <w:t>極簡化上架，時間成本最低：以</w:t>
+            </w:r>
+            <w:r>
+              <w:rPr>
+                <w:rFonts w:eastAsia="標楷體" w:hint="eastAsia"/>
+              </w:rPr>
+              <w:t>ISBN</w:t>
+            </w:r>
+            <w:r>
+              <w:rPr>
+                <w:rFonts w:eastAsia="標楷體" w:hint="eastAsia"/>
+              </w:rPr>
+              <w:t>掃描取代打字、拍照、對焦的繁瑣流程，使上架在數秒內完成，大幅提升學生轉讓閒置書籍的意願。</w:t>
+            </w:r>
+          </w:p>
+          <w:p>
+            <w:pPr>
+              <w:pStyle w:val="ad"/>
+              <w:numPr>
+                <w:ilvl w:val="0"/>
+                <w:numId w:val="35"/>
+              </w:numPr>
+              <w:autoSpaceDN/>
+              <w:spacing w:line="288" w:lineRule="auto"/>
+              <w:ind w:left="964" w:hanging="482"/>
+              <w:jc w:val="both"/>
+              <w:rPr>
+                <w:rFonts w:eastAsia="標楷體" w:hint="eastAsia"/>
+              </w:rPr>
+            </w:pPr>
+            <w:r>
+              <w:rPr>
+                <w:rFonts w:eastAsia="標楷體" w:hint="eastAsia"/>
+              </w:rPr>
+              <w:t>24</w:t>
+            </w:r>
+            <w:r>
+              <w:rPr>
+                <w:rFonts w:eastAsia="標楷體" w:hint="eastAsia"/>
+              </w:rPr>
+              <w:t>小時智慧非同步交易：結合</w:t>
+            </w:r>
+            <w:r>
+              <w:rPr>
+                <w:rFonts w:eastAsia="標楷體" w:hint="eastAsia"/>
+              </w:rPr>
+              <w:t>IoT</w:t>
+            </w:r>
+            <w:r>
+              <w:rPr>
+                <w:rFonts w:eastAsia="標楷體" w:hint="eastAsia"/>
+              </w:rPr>
+              <w:t>智慧書櫃，打破面交需「雙方約定時間、地點」之限制，賣家有空投櫃、買家有空取貨，完美融入大學生彈性作息。</w:t>
+            </w:r>
+          </w:p>
+          <w:p>
+            <w:pPr>
+              <w:pStyle w:val="ad"/>
+              <w:numPr>
+                <w:ilvl w:val="0"/>
+                <w:numId w:val="35"/>
+              </w:numPr>
+              <w:autoSpaceDN/>
+              <w:spacing w:line="288" w:lineRule="auto"/>
+              <w:ind w:left="964" w:hanging="482"/>
+              <w:jc w:val="both"/>
+              <w:rPr>
+                <w:rFonts w:eastAsia="標楷體" w:hint="eastAsia"/>
+              </w:rPr>
+            </w:pPr>
+            <w:r>
+              <w:rPr>
+                <w:rFonts w:eastAsia="標楷體" w:hint="eastAsia"/>
+              </w:rPr>
+              <w:t>基於區塊鏈的零信任安全保障：以智慧合約託管金流，不依賴傳統第三方金融機構，利用區塊鏈不可竄改、自動執行之特性，杜絕「收錢不給書」「拿書不給錢」之詐騙；後端並以</w:t>
+            </w:r>
+            <w:r>
+              <w:rPr>
+                <w:rFonts w:eastAsia="標楷體" w:hint="eastAsia"/>
+              </w:rPr>
+              <w:t>Cloudflare</w:t>
+            </w:r>
+            <w:r>
+              <w:rPr>
+                <w:rFonts w:eastAsia="標楷體" w:hint="eastAsia"/>
+              </w:rPr>
+              <w:t>、</w:t>
+            </w:r>
+            <w:r>
+              <w:rPr>
+                <w:rFonts w:eastAsia="標楷體" w:hint="eastAsia"/>
+              </w:rPr>
+              <w:t>NGINX</w:t>
+            </w:r>
+            <w:r>
+              <w:rPr>
+                <w:rFonts w:eastAsia="標楷體" w:hint="eastAsia"/>
+              </w:rPr>
+              <w:t>反向代理與</w:t>
+            </w:r>
+            <w:r>
+              <w:rPr>
+                <w:rFonts w:eastAsia="標楷體" w:hint="eastAsia"/>
+              </w:rPr>
+              <w:t>JWT</w:t>
+            </w:r>
+            <w:r>
+              <w:rPr>
+                <w:rFonts w:eastAsia="標楷體" w:hint="eastAsia"/>
+              </w:rPr>
+              <w:t>驗證構成完整資安防護。</w:t>
+            </w:r>
+          </w:p>
+          <w:p>
+            <w:pPr>
+              <w:pStyle w:val="ad"/>
+              <w:numPr>
+                <w:ilvl w:val="0"/>
+                <w:numId w:val="35"/>
+              </w:numPr>
+              <w:autoSpaceDN/>
+              <w:spacing w:line="288" w:lineRule="auto"/>
+              <w:ind w:left="964" w:hanging="482"/>
+              <w:jc w:val="both"/>
+              <w:rPr>
+                <w:rFonts w:eastAsia="標楷體" w:hint="eastAsia"/>
+              </w:rPr>
+            </w:pPr>
+            <w:r>
+              <w:rPr>
+                <w:rFonts w:eastAsia="標楷體" w:hint="eastAsia"/>
+              </w:rPr>
+              <w:lastRenderedPageBreak/>
+              <w:t>跨平台與高擴展、低成本開發：</w:t>
+            </w:r>
+            <w:r>
+              <w:rPr>
+                <w:rFonts w:eastAsia="標楷體" w:hint="eastAsia"/>
+              </w:rPr>
+              <w:t>App</w:t>
+            </w:r>
+            <w:r>
+              <w:rPr>
+                <w:rFonts w:eastAsia="標楷體" w:hint="eastAsia"/>
+              </w:rPr>
+              <w:t>採</w:t>
+            </w:r>
+            <w:r>
+              <w:rPr>
+                <w:rFonts w:eastAsia="標楷體" w:hint="eastAsia"/>
+              </w:rPr>
+              <w:t>Flutter</w:t>
+            </w:r>
+            <w:r>
+              <w:rPr>
+                <w:rFonts w:eastAsia="標楷體" w:hint="eastAsia"/>
+              </w:rPr>
+              <w:t>一次開發即同步上架</w:t>
+            </w:r>
+            <w:r>
+              <w:rPr>
+                <w:rFonts w:eastAsia="標楷體" w:hint="eastAsia"/>
+              </w:rPr>
+              <w:t>i</w:t>
+            </w:r>
+            <w:r>
+              <w:rPr>
+                <w:rFonts w:eastAsia="標楷體" w:hint="eastAsia"/>
+              </w:rPr>
+              <w:lastRenderedPageBreak/>
+              <w:t>OS</w:t>
+            </w:r>
+            <w:r>
+              <w:rPr>
+                <w:rFonts w:eastAsia="標楷體" w:hint="eastAsia"/>
+              </w:rPr>
+              <w:t>／</w:t>
+            </w:r>
+            <w:r>
+              <w:rPr>
+                <w:rFonts w:eastAsia="標楷體" w:hint="eastAsia"/>
+              </w:rPr>
+              <w:t>Android</w:t>
+            </w:r>
+            <w:r>
+              <w:rPr>
+                <w:rFonts w:eastAsia="標楷體" w:hint="eastAsia"/>
+              </w:rPr>
+              <w:t>；硬體採</w:t>
+            </w:r>
+            <w:r>
+              <w:rPr>
+                <w:rFonts w:eastAsia="標楷體" w:hint="eastAsia"/>
+              </w:rPr>
+              <w:t>SolidWorks</w:t>
+            </w:r>
+            <w:r>
+              <w:rPr>
+                <w:rFonts w:eastAsia="標楷體" w:hint="eastAsia"/>
+              </w:rPr>
+              <w:t>建模、</w:t>
+            </w:r>
+            <w:r>
+              <w:rPr>
+                <w:rFonts w:eastAsia="標楷體" w:hint="eastAsia"/>
+              </w:rPr>
+              <w:t>3D</w:t>
+            </w:r>
+            <w:r>
+              <w:rPr>
+                <w:rFonts w:eastAsia="標楷體" w:hint="eastAsia"/>
+              </w:rPr>
+              <w:t>列印與開源</w:t>
+            </w:r>
+            <w:r>
+              <w:rPr>
+                <w:rFonts w:eastAsia="標楷體" w:hint="eastAsia"/>
+              </w:rPr>
+              <w:t>ESP32</w:t>
+            </w:r>
+            <w:r>
+              <w:rPr>
+                <w:rFonts w:eastAsia="標楷體" w:hint="eastAsia"/>
+              </w:rPr>
+              <w:t>，大幅降低建置與維護成本，未來易於在圖書館、宿舍、教學大樓等校園各角落低成本複製推廣。</w:t>
+            </w:r>
+          </w:p>
+          <w:p>
+            <w:pPr>
+              <w:pStyle w:val="ad"/>
+              <w:numPr>
+                <w:ilvl w:val="0"/>
+                <w:numId w:val="35"/>
+              </w:numPr>
+              <w:autoSpaceDN/>
+              <w:spacing w:line="288" w:lineRule="auto"/>
+              <w:ind w:left="964" w:hanging="482"/>
+              <w:jc w:val="both"/>
+              <w:rPr>
+                <w:rFonts w:eastAsia="標楷體"/>
+              </w:rPr>
+            </w:pPr>
+            <w:r>
+              <w:rPr>
+                <w:rFonts w:eastAsia="標楷體" w:hint="eastAsia"/>
+              </w:rPr>
+              <w:t>會員等級與社群黏著度：依交易次數與誠信評價給予徽章與專屬回饋，提升平台用戶之長效留存率。</w:t>
+            </w:r>
           </w:p>
           <w:p>
             <w:pPr>
@@ -15690,17 +16320,182 @@
                 <w:ilvl w:val="0"/>
                 <w:numId w:val="12"/>
               </w:numPr>
+              <w:autoSpaceDN/>
+              <w:spacing w:line="288" w:lineRule="auto"/>
               <w:jc w:val="both"/>
               <w:rPr>
                 <w:rFonts w:eastAsia="標楷體"/>
-              </w:rPr>
-            </w:pPr>
-            <w:r>
-              <w:rPr>
-                <w:rFonts w:eastAsia="標楷體"/>
+                <w:b/>
+                <w:bCs/>
+              </w:rPr>
+            </w:pPr>
+            <w:r>
+              <w:rPr>
+                <w:rFonts w:eastAsia="標楷體"/>
+                <w:b/>
+                <w:bCs/>
               </w:rPr>
               <w:t>結論與建議</w:t>
             </w:r>
+          </w:p>
+          <w:p>
+            <w:pPr>
+              <w:autoSpaceDN/>
+              <w:spacing w:line="288" w:lineRule="auto"/>
+              <w:ind w:left="482" w:firstLineChars="200" w:firstLine="480"/>
+              <w:jc w:val="both"/>
+              <w:rPr>
+                <w:rFonts w:eastAsia="標楷體" w:hint="eastAsia"/>
+              </w:rPr>
+            </w:pPr>
+            <w:r>
+              <w:rPr>
+                <w:rFonts w:eastAsia="標楷體" w:hint="eastAsia"/>
+              </w:rPr>
+              <w:t>本系統以問卷實證與競品分析為基礎，整合</w:t>
+            </w:r>
+            <w:r>
+              <w:rPr>
+                <w:rFonts w:eastAsia="標楷體" w:hint="eastAsia"/>
+              </w:rPr>
+              <w:t>ISBN</w:t>
+            </w:r>
+            <w:r>
+              <w:rPr>
+                <w:rFonts w:eastAsia="標楷體" w:hint="eastAsia"/>
+              </w:rPr>
+              <w:t>快速上架、</w:t>
+            </w:r>
+            <w:r>
+              <w:rPr>
+                <w:rFonts w:eastAsia="標楷體" w:hint="eastAsia"/>
+              </w:rPr>
+              <w:t>IoT</w:t>
+            </w:r>
+            <w:r>
+              <w:rPr>
+                <w:rFonts w:eastAsia="標楷體" w:hint="eastAsia"/>
+              </w:rPr>
+              <w:t>智慧書櫃與區塊鏈金流託管，提出一套兼顧便利、安全與永續的二手書交易方案。針對後續發展，提出以下建議</w:t>
+            </w:r>
+            <w:r>
+              <w:rPr>
+                <w:rFonts w:eastAsia="標楷體" w:hint="eastAsia"/>
+              </w:rPr>
+              <w:t>：</w:t>
+            </w:r>
+          </w:p>
+          <w:p>
+            <w:pPr>
+              <w:pStyle w:val="ad"/>
+              <w:numPr>
+                <w:ilvl w:val="0"/>
+                <w:numId w:val="38"/>
+              </w:numPr>
+              <w:autoSpaceDN/>
+              <w:spacing w:line="288" w:lineRule="auto"/>
+              <w:ind w:left="964" w:hanging="482"/>
+              <w:jc w:val="both"/>
+              <w:rPr>
+                <w:rFonts w:eastAsia="標楷體" w:hint="eastAsia"/>
+              </w:rPr>
+            </w:pPr>
+            <w:r>
+              <w:rPr>
+                <w:rFonts w:eastAsia="標楷體" w:hint="eastAsia"/>
+              </w:rPr>
+              <w:t>硬體防護與環境適應性升級：實體智慧書櫃移至戶外時，需加強防水、防曬與防破壞結構，並可導入低功耗太陽能供電系統，以符節能趨勢。</w:t>
+            </w:r>
+          </w:p>
+          <w:p>
+            <w:pPr>
+              <w:pStyle w:val="ad"/>
+              <w:numPr>
+                <w:ilvl w:val="0"/>
+                <w:numId w:val="38"/>
+              </w:numPr>
+              <w:autoSpaceDN/>
+              <w:spacing w:line="288" w:lineRule="auto"/>
+              <w:ind w:left="964" w:hanging="482"/>
+              <w:jc w:val="both"/>
+              <w:rPr>
+                <w:rFonts w:eastAsia="標楷體" w:hint="eastAsia"/>
+              </w:rPr>
+            </w:pPr>
+            <w:r>
+              <w:rPr>
+                <w:rFonts w:eastAsia="標楷體" w:hint="eastAsia"/>
+              </w:rPr>
+              <w:t>書況影像自動</w:t>
+            </w:r>
+            <w:r>
+              <w:rPr>
+                <w:rFonts w:eastAsia="標楷體" w:hint="eastAsia"/>
+              </w:rPr>
+              <w:t>AI</w:t>
+            </w:r>
+            <w:r>
+              <w:rPr>
+                <w:rFonts w:eastAsia="標楷體" w:hint="eastAsia"/>
+              </w:rPr>
+              <w:t>辨識：目前書況仍依賴賣家自行勾選，未來可導入輕量化電腦視覺（</w:t>
+            </w:r>
+            <w:r>
+              <w:rPr>
+                <w:rFonts w:eastAsia="標楷體" w:hint="eastAsia"/>
+              </w:rPr>
+              <w:t>CV</w:t>
+            </w:r>
+            <w:r>
+              <w:rPr>
+                <w:rFonts w:eastAsia="標楷體" w:hint="eastAsia"/>
+              </w:rPr>
+              <w:t>）技術，於掃描條碼時順帶拍攝書況，由</w:t>
+            </w:r>
+            <w:r>
+              <w:rPr>
+                <w:rFonts w:eastAsia="標楷體" w:hint="eastAsia"/>
+              </w:rPr>
+              <w:t>AI</w:t>
+            </w:r>
+            <w:r>
+              <w:rPr>
+                <w:rFonts w:eastAsia="標楷體" w:hint="eastAsia"/>
+              </w:rPr>
+              <w:t>自動評估折舊程度，使書況認定更具客觀標準。</w:t>
+            </w:r>
+          </w:p>
+          <w:p>
+            <w:pPr>
+              <w:pStyle w:val="ad"/>
+              <w:numPr>
+                <w:ilvl w:val="0"/>
+                <w:numId w:val="38"/>
+              </w:numPr>
+              <w:autoSpaceDN/>
+              <w:spacing w:line="288" w:lineRule="auto"/>
+              <w:ind w:left="964" w:hanging="482"/>
+              <w:jc w:val="both"/>
+              <w:rPr>
+                <w:rFonts w:eastAsia="標楷體"/>
+              </w:rPr>
+            </w:pPr>
+            <w:r>
+              <w:rPr>
+                <w:rFonts w:eastAsia="標楷體" w:hint="eastAsia"/>
+              </w:rPr>
+              <w:t>跨校園／社區連鎖營運網絡：營運初期以單一校園作為示範點，待模式成熟後擴展至周邊社區或其他大專院校，透過區塊鏈代幣機制實現跨校、跨區「通寄通取」物流網絡，擴大知識循環影響力。</w:t>
+            </w:r>
+          </w:p>
+          <w:p>
+            <w:pPr>
+              <w:autoSpaceDN/>
+              <w:spacing w:line="288" w:lineRule="auto"/>
+              <w:jc w:val="both"/>
+              <w:rPr>
+                <w:rFonts w:eastAsia="標楷體" w:hint="eastAsia"/>
+              </w:rPr>
+            </w:pPr>
           </w:p>
           <w:p>
             <w:pPr>
@@ -15708,6 +16503,8 @@
                 <w:ilvl w:val="0"/>
                 <w:numId w:val="12"/>
               </w:numPr>
+              <w:autoSpaceDN/>
+              <w:spacing w:line="288" w:lineRule="auto"/>
               <w:jc w:val="both"/>
               <w:rPr>
                 <w:rFonts w:eastAsia="標楷體"/>
@@ -15718,24 +16515,6 @@
                 <w:rFonts w:eastAsia="標楷體"/>
               </w:rPr>
               <w:t>參考文獻</w:t>
-            </w:r>
-            <w:r>
-              <w:rPr>
-                <w:rFonts w:eastAsia="標楷體"/>
-              </w:rPr>
-              <w:t>(</w:t>
-            </w:r>
-            <w:r>
-              <w:rPr>
-                <w:rFonts w:eastAsia="標楷體"/>
-              </w:rPr>
-              <w:t>參考格式如下</w:t>
-            </w:r>
-            <w:r>
-              <w:rPr>
-                <w:rFonts w:eastAsia="標楷體"/>
-              </w:rPr>
-              <w:t>)</w:t>
             </w:r>
           </w:p>
           <w:p>
@@ -15747,75 +16526,58 @@
               <w:tabs>
                 <w:tab w:val="left" w:pos="-146"/>
               </w:tabs>
-              <w:ind w:firstLine="0"/>
-              <w:jc w:val="both"/>
-              <w:rPr>
-                <w:rFonts w:eastAsia="標楷體"/>
-              </w:rPr>
-            </w:pPr>
-            <w:r>
-              <w:rPr>
-                <w:rFonts w:eastAsia="標楷體"/>
-              </w:rPr>
-              <w:t>作者一</w:t>
-            </w:r>
-            <w:r>
-              <w:rPr>
-                <w:rFonts w:eastAsia="標楷體"/>
+              <w:autoSpaceDN/>
+              <w:spacing w:line="288" w:lineRule="auto"/>
+              <w:ind w:left="839" w:hanging="357"/>
+              <w:rPr>
+                <w:rFonts w:eastAsia="標楷體" w:hint="eastAsia"/>
+              </w:rPr>
+            </w:pPr>
+            <w:r>
+              <w:rPr>
+                <w:rFonts w:eastAsia="標楷體" w:hint="eastAsia"/>
+              </w:rPr>
+              <w:t>Shopee Taiwan Private Limited.,</w:t>
+            </w:r>
+            <w:r>
+              <w:rPr>
+                <w:rFonts w:eastAsia="標楷體" w:hint="eastAsia"/>
+              </w:rPr>
+              <w:t>“蝦皮購物（行動應用程式）”</w:t>
+            </w:r>
+            <w:r>
+              <w:rPr>
+                <w:rFonts w:eastAsia="標楷體" w:hint="eastAsia"/>
               </w:rPr>
               <w:t>,</w:t>
             </w:r>
             <w:r>
               <w:rPr>
-                <w:rFonts w:eastAsia="標楷體"/>
-              </w:rPr>
-              <w:t>作者二</w:t>
-            </w:r>
-            <w:r>
-              <w:rPr>
-                <w:rFonts w:eastAsia="標楷體"/>
-              </w:rPr>
-              <w:t>,”</w:t>
-            </w:r>
-            <w:r>
-              <w:rPr>
-                <w:rFonts w:eastAsia="標楷體"/>
-              </w:rPr>
-              <w:t>書名</w:t>
-            </w:r>
-            <w:r>
-              <w:rPr>
-                <w:rFonts w:eastAsia="標楷體"/>
-              </w:rPr>
-              <w:t>”,</w:t>
-            </w:r>
-            <w:r>
-              <w:rPr>
-                <w:rFonts w:eastAsia="標楷體"/>
-              </w:rPr>
-              <w:t>出版者名稱</w:t>
-            </w:r>
-            <w:r>
-              <w:rPr>
-                <w:rFonts w:eastAsia="標楷體"/>
-              </w:rPr>
-              <w:t>,</w:t>
-            </w:r>
-            <w:r>
-              <w:rPr>
-                <w:rFonts w:eastAsia="標楷體"/>
-              </w:rPr>
-              <w:t>出版年代</w:t>
-            </w:r>
-            <w:r>
-              <w:rPr>
-                <w:rFonts w:eastAsia="標楷體"/>
-              </w:rPr>
-              <w:t>(1980)</w:t>
-            </w:r>
-            <w:r>
-              <w:rPr>
-                <w:rFonts w:eastAsia="標楷體"/>
+                <w:rFonts w:eastAsia="標楷體" w:hint="eastAsia"/>
+              </w:rPr>
+              <w:t>“</w:t>
+            </w:r>
+            <w:r>
+              <w:rPr>
+                <w:rFonts w:eastAsia="標楷體" w:hint="eastAsia"/>
+              </w:rPr>
+              <w:t>App Store</w:t>
+            </w:r>
+            <w:r>
+              <w:rPr>
+                <w:rFonts w:eastAsia="標楷體" w:hint="eastAsia"/>
+              </w:rPr>
+              <w:t>”</w:t>
+            </w:r>
+            <w:r>
+              <w:rPr>
+                <w:rFonts w:eastAsia="標楷體" w:hint="eastAsia"/>
+              </w:rPr>
+              <w:t>,https://apps.apple.com/tw/app/id959841107,(2015)</w:t>
+            </w:r>
+            <w:r>
+              <w:rPr>
+                <w:rFonts w:eastAsia="標楷體" w:hint="eastAsia"/>
               </w:rPr>
               <w:t>。</w:t>
             </w:r>
@@ -15829,123 +16591,70 @@
               <w:tabs>
                 <w:tab w:val="left" w:pos="-146"/>
               </w:tabs>
-              <w:ind w:firstLine="0"/>
-              <w:jc w:val="both"/>
-              <w:rPr>
-                <w:rFonts w:eastAsia="標楷體"/>
-              </w:rPr>
-            </w:pPr>
-            <w:r>
-              <w:rPr>
-                <w:rFonts w:eastAsia="標楷體"/>
-              </w:rPr>
-              <w:t>作者一</w:t>
-            </w:r>
-            <w:r>
-              <w:rPr>
-                <w:rFonts w:eastAsia="標楷體"/>
+              <w:autoSpaceDN/>
+              <w:spacing w:line="288" w:lineRule="auto"/>
+              <w:ind w:left="839" w:hanging="357"/>
+              <w:rPr>
+                <w:rFonts w:eastAsia="標楷體" w:hint="eastAsia"/>
+              </w:rPr>
+            </w:pPr>
+            <w:r>
+              <w:rPr>
+                <w:rFonts w:eastAsia="標楷體" w:hint="eastAsia"/>
+              </w:rPr>
+              <w:t>Carousell Pte. Ltd.,</w:t>
+            </w:r>
+            <w:r>
+              <w:rPr>
+                <w:rFonts w:eastAsia="標楷體" w:hint="eastAsia"/>
+              </w:rPr>
+              <w:t>“旋轉拍賣</w:t>
+            </w:r>
+            <w:r>
+              <w:rPr>
+                <w:rFonts w:eastAsia="標楷體" w:hint="eastAsia"/>
+              </w:rPr>
+              <w:t xml:space="preserve"> Carousell</w:t>
+            </w:r>
+            <w:r>
+              <w:rPr>
+                <w:rFonts w:eastAsia="標楷體" w:hint="eastAsia"/>
+              </w:rPr>
+              <w:t>（行動應用程式）”</w:t>
+            </w:r>
+            <w:r>
+              <w:rPr>
+                <w:rFonts w:eastAsia="標楷體" w:hint="eastAsia"/>
               </w:rPr>
               <w:t>,</w:t>
             </w:r>
             <w:r>
               <w:rPr>
-                <w:rFonts w:eastAsia="標楷體"/>
-              </w:rPr>
-              <w:t>作者二</w:t>
-            </w:r>
-            <w:r>
-              <w:rPr>
-                <w:rFonts w:eastAsia="標楷體"/>
-              </w:rPr>
-              <w:t>,”</w:t>
-            </w:r>
-            <w:r>
-              <w:rPr>
-                <w:rFonts w:eastAsia="標楷體"/>
-              </w:rPr>
-              <w:t>文章名稱</w:t>
-            </w:r>
-            <w:r>
-              <w:rPr>
-                <w:rFonts w:eastAsia="標楷體"/>
-              </w:rPr>
-              <w:t>” ,”</w:t>
-            </w:r>
-            <w:r>
-              <w:rPr>
-                <w:rFonts w:eastAsia="標楷體"/>
-              </w:rPr>
-              <w:t>書名</w:t>
-            </w:r>
-            <w:r>
-              <w:rPr>
-                <w:rFonts w:eastAsia="標楷體"/>
-              </w:rPr>
-              <w:t>”,</w:t>
-            </w:r>
-            <w:r>
-              <w:rPr>
-                <w:rFonts w:eastAsia="標楷體"/>
-              </w:rPr>
-              <w:t>出版社名稱</w:t>
-            </w:r>
-            <w:r>
-              <w:rPr>
-                <w:rFonts w:eastAsia="標楷體"/>
-              </w:rPr>
-              <w:t>,</w:t>
-            </w:r>
-            <w:r>
-              <w:rPr>
-                <w:rFonts w:eastAsia="標楷體"/>
-              </w:rPr>
-              <w:t>第</w:t>
-            </w:r>
-            <w:r>
-              <w:rPr>
-                <w:rFonts w:eastAsia="標楷體"/>
-              </w:rPr>
-              <w:t>O</w:t>
-            </w:r>
-            <w:r>
-              <w:rPr>
-                <w:rFonts w:eastAsia="標楷體"/>
-              </w:rPr>
-              <w:t>頁至第</w:t>
-            </w:r>
-            <w:r>
-              <w:rPr>
-                <w:rFonts w:eastAsia="標楷體"/>
-              </w:rPr>
-              <w:t>O</w:t>
-            </w:r>
-            <w:r>
-              <w:rPr>
-                <w:rFonts w:eastAsia="標楷體"/>
-              </w:rPr>
-              <w:t>頁</w:t>
-            </w:r>
-            <w:r>
-              <w:rPr>
-                <w:rFonts w:eastAsia="標楷體"/>
-              </w:rPr>
-              <w:t xml:space="preserve">, </w:t>
-            </w:r>
-            <w:r>
-              <w:rPr>
-                <w:rFonts w:eastAsia="標楷體"/>
-              </w:rPr>
-              <w:t>出版年代</w:t>
-            </w:r>
-            <w:r>
-              <w:rPr>
-                <w:rFonts w:eastAsia="標楷體"/>
-              </w:rPr>
-              <w:t>(1980)</w:t>
-            </w:r>
-            <w:r>
-              <w:rPr>
-                <w:rFonts w:eastAsia="標楷體"/>
+                <w:rFonts w:eastAsia="標楷體" w:hint="eastAsia"/>
+              </w:rPr>
+              <w:t>“</w:t>
+            </w:r>
+            <w:r>
+              <w:rPr>
+                <w:rFonts w:eastAsia="標楷體" w:hint="eastAsia"/>
+              </w:rPr>
+              <w:t>App Store</w:t>
+            </w:r>
+            <w:r>
+              <w:rPr>
+                <w:rFonts w:eastAsia="標楷體" w:hint="eastAsia"/>
+              </w:rPr>
+              <w:t>”</w:t>
+            </w:r>
+            <w:r>
+              <w:rPr>
+                <w:rFonts w:eastAsia="標楷體" w:hint="eastAsia"/>
+              </w:rPr>
+              <w:t>,https://apps.apple.com/tw/app/id548607187,(2012)</w:t>
+            </w:r>
+            <w:r>
+              <w:rPr>
+                <w:rFonts w:eastAsia="標楷體" w:hint="eastAsia"/>
               </w:rPr>
               <w:t>。</w:t>
             </w:r>
@@ -15959,432 +16668,412 @@
               <w:tabs>
                 <w:tab w:val="left" w:pos="-146"/>
               </w:tabs>
-              <w:ind w:firstLine="0"/>
-              <w:jc w:val="both"/>
-              <w:rPr>
-                <w:rFonts w:eastAsia="標楷體"/>
-              </w:rPr>
-            </w:pPr>
-            <w:r>
-              <w:rPr>
-                <w:rFonts w:eastAsia="標楷體"/>
-              </w:rPr>
-              <w:t>作者一</w:t>
-            </w:r>
-            <w:r>
-              <w:rPr>
-                <w:rFonts w:eastAsia="標楷體"/>
+              <w:autoSpaceDN/>
+              <w:spacing w:line="288" w:lineRule="auto"/>
+              <w:ind w:left="839" w:hanging="357"/>
+              <w:rPr>
+                <w:rFonts w:eastAsia="標楷體" w:hint="eastAsia"/>
+              </w:rPr>
+            </w:pPr>
+            <w:r>
+              <w:rPr>
+                <w:rFonts w:eastAsia="標楷體" w:hint="eastAsia"/>
+              </w:rPr>
+              <w:t>Dcard,</w:t>
+            </w:r>
+            <w:r>
+              <w:rPr>
+                <w:rFonts w:eastAsia="標楷體" w:hint="eastAsia"/>
+              </w:rPr>
+              <w:t>“</w:t>
+            </w:r>
+            <w:r>
+              <w:rPr>
+                <w:rFonts w:eastAsia="標楷體" w:hint="eastAsia"/>
+              </w:rPr>
+              <w:t xml:space="preserve">Dcard </w:t>
+            </w:r>
+            <w:r>
+              <w:rPr>
+                <w:rFonts w:eastAsia="標楷體" w:hint="eastAsia"/>
+              </w:rPr>
+              <w:t>官方網站”</w:t>
+            </w:r>
+            <w:r>
+              <w:rPr>
+                <w:rFonts w:eastAsia="標楷體" w:hint="eastAsia"/>
               </w:rPr>
               <w:t>,</w:t>
             </w:r>
             <w:r>
               <w:rPr>
-                <w:rFonts w:eastAsia="標楷體"/>
-              </w:rPr>
-              <w:t>作者二</w:t>
-            </w:r>
-            <w:r>
-              <w:rPr>
-                <w:rFonts w:eastAsia="標楷體"/>
-              </w:rPr>
-              <w:t>,”</w:t>
-            </w:r>
-            <w:r>
-              <w:rPr>
-                <w:rFonts w:eastAsia="標楷體"/>
-              </w:rPr>
-              <w:t>專利名稱</w:t>
-            </w:r>
-            <w:r>
-              <w:rPr>
-                <w:rFonts w:eastAsia="標楷體"/>
-              </w:rPr>
-              <w:t>” ,</w:t>
-            </w:r>
-            <w:r>
-              <w:rPr>
-                <w:rFonts w:eastAsia="標楷體"/>
-              </w:rPr>
-              <w:t>專利號碼</w:t>
-            </w:r>
-            <w:r>
-              <w:rPr>
-                <w:rFonts w:eastAsia="標楷體"/>
-              </w:rPr>
-              <w:t>,(</w:t>
-            </w:r>
-            <w:r>
-              <w:rPr>
-                <w:rFonts w:eastAsia="標楷體"/>
-              </w:rPr>
-              <w:t>國名</w:t>
-            </w:r>
-            <w:r>
-              <w:rPr>
-                <w:rFonts w:eastAsia="標楷體"/>
+                <w:rFonts w:eastAsia="標楷體" w:hint="eastAsia"/>
+              </w:rPr>
+              <w:t>“</w:t>
+            </w:r>
+            <w:r>
+              <w:rPr>
+                <w:rFonts w:eastAsia="標楷體" w:hint="eastAsia"/>
+              </w:rPr>
+              <w:t>Dcard</w:t>
+            </w:r>
+            <w:r>
+              <w:rPr>
+                <w:rFonts w:eastAsia="標楷體" w:hint="eastAsia"/>
+              </w:rPr>
+              <w:t>”</w:t>
+            </w:r>
+            <w:r>
+              <w:rPr>
+                <w:rFonts w:eastAsia="標楷體" w:hint="eastAsia"/>
+              </w:rPr>
+              <w:t>,https://www.dcard.tw,(</w:t>
+            </w:r>
+            <w:r>
+              <w:rPr>
+                <w:rFonts w:eastAsia="標楷體" w:hint="eastAsia"/>
+              </w:rPr>
+              <w:t>無日期</w:t>
+            </w:r>
+            <w:r>
+              <w:rPr>
+                <w:rFonts w:eastAsia="標楷體" w:hint="eastAsia"/>
               </w:rPr>
               <w:t>)</w:t>
             </w:r>
             <w:r>
               <w:rPr>
-                <w:rFonts w:eastAsia="標楷體"/>
-              </w:rPr>
-              <w:t>中華民國新型或發明專利</w:t>
-            </w:r>
-            <w:r>
-              <w:rPr>
-                <w:rFonts w:eastAsia="標楷體"/>
+                <w:rFonts w:eastAsia="標楷體" w:hint="eastAsia"/>
+              </w:rPr>
+              <w:t>。</w:t>
+            </w:r>
+          </w:p>
+          <w:p>
+            <w:pPr>
+              <w:numPr>
+                <w:ilvl w:val="0"/>
+                <w:numId w:val="13"/>
+              </w:numPr>
+              <w:tabs>
+                <w:tab w:val="left" w:pos="-146"/>
+              </w:tabs>
+              <w:autoSpaceDN/>
+              <w:spacing w:line="288" w:lineRule="auto"/>
+              <w:ind w:left="839" w:hanging="357"/>
+              <w:rPr>
+                <w:rFonts w:eastAsia="標楷體" w:hint="eastAsia"/>
+              </w:rPr>
+            </w:pPr>
+            <w:r>
+              <w:rPr>
+                <w:rFonts w:eastAsia="標楷體" w:hint="eastAsia"/>
+              </w:rPr>
+              <w:t>Ethereum Foundation,</w:t>
+            </w:r>
+            <w:r>
+              <w:rPr>
+                <w:rFonts w:eastAsia="標楷體" w:hint="eastAsia"/>
+              </w:rPr>
+              <w:t>“</w:t>
+            </w:r>
+            <w:r>
+              <w:rPr>
+                <w:rFonts w:eastAsia="標楷體" w:hint="eastAsia"/>
+              </w:rPr>
+              <w:t xml:space="preserve">Ethereum </w:t>
+            </w:r>
+            <w:r>
+              <w:rPr>
+                <w:rFonts w:eastAsia="標楷體" w:hint="eastAsia"/>
+              </w:rPr>
+              <w:t>與</w:t>
+            </w:r>
+            <w:r>
+              <w:rPr>
+                <w:rFonts w:eastAsia="標楷體" w:hint="eastAsia"/>
+              </w:rPr>
+              <w:t xml:space="preserve"> Solidity </w:t>
+            </w:r>
+            <w:r>
+              <w:rPr>
+                <w:rFonts w:eastAsia="標楷體" w:hint="eastAsia"/>
+              </w:rPr>
+              <w:t>智慧合約開發文件”</w:t>
+            </w:r>
+            <w:r>
+              <w:rPr>
+                <w:rFonts w:eastAsia="標楷體" w:hint="eastAsia"/>
               </w:rPr>
               <w:t>,</w:t>
             </w:r>
             <w:r>
               <w:rPr>
-                <w:rFonts w:eastAsia="標楷體"/>
-              </w:rPr>
-              <w:t>年代。</w:t>
-            </w:r>
-          </w:p>
-          <w:p>
-            <w:pPr>
-              <w:jc w:val="both"/>
-              <w:rPr>
-                <w:rFonts w:eastAsia="標楷體"/>
-              </w:rPr>
-            </w:pPr>
-            <w:r>
-              <w:rPr>
-                <w:rFonts w:eastAsia="標楷體"/>
-              </w:rPr>
-              <w:t>**</w:t>
-            </w:r>
-            <w:r>
-              <w:rPr>
-                <w:rFonts w:eastAsia="標楷體"/>
-              </w:rPr>
-              <w:t>備註：構想書內容如有圖表，請參照以下格式。</w:t>
-            </w:r>
-          </w:p>
-          <w:p>
-            <w:pPr>
-              <w:jc w:val="both"/>
-              <w:rPr>
-                <w:rFonts w:eastAsia="標楷體"/>
-              </w:rPr>
-            </w:pPr>
-            <w:r>
-              <w:rPr>
-                <w:rFonts w:eastAsia="標楷體"/>
-                <w:noProof/>
-              </w:rPr>
-              <mc:AlternateContent>
-                <mc:Choice Requires="wps">
-                  <w:drawing>
-                    <wp:anchor distT="0" distB="0" distL="114300" distR="114300" simplePos="0" relativeHeight="251657216" behindDoc="0" locked="0" layoutInCell="1" allowOverlap="1" wp14:anchorId="4E39006A" wp14:editId="7BD1D1A0">
-                      <wp:simplePos x="0" y="0"/>
-                      <wp:positionH relativeFrom="column">
-                        <wp:posOffset>2633345</wp:posOffset>
-                      </wp:positionH>
-                      <wp:positionV relativeFrom="paragraph">
-                        <wp:posOffset>100330</wp:posOffset>
-                      </wp:positionV>
-                      <wp:extent cx="1485900" cy="457200"/>
-                      <wp:effectExtent l="0" t="0" r="0" b="0"/>
-                      <wp:wrapNone/>
-                      <wp:docPr id="1" name="Rectangle 2"/>
-                      <wp:cNvGraphicFramePr>
-                        <a:graphicFrameLocks xmlns:a="http://schemas.openxmlformats.org/drawingml/2006/main"/>
-                      </wp:cNvGraphicFramePr>
-                      <a:graphic xmlns:a="http://schemas.openxmlformats.org/drawingml/2006/main">
-                        <a:graphicData uri="http://schemas.microsoft.com/office/word/2010/wordprocessingShape">
-                          <wps:wsp>
-                            <wps:cNvSpPr>
-                              <a:spLocks/>
-                            </wps:cNvSpPr>
-                            <wps:spPr>
-                              <a:xfrm>
-                                <a:off x="0" y="0"/>
-                                <a:ext cx="1485900" cy="457200"/>
-                              </a:xfrm>
-                              <a:prstGeom prst="rect">
-                                <a:avLst/>
-                              </a:prstGeom>
-                              <a:solidFill>
-                                <a:srgbClr val="FFFFFF"/>
-                              </a:solidFill>
-                              <a:ln w="9528">
-                                <a:solidFill>
-                                  <a:srgbClr val="000000"/>
-                                </a:solidFill>
-                                <a:prstDash val="solid"/>
-                                <a:miter/>
-                              </a:ln>
-                            </wps:spPr>
-                            <wps:bodyPr lIns="0" tIns="0" rIns="0" bIns="0"/>
-                          </wps:wsp>
-                        </a:graphicData>
-                      </a:graphic>
-                      <wp14:sizeRelH relativeFrom="page">
-                        <wp14:pctWidth>0</wp14:pctWidth>
-                      </wp14:sizeRelH>
-                      <wp14:sizeRelV relativeFrom="page">
-                        <wp14:pctHeight>0</wp14:pctHeight>
-                      </wp14:sizeRelV>
-                    </wp:anchor>
-                  </w:drawing>
-                </mc:Choice>
-                <mc:Fallback>
-                  <w:pict>
-                    <v:rect w14:anchorId="12CE1DB8" id="Rectangle 2" o:spid="_x0000_s1026" style="position:absolute;margin-left:207.35pt;margin-top:7.9pt;width:117pt;height:36pt;z-index:251657216;visibility:visible;mso-wrap-style:square;mso-width-percent:0;mso-height-percent:0;mso-wrap-distance-left:9pt;mso-wrap-distance-top:0;mso-wrap-distance-right:9pt;mso-wrap-distance-bottom:0;mso-position-horizontal:absolute;mso-position-horizontal-relative:text;mso-position-vertical:absolute;mso-position-vertical-relative:text;mso-width-percent:0;mso-height-percent:0;mso-width-relative:page;mso-height-relative:page;v-text-anchor:top" o:gfxdata="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" strokeweight=".26467mm">
-                      <v:path arrowok="t"/>
-                      <v:textbox inset="0,0,0,0"/>
-                    </v:rect>
-                  </w:pict>
-                </mc:Fallback>
-              </mc:AlternateContent>
-            </w:r>
-            <w:r>
-              <w:rPr>
-                <w:rFonts w:eastAsia="標楷體"/>
-              </w:rPr>
-              <w:t>A.</w:t>
-            </w:r>
-            <w:r>
-              <w:rPr>
-                <w:rFonts w:eastAsia="標楷體"/>
-              </w:rPr>
-              <w:t>圖格式說明：</w:t>
-            </w:r>
-          </w:p>
-          <w:p>
-            <w:pPr>
-              <w:jc w:val="both"/>
-              <w:rPr>
-                <w:rFonts w:eastAsia="標楷體"/>
-              </w:rPr>
-            </w:pPr>
-          </w:p>
-          <w:p>
-            <w:pPr>
-              <w:jc w:val="both"/>
-              <w:rPr>
-                <w:rFonts w:eastAsia="標楷體"/>
-              </w:rPr>
-            </w:pPr>
-          </w:p>
-          <w:p>
-            <w:pPr>
-              <w:jc w:val="both"/>
-              <w:rPr>
-                <w:rFonts w:eastAsia="標楷體"/>
-              </w:rPr>
-            </w:pPr>
-            <w:r>
-              <w:rPr>
-                <w:rFonts w:eastAsia="標楷體"/>
-              </w:rPr>
-              <w:lastRenderedPageBreak/>
-              <w:t>圖</w:t>
-            </w:r>
-            <w:r>
-              <w:rPr>
-                <w:rFonts w:eastAsia="標楷體"/>
-              </w:rPr>
-              <w:t>1.OOOOOO(</w:t>
-            </w:r>
-            <w:r>
-              <w:rPr>
-                <w:rFonts w:eastAsia="標楷體"/>
-              </w:rPr>
-              <w:t>置中</w:t>
-            </w:r>
-            <w:r>
-              <w:rPr>
-                <w:rFonts w:eastAsia="標楷體"/>
+                <w:rFonts w:eastAsia="標楷體" w:hint="eastAsia"/>
+              </w:rPr>
+              <w:t>“</w:t>
+            </w:r>
+            <w:r>
+              <w:rPr>
+                <w:rFonts w:eastAsia="標楷體" w:hint="eastAsia"/>
+              </w:rPr>
+              <w:t>ethereum.org</w:t>
+            </w:r>
+            <w:r>
+              <w:rPr>
+                <w:rFonts w:eastAsia="標楷體" w:hint="eastAsia"/>
+              </w:rPr>
+              <w:t>”</w:t>
+            </w:r>
+            <w:r>
+              <w:rPr>
+                <w:rFonts w:eastAsia="標楷體" w:hint="eastAsia"/>
+              </w:rPr>
+              <w:t>,https://ethereum.org,(</w:t>
+            </w:r>
+            <w:r>
+              <w:rPr>
+                <w:rFonts w:eastAsia="標楷體" w:hint="eastAsia"/>
+              </w:rPr>
+              <w:t>無日期</w:t>
+            </w:r>
+            <w:r>
+              <w:rPr>
+                <w:rFonts w:eastAsia="標楷體" w:hint="eastAsia"/>
               </w:rPr>
               <w:t>)</w:t>
             </w:r>
-          </w:p>
-          <w:p>
-            <w:pPr>
-              <w:jc w:val="both"/>
-              <w:rPr>
-                <w:rFonts w:eastAsia="標楷體"/>
-              </w:rPr>
-            </w:pPr>
-            <w:r>
-              <w:rPr>
-                <w:rFonts w:eastAsia="標楷體"/>
-              </w:rPr>
-              <w:t>B.</w:t>
-            </w:r>
-            <w:r>
-              <w:rPr>
-                <w:rFonts w:eastAsia="標楷體"/>
-              </w:rPr>
-              <w:t>表格式說明：</w:t>
-            </w:r>
-          </w:p>
-          <w:p>
-            <w:pPr>
-              <w:jc w:val="both"/>
-              <w:rPr>
-                <w:rFonts w:eastAsia="標楷體"/>
-              </w:rPr>
-            </w:pPr>
-            <w:r>
-              <w:rPr>
-                <w:rFonts w:eastAsia="標楷體"/>
-              </w:rPr>
-              <w:t>表</w:t>
-            </w:r>
-            <w:r>
-              <w:rPr>
-                <w:rFonts w:eastAsia="標楷體"/>
-              </w:rPr>
-              <w:t>1.OOOOOO(</w:t>
-            </w:r>
-            <w:r>
-              <w:rPr>
-                <w:rFonts w:eastAsia="標楷體"/>
-              </w:rPr>
-              <w:t>置中</w:t>
-            </w:r>
-            <w:r>
-              <w:rPr>
-                <w:rFonts w:eastAsia="標楷體"/>
+            <w:r>
+              <w:rPr>
+                <w:rFonts w:eastAsia="標楷體" w:hint="eastAsia"/>
+              </w:rPr>
+              <w:t>。</w:t>
+            </w:r>
+          </w:p>
+          <w:p>
+            <w:pPr>
+              <w:numPr>
+                <w:ilvl w:val="0"/>
+                <w:numId w:val="13"/>
+              </w:numPr>
+              <w:tabs>
+                <w:tab w:val="left" w:pos="-146"/>
+              </w:tabs>
+              <w:autoSpaceDN/>
+              <w:spacing w:line="288" w:lineRule="auto"/>
+              <w:ind w:left="839" w:hanging="357"/>
+              <w:rPr>
+                <w:rFonts w:eastAsia="標楷體" w:hint="eastAsia"/>
+              </w:rPr>
+            </w:pPr>
+            <w:r>
+              <w:rPr>
+                <w:rFonts w:eastAsia="標楷體" w:hint="eastAsia"/>
+              </w:rPr>
+              <w:t>Cloudflare, Inc.,</w:t>
+            </w:r>
+            <w:r>
+              <w:rPr>
+                <w:rFonts w:eastAsia="標楷體" w:hint="eastAsia"/>
+              </w:rPr>
+              <w:t>“</w:t>
+            </w:r>
+            <w:r>
+              <w:rPr>
+                <w:rFonts w:eastAsia="標楷體" w:hint="eastAsia"/>
+              </w:rPr>
+              <w:t>Cloudflare</w:t>
+            </w:r>
+            <w:r>
+              <w:rPr>
+                <w:rFonts w:eastAsia="標楷體" w:hint="eastAsia"/>
+              </w:rPr>
+              <w:t>：</w:t>
+            </w:r>
+            <w:r>
+              <w:rPr>
+                <w:rFonts w:eastAsia="標楷體" w:hint="eastAsia"/>
+              </w:rPr>
+              <w:t>DNS</w:t>
+            </w:r>
+            <w:r>
+              <w:rPr>
+                <w:rFonts w:eastAsia="標楷體" w:hint="eastAsia"/>
+              </w:rPr>
+              <w:t>、</w:t>
+            </w:r>
+            <w:r>
+              <w:rPr>
+                <w:rFonts w:eastAsia="標楷體" w:hint="eastAsia"/>
+              </w:rPr>
+              <w:t xml:space="preserve">CDN </w:t>
+            </w:r>
+            <w:r>
+              <w:rPr>
+                <w:rFonts w:eastAsia="標楷體" w:hint="eastAsia"/>
+              </w:rPr>
+              <w:t>與</w:t>
+            </w:r>
+            <w:r>
+              <w:rPr>
+                <w:rFonts w:eastAsia="標楷體" w:hint="eastAsia"/>
+              </w:rPr>
+              <w:t xml:space="preserve"> WAF </w:t>
+            </w:r>
+            <w:r>
+              <w:rPr>
+                <w:rFonts w:eastAsia="標楷體" w:hint="eastAsia"/>
+              </w:rPr>
+              <w:t>服務”</w:t>
+            </w:r>
+            <w:r>
+              <w:rPr>
+                <w:rFonts w:eastAsia="標楷體" w:hint="eastAsia"/>
+              </w:rPr>
+              <w:t>,</w:t>
+            </w:r>
+            <w:r>
+              <w:rPr>
+                <w:rFonts w:eastAsia="標楷體" w:hint="eastAsia"/>
+              </w:rPr>
+              <w:t>“</w:t>
+            </w:r>
+            <w:r>
+              <w:rPr>
+                <w:rFonts w:eastAsia="標楷體" w:hint="eastAsia"/>
+              </w:rPr>
+              <w:t>Cloudflare</w:t>
+            </w:r>
+            <w:r>
+              <w:rPr>
+                <w:rFonts w:eastAsia="標楷體" w:hint="eastAsia"/>
+              </w:rPr>
+              <w:t>”</w:t>
+            </w:r>
+            <w:r>
+              <w:rPr>
+                <w:rFonts w:eastAsia="標楷體" w:hint="eastAsia"/>
+              </w:rPr>
+              <w:t>,https://www.cloudflare.com,(</w:t>
+            </w:r>
+            <w:r>
+              <w:rPr>
+                <w:rFonts w:eastAsia="標楷體" w:hint="eastAsia"/>
+              </w:rPr>
+              <w:t>無日期</w:t>
+            </w:r>
+            <w:r>
+              <w:rPr>
+                <w:rFonts w:eastAsia="標楷體" w:hint="eastAsia"/>
               </w:rPr>
               <w:t>)</w:t>
             </w:r>
-          </w:p>
-          <w:tbl>
-            <w:tblPr>
-              <w:tblW w:w="5940" w:type="dxa"/>
-              <w:tblInd w:w="2322" w:type="dxa"/>
-              <w:tblLayout w:type="fixed"/>
-              <w:tblCellMar>
-                <w:left w:w="10" w:type="dxa"/>
-                <w:right w:w="10" w:type="dxa"/>
-              </w:tblCellMar>
-              <w:tblLook w:val="04A0" w:firstRow="1" w:lastRow="0" w:firstColumn="1" w:lastColumn="0" w:noHBand="0" w:noVBand="1"/>
-            </w:tblPr>
-            <w:tblGrid>
-              <w:gridCol w:w="2970"/>
-              <w:gridCol w:w="2970"/>
-            </w:tblGrid>
-            <w:tr>
-              <w:tc>
-                <w:tcPr>
-                  <w:tcW w:w="2970" w:type="dxa"/>
-                  <w:tcBorders>
-                    <w:top w:val="single" w:sz="4" w:space="0" w:color="000000"/>
-                    <w:left w:val="single" w:sz="4" w:space="0" w:color="000000"/>
-                    <w:bottom w:val="single" w:sz="4" w:space="0" w:color="000000"/>
-                    <w:right w:val="single" w:sz="4" w:space="0" w:color="000000"/>
-                  </w:tcBorders>
-                  <w:tcMar>
-                    <w:top w:w="0" w:type="dxa"/>
-                    <w:left w:w="108" w:type="dxa"/>
-                    <w:bottom w:w="0" w:type="dxa"/>
-                    <w:right w:w="108" w:type="dxa"/>
-                  </w:tcMar>
-                </w:tcPr>
-                <w:p>
-                  <w:pPr>
-                    <w:jc w:val="both"/>
-                    <w:rPr>
-                      <w:rFonts w:eastAsia="標楷體"/>
-                    </w:rPr>
-                  </w:pPr>
-                </w:p>
-              </w:tc>
-              <w:tc>
-                <w:tcPr>
-                  <w:tcW w:w="2970" w:type="dxa"/>
-                  <w:tcBorders>
-                    <w:top w:val="single" w:sz="4" w:space="0" w:color="000000"/>
-                    <w:left w:val="single" w:sz="4" w:space="0" w:color="000000"/>
-                    <w:bottom w:val="single" w:sz="4" w:space="0" w:color="000000"/>
-                    <w:right w:val="single" w:sz="4" w:space="0" w:color="000000"/>
-                  </w:tcBorders>
-                  <w:tcMar>
-                    <w:top w:w="0" w:type="dxa"/>
-                    <w:left w:w="108" w:type="dxa"/>
-                    <w:bottom w:w="0" w:type="dxa"/>
-                    <w:right w:w="108" w:type="dxa"/>
-                  </w:tcMar>
-                </w:tcPr>
-                <w:p>
-                  <w:pPr>
-                    <w:jc w:val="both"/>
-                    <w:rPr>
-                      <w:rFonts w:eastAsia="標楷體"/>
-                    </w:rPr>
-                  </w:pPr>
-                </w:p>
-              </w:tc>
-            </w:tr>
-            <w:tr>
-              <w:tc>
-                <w:tcPr>
-                  <w:tcW w:w="2970" w:type="dxa"/>
-                  <w:tcBorders>
-                    <w:top w:val="single" w:sz="4" w:space="0" w:color="000000"/>
-                    <w:left w:val="single" w:sz="4" w:space="0" w:color="000000"/>
-                    <w:bottom w:val="single" w:sz="4" w:space="0" w:color="000000"/>
-                    <w:right w:val="single" w:sz="4" w:space="0" w:color="000000"/>
-                  </w:tcBorders>
-                  <w:tcMar>
-                    <w:top w:w="0" w:type="dxa"/>
-                    <w:left w:w="108" w:type="dxa"/>
-                    <w:bottom w:w="0" w:type="dxa"/>
-                    <w:right w:w="108" w:type="dxa"/>
-                  </w:tcMar>
-                </w:tcPr>
-                <w:p>
-                  <w:pPr>
-                    <w:jc w:val="both"/>
-                    <w:rPr>
-                      <w:rFonts w:eastAsia="標楷體"/>
-                    </w:rPr>
-                  </w:pPr>
-                </w:p>
-              </w:tc>
-              <w:tc>
-                <w:tcPr>
-                  <w:tcW w:w="2970" w:type="dxa"/>
-                  <w:tcBorders>
-                    <w:top w:val="single" w:sz="4" w:space="0" w:color="000000"/>
-                    <w:left w:val="single" w:sz="4" w:space="0" w:color="000000"/>
-                    <w:bottom w:val="single" w:sz="4" w:space="0" w:color="000000"/>
-                    <w:right w:val="single" w:sz="4" w:space="0" w:color="000000"/>
-                  </w:tcBorders>
-                  <w:tcMar>
-                    <w:top w:w="0" w:type="dxa"/>
-                    <w:left w:w="108" w:type="dxa"/>
-                    <w:bottom w:w="0" w:type="dxa"/>
-                    <w:right w:w="108" w:type="dxa"/>
-                  </w:tcMar>
-                </w:tcPr>
-                <w:p>
-                  <w:pPr>
-                    <w:jc w:val="both"/>
-                    <w:rPr>
-                      <w:rFonts w:eastAsia="標楷體"/>
-                    </w:rPr>
-                  </w:pPr>
-                </w:p>
-              </w:tc>
-            </w:tr>
-          </w:tbl>
-          <w:p>
-            <w:pPr>
-              <w:jc w:val="both"/>
-              <w:rPr>
-                <w:rFonts w:eastAsia="標楷體"/>
-                <w:b/>
-                <w:sz w:val="20"/>
-              </w:rPr>
-            </w:pPr>
+            <w:r>
+              <w:rPr>
+                <w:rFonts w:eastAsia="標楷體" w:hint="eastAsia"/>
+              </w:rPr>
+              <w:t>。</w:t>
+            </w:r>
+          </w:p>
+          <w:p>
+            <w:pPr>
+              <w:numPr>
+                <w:ilvl w:val="0"/>
+                <w:numId w:val="13"/>
+              </w:numPr>
+              <w:tabs>
+                <w:tab w:val="left" w:pos="-146"/>
+              </w:tabs>
+              <w:autoSpaceDN/>
+              <w:spacing w:line="288" w:lineRule="auto"/>
+              <w:ind w:left="839" w:hanging="357"/>
+              <w:rPr>
+                <w:rFonts w:eastAsia="標楷體"/>
+              </w:rPr>
+            </w:pPr>
+            <w:r>
+              <w:rPr>
+                <w:rFonts w:eastAsia="標楷體" w:hint="eastAsia"/>
+              </w:rPr>
+              <w:t>Dassault Syst</w:t>
+            </w:r>
+            <w:r>
+              <w:rPr>
+                <w:rFonts w:eastAsia="標楷體" w:hint="eastAsia"/>
+              </w:rPr>
+              <w:t>è</w:t>
+            </w:r>
+            <w:r>
+              <w:rPr>
+                <w:rFonts w:eastAsia="標楷體" w:hint="eastAsia"/>
+              </w:rPr>
+              <w:t>mes,</w:t>
+            </w:r>
+            <w:r>
+              <w:rPr>
+                <w:rFonts w:eastAsia="標楷體" w:hint="eastAsia"/>
+              </w:rPr>
+              <w:t>“</w:t>
+            </w:r>
+            <w:r>
+              <w:rPr>
+                <w:rFonts w:eastAsia="標楷體" w:hint="eastAsia"/>
+              </w:rPr>
+              <w:t>SOLIDWORKS 3D CAD</w:t>
+            </w:r>
+            <w:r>
+              <w:rPr>
+                <w:rFonts w:eastAsia="標楷體" w:hint="eastAsia"/>
+              </w:rPr>
+              <w:t>”</w:t>
+            </w:r>
+            <w:r>
+              <w:rPr>
+                <w:rFonts w:eastAsia="標楷體" w:hint="eastAsia"/>
+              </w:rPr>
+              <w:t>,</w:t>
+            </w:r>
+            <w:r>
+              <w:rPr>
+                <w:rFonts w:eastAsia="標楷體" w:hint="eastAsia"/>
+              </w:rPr>
+              <w:t>“</w:t>
+            </w:r>
+            <w:r>
+              <w:rPr>
+                <w:rFonts w:eastAsia="標楷體" w:hint="eastAsia"/>
+              </w:rPr>
+              <w:t>SOLIDWORKS</w:t>
+            </w:r>
+            <w:r>
+              <w:rPr>
+                <w:rFonts w:eastAsia="標楷體" w:hint="eastAsia"/>
+              </w:rPr>
+              <w:t>”</w:t>
+            </w:r>
+            <w:r>
+              <w:rPr>
+                <w:rFonts w:eastAsia="標楷體" w:hint="eastAsia"/>
+              </w:rPr>
+              <w:t>,https://www.solidworks.com,(</w:t>
+            </w:r>
+            <w:r>
+              <w:rPr>
+                <w:rFonts w:eastAsia="標楷體" w:hint="eastAsia"/>
+              </w:rPr>
+              <w:t>無日期</w:t>
+            </w:r>
+            <w:r>
+              <w:rPr>
+                <w:rFonts w:eastAsia="標楷體" w:hint="eastAsia"/>
+              </w:rPr>
+              <w:t>)</w:t>
+            </w:r>
+            <w:r>
+              <w:rPr>
+                <w:rFonts w:eastAsia="標楷體" w:hint="eastAsia"/>
+              </w:rPr>
+              <w:t>。</w:t>
+            </w:r>
           </w:p>
         </w:tc>
       </w:tr>
@@ -17277,8 +17966,8 @@
       </w:pPr>
     </w:p>
     <w:sectPr>
-      <w:headerReference w:type="default" r:id="rId46"/>
-      <w:footerReference w:type="default" r:id="rId47"/>
+      <w:headerReference w:type="default" r:id="rId47"/>
+      <w:footerReference w:type="default" r:id="rId48"/>
       <w:pgSz w:w="11906" w:h="16838"/>
       <w:pgMar w:top="720" w:right="851" w:bottom="720" w:left="851" w:header="851" w:footer="992" w:gutter="0"/>
       <w:cols w:space="720"/>
@@ -17473,14 +18162,7 @@
         <w:rFonts w:ascii="標楷體" w:eastAsia="標楷體" w:hAnsi="標楷體"/>
         <w:lang w:val="zh-TW"/>
       </w:rPr>
-      <w:t xml:space="preserve"> </w:t>
-    </w:r>
-    <w:r>
-      <w:rPr>
-        <w:rFonts w:ascii="標楷體" w:eastAsia="標楷體" w:hAnsi="標楷體"/>
-        <w:lang w:val="zh-TW"/>
-      </w:rPr>
-      <w:t xml:space="preserve">/ </w:t>
+      <w:t xml:space="preserve"> / </w:t>
     </w:r>
     <w:r>
       <w:rPr>
@@ -17549,19 +18231,11 @@
         <w:rFonts w:ascii="標楷體" w:eastAsia="標楷體" w:hAnsi="標楷體"/>
       </w:rPr>
     </w:pPr>
-    <w:proofErr w:type="gramStart"/>
     <w:r>
       <w:rPr>
         <w:rFonts w:ascii="標楷體" w:eastAsia="標楷體" w:hAnsi="標楷體"/>
       </w:rPr>
-      <w:t>萬潤</w:t>
-    </w:r>
-    <w:proofErr w:type="gramEnd"/>
-    <w:r>
-      <w:rPr>
-        <w:rFonts w:ascii="標楷體" w:eastAsia="標楷體" w:hAnsi="標楷體"/>
-      </w:rPr>
-      <w:t>202</w:t>
+      <w:t>萬潤202</w:t>
     </w:r>
     <w:r>
       <w:rPr>
@@ -17600,19 +18274,11 @@
         <w:rFonts w:ascii="標楷體" w:eastAsia="標楷體" w:hAnsi="標楷體"/>
       </w:rPr>
     </w:pPr>
-    <w:proofErr w:type="gramStart"/>
     <w:r>
       <w:rPr>
         <w:rFonts w:ascii="標楷體" w:eastAsia="標楷體" w:hAnsi="標楷體"/>
       </w:rPr>
-      <w:t>萬潤</w:t>
-    </w:r>
-    <w:proofErr w:type="gramEnd"/>
-    <w:r>
-      <w:rPr>
-        <w:rFonts w:ascii="標楷體" w:eastAsia="標楷體" w:hAnsi="標楷體"/>
-      </w:rPr>
-      <w:t>20</w:t>
+      <w:t>萬潤20</w:t>
     </w:r>
     <w:r>
       <w:rPr>
@@ -17645,6 +18311,95 @@
 <file path=word/numbering.xml><?xml version="1.0" encoding="utf-8"?>
 <w:numbering xmlns:wpc="http://schemas.microsoft.com/office/word/2010/wordprocessingCanvas" xmlns:cx="http://schemas.microsoft.com/office/drawing/2014/chartex" xmlns:cx1="http://schemas.microsoft.com/office/drawing/2015/9/8/chartex" xmlns:cx2="http://schemas.microsoft.com/office/drawing/2015/10/21/chartex" xmlns:cx3="http://schemas.microsoft.com/office/drawing/2016/5/9/chartex" xmlns:cx4="http://schemas.microsoft.com/office/drawing/2016/5/10/chartex" xmlns:cx5="http://schemas.microsoft.com/office/drawing/2016/5/11/chartex" xmlns:cx6="http://schemas.microsoft.com/office/drawing/2016/5/12/chartex" xmlns:cx7="http://schemas.microsoft.com/office/drawing/2016/5/13/chartex" xmlns:cx8="http://schemas.microsoft.com/office/drawing/2016/5/14/chartex" xmlns:mc="http://schemas.openxmlformats.org/markup-compatibility/2006" xmlns:aink="http://schemas.microsoft.com/office/drawing/2016/ink" xmlns:am3d="http://schemas.microsoft.com/office/drawing/2017/model3d" xmlns:o="urn:schemas-microsoft-com:office:office" xmlns:oel="http://schemas.microsoft.com/office/2019/extlst" xmlns:r="http://schemas.openxmlformats.org/officeDocument/2006/relationships" xmlns:m="http://schemas.openxmlformats.org/officeDocument/2006/math" xmlns:v="urn:schemas-microsoft-com:vml" xmlns:wp14="http://schemas.microsoft.com/office/word/2010/wordprocessingDrawing" xmlns:wp="http://schemas.openxmlformats.org/drawingml/2006/wordprocessingDrawing" xmlns:w10="urn:schemas-microsoft-com:office:word" xmlns:w="http://schemas.openxmlformats.org/wordprocessingml/2006/main" xmlns:w14="http://schemas.microsoft.com/office/word/2010/wordml" xmlns:w15="http://schemas.microsoft.com/office/word/2012/wordml" xmlns:w16cex="http://schemas.microsoft.com/office/word/2018/wordml/cex" xmlns:w16cid="http://schemas.microsoft.com/office/word/2016/wordml/cid" xmlns:w16="http://schemas.microsoft.com/office/word/2018/wordml" xmlns:w16du="http://schemas.microsoft.com/office/word/2023/wordml/word16du" xmlns:w16sdtdh="http://schemas.microsoft.com/office/word/2020/wordml/sdtdatahash" xmlns:w16sdtfl="http://schemas.microsoft.com/office/word/2024/wordml/sdtformatlock" xmlns:w16se="http://schemas.microsoft.com/office/word/2015/wordml/symex" xmlns:wpg="http://schemas.microsoft.com/office/word/2010/wordprocessingGroup" xmlns:wpi="http://schemas.microsoft.com/office/word/2010/wordprocessingInk" xmlns:wne="http://schemas.microsoft.com/office/word/2006/wordml" xmlns:wps="http://schemas.microsoft.com/office/word/2010/wordprocessingShape" mc:Ignorable="w14 w15 w16se w16cid w16 w16cex w16sdtdh w16sdtfl w16du wp14">
   <w:abstractNum w:abstractNumId="0" w15:restartNumberingAfterBreak="0">
+    <w:nsid w:val="104137A4"/>
+    <w:multiLevelType w:val="hybridMultilevel"/>
+    <w:tmpl w:val="B3D69994"/>
+    <w:lvl w:ilvl="0" w:tplc="F8BE2C8A">
+      <w:start w:val="1"/>
+      <w:numFmt w:val="decimal"/>
+      <w:lvlText w:val="(%1)"/>
+      <w:lvlJc w:val="left"/>
+      <w:pPr>
+        <w:ind w:left="480" w:hanging="480"/>
+      </w:pPr>
+      <w:rPr>
+        <w:rFonts w:hint="eastAsia"/>
+      </w:rPr>
+    </w:lvl>
+    <w:lvl w:ilvl="1" w:tplc="04090019" w:tentative="1">
+      <w:start w:val="1"/>
+      <w:numFmt w:val="ideographTraditional"/>
+      <w:lvlText w:val="%2、"/>
+      <w:lvlJc w:val="left"/>
+      <w:pPr>
+        <w:ind w:left="960" w:hanging="480"/>
+      </w:pPr>
+    </w:lvl>
+    <w:lvl w:ilvl="2" w:tplc="0409001B" w:tentative="1">
+      <w:start w:val="1"/>
+      <w:numFmt w:val="lowerRoman"/>
+      <w:lvlText w:val="%3."/>
+      <w:lvlJc w:val="right"/>
+      <w:pPr>
+        <w:ind w:left="1440" w:hanging="480"/>
+      </w:pPr>
+    </w:lvl>
+    <w:lvl w:ilvl="3" w:tplc="0409000F" w:tentative="1">
+      <w:start w:val="1"/>
+      <w:numFmt w:val="decimal"/>
+      <w:lvlText w:val="%4."/>
+      <w:lvlJc w:val="left"/>
+      <w:pPr>
+        <w:ind w:left="1920" w:hanging="480"/>
+      </w:pPr>
+    </w:lvl>
+    <w:lvl w:ilvl="4" w:tplc="04090019" w:tentative="1">
+      <w:start w:val="1"/>
+      <w:numFmt w:val="ideographTraditional"/>
+      <w:lvlText w:val="%5、"/>
+      <w:lvlJc w:val="left"/>
+      <w:pPr>
+        <w:ind w:left="2400" w:hanging="480"/>
+      </w:pPr>
+    </w:lvl>
+    <w:lvl w:ilvl="5" w:tplc="0409001B" w:tentative="1">
+      <w:start w:val="1"/>
+      <w:numFmt w:val="lowerRoman"/>
+      <w:lvlText w:val="%6."/>
+      <w:lvlJc w:val="right"/>
+      <w:pPr>
+        <w:ind w:left="2880" w:hanging="480"/>
+      </w:pPr>
+    </w:lvl>
+    <w:lvl w:ilvl="6" w:tplc="0409000F" w:tentative="1">
+      <w:start w:val="1"/>
+      <w:numFmt w:val="decimal"/>
+      <w:lvlText w:val="%7."/>
+      <w:lvlJc w:val="left"/>
+      <w:pPr>
+        <w:ind w:left="3360" w:hanging="480"/>
+      </w:pPr>
+    </w:lvl>
+    <w:lvl w:ilvl="7" w:tplc="04090019" w:tentative="1">
+      <w:start w:val="1"/>
+      <w:numFmt w:val="ideographTraditional"/>
+      <w:lvlText w:val="%8、"/>
+      <w:lvlJc w:val="left"/>
+      <w:pPr>
+        <w:ind w:left="3840" w:hanging="480"/>
+      </w:pPr>
+    </w:lvl>
+    <w:lvl w:ilvl="8" w:tplc="0409001B" w:tentative="1">
+      <w:start w:val="1"/>
+      <w:numFmt w:val="lowerRoman"/>
+      <w:lvlText w:val="%9."/>
+      <w:lvlJc w:val="right"/>
+      <w:pPr>
+        <w:ind w:left="4320" w:hanging="480"/>
+      </w:pPr>
+    </w:lvl>
+  </w:abstractNum>
+  <w:abstractNum w:abstractNumId="1" w15:restartNumberingAfterBreak="0">
     <w:nsid w:val="10DC6948"/>
     <w:multiLevelType w:val="multilevel"/>
     <w:tmpl w:val="90FA4FA4"/>
@@ -17733,7 +18488,7 @@
       </w:pPr>
     </w:lvl>
   </w:abstractNum>
-  <w:abstractNum w:abstractNumId="1" w15:restartNumberingAfterBreak="0">
+  <w:abstractNum w:abstractNumId="2" w15:restartNumberingAfterBreak="0">
     <w:nsid w:val="12A87C29"/>
     <w:multiLevelType w:val="multilevel"/>
     <w:tmpl w:val="4F46BEA4"/>
@@ -17823,7 +18578,7 @@
       </w:pPr>
     </w:lvl>
   </w:abstractNum>
-  <w:abstractNum w:abstractNumId="2" w15:restartNumberingAfterBreak="0">
+  <w:abstractNum w:abstractNumId="3" w15:restartNumberingAfterBreak="0">
     <w:nsid w:val="154645C5"/>
     <w:multiLevelType w:val="multilevel"/>
     <w:tmpl w:val="84D09878"/>
@@ -17909,7 +18664,7 @@
       </w:pPr>
     </w:lvl>
   </w:abstractNum>
-  <w:abstractNum w:abstractNumId="3" w15:restartNumberingAfterBreak="0">
+  <w:abstractNum w:abstractNumId="4" w15:restartNumberingAfterBreak="0">
     <w:nsid w:val="17E96B22"/>
     <w:multiLevelType w:val="multilevel"/>
     <w:tmpl w:val="77F8D54E"/>
@@ -17995,7 +18750,7 @@
       </w:pPr>
     </w:lvl>
   </w:abstractNum>
-  <w:abstractNum w:abstractNumId="4" w15:restartNumberingAfterBreak="0">
+  <w:abstractNum w:abstractNumId="5" w15:restartNumberingAfterBreak="0">
     <w:nsid w:val="227A5140"/>
     <w:multiLevelType w:val="multilevel"/>
     <w:tmpl w:val="8CFE642E"/>
@@ -18084,7 +18839,7 @@
       </w:pPr>
     </w:lvl>
   </w:abstractNum>
-  <w:abstractNum w:abstractNumId="5" w15:restartNumberingAfterBreak="0">
+  <w:abstractNum w:abstractNumId="6" w15:restartNumberingAfterBreak="0">
     <w:nsid w:val="24FB6F9B"/>
     <w:multiLevelType w:val="multilevel"/>
     <w:tmpl w:val="9B58221E"/>
@@ -18170,7 +18925,7 @@
       </w:pPr>
     </w:lvl>
   </w:abstractNum>
-  <w:abstractNum w:abstractNumId="6" w15:restartNumberingAfterBreak="0">
+  <w:abstractNum w:abstractNumId="7" w15:restartNumberingAfterBreak="0">
     <w:nsid w:val="26AD7AEC"/>
     <w:multiLevelType w:val="multilevel"/>
     <w:tmpl w:val="4F46BEA4"/>
@@ -18259,7 +19014,7 @@
       </w:pPr>
     </w:lvl>
   </w:abstractNum>
-  <w:abstractNum w:abstractNumId="7" w15:restartNumberingAfterBreak="0">
+  <w:abstractNum w:abstractNumId="8" w15:restartNumberingAfterBreak="0">
     <w:nsid w:val="2816210E"/>
     <w:multiLevelType w:val="multilevel"/>
     <w:tmpl w:val="9E5A5D18"/>
@@ -18345,7 +19100,7 @@
       </w:pPr>
     </w:lvl>
   </w:abstractNum>
-  <w:abstractNum w:abstractNumId="8" w15:restartNumberingAfterBreak="0">
+  <w:abstractNum w:abstractNumId="9" w15:restartNumberingAfterBreak="0">
     <w:nsid w:val="2CFB4E49"/>
     <w:multiLevelType w:val="multilevel"/>
     <w:tmpl w:val="71287154"/>
@@ -18434,7 +19189,96 @@
       </w:pPr>
     </w:lvl>
   </w:abstractNum>
-  <w:abstractNum w:abstractNumId="9" w15:restartNumberingAfterBreak="0">
+  <w:abstractNum w:abstractNumId="10" w15:restartNumberingAfterBreak="0">
+    <w:nsid w:val="313D2C74"/>
+    <w:multiLevelType w:val="hybridMultilevel"/>
+    <w:tmpl w:val="4894AD1E"/>
+    <w:lvl w:ilvl="0" w:tplc="F8BE2C8A">
+      <w:start w:val="1"/>
+      <w:numFmt w:val="decimal"/>
+      <w:lvlText w:val="(%1)"/>
+      <w:lvlJc w:val="left"/>
+      <w:pPr>
+        <w:ind w:left="840" w:hanging="480"/>
+      </w:pPr>
+      <w:rPr>
+        <w:rFonts w:hint="eastAsia"/>
+      </w:rPr>
+    </w:lvl>
+    <w:lvl w:ilvl="1" w:tplc="04090019" w:tentative="1">
+      <w:start w:val="1"/>
+      <w:numFmt w:val="ideographTraditional"/>
+      <w:lvlText w:val="%2、"/>
+      <w:lvlJc w:val="left"/>
+      <w:pPr>
+        <w:ind w:left="1320" w:hanging="480"/>
+      </w:pPr>
+    </w:lvl>
+    <w:lvl w:ilvl="2" w:tplc="0409001B" w:tentative="1">
+      <w:start w:val="1"/>
+      <w:numFmt w:val="lowerRoman"/>
+      <w:lvlText w:val="%3."/>
+      <w:lvlJc w:val="right"/>
+      <w:pPr>
+        <w:ind w:left="1800" w:hanging="480"/>
+      </w:pPr>
+    </w:lvl>
+    <w:lvl w:ilvl="3" w:tplc="0409000F" w:tentative="1">
+      <w:start w:val="1"/>
+      <w:numFmt w:val="decimal"/>
+      <w:lvlText w:val="%4."/>
+      <w:lvlJc w:val="left"/>
+      <w:pPr>
+        <w:ind w:left="2280" w:hanging="480"/>
+      </w:pPr>
+    </w:lvl>
+    <w:lvl w:ilvl="4" w:tplc="04090019" w:tentative="1">
+      <w:start w:val="1"/>
+      <w:numFmt w:val="ideographTraditional"/>
+      <w:lvlText w:val="%5、"/>
+      <w:lvlJc w:val="left"/>
+      <w:pPr>
+        <w:ind w:left="2760" w:hanging="480"/>
+      </w:pPr>
+    </w:lvl>
+    <w:lvl w:ilvl="5" w:tplc="0409001B" w:tentative="1">
+      <w:start w:val="1"/>
+      <w:numFmt w:val="lowerRoman"/>
+      <w:lvlText w:val="%6."/>
+      <w:lvlJc w:val="right"/>
+      <w:pPr>
+        <w:ind w:left="3240" w:hanging="480"/>
+      </w:pPr>
+    </w:lvl>
+    <w:lvl w:ilvl="6" w:tplc="0409000F" w:tentative="1">
+      <w:start w:val="1"/>
+      <w:numFmt w:val="decimal"/>
+      <w:lvlText w:val="%7."/>
+      <w:lvlJc w:val="left"/>
+      <w:pPr>
+        <w:ind w:left="3720" w:hanging="480"/>
+      </w:pPr>
+    </w:lvl>
+    <w:lvl w:ilvl="7" w:tplc="04090019" w:tentative="1">
+      <w:start w:val="1"/>
+      <w:numFmt w:val="ideographTraditional"/>
+      <w:lvlText w:val="%8、"/>
+      <w:lvlJc w:val="left"/>
+      <w:pPr>
+        <w:ind w:left="4200" w:hanging="480"/>
+      </w:pPr>
+    </w:lvl>
+    <w:lvl w:ilvl="8" w:tplc="0409001B" w:tentative="1">
+      <w:start w:val="1"/>
+      <w:numFmt w:val="lowerRoman"/>
+      <w:lvlText w:val="%9."/>
+      <w:lvlJc w:val="right"/>
+      <w:pPr>
+        <w:ind w:left="4680" w:hanging="480"/>
+      </w:pPr>
+    </w:lvl>
+  </w:abstractNum>
+  <w:abstractNum w:abstractNumId="11" w15:restartNumberingAfterBreak="0">
     <w:nsid w:val="35E54C38"/>
     <w:multiLevelType w:val="multilevel"/>
     <w:tmpl w:val="9E5A5D18"/>
@@ -18520,7 +19364,96 @@
       </w:pPr>
     </w:lvl>
   </w:abstractNum>
-  <w:abstractNum w:abstractNumId="10" w15:restartNumberingAfterBreak="0">
+  <w:abstractNum w:abstractNumId="12" w15:restartNumberingAfterBreak="0">
+    <w:nsid w:val="367D10D9"/>
+    <w:multiLevelType w:val="hybridMultilevel"/>
+    <w:tmpl w:val="151E8462"/>
+    <w:lvl w:ilvl="0" w:tplc="F8BE2C8A">
+      <w:start w:val="1"/>
+      <w:numFmt w:val="decimal"/>
+      <w:lvlText w:val="(%1)"/>
+      <w:lvlJc w:val="left"/>
+      <w:pPr>
+        <w:ind w:left="480" w:hanging="480"/>
+      </w:pPr>
+      <w:rPr>
+        <w:rFonts w:hint="eastAsia"/>
+      </w:rPr>
+    </w:lvl>
+    <w:lvl w:ilvl="1" w:tplc="04090019" w:tentative="1">
+      <w:start w:val="1"/>
+      <w:numFmt w:val="ideographTraditional"/>
+      <w:lvlText w:val="%2、"/>
+      <w:lvlJc w:val="left"/>
+      <w:pPr>
+        <w:ind w:left="960" w:hanging="480"/>
+      </w:pPr>
+    </w:lvl>
+    <w:lvl w:ilvl="2" w:tplc="0409001B" w:tentative="1">
+      <w:start w:val="1"/>
+      <w:numFmt w:val="lowerRoman"/>
+      <w:lvlText w:val="%3."/>
+      <w:lvlJc w:val="right"/>
+      <w:pPr>
+        <w:ind w:left="1440" w:hanging="480"/>
+      </w:pPr>
+    </w:lvl>
+    <w:lvl w:ilvl="3" w:tplc="0409000F" w:tentative="1">
+      <w:start w:val="1"/>
+      <w:numFmt w:val="decimal"/>
+      <w:lvlText w:val="%4."/>
+      <w:lvlJc w:val="left"/>
+      <w:pPr>
+        <w:ind w:left="1920" w:hanging="480"/>
+      </w:pPr>
+    </w:lvl>
+    <w:lvl w:ilvl="4" w:tplc="04090019" w:tentative="1">
+      <w:start w:val="1"/>
+      <w:numFmt w:val="ideographTraditional"/>
+      <w:lvlText w:val="%5、"/>
+      <w:lvlJc w:val="left"/>
+      <w:pPr>
+        <w:ind w:left="2400" w:hanging="480"/>
+      </w:pPr>
+    </w:lvl>
+    <w:lvl w:ilvl="5" w:tplc="0409001B" w:tentative="1">
+      <w:start w:val="1"/>
+      <w:numFmt w:val="lowerRoman"/>
+      <w:lvlText w:val="%6."/>
+      <w:lvlJc w:val="right"/>
+      <w:pPr>
+        <w:ind w:left="2880" w:hanging="480"/>
+      </w:pPr>
+    </w:lvl>
+    <w:lvl w:ilvl="6" w:tplc="0409000F" w:tentative="1">
+      <w:start w:val="1"/>
+      <w:numFmt w:val="decimal"/>
+      <w:lvlText w:val="%7."/>
+      <w:lvlJc w:val="left"/>
+      <w:pPr>
+        <w:ind w:left="3360" w:hanging="480"/>
+      </w:pPr>
+    </w:lvl>
+    <w:lvl w:ilvl="7" w:tplc="04090019" w:tentative="1">
+      <w:start w:val="1"/>
+      <w:numFmt w:val="ideographTraditional"/>
+      <w:lvlText w:val="%8、"/>
+      <w:lvlJc w:val="left"/>
+      <w:pPr>
+        <w:ind w:left="3840" w:hanging="480"/>
+      </w:pPr>
+    </w:lvl>
+    <w:lvl w:ilvl="8" w:tplc="0409001B" w:tentative="1">
+      <w:start w:val="1"/>
+      <w:numFmt w:val="lowerRoman"/>
+      <w:lvlText w:val="%9."/>
+      <w:lvlJc w:val="right"/>
+      <w:pPr>
+        <w:ind w:left="4320" w:hanging="480"/>
+      </w:pPr>
+    </w:lvl>
+  </w:abstractNum>
+  <w:abstractNum w:abstractNumId="13" w15:restartNumberingAfterBreak="0">
     <w:nsid w:val="37974A81"/>
     <w:multiLevelType w:val="multilevel"/>
     <w:tmpl w:val="1B78255C"/>
@@ -18606,7 +19539,7 @@
       </w:pPr>
     </w:lvl>
   </w:abstractNum>
-  <w:abstractNum w:abstractNumId="11" w15:restartNumberingAfterBreak="0">
+  <w:abstractNum w:abstractNumId="14" w15:restartNumberingAfterBreak="0">
     <w:nsid w:val="3A076D49"/>
     <w:multiLevelType w:val="multilevel"/>
     <w:tmpl w:val="A5BA6B18"/>
@@ -18695,7 +19628,7 @@
       </w:pPr>
     </w:lvl>
   </w:abstractNum>
-  <w:abstractNum w:abstractNumId="12" w15:restartNumberingAfterBreak="0">
+  <w:abstractNum w:abstractNumId="15" w15:restartNumberingAfterBreak="0">
     <w:nsid w:val="3A330050"/>
     <w:multiLevelType w:val="multilevel"/>
     <w:tmpl w:val="4F46BEA4"/>
@@ -18784,7 +19717,7 @@
       </w:pPr>
     </w:lvl>
   </w:abstractNum>
-  <w:abstractNum w:abstractNumId="13" w15:restartNumberingAfterBreak="0">
+  <w:abstractNum w:abstractNumId="16" w15:restartNumberingAfterBreak="0">
     <w:nsid w:val="3BDA5BC4"/>
     <w:multiLevelType w:val="multilevel"/>
     <w:tmpl w:val="9E5A5D18"/>
@@ -18870,7 +19803,7 @@
       </w:pPr>
     </w:lvl>
   </w:abstractNum>
-  <w:abstractNum w:abstractNumId="14" w15:restartNumberingAfterBreak="0">
+  <w:abstractNum w:abstractNumId="17" w15:restartNumberingAfterBreak="0">
     <w:nsid w:val="40AB1BFD"/>
     <w:multiLevelType w:val="multilevel"/>
     <w:tmpl w:val="9E5A5D18"/>
@@ -18956,7 +19889,7 @@
       </w:pPr>
     </w:lvl>
   </w:abstractNum>
-  <w:abstractNum w:abstractNumId="15" w15:restartNumberingAfterBreak="0">
+  <w:abstractNum w:abstractNumId="18" w15:restartNumberingAfterBreak="0">
     <w:nsid w:val="42EE55FB"/>
     <w:multiLevelType w:val="multilevel"/>
     <w:tmpl w:val="8340B58A"/>
@@ -19046,7 +19979,7 @@
       </w:pPr>
     </w:lvl>
   </w:abstractNum>
-  <w:abstractNum w:abstractNumId="16" w15:restartNumberingAfterBreak="0">
+  <w:abstractNum w:abstractNumId="19" w15:restartNumberingAfterBreak="0">
     <w:nsid w:val="4491292C"/>
     <w:multiLevelType w:val="multilevel"/>
     <w:tmpl w:val="4F46BEA4"/>
@@ -19135,7 +20068,7 @@
       </w:pPr>
     </w:lvl>
   </w:abstractNum>
-  <w:abstractNum w:abstractNumId="17" w15:restartNumberingAfterBreak="0">
+  <w:abstractNum w:abstractNumId="20" w15:restartNumberingAfterBreak="0">
     <w:nsid w:val="4BB520E3"/>
     <w:multiLevelType w:val="hybridMultilevel"/>
     <w:tmpl w:val="32BE0CCE"/>
@@ -19221,7 +20154,7 @@
       </w:pPr>
     </w:lvl>
   </w:abstractNum>
-  <w:abstractNum w:abstractNumId="18" w15:restartNumberingAfterBreak="0">
+  <w:abstractNum w:abstractNumId="21" w15:restartNumberingAfterBreak="0">
     <w:nsid w:val="4DC718F0"/>
     <w:multiLevelType w:val="multilevel"/>
     <w:tmpl w:val="4F46BEA4"/>
@@ -19310,7 +20243,7 @@
       </w:pPr>
     </w:lvl>
   </w:abstractNum>
-  <w:abstractNum w:abstractNumId="19" w15:restartNumberingAfterBreak="0">
+  <w:abstractNum w:abstractNumId="22" w15:restartNumberingAfterBreak="0">
     <w:nsid w:val="502A3371"/>
     <w:multiLevelType w:val="hybridMultilevel"/>
     <w:tmpl w:val="ED1E2A98"/>
@@ -19400,7 +20333,7 @@
       </w:pPr>
     </w:lvl>
   </w:abstractNum>
-  <w:abstractNum w:abstractNumId="20" w15:restartNumberingAfterBreak="0">
+  <w:abstractNum w:abstractNumId="23" w15:restartNumberingAfterBreak="0">
     <w:nsid w:val="517B2CBB"/>
     <w:multiLevelType w:val="multilevel"/>
     <w:tmpl w:val="4F46BEA4"/>
@@ -19489,7 +20422,7 @@
       </w:pPr>
     </w:lvl>
   </w:abstractNum>
-  <w:abstractNum w:abstractNumId="21" w15:restartNumberingAfterBreak="0">
+  <w:abstractNum w:abstractNumId="24" w15:restartNumberingAfterBreak="0">
     <w:nsid w:val="522F15A3"/>
     <w:multiLevelType w:val="multilevel"/>
     <w:tmpl w:val="83946660"/>
@@ -19575,7 +20508,7 @@
       </w:pPr>
     </w:lvl>
   </w:abstractNum>
-  <w:abstractNum w:abstractNumId="22" w15:restartNumberingAfterBreak="0">
+  <w:abstractNum w:abstractNumId="25" w15:restartNumberingAfterBreak="0">
     <w:nsid w:val="53064D54"/>
     <w:multiLevelType w:val="hybridMultilevel"/>
     <w:tmpl w:val="D58CE828"/>
@@ -19664,7 +20597,7 @@
       </w:pPr>
     </w:lvl>
   </w:abstractNum>
-  <w:abstractNum w:abstractNumId="23" w15:restartNumberingAfterBreak="0">
+  <w:abstractNum w:abstractNumId="26" w15:restartNumberingAfterBreak="0">
     <w:nsid w:val="58DC4093"/>
     <w:multiLevelType w:val="multilevel"/>
     <w:tmpl w:val="9E5A5D18"/>
@@ -19750,7 +20683,7 @@
       </w:pPr>
     </w:lvl>
   </w:abstractNum>
-  <w:abstractNum w:abstractNumId="24" w15:restartNumberingAfterBreak="0">
+  <w:abstractNum w:abstractNumId="27" w15:restartNumberingAfterBreak="0">
     <w:nsid w:val="5C963AD1"/>
     <w:multiLevelType w:val="multilevel"/>
     <w:tmpl w:val="9E5A5D18"/>
@@ -19836,7 +20769,7 @@
       </w:pPr>
     </w:lvl>
   </w:abstractNum>
-  <w:abstractNum w:abstractNumId="25" w15:restartNumberingAfterBreak="0">
+  <w:abstractNum w:abstractNumId="28" w15:restartNumberingAfterBreak="0">
     <w:nsid w:val="5E1B0397"/>
     <w:multiLevelType w:val="multilevel"/>
     <w:tmpl w:val="4F46BEA4"/>
@@ -19926,7 +20859,7 @@
       </w:pPr>
     </w:lvl>
   </w:abstractNum>
-  <w:abstractNum w:abstractNumId="26" w15:restartNumberingAfterBreak="0">
+  <w:abstractNum w:abstractNumId="29" w15:restartNumberingAfterBreak="0">
     <w:nsid w:val="606B416D"/>
     <w:multiLevelType w:val="multilevel"/>
     <w:tmpl w:val="79C6027A"/>
@@ -20015,7 +20948,7 @@
       </w:pPr>
     </w:lvl>
   </w:abstractNum>
-  <w:abstractNum w:abstractNumId="27" w15:restartNumberingAfterBreak="0">
+  <w:abstractNum w:abstractNumId="30" w15:restartNumberingAfterBreak="0">
     <w:nsid w:val="674B0065"/>
     <w:multiLevelType w:val="multilevel"/>
     <w:tmpl w:val="9E5A5D18"/>
@@ -20101,7 +21034,7 @@
       </w:pPr>
     </w:lvl>
   </w:abstractNum>
-  <w:abstractNum w:abstractNumId="28" w15:restartNumberingAfterBreak="0">
+  <w:abstractNum w:abstractNumId="31" w15:restartNumberingAfterBreak="0">
     <w:nsid w:val="6B33626A"/>
     <w:multiLevelType w:val="hybridMultilevel"/>
     <w:tmpl w:val="7FD22100"/>
@@ -20187,7 +21120,185 @@
       </w:pPr>
     </w:lvl>
   </w:abstractNum>
-  <w:abstractNum w:abstractNumId="29" w15:restartNumberingAfterBreak="0">
+  <w:abstractNum w:abstractNumId="32" w15:restartNumberingAfterBreak="0">
+    <w:nsid w:val="6C037A82"/>
+    <w:multiLevelType w:val="hybridMultilevel"/>
+    <w:tmpl w:val="4588DECA"/>
+    <w:lvl w:ilvl="0" w:tplc="F8BE2C8A">
+      <w:start w:val="1"/>
+      <w:numFmt w:val="decimal"/>
+      <w:lvlText w:val="(%1)"/>
+      <w:lvlJc w:val="left"/>
+      <w:pPr>
+        <w:ind w:left="480" w:hanging="480"/>
+      </w:pPr>
+      <w:rPr>
+        <w:rFonts w:hint="eastAsia"/>
+      </w:rPr>
+    </w:lvl>
+    <w:lvl w:ilvl="1" w:tplc="04090019" w:tentative="1">
+      <w:start w:val="1"/>
+      <w:numFmt w:val="ideographTraditional"/>
+      <w:lvlText w:val="%2、"/>
+      <w:lvlJc w:val="left"/>
+      <w:pPr>
+        <w:ind w:left="960" w:hanging="480"/>
+      </w:pPr>
+    </w:lvl>
+    <w:lvl w:ilvl="2" w:tplc="0409001B" w:tentative="1">
+      <w:start w:val="1"/>
+      <w:numFmt w:val="lowerRoman"/>
+      <w:lvlText w:val="%3."/>
+      <w:lvlJc w:val="right"/>
+      <w:pPr>
+        <w:ind w:left="1440" w:hanging="480"/>
+      </w:pPr>
+    </w:lvl>
+    <w:lvl w:ilvl="3" w:tplc="0409000F">
+      <w:start w:val="1"/>
+      <w:numFmt w:val="decimal"/>
+      <w:lvlText w:val="%4."/>
+      <w:lvlJc w:val="left"/>
+      <w:pPr>
+        <w:ind w:left="1920" w:hanging="480"/>
+      </w:pPr>
+    </w:lvl>
+    <w:lvl w:ilvl="4" w:tplc="04090019" w:tentative="1">
+      <w:start w:val="1"/>
+      <w:numFmt w:val="ideographTraditional"/>
+      <w:lvlText w:val="%5、"/>
+      <w:lvlJc w:val="left"/>
+      <w:pPr>
+        <w:ind w:left="2400" w:hanging="480"/>
+      </w:pPr>
+    </w:lvl>
+    <w:lvl w:ilvl="5" w:tplc="0409001B" w:tentative="1">
+      <w:start w:val="1"/>
+      <w:numFmt w:val="lowerRoman"/>
+      <w:lvlText w:val="%6."/>
+      <w:lvlJc w:val="right"/>
+      <w:pPr>
+        <w:ind w:left="2880" w:hanging="480"/>
+      </w:pPr>
+    </w:lvl>
+    <w:lvl w:ilvl="6" w:tplc="0409000F" w:tentative="1">
+      <w:start w:val="1"/>
+      <w:numFmt w:val="decimal"/>
+      <w:lvlText w:val="%7."/>
+      <w:lvlJc w:val="left"/>
+      <w:pPr>
+        <w:ind w:left="3360" w:hanging="480"/>
+      </w:pPr>
+    </w:lvl>
+    <w:lvl w:ilvl="7" w:tplc="04090019" w:tentative="1">
+      <w:start w:val="1"/>
+      <w:numFmt w:val="ideographTraditional"/>
+      <w:lvlText w:val="%8、"/>
+      <w:lvlJc w:val="left"/>
+      <w:pPr>
+        <w:ind w:left="3840" w:hanging="480"/>
+      </w:pPr>
+    </w:lvl>
+    <w:lvl w:ilvl="8" w:tplc="0409001B" w:tentative="1">
+      <w:start w:val="1"/>
+      <w:numFmt w:val="lowerRoman"/>
+      <w:lvlText w:val="%9."/>
+      <w:lvlJc w:val="right"/>
+      <w:pPr>
+        <w:ind w:left="4320" w:hanging="480"/>
+      </w:pPr>
+    </w:lvl>
+  </w:abstractNum>
+  <w:abstractNum w:abstractNumId="33" w15:restartNumberingAfterBreak="0">
+    <w:nsid w:val="71824C04"/>
+    <w:multiLevelType w:val="hybridMultilevel"/>
+    <w:tmpl w:val="DF043748"/>
+    <w:lvl w:ilvl="0" w:tplc="F8BE2C8A">
+      <w:start w:val="1"/>
+      <w:numFmt w:val="decimal"/>
+      <w:lvlText w:val="(%1)"/>
+      <w:lvlJc w:val="left"/>
+      <w:pPr>
+        <w:ind w:left="480" w:hanging="480"/>
+      </w:pPr>
+      <w:rPr>
+        <w:rFonts w:hint="eastAsia"/>
+      </w:rPr>
+    </w:lvl>
+    <w:lvl w:ilvl="1" w:tplc="04090019" w:tentative="1">
+      <w:start w:val="1"/>
+      <w:numFmt w:val="ideographTraditional"/>
+      <w:lvlText w:val="%2、"/>
+      <w:lvlJc w:val="left"/>
+      <w:pPr>
+        <w:ind w:left="960" w:hanging="480"/>
+      </w:pPr>
+    </w:lvl>
+    <w:lvl w:ilvl="2" w:tplc="0409001B" w:tentative="1">
+      <w:start w:val="1"/>
+      <w:numFmt w:val="lowerRoman"/>
+      <w:lvlText w:val="%3."/>
+      <w:lvlJc w:val="right"/>
+      <w:pPr>
+        <w:ind w:left="1440" w:hanging="480"/>
+      </w:pPr>
+    </w:lvl>
+    <w:lvl w:ilvl="3" w:tplc="0409000F" w:tentative="1">
+      <w:start w:val="1"/>
+      <w:numFmt w:val="decimal"/>
+      <w:lvlText w:val="%4."/>
+      <w:lvlJc w:val="left"/>
+      <w:pPr>
+        <w:ind w:left="1920" w:hanging="480"/>
+      </w:pPr>
+    </w:lvl>
+    <w:lvl w:ilvl="4" w:tplc="04090019" w:tentative="1">
+      <w:start w:val="1"/>
+      <w:numFmt w:val="ideographTraditional"/>
+      <w:lvlText w:val="%5、"/>
+      <w:lvlJc w:val="left"/>
+      <w:pPr>
+        <w:ind w:left="2400" w:hanging="480"/>
+      </w:pPr>
+    </w:lvl>
+    <w:lvl w:ilvl="5" w:tplc="0409001B" w:tentative="1">
+      <w:start w:val="1"/>
+      <w:numFmt w:val="lowerRoman"/>
+      <w:lvlText w:val="%6."/>
+      <w:lvlJc w:val="right"/>
+      <w:pPr>
+        <w:ind w:left="2880" w:hanging="480"/>
+      </w:pPr>
+    </w:lvl>
+    <w:lvl w:ilvl="6" w:tplc="0409000F" w:tentative="1">
+      <w:start w:val="1"/>
+      <w:numFmt w:val="decimal"/>
+      <w:lvlText w:val="%7."/>
+      <w:lvlJc w:val="left"/>
+      <w:pPr>
+        <w:ind w:left="3360" w:hanging="480"/>
+      </w:pPr>
+    </w:lvl>
+    <w:lvl w:ilvl="7" w:tplc="04090019" w:tentative="1">
+      <w:start w:val="1"/>
+      <w:numFmt w:val="ideographTraditional"/>
+      <w:lvlText w:val="%8、"/>
+      <w:lvlJc w:val="left"/>
+      <w:pPr>
+        <w:ind w:left="3840" w:hanging="480"/>
+      </w:pPr>
+    </w:lvl>
+    <w:lvl w:ilvl="8" w:tplc="0409001B" w:tentative="1">
+      <w:start w:val="1"/>
+      <w:numFmt w:val="lowerRoman"/>
+      <w:lvlText w:val="%9."/>
+      <w:lvlJc w:val="right"/>
+      <w:pPr>
+        <w:ind w:left="4320" w:hanging="480"/>
+      </w:pPr>
+    </w:lvl>
+  </w:abstractNum>
+  <w:abstractNum w:abstractNumId="34" w15:restartNumberingAfterBreak="0">
     <w:nsid w:val="74BE6CEC"/>
     <w:multiLevelType w:val="multilevel"/>
     <w:tmpl w:val="B87C1DAE"/>
@@ -20276,95 +21387,184 @@
       </w:pPr>
     </w:lvl>
   </w:abstractNum>
+  <w:abstractNum w:abstractNumId="35" w15:restartNumberingAfterBreak="0">
+    <w:nsid w:val="7C6E5427"/>
+    <w:multiLevelType w:val="hybridMultilevel"/>
+    <w:tmpl w:val="4FA2623E"/>
+    <w:lvl w:ilvl="0" w:tplc="F8BE2C8A">
+      <w:start w:val="1"/>
+      <w:numFmt w:val="decimal"/>
+      <w:lvlText w:val="(%1)"/>
+      <w:lvlJc w:val="left"/>
+      <w:pPr>
+        <w:ind w:left="480" w:hanging="480"/>
+      </w:pPr>
+      <w:rPr>
+        <w:rFonts w:hint="eastAsia"/>
+      </w:rPr>
+    </w:lvl>
+    <w:lvl w:ilvl="1" w:tplc="04090019" w:tentative="1">
+      <w:start w:val="1"/>
+      <w:numFmt w:val="ideographTraditional"/>
+      <w:lvlText w:val="%2、"/>
+      <w:lvlJc w:val="left"/>
+      <w:pPr>
+        <w:ind w:left="960" w:hanging="480"/>
+      </w:pPr>
+    </w:lvl>
+    <w:lvl w:ilvl="2" w:tplc="0409001B" w:tentative="1">
+      <w:start w:val="1"/>
+      <w:numFmt w:val="lowerRoman"/>
+      <w:lvlText w:val="%3."/>
+      <w:lvlJc w:val="right"/>
+      <w:pPr>
+        <w:ind w:left="1440" w:hanging="480"/>
+      </w:pPr>
+    </w:lvl>
+    <w:lvl w:ilvl="3" w:tplc="0409000F">
+      <w:start w:val="1"/>
+      <w:numFmt w:val="decimal"/>
+      <w:lvlText w:val="%4."/>
+      <w:lvlJc w:val="left"/>
+      <w:pPr>
+        <w:ind w:left="1920" w:hanging="480"/>
+      </w:pPr>
+    </w:lvl>
+    <w:lvl w:ilvl="4" w:tplc="04090019" w:tentative="1">
+      <w:start w:val="1"/>
+      <w:numFmt w:val="ideographTraditional"/>
+      <w:lvlText w:val="%5、"/>
+      <w:lvlJc w:val="left"/>
+      <w:pPr>
+        <w:ind w:left="2400" w:hanging="480"/>
+      </w:pPr>
+    </w:lvl>
+    <w:lvl w:ilvl="5" w:tplc="0409001B" w:tentative="1">
+      <w:start w:val="1"/>
+      <w:numFmt w:val="lowerRoman"/>
+      <w:lvlText w:val="%6."/>
+      <w:lvlJc w:val="right"/>
+      <w:pPr>
+        <w:ind w:left="2880" w:hanging="480"/>
+      </w:pPr>
+    </w:lvl>
+    <w:lvl w:ilvl="6" w:tplc="0409000F" w:tentative="1">
+      <w:start w:val="1"/>
+      <w:numFmt w:val="decimal"/>
+      <w:lvlText w:val="%7."/>
+      <w:lvlJc w:val="left"/>
+      <w:pPr>
+        <w:ind w:left="3360" w:hanging="480"/>
+      </w:pPr>
+    </w:lvl>
+    <w:lvl w:ilvl="7" w:tplc="04090019" w:tentative="1">
+      <w:start w:val="1"/>
+      <w:numFmt w:val="ideographTraditional"/>
+      <w:lvlText w:val="%8、"/>
+      <w:lvlJc w:val="left"/>
+      <w:pPr>
+        <w:ind w:left="3840" w:hanging="480"/>
+      </w:pPr>
+    </w:lvl>
+    <w:lvl w:ilvl="8" w:tplc="0409001B" w:tentative="1">
+      <w:start w:val="1"/>
+      <w:numFmt w:val="lowerRoman"/>
+      <w:lvlText w:val="%9."/>
+      <w:lvlJc w:val="right"/>
+      <w:pPr>
+        <w:ind w:left="4320" w:hanging="480"/>
+      </w:pPr>
+    </w:lvl>
+  </w:abstractNum>
   <w:num w:numId="1" w16cid:durableId="1402866681">
+    <w:abstractNumId w:val="18"/>
+  </w:num>
+  <w:num w:numId="2" w16cid:durableId="1216889130">
     <w:abstractNumId w:val="15"/>
   </w:num>
-  <w:num w:numId="2" w16cid:durableId="1216889130">
-    <w:abstractNumId w:val="12"/>
-  </w:num>
   <w:num w:numId="3" w16cid:durableId="275450260">
-    <w:abstractNumId w:val="20"/>
+    <w:abstractNumId w:val="23"/>
   </w:num>
   <w:num w:numId="4" w16cid:durableId="1515805103">
+    <w:abstractNumId w:val="19"/>
+  </w:num>
+  <w:num w:numId="5" w16cid:durableId="1408188821">
+    <w:abstractNumId w:val="24"/>
+  </w:num>
+  <w:num w:numId="6" w16cid:durableId="1524828153">
+    <w:abstractNumId w:val="11"/>
+  </w:num>
+  <w:num w:numId="7" w16cid:durableId="1734113235">
+    <w:abstractNumId w:val="11"/>
+  </w:num>
+  <w:num w:numId="8" w16cid:durableId="1892694368">
+    <w:abstractNumId w:val="1"/>
+  </w:num>
+  <w:num w:numId="9" w16cid:durableId="1120494892">
+    <w:abstractNumId w:val="34"/>
+  </w:num>
+  <w:num w:numId="10" w16cid:durableId="747309624">
+    <w:abstractNumId w:val="14"/>
+  </w:num>
+  <w:num w:numId="11" w16cid:durableId="1752043786">
+    <w:abstractNumId w:val="29"/>
+  </w:num>
+  <w:num w:numId="12" w16cid:durableId="96145999">
+    <w:abstractNumId w:val="13"/>
+  </w:num>
+  <w:num w:numId="13" w16cid:durableId="1505587151">
+    <w:abstractNumId w:val="6"/>
+  </w:num>
+  <w:num w:numId="14" w16cid:durableId="79063139">
+    <w:abstractNumId w:val="4"/>
+  </w:num>
+  <w:num w:numId="15" w16cid:durableId="2074156329">
+    <w:abstractNumId w:val="5"/>
+  </w:num>
+  <w:num w:numId="16" w16cid:durableId="975067523">
+    <w:abstractNumId w:val="3"/>
+  </w:num>
+  <w:num w:numId="17" w16cid:durableId="25764400">
+    <w:abstractNumId w:val="30"/>
+  </w:num>
+  <w:num w:numId="18" w16cid:durableId="1028917365">
+    <w:abstractNumId w:val="17"/>
+  </w:num>
+  <w:num w:numId="19" w16cid:durableId="1827280645">
+    <w:abstractNumId w:val="27"/>
+  </w:num>
+  <w:num w:numId="20" w16cid:durableId="903368033">
+    <w:abstractNumId w:val="28"/>
+  </w:num>
+  <w:num w:numId="21" w16cid:durableId="225916543">
+    <w:abstractNumId w:val="8"/>
+  </w:num>
+  <w:num w:numId="22" w16cid:durableId="1016924928">
     <w:abstractNumId w:val="16"/>
   </w:num>
-  <w:num w:numId="5" w16cid:durableId="1408188821">
+  <w:num w:numId="23" w16cid:durableId="1698701386">
+    <w:abstractNumId w:val="7"/>
+  </w:num>
+  <w:num w:numId="24" w16cid:durableId="1195388143">
+    <w:abstractNumId w:val="2"/>
+  </w:num>
+  <w:num w:numId="25" w16cid:durableId="1378973957">
+    <w:abstractNumId w:val="9"/>
+  </w:num>
+  <w:num w:numId="26" w16cid:durableId="1294676252">
+    <w:abstractNumId w:val="22"/>
+  </w:num>
+  <w:num w:numId="27" w16cid:durableId="1580559267">
+    <w:abstractNumId w:val="26"/>
+  </w:num>
+  <w:num w:numId="28" w16cid:durableId="799616380">
     <w:abstractNumId w:val="21"/>
   </w:num>
-  <w:num w:numId="6" w16cid:durableId="1524828153">
-    <w:abstractNumId w:val="9"/>
-  </w:num>
-  <w:num w:numId="7" w16cid:durableId="1734113235">
-    <w:abstractNumId w:val="9"/>
-  </w:num>
-  <w:num w:numId="8" w16cid:durableId="1892694368">
-    <w:abstractNumId w:val="0"/>
-  </w:num>
-  <w:num w:numId="9" w16cid:durableId="1120494892">
-    <w:abstractNumId w:val="29"/>
-  </w:num>
-  <w:num w:numId="10" w16cid:durableId="747309624">
-    <w:abstractNumId w:val="11"/>
-  </w:num>
-  <w:num w:numId="11" w16cid:durableId="1752043786">
-    <w:abstractNumId w:val="26"/>
-  </w:num>
-  <w:num w:numId="12" w16cid:durableId="96145999">
-    <w:abstractNumId w:val="10"/>
-  </w:num>
-  <w:num w:numId="13" w16cid:durableId="1505587151">
-    <w:abstractNumId w:val="5"/>
-  </w:num>
-  <w:num w:numId="14" w16cid:durableId="79063139">
-    <w:abstractNumId w:val="3"/>
-  </w:num>
-  <w:num w:numId="15" w16cid:durableId="2074156329">
-    <w:abstractNumId w:val="4"/>
-  </w:num>
-  <w:num w:numId="16" w16cid:durableId="975067523">
-    <w:abstractNumId w:val="2"/>
-  </w:num>
-  <w:num w:numId="17" w16cid:durableId="25764400">
-    <w:abstractNumId w:val="27"/>
-  </w:num>
-  <w:num w:numId="18" w16cid:durableId="1028917365">
-    <w:abstractNumId w:val="14"/>
-  </w:num>
-  <w:num w:numId="19" w16cid:durableId="1827280645">
-    <w:abstractNumId w:val="24"/>
-  </w:num>
-  <w:num w:numId="20" w16cid:durableId="903368033">
+  <w:num w:numId="29" w16cid:durableId="733741196">
     <w:abstractNumId w:val="25"/>
   </w:num>
-  <w:num w:numId="21" w16cid:durableId="225916543">
-    <w:abstractNumId w:val="7"/>
-  </w:num>
-  <w:num w:numId="22" w16cid:durableId="1016924928">
-    <w:abstractNumId w:val="13"/>
-  </w:num>
-  <w:num w:numId="23" w16cid:durableId="1698701386">
-    <w:abstractNumId w:val="6"/>
-  </w:num>
-  <w:num w:numId="24" w16cid:durableId="1195388143">
-    <w:abstractNumId w:val="1"/>
-  </w:num>
-  <w:num w:numId="25" w16cid:durableId="1378973957">
-    <w:abstractNumId w:val="8"/>
-  </w:num>
-  <w:num w:numId="26" w16cid:durableId="1294676252">
-    <w:abstractNumId w:val="19"/>
-  </w:num>
-  <w:num w:numId="27" w16cid:durableId="1580559267">
-    <w:abstractNumId w:val="23"/>
-  </w:num>
-  <w:num w:numId="28" w16cid:durableId="799616380">
-    <w:abstractNumId w:val="18"/>
-  </w:num>
-  <w:num w:numId="29" w16cid:durableId="733741196">
-    <w:abstractNumId w:val="22"/>
-  </w:num>
   <w:num w:numId="30" w16cid:durableId="1875071123">
-    <w:abstractNumId w:val="17"/>
+    <w:abstractNumId w:val="20"/>
     <w:lvlOverride w:ilvl="0">
       <w:startOverride w:val="1"/>
     </w:lvlOverride>
@@ -20394,10 +21594,28 @@
     </w:lvlOverride>
   </w:num>
   <w:num w:numId="31" w16cid:durableId="533425995">
-    <w:abstractNumId w:val="17"/>
+    <w:abstractNumId w:val="20"/>
   </w:num>
   <w:num w:numId="32" w16cid:durableId="31272198">
-    <w:abstractNumId w:val="28"/>
+    <w:abstractNumId w:val="31"/>
+  </w:num>
+  <w:num w:numId="33" w16cid:durableId="1942449455">
+    <w:abstractNumId w:val="32"/>
+  </w:num>
+  <w:num w:numId="34" w16cid:durableId="283510283">
+    <w:abstractNumId w:val="35"/>
+  </w:num>
+  <w:num w:numId="35" w16cid:durableId="530529528">
+    <w:abstractNumId w:val="12"/>
+  </w:num>
+  <w:num w:numId="36" w16cid:durableId="422651935">
+    <w:abstractNumId w:val="33"/>
+  </w:num>
+  <w:num w:numId="37" w16cid:durableId="1259293975">
+    <w:abstractNumId w:val="10"/>
+  </w:num>
+  <w:num w:numId="38" w16cid:durableId="1789353306">
+    <w:abstractNumId w:val="0"/>
   </w:num>
 </w:numbering>
 </file>
@@ -21371,4 +22589,16 @@
   <a:objectDefaults/>
   <a:extraClrSchemeLst/>
 </a:theme>
+</file>
+
+<file path=customXml/item1.xml><?xml version="1.0" encoding="utf-8"?>
+<b:Sources xmlns:b="http://schemas.openxmlformats.org/officeDocument/2006/bibliography" xmlns="http://schemas.openxmlformats.org/officeDocument/2006/bibliography" SelectedStyle="\APASixthEditionOfficeOnline.xsl" StyleName="APA" Version="6"/>
+</file>
+
+<file path=customXml/itemProps1.xml><?xml version="1.0" encoding="utf-8"?>
+<ds:datastoreItem xmlns:ds="http://schemas.openxmlformats.org/officeDocument/2006/customXml" ds:itemID="{531D8D63-2B43-4A57-9A8A-0E44DCC45E8C}">
+  <ds:schemaRefs>
+    <ds:schemaRef ds:uri="http://schemas.openxmlformats.org/officeDocument/2006/bibliography"/>
+  </ds:schemaRefs>
+</ds:datastoreItem>
 </file>
--- a/competition/1_萬潤2026創新創意競賽/萬潤2026創新創意競賽(大專組)報名簡章_編輯版.docx
+++ b/competition/1_萬潤2026創新創意競賽/萬潤2026創新創意競賽(大專組)報名簡章_編輯版.docx
@@ -1,6 +1,6 @@
 
 <file path=word/document.xml><?xml version="1.0" encoding="utf-8"?>
-<w:document xmlns:wpc="http://schemas.microsoft.com/office/word/2010/wordprocessingCanvas" xmlns:cx="http://schemas.microsoft.com/office/drawing/2014/chartex" xmlns:cx1="http://schemas.microsoft.com/office/drawing/2015/9/8/chartex" xmlns:cx2="http://schemas.microsoft.com/office/drawing/2015/10/21/chartex" xmlns:cx3="http://schemas.microsoft.com/office/drawing/2016/5/9/chartex" xmlns:cx4="http://schemas.microsoft.com/office/drawing/2016/5/10/chartex" xmlns:cx5="http://schemas.microsoft.com/office/drawing/2016/5/11/chartex" xmlns:cx6="http://schemas.microsoft.com/office/drawing/2016/5/12/chartex" xmlns:cx7="http://schemas.microsoft.com/office/drawing/2016/5/13/chartex" xmlns:cx8="http://schemas.microsoft.com/office/drawing/2016/5/14/chartex" xmlns:mc="http://schemas.openxmlformats.org/markup-compatibility/2006" xmlns:aink="http://schemas.microsoft.com/office/drawing/2016/ink" xmlns:am3d="http://schemas.microsoft.com/office/drawing/2017/model3d" xmlns:o="urn:schemas-microsoft-com:office:office" xmlns:oel="http://schemas.microsoft.com/office/2019/extlst" xmlns:r="http://schemas.openxmlformats.org/officeDocument/2006/relationships" xmlns:m="http://schemas.openxmlformats.org/officeDocument/2006/math" xmlns:v="urn:schemas-microsoft-com:vml" xmlns:wp14="http://schemas.microsoft.com/office/word/2010/wordprocessingDrawing" xmlns:wp="http://schemas.openxmlformats.org/drawingml/2006/wordprocessingDrawing" xmlns:w10="urn:schemas-microsoft-com:office:word" xmlns:w="http://schemas.openxmlformats.org/wordprocessingml/2006/main" xmlns:w14="http://schemas.microsoft.com/office/word/2010/wordml" xmlns:w15="http://schemas.microsoft.com/office/word/2012/wordml" xmlns:w16cex="http://schemas.microsoft.com/office/word/2018/wordml/cex" xmlns:w16cid="http://schemas.microsoft.com/office/word/2016/wordml/cid" xmlns:w16="http://schemas.microsoft.com/office/word/2018/wordml" xmlns:w16du="http://schemas.microsoft.com/office/word/2023/wordml/word16du" xmlns:w16sdtdh="http://schemas.microsoft.com/office/word/2020/wordml/sdtdatahash" xmlns:w16sdtfl="http://schemas.microsoft.com/office/word/2024/wordml/sdtformatlock" xmlns:w16se="http://schemas.microsoft.com/office/word/2015/wordml/symex" xmlns:wpg="http://schemas.microsoft.com/office/word/2010/wordprocessingGroup" xmlns:wpi="http://schemas.microsoft.com/office/word/2010/wordprocessingInk" xmlns:wne="http://schemas.microsoft.com/office/word/2006/wordml" xmlns:wps="http://schemas.microsoft.com/office/word/2010/wordprocessingShape" mc:Ignorable="w14 w15 w16se w16cid w16 w16cex w16sdtdh w16sdtfl w16du wp14">
+<w:document xmlns:wpc="http://schemas.microsoft.com/office/word/2010/wordprocessingCanvas" xmlns:cx="http://schemas.microsoft.com/office/drawing/2014/chartex" xmlns:mc="http://schemas.openxmlformats.org/markup-compatibility/2006" xmlns:o="urn:schemas-microsoft-com:office:office" xmlns:r="http://schemas.openxmlformats.org/officeDocument/2006/relationships" xmlns:m="http://schemas.openxmlformats.org/officeDocument/2006/math" xmlns:v="urn:schemas-microsoft-com:vml" xmlns:wp14="http://schemas.microsoft.com/office/word/2010/wordprocessingDrawing" xmlns:wp="http://schemas.openxmlformats.org/drawingml/2006/wordprocessingDrawing" xmlns:w10="urn:schemas-microsoft-com:office:word" xmlns:w="http://schemas.openxmlformats.org/wordprocessingml/2006/main" xmlns:w14="http://schemas.microsoft.com/office/word/2010/wordml" xmlns:w15="http://schemas.microsoft.com/office/word/2012/wordml" xmlns:w16se="http://schemas.microsoft.com/office/word/2015/wordml/symex" xmlns:wpg="http://schemas.microsoft.com/office/word/2010/wordprocessingGroup" xmlns:wpi="http://schemas.microsoft.com/office/word/2010/wordprocessingInk" xmlns:wne="http://schemas.microsoft.com/office/word/2006/wordml" xmlns:wps="http://schemas.microsoft.com/office/word/2010/wordprocessingShape" mc:Ignorable="w14 w15 w16se wp14">
   <w:body>
     <w:p>
       <w:pPr>
@@ -10,6 +10,7 @@
           <w:rFonts w:ascii="標楷體" w:eastAsia="標楷體" w:hAnsi="標楷體"/>
         </w:rPr>
       </w:pPr>
+      <w:proofErr w:type="gramStart"/>
       <w:r>
         <w:rPr>
           <w:rFonts w:ascii="標楷體" w:eastAsia="標楷體" w:hAnsi="標楷體"/>
@@ -17,7 +18,17 @@
           <w:sz w:val="40"/>
           <w:szCs w:val="40"/>
         </w:rPr>
-        <w:t>萬潤202</w:t>
+        <w:t>萬潤</w:t>
+      </w:r>
+      <w:proofErr w:type="gramEnd"/>
+      <w:r>
+        <w:rPr>
+          <w:rFonts w:ascii="標楷體" w:eastAsia="標楷體" w:hAnsi="標楷體"/>
+          <w:b/>
+          <w:sz w:val="40"/>
+          <w:szCs w:val="40"/>
+        </w:rPr>
+        <w:t>202</w:t>
       </w:r>
       <w:r>
         <w:rPr>
@@ -318,7 +329,21 @@
         <w:rPr>
           <w:rFonts w:ascii="標楷體" w:eastAsia="標楷體" w:hAnsi="標楷體"/>
         </w:rPr>
-        <w:t>以全球大專院校及高中職學生為對象，分為大專組、高中職組，可自由組隊參加比賽。</w:t>
+        <w:t>以全球大專院校及高中職學生為對象，分為大專組、</w:t>
+      </w:r>
+      <w:proofErr w:type="gramStart"/>
+      <w:r>
+        <w:rPr>
+          <w:rFonts w:ascii="標楷體" w:eastAsia="標楷體" w:hAnsi="標楷體"/>
+        </w:rPr>
+        <w:t>高中職組</w:t>
+      </w:r>
+      <w:proofErr w:type="gramEnd"/>
+      <w:r>
+        <w:rPr>
+          <w:rFonts w:ascii="標楷體" w:eastAsia="標楷體" w:hAnsi="標楷體"/>
+        </w:rPr>
+        <w:t>，可自由組隊參加比賽。</w:t>
       </w:r>
     </w:p>
     <w:p>
@@ -452,12 +477,14 @@
         </w:rPr>
         <w:t>日(</w:t>
       </w:r>
+      <w:proofErr w:type="gramStart"/>
       <w:r>
         <w:rPr>
           <w:rFonts w:ascii="標楷體" w:eastAsia="標楷體" w:hAnsi="標楷體" w:hint="eastAsia"/>
         </w:rPr>
         <w:t>一</w:t>
       </w:r>
+      <w:proofErr w:type="gramEnd"/>
       <w:r>
         <w:rPr>
           <w:rFonts w:ascii="標楷體" w:eastAsia="標楷體" w:hAnsi="標楷體"/>
@@ -989,6 +1016,7 @@
         </w:rPr>
       </w:pPr>
       <w:bookmarkStart w:id="3" w:name="_Hlk224548054"/>
+      <w:proofErr w:type="gramStart"/>
       <w:r>
         <w:rPr>
           <w:rFonts w:ascii="標楷體" w:eastAsia="標楷體" w:hAnsi="標楷體" w:hint="eastAsia"/>
@@ -1011,6 +1039,7 @@
         <w:t>報名</w:t>
       </w:r>
       <w:bookmarkStart w:id="4" w:name="_Hlk224548073"/>
+      <w:proofErr w:type="gramEnd"/>
       <w:r>
         <w:rPr>
           <w:rFonts w:ascii="標楷體" w:eastAsia="標楷體" w:hAnsi="標楷體" w:hint="eastAsia"/>
@@ -1219,6 +1248,7 @@
         </w:rPr>
         <w:t>日(</w:t>
       </w:r>
+      <w:proofErr w:type="gramStart"/>
       <w:r>
         <w:rPr>
           <w:rFonts w:ascii="標楷體" w:eastAsia="標楷體" w:hAnsi="標楷體" w:hint="eastAsia"/>
@@ -1228,6 +1258,7 @@
         </w:rPr>
         <w:t>一</w:t>
       </w:r>
+      <w:proofErr w:type="gramEnd"/>
       <w:r>
         <w:rPr>
           <w:rFonts w:ascii="標楷體" w:eastAsia="標楷體" w:hAnsi="標楷體"/>
@@ -1345,7 +1376,21 @@
         <w:rPr>
           <w:rFonts w:ascii="標楷體" w:eastAsia="標楷體" w:hAnsi="標楷體" w:hint="eastAsia"/>
         </w:rPr>
-        <w:t>與製作證書等以報名表紙本為核對依據，如有誤植請來信告知協助修正。</w:t>
+        <w:t>與製作證書等以報名表紙本為核對依據，如有</w:t>
+      </w:r>
+      <w:proofErr w:type="gramStart"/>
+      <w:r>
+        <w:rPr>
+          <w:rFonts w:ascii="標楷體" w:eastAsia="標楷體" w:hAnsi="標楷體" w:hint="eastAsia"/>
+        </w:rPr>
+        <w:t>誤植請來信</w:t>
+      </w:r>
+      <w:proofErr w:type="gramEnd"/>
+      <w:r>
+        <w:rPr>
+          <w:rFonts w:ascii="標楷體" w:eastAsia="標楷體" w:hAnsi="標楷體" w:hint="eastAsia"/>
+        </w:rPr>
+        <w:t>告知協助修正。</w:t>
       </w:r>
     </w:p>
     <w:p>
@@ -1417,7 +1462,21 @@
         <w:rPr>
           <w:rFonts w:ascii="標楷體" w:eastAsia="標楷體" w:hAnsi="標楷體" w:hint="eastAsia"/>
         </w:rPr>
-        <w:t>表一基本資料</w:t>
+        <w:t>表</w:t>
+      </w:r>
+      <w:proofErr w:type="gramStart"/>
+      <w:r>
+        <w:rPr>
+          <w:rFonts w:ascii="標楷體" w:eastAsia="標楷體" w:hAnsi="標楷體" w:hint="eastAsia"/>
+        </w:rPr>
+        <w:t>一</w:t>
+      </w:r>
+      <w:proofErr w:type="gramEnd"/>
+      <w:r>
+        <w:rPr>
+          <w:rFonts w:ascii="標楷體" w:eastAsia="標楷體" w:hAnsi="標楷體" w:hint="eastAsia"/>
+        </w:rPr>
+        <w:t>基本資料</w:t>
       </w:r>
       <w:r>
         <w:rPr>
@@ -1435,7 +1494,21 @@
         <w:rPr>
           <w:rFonts w:ascii="標楷體" w:eastAsia="標楷體" w:hAnsi="標楷體"/>
         </w:rPr>
-        <w:t>教師推薦書(需含推薦人簽名或蓋章)。</w:t>
+        <w:t>教師推薦書(</w:t>
+      </w:r>
+      <w:proofErr w:type="gramStart"/>
+      <w:r>
+        <w:rPr>
+          <w:rFonts w:ascii="標楷體" w:eastAsia="標楷體" w:hAnsi="標楷體"/>
+        </w:rPr>
+        <w:t>需含推薦</w:t>
+      </w:r>
+      <w:proofErr w:type="gramEnd"/>
+      <w:r>
+        <w:rPr>
+          <w:rFonts w:ascii="標楷體" w:eastAsia="標楷體" w:hAnsi="標楷體"/>
+        </w:rPr>
+        <w:t>人簽名或蓋章)。</w:t>
       </w:r>
     </w:p>
     <w:p>
@@ -1464,13 +1537,27 @@
         <w:rPr>
           <w:rFonts w:ascii="標楷體" w:eastAsia="標楷體" w:hAnsi="標楷體"/>
         </w:rPr>
-        <w:t>組隊成員說明(非跨</w:t>
-      </w:r>
-      <w:r>
-        <w:rPr>
-          <w:rFonts w:ascii="標楷體" w:eastAsia="標楷體" w:hAnsi="標楷體"/>
-        </w:rPr>
-        <w:t>校、院、系</w:t>
+        <w:t>組隊成員說明(</w:t>
+      </w:r>
+      <w:proofErr w:type="gramStart"/>
+      <w:r>
+        <w:rPr>
+          <w:rFonts w:ascii="標楷體" w:eastAsia="標楷體" w:hAnsi="標楷體"/>
+        </w:rPr>
+        <w:t>非跨</w:t>
+      </w:r>
+      <w:r>
+        <w:rPr>
+          <w:rFonts w:ascii="標楷體" w:eastAsia="標楷體" w:hAnsi="標楷體"/>
+        </w:rPr>
+        <w:t>校</w:t>
+      </w:r>
+      <w:proofErr w:type="gramEnd"/>
+      <w:r>
+        <w:rPr>
+          <w:rFonts w:ascii="標楷體" w:eastAsia="標楷體" w:hAnsi="標楷體"/>
+        </w:rPr>
+        <w:t>、院、系</w:t>
       </w:r>
       <w:r>
         <w:rPr>
@@ -1493,13 +1580,41 @@
         <w:rPr>
           <w:rFonts w:ascii="標楷體" w:eastAsia="標楷體" w:hAnsi="標楷體"/>
         </w:rPr>
-        <w:t>(3)附件三：作品構想書</w:t>
+        <w:t>(3)附件</w:t>
+      </w:r>
+      <w:proofErr w:type="gramStart"/>
+      <w:r>
+        <w:rPr>
+          <w:rFonts w:ascii="標楷體" w:eastAsia="標楷體" w:hAnsi="標楷體"/>
+        </w:rPr>
+        <w:t>三</w:t>
+      </w:r>
+      <w:proofErr w:type="gramEnd"/>
+      <w:r>
+        <w:rPr>
+          <w:rFonts w:ascii="標楷體" w:eastAsia="標楷體" w:hAnsi="標楷體"/>
+        </w:rPr>
+        <w:t>：作品構想書</w:t>
       </w:r>
       <w:r>
         <w:rPr>
           <w:rFonts w:ascii="標楷體" w:eastAsia="標楷體" w:hAnsi="標楷體" w:hint="eastAsia"/>
         </w:rPr>
-        <w:t>，填寫格式請依照附件三說明，請勿超過15頁</w:t>
+        <w:t>，填寫格式請依照附件</w:t>
+      </w:r>
+      <w:proofErr w:type="gramStart"/>
+      <w:r>
+        <w:rPr>
+          <w:rFonts w:ascii="標楷體" w:eastAsia="標楷體" w:hAnsi="標楷體" w:hint="eastAsia"/>
+        </w:rPr>
+        <w:t>三</w:t>
+      </w:r>
+      <w:proofErr w:type="gramEnd"/>
+      <w:r>
+        <w:rPr>
+          <w:rFonts w:ascii="標楷體" w:eastAsia="標楷體" w:hAnsi="標楷體" w:hint="eastAsia"/>
+        </w:rPr>
+        <w:t>說明，請勿超過15頁</w:t>
       </w:r>
       <w:r>
         <w:rPr>
@@ -2313,12 +2428,14 @@
               </w:rPr>
               <w:t>日(</w:t>
             </w:r>
+            <w:proofErr w:type="gramStart"/>
             <w:r>
               <w:rPr>
                 <w:rFonts w:ascii="標楷體" w:eastAsia="標楷體" w:hAnsi="標楷體" w:hint="eastAsia"/>
               </w:rPr>
               <w:t>一</w:t>
             </w:r>
+            <w:proofErr w:type="gramEnd"/>
             <w:r>
               <w:rPr>
                 <w:rFonts w:ascii="標楷體" w:eastAsia="標楷體" w:hAnsi="標楷體"/>
@@ -3526,7 +3643,21 @@
         <w:rPr>
           <w:rFonts w:ascii="標楷體" w:eastAsia="標楷體" w:hAnsi="標楷體"/>
         </w:rPr>
-        <w:t>主辦單位：萬潤科技股份有限公司</w:t>
+        <w:t>主辦單位：</w:t>
+      </w:r>
+      <w:proofErr w:type="gramStart"/>
+      <w:r>
+        <w:rPr>
+          <w:rFonts w:ascii="標楷體" w:eastAsia="標楷體" w:hAnsi="標楷體"/>
+        </w:rPr>
+        <w:t>萬潤科技</w:t>
+      </w:r>
+      <w:proofErr w:type="gramEnd"/>
+      <w:r>
+        <w:rPr>
+          <w:rFonts w:ascii="標楷體" w:eastAsia="標楷體" w:hAnsi="標楷體"/>
+        </w:rPr>
+        <w:t>股份有限公司</w:t>
       </w:r>
     </w:p>
     <w:p>
@@ -3604,7 +3735,21 @@
         <w:rPr>
           <w:rFonts w:ascii="標楷體" w:eastAsia="標楷體" w:hAnsi="標楷體"/>
         </w:rPr>
-        <w:t>贊助單位：萬潤科技股份有限公司、財團法人真善美教育基金會、</w:t>
+        <w:t>贊助單位：</w:t>
+      </w:r>
+      <w:proofErr w:type="gramStart"/>
+      <w:r>
+        <w:rPr>
+          <w:rFonts w:ascii="標楷體" w:eastAsia="標楷體" w:hAnsi="標楷體"/>
+        </w:rPr>
+        <w:t>萬潤科技</w:t>
+      </w:r>
+      <w:proofErr w:type="gramEnd"/>
+      <w:r>
+        <w:rPr>
+          <w:rFonts w:ascii="標楷體" w:eastAsia="標楷體" w:hAnsi="標楷體"/>
+        </w:rPr>
+        <w:t>股份有限公司、財團法人真善美教育基金會、</w:t>
       </w:r>
       <w:r>
         <w:rPr>
@@ -3921,7 +4066,21 @@
         <w:rPr>
           <w:rFonts w:eastAsia="標楷體" w:hint="eastAsia"/>
         </w:rPr>
-        <w:t>表一基本資料</w:t>
+        <w:t>表</w:t>
+      </w:r>
+      <w:proofErr w:type="gramStart"/>
+      <w:r>
+        <w:rPr>
+          <w:rFonts w:eastAsia="標楷體" w:hint="eastAsia"/>
+        </w:rPr>
+        <w:t>一</w:t>
+      </w:r>
+      <w:proofErr w:type="gramEnd"/>
+      <w:r>
+        <w:rPr>
+          <w:rFonts w:eastAsia="標楷體" w:hint="eastAsia"/>
+        </w:rPr>
+        <w:t>基本資料</w:t>
       </w:r>
     </w:p>
     <w:p>
@@ -3932,6 +4091,7 @@
           <w:rFonts w:eastAsia="標楷體"/>
         </w:rPr>
       </w:pPr>
+      <w:proofErr w:type="gramStart"/>
       <w:r>
         <w:rPr>
           <w:rFonts w:eastAsia="標楷體"/>
@@ -3941,6 +4101,7 @@
         </w:rPr>
         <w:t>萬潤</w:t>
       </w:r>
+      <w:proofErr w:type="gramEnd"/>
       <w:r>
         <w:rPr>
           <w:rFonts w:eastAsia="標楷體"/>
@@ -4029,7 +4190,27 @@
           <w:sz w:val="28"/>
           <w:szCs w:val="28"/>
         </w:rPr>
-        <w:t>表一：基本資料</w:t>
+        <w:t>表</w:t>
+      </w:r>
+      <w:proofErr w:type="gramStart"/>
+      <w:r>
+        <w:rPr>
+          <w:rFonts w:eastAsia="標楷體"/>
+          <w:b/>
+          <w:sz w:val="28"/>
+          <w:szCs w:val="28"/>
+        </w:rPr>
+        <w:t>一</w:t>
+      </w:r>
+      <w:proofErr w:type="gramEnd"/>
+      <w:r>
+        <w:rPr>
+          <w:rFonts w:eastAsia="標楷體"/>
+          <w:b/>
+          <w:sz w:val="28"/>
+          <w:szCs w:val="28"/>
+        </w:rPr>
+        <w:t>：基本資料</w:t>
       </w:r>
       <w:r>
         <w:rPr>
@@ -4646,7 +4827,21 @@
               <w:rPr>
                 <w:rFonts w:eastAsia="標楷體" w:hint="eastAsia"/>
               </w:rPr>
-              <w:t>國立臺北商業大學</w:t>
+              <w:t>國立</w:t>
+            </w:r>
+            <w:proofErr w:type="gramStart"/>
+            <w:r>
+              <w:rPr>
+                <w:rFonts w:eastAsia="標楷體" w:hint="eastAsia"/>
+              </w:rPr>
+              <w:t>臺</w:t>
+            </w:r>
+            <w:proofErr w:type="gramEnd"/>
+            <w:r>
+              <w:rPr>
+                <w:rFonts w:eastAsia="標楷體" w:hint="eastAsia"/>
+              </w:rPr>
+              <w:t>北商業大學</w:t>
             </w:r>
           </w:p>
         </w:tc>
@@ -5011,7 +5206,21 @@
               <w:rPr>
                 <w:rFonts w:eastAsia="標楷體" w:hint="eastAsia"/>
               </w:rPr>
-              <w:t>國立臺北商業大學</w:t>
+              <w:t>國立</w:t>
+            </w:r>
+            <w:proofErr w:type="gramStart"/>
+            <w:r>
+              <w:rPr>
+                <w:rFonts w:eastAsia="標楷體" w:hint="eastAsia"/>
+              </w:rPr>
+              <w:t>臺</w:t>
+            </w:r>
+            <w:proofErr w:type="gramEnd"/>
+            <w:r>
+              <w:rPr>
+                <w:rFonts w:eastAsia="標楷體" w:hint="eastAsia"/>
+              </w:rPr>
+              <w:t>北商業大學</w:t>
             </w:r>
           </w:p>
         </w:tc>
@@ -5297,8 +5506,16 @@
               <w:rPr>
                 <w:rFonts w:eastAsia="標楷體"/>
               </w:rPr>
-              <w:t>連卉媗</w:t>
-            </w:r>
+              <w:t>連卉</w:t>
+            </w:r>
+            <w:proofErr w:type="gramStart"/>
+            <w:r>
+              <w:rPr>
+                <w:rFonts w:eastAsia="標楷體"/>
+              </w:rPr>
+              <w:t>媗</w:t>
+            </w:r>
+            <w:proofErr w:type="gramEnd"/>
           </w:p>
         </w:tc>
         <w:tc>
@@ -5388,7 +5605,21 @@
               <w:rPr>
                 <w:rFonts w:eastAsia="標楷體" w:hint="eastAsia"/>
               </w:rPr>
-              <w:t>國立臺北商業大學</w:t>
+              <w:t>國立</w:t>
+            </w:r>
+            <w:proofErr w:type="gramStart"/>
+            <w:r>
+              <w:rPr>
+                <w:rFonts w:eastAsia="標楷體" w:hint="eastAsia"/>
+              </w:rPr>
+              <w:t>臺</w:t>
+            </w:r>
+            <w:proofErr w:type="gramEnd"/>
+            <w:r>
+              <w:rPr>
+                <w:rFonts w:eastAsia="標楷體" w:hint="eastAsia"/>
+              </w:rPr>
+              <w:t>北商業大學</w:t>
             </w:r>
           </w:p>
         </w:tc>
@@ -5765,7 +5996,21 @@
               <w:rPr>
                 <w:rFonts w:eastAsia="標楷體" w:hint="eastAsia"/>
               </w:rPr>
-              <w:t>國立臺北商業大學</w:t>
+              <w:t>國立</w:t>
+            </w:r>
+            <w:proofErr w:type="gramStart"/>
+            <w:r>
+              <w:rPr>
+                <w:rFonts w:eastAsia="標楷體" w:hint="eastAsia"/>
+              </w:rPr>
+              <w:t>臺</w:t>
+            </w:r>
+            <w:proofErr w:type="gramEnd"/>
+            <w:r>
+              <w:rPr>
+                <w:rFonts w:eastAsia="標楷體" w:hint="eastAsia"/>
+              </w:rPr>
+              <w:t>北商業大學</w:t>
             </w:r>
           </w:p>
         </w:tc>
@@ -6359,12 +6604,14 @@
               </w:rPr>
               <w:t>(</w:t>
             </w:r>
+            <w:proofErr w:type="gramStart"/>
             <w:r>
               <w:rPr>
                 <w:rFonts w:eastAsia="標楷體"/>
               </w:rPr>
               <w:t>一</w:t>
             </w:r>
+            <w:proofErr w:type="gramEnd"/>
             <w:r>
               <w:rPr>
                 <w:rFonts w:eastAsia="標楷體"/>
@@ -6487,7 +6734,21 @@
               <w:rPr>
                 <w:rFonts w:eastAsia="標楷體"/>
               </w:rPr>
-              <w:t>國立臺北商業大學</w:t>
+              <w:t>國立</w:t>
+            </w:r>
+            <w:proofErr w:type="gramStart"/>
+            <w:r>
+              <w:rPr>
+                <w:rFonts w:eastAsia="標楷體"/>
+              </w:rPr>
+              <w:t>臺</w:t>
+            </w:r>
+            <w:proofErr w:type="gramEnd"/>
+            <w:r>
+              <w:rPr>
+                <w:rFonts w:eastAsia="標楷體"/>
+              </w:rPr>
+              <w:t>北商業大學</w:t>
             </w:r>
           </w:p>
           <w:p>
@@ -7361,7 +7622,25 @@
                 <w:b/>
                 <w:sz w:val="20"/>
               </w:rPr>
-              <w:t>字以內，本表不敷使用</w:t>
+              <w:t>字</w:t>
+            </w:r>
+            <w:proofErr w:type="gramStart"/>
+            <w:r>
+              <w:rPr>
+                <w:rFonts w:eastAsia="標楷體"/>
+                <w:b/>
+                <w:sz w:val="20"/>
+              </w:rPr>
+              <w:t>以內，</w:t>
+            </w:r>
+            <w:proofErr w:type="gramEnd"/>
+            <w:r>
+              <w:rPr>
+                <w:rFonts w:eastAsia="標楷體"/>
+                <w:b/>
+                <w:sz w:val="20"/>
+              </w:rPr>
+              <w:t>本表不敷使用</w:t>
             </w:r>
             <w:r>
               <w:rPr>
@@ -7606,6 +7885,7 @@
           <w:rFonts w:eastAsia="標楷體"/>
         </w:rPr>
       </w:pPr>
+      <w:proofErr w:type="gramStart"/>
       <w:r>
         <w:rPr>
           <w:rFonts w:eastAsia="標楷體"/>
@@ -7615,6 +7895,7 @@
         </w:rPr>
         <w:t>萬潤</w:t>
       </w:r>
+      <w:proofErr w:type="gramEnd"/>
       <w:r>
         <w:rPr>
           <w:rFonts w:eastAsia="標楷體"/>
@@ -8186,13 +8467,29 @@
           <w:rFonts w:eastAsia="標楷體"/>
           <w:b/>
         </w:rPr>
-        <w:t>說明：本表如非跨校、院、系</w:t>
-      </w:r>
+        <w:t>說明：本</w:t>
+      </w:r>
+      <w:proofErr w:type="gramStart"/>
       <w:r>
         <w:rPr>
           <w:rFonts w:eastAsia="標楷體"/>
           <w:b/>
         </w:rPr>
+        <w:t>表如非跨</w:t>
+      </w:r>
+      <w:proofErr w:type="gramEnd"/>
+      <w:r>
+        <w:rPr>
+          <w:rFonts w:eastAsia="標楷體"/>
+          <w:b/>
+        </w:rPr>
+        <w:t>校、院、系</w:t>
+      </w:r>
+      <w:r>
+        <w:rPr>
+          <w:rFonts w:eastAsia="標楷體"/>
+          <w:b/>
+        </w:rPr>
         <w:t>之隊伍無須填寫。</w:t>
       </w:r>
     </w:p>
@@ -8221,8 +8518,16 @@
           <w:rFonts w:eastAsia="標楷體"/>
         </w:rPr>
         <w:lastRenderedPageBreak/>
-        <w:t>附件三</w:t>
-      </w:r>
+        <w:t>附件</w:t>
+      </w:r>
+      <w:proofErr w:type="gramStart"/>
+      <w:r>
+        <w:rPr>
+          <w:rFonts w:eastAsia="標楷體"/>
+        </w:rPr>
+        <w:t>三</w:t>
+      </w:r>
+      <w:proofErr w:type="gramEnd"/>
       <w:r>
         <w:rPr>
           <w:rFonts w:eastAsia="標楷體"/>
@@ -8246,6 +8551,7 @@
           <w:szCs w:val="36"/>
         </w:rPr>
       </w:pPr>
+      <w:proofErr w:type="gramStart"/>
       <w:r>
         <w:rPr>
           <w:rFonts w:eastAsia="標楷體"/>
@@ -8255,6 +8561,7 @@
         </w:rPr>
         <w:t>萬潤</w:t>
       </w:r>
+      <w:proofErr w:type="gramEnd"/>
       <w:r>
         <w:rPr>
           <w:rFonts w:eastAsia="標楷體"/>
@@ -8542,7 +8849,21 @@
               <w:rPr>
                 <w:rFonts w:eastAsia="標楷體" w:hint="eastAsia"/>
               </w:rPr>
-              <w:t>在現今校園與日常生活中，教科書與一般書籍的高昂價格，以及閱讀完畢後的閒置浪費，一直是許多人面臨的痛點。傳統二手書交易模式往往伴隨諸多不便，例如書況認定標準不一、面交時間難以配合，以及潛在的交易詐騙風險等。本系統以「有閒置書籍出售需求之族群」為核心出發點，推出結合實體智慧書櫃的全新二手書交易平台，旨在改善現有交易環境之缺陷，為買賣雙方提供更安全、便利的交易管道。</w:t>
+              <w:t>在現今校園與日常生活中，教科書與一般書籍的高昂價格，以及閱讀完畢後的閒置浪費，一直是許多人面臨的痛點。傳統二手書交易模式往往伴隨諸多不便，例如書</w:t>
+            </w:r>
+            <w:proofErr w:type="gramStart"/>
+            <w:r>
+              <w:rPr>
+                <w:rFonts w:eastAsia="標楷體" w:hint="eastAsia"/>
+              </w:rPr>
+              <w:t>況</w:t>
+            </w:r>
+            <w:proofErr w:type="gramEnd"/>
+            <w:r>
+              <w:rPr>
+                <w:rFonts w:eastAsia="標楷體" w:hint="eastAsia"/>
+              </w:rPr>
+              <w:t>認定標準不一、面交時間難以配合，以及潛在的交易詐騙風險等。本系統以「有閒置書籍出售需求之族群」為核心出發點，推出結合實體智慧書櫃的全新二手書交易平台，旨在改善現有交易環境之缺陷，為買賣雙方提供更安全、便利的交易管道。</w:t>
             </w:r>
           </w:p>
           <w:p>
@@ -8607,7 +8928,21 @@
               <w:rPr>
                 <w:rFonts w:eastAsia="標楷體" w:hint="eastAsia"/>
               </w:rPr>
-              <w:t>份有效樣本。以下針對影響系統設計方向之四項核心題項，說明分析結果。</w:t>
+              <w:t>份有效樣本。以下針對影響系統設計方向之四項</w:t>
+            </w:r>
+            <w:proofErr w:type="gramStart"/>
+            <w:r>
+              <w:rPr>
+                <w:rFonts w:eastAsia="標楷體" w:hint="eastAsia"/>
+              </w:rPr>
+              <w:t>核心題項</w:t>
+            </w:r>
+            <w:proofErr w:type="gramEnd"/>
+            <w:r>
+              <w:rPr>
+                <w:rFonts w:eastAsia="標楷體" w:hint="eastAsia"/>
+              </w:rPr>
+              <w:t>，說明分析結果。</w:t>
             </w:r>
           </w:p>
           <w:p>
@@ -8657,7 +8992,21 @@
               <w:rPr>
                 <w:rFonts w:eastAsia="標楷體" w:hint="eastAsia"/>
               </w:rPr>
-              <w:t>人次）、臉書社團（</w:t>
+              <w:t>人次）、</w:t>
+            </w:r>
+            <w:proofErr w:type="gramStart"/>
+            <w:r>
+              <w:rPr>
+                <w:rFonts w:eastAsia="標楷體" w:hint="eastAsia"/>
+              </w:rPr>
+              <w:t>臉書社團</w:t>
+            </w:r>
+            <w:proofErr w:type="gramEnd"/>
+            <w:r>
+              <w:rPr>
+                <w:rFonts w:eastAsia="標楷體" w:hint="eastAsia"/>
+              </w:rPr>
+              <w:t>（</w:t>
             </w:r>
             <w:r>
               <w:rPr>
@@ -8671,12 +9020,14 @@
               </w:rPr>
               <w:t>人次）及</w:t>
             </w:r>
+            <w:proofErr w:type="spellStart"/>
             <w:r>
               <w:rPr>
                 <w:rFonts w:eastAsia="標楷體" w:hint="eastAsia"/>
               </w:rPr>
               <w:t>Dcard</w:t>
             </w:r>
+            <w:proofErr w:type="spellEnd"/>
             <w:r>
               <w:rPr>
                 <w:rFonts w:eastAsia="標楷體" w:hint="eastAsia"/>
@@ -8810,7 +9161,7 @@
                             <a:tailEnd type="none" w="med" len="med"/>
                             <a:extLst>
                               <a:ext uri="{C807C97D-BFC1-408E-A445-0C87EB9F89A2}">
-                                <ask:lineSketchStyleProps xmlns:ask="http://schemas.microsoft.com/office/drawing/2018/sketchyshapes" sd="0">
+                                <ask:lineSketchStyleProps xmlns="" xmlns:cx1="http://schemas.microsoft.com/office/drawing/2015/9/8/chartex" xmlns:cx2="http://schemas.microsoft.com/office/drawing/2015/10/21/chartex" xmlns:cx3="http://schemas.microsoft.com/office/drawing/2016/5/9/chartex" xmlns:cx4="http://schemas.microsoft.com/office/drawing/2016/5/10/chartex" xmlns:cx5="http://schemas.microsoft.com/office/drawing/2016/5/11/chartex" xmlns:cx6="http://schemas.microsoft.com/office/drawing/2016/5/12/chartex" xmlns:cx7="http://schemas.microsoft.com/office/drawing/2016/5/13/chartex" xmlns:cx8="http://schemas.microsoft.com/office/drawing/2016/5/14/chartex" xmlns:aink="http://schemas.microsoft.com/office/drawing/2016/ink" xmlns:am3d="http://schemas.microsoft.com/office/drawing/2017/model3d" xmlns:o="urn:schemas-microsoft-com:office:office" xmlns:oel="http://schemas.microsoft.com/office/2019/extlst" xmlns:v="urn:schemas-microsoft-com:vml" xmlns:w10="urn:schemas-microsoft-com:office:word" xmlns:w="http://schemas.openxmlformats.org/wordprocessingml/2006/main" xmlns:w16cex="http://schemas.microsoft.com/office/word/2018/wordml/cex" xmlns:w16cid="http://schemas.microsoft.com/office/word/2016/wordml/cid" xmlns:w16="http://schemas.microsoft.com/office/word/2018/wordml" xmlns:w16du="http://schemas.microsoft.com/office/word/2023/wordml/word16du" xmlns:w16sdtdh="http://schemas.microsoft.com/office/word/2020/wordml/sdtdatahash" xmlns:w16sdtfl="http://schemas.microsoft.com/office/word/2024/wordml/sdtformatlock" xmlns:ask="http://schemas.microsoft.com/office/drawing/2018/sketchyshapes" sd="0">
                                   <a:custGeom>
                                     <a:avLst/>
                                     <a:gdLst/>
@@ -8953,7 +9304,21 @@
                 <w:rFonts w:eastAsia="標楷體"/>
               </w:rPr>
               <w:lastRenderedPageBreak/>
-              <w:t>為釐清現有平台之功能缺口，本專案彙整主要平台之功能差異如</w:t>
+              <w:t>為</w:t>
+            </w:r>
+            <w:proofErr w:type="gramStart"/>
+            <w:r>
+              <w:rPr>
+                <w:rFonts w:eastAsia="標楷體"/>
+              </w:rPr>
+              <w:t>釐</w:t>
+            </w:r>
+            <w:proofErr w:type="gramEnd"/>
+            <w:r>
+              <w:rPr>
+                <w:rFonts w:eastAsia="標楷體"/>
+              </w:rPr>
+              <w:t>清現有平台之功能缺口，本專案彙整主要平台之功能差異如</w:t>
             </w:r>
             <w:r>
               <w:rPr>
@@ -9010,7 +9375,7 @@
           </w:p>
           <w:tbl>
             <w:tblPr>
-              <w:tblStyle w:val="af5"/>
+              <w:tblStyle w:val="af4"/>
               <w:tblW w:w="0" w:type="auto"/>
               <w:tblInd w:w="357" w:type="dxa"/>
               <w:tblLayout w:type="fixed"/>
@@ -9051,12 +9416,14 @@
                     </w:rPr>
                     <w:t xml:space="preserve"> </w:t>
                   </w:r>
+                  <w:proofErr w:type="gramStart"/>
                   <w:r>
                     <w:rPr>
                       <w:rFonts w:eastAsia="標楷體" w:hint="eastAsia"/>
                     </w:rPr>
                     <w:t>＼</w:t>
                   </w:r>
+                  <w:proofErr w:type="gramEnd"/>
                   <w:r>
                     <w:rPr>
                       <w:rFonts w:eastAsia="標楷體" w:hint="eastAsia"/>
@@ -9086,12 +9453,14 @@
                       <w:rFonts w:eastAsia="標楷體"/>
                     </w:rPr>
                   </w:pPr>
+                  <w:proofErr w:type="spellStart"/>
                   <w:r>
                     <w:rPr>
                       <w:rFonts w:eastAsia="標楷體" w:hint="eastAsia"/>
                     </w:rPr>
                     <w:t>SaveMyBook</w:t>
                   </w:r>
+                  <w:proofErr w:type="spellEnd"/>
                 </w:p>
               </w:tc>
               <w:tc>
@@ -9155,12 +9524,14 @@
                       <w:rFonts w:eastAsia="標楷體"/>
                     </w:rPr>
                   </w:pPr>
+                  <w:proofErr w:type="gramStart"/>
                   <w:r>
                     <w:rPr>
                       <w:rFonts w:eastAsia="標楷體" w:hint="eastAsia"/>
                     </w:rPr>
                     <w:t>臉書社團</w:t>
                   </w:r>
+                  <w:proofErr w:type="gramEnd"/>
                 </w:p>
               </w:tc>
               <w:tc>
@@ -9178,12 +9549,14 @@
                       <w:rFonts w:eastAsia="標楷體"/>
                     </w:rPr>
                   </w:pPr>
+                  <w:proofErr w:type="spellStart"/>
                   <w:r>
                     <w:rPr>
                       <w:rFonts w:eastAsia="標楷體" w:hint="eastAsia"/>
                     </w:rPr>
                     <w:t>Dcard</w:t>
                   </w:r>
+                  <w:proofErr w:type="spellEnd"/>
                 </w:p>
               </w:tc>
             </w:tr>
@@ -9572,7 +9945,21 @@
                     <w:rPr>
                       <w:rFonts w:eastAsia="標楷體" w:hint="eastAsia"/>
                     </w:rPr>
-                    <w:t>圖書精準分類</w:t>
+                    <w:t>圖書精</w:t>
+                  </w:r>
+                  <w:proofErr w:type="gramStart"/>
+                  <w:r>
+                    <w:rPr>
+                      <w:rFonts w:eastAsia="標楷體" w:hint="eastAsia"/>
+                    </w:rPr>
+                    <w:t>準</w:t>
+                  </w:r>
+                  <w:proofErr w:type="gramEnd"/>
+                  <w:r>
+                    <w:rPr>
+                      <w:rFonts w:eastAsia="標楷體" w:hint="eastAsia"/>
+                    </w:rPr>
+                    <w:t>分類</w:t>
                   </w:r>
                 </w:p>
               </w:tc>
@@ -10184,14 +10571,44 @@
               <w:rPr>
                 <w:rFonts w:eastAsia="標楷體"/>
               </w:rPr>
-              <w:t>掃描快速上架與圖書精準分類；旋轉拍賣上架耗時且未支援實體智取櫃與代幣交易；臉書社團缺乏即時付款機制；</w:t>
-            </w:r>
+              <w:t>掃描快速上架與圖書精</w:t>
+            </w:r>
+            <w:proofErr w:type="gramStart"/>
+            <w:r>
+              <w:rPr>
+                <w:rFonts w:eastAsia="標楷體"/>
+              </w:rPr>
+              <w:t>準</w:t>
+            </w:r>
+            <w:proofErr w:type="gramEnd"/>
+            <w:r>
+              <w:rPr>
+                <w:rFonts w:eastAsia="標楷體"/>
+              </w:rPr>
+              <w:t>分類；旋轉拍賣上架耗時且未支援實體智取櫃與代幣交易；</w:t>
+            </w:r>
+            <w:proofErr w:type="gramStart"/>
+            <w:r>
+              <w:rPr>
+                <w:rFonts w:eastAsia="標楷體"/>
+              </w:rPr>
+              <w:t>臉書社團</w:t>
+            </w:r>
+            <w:proofErr w:type="gramEnd"/>
+            <w:r>
+              <w:rPr>
+                <w:rFonts w:eastAsia="標楷體"/>
+              </w:rPr>
+              <w:t>缺乏即時付款機制；</w:t>
+            </w:r>
+            <w:proofErr w:type="spellStart"/>
             <w:r>
               <w:rPr>
                 <w:rFonts w:eastAsia="標楷體"/>
               </w:rPr>
               <w:t>Dcard</w:t>
             </w:r>
+            <w:proofErr w:type="spellEnd"/>
             <w:r>
               <w:rPr>
                 <w:rFonts w:eastAsia="標楷體"/>
@@ -10264,7 +10681,21 @@
               <w:rPr>
                 <w:rFonts w:eastAsia="標楷體" w:hint="eastAsia"/>
               </w:rPr>
-              <w:t>受訪者以「家裡空間不足，想清空但懶得處理」為最大困擾，其次為寄送流程繁瑣（</w:t>
+              <w:t>受訪者以「家裡空間不足，想</w:t>
+            </w:r>
+            <w:proofErr w:type="gramStart"/>
+            <w:r>
+              <w:rPr>
+                <w:rFonts w:eastAsia="標楷體" w:hint="eastAsia"/>
+              </w:rPr>
+              <w:t>清空但懶得</w:t>
+            </w:r>
+            <w:proofErr w:type="gramEnd"/>
+            <w:r>
+              <w:rPr>
+                <w:rFonts w:eastAsia="標楷體" w:hint="eastAsia"/>
+              </w:rPr>
+              <w:t>處理」為最大困擾，其次為寄送流程繁瑣（</w:t>
             </w:r>
             <w:r>
               <w:rPr>
@@ -10300,7 +10731,21 @@
               <w:rPr>
                 <w:rFonts w:eastAsia="標楷體" w:hint="eastAsia"/>
               </w:rPr>
-              <w:t>）、其次為「時間難喬攏」（</w:t>
+              <w:t>）、其次為「時間</w:t>
+            </w:r>
+            <w:proofErr w:type="gramStart"/>
+            <w:r>
+              <w:rPr>
+                <w:rFonts w:eastAsia="標楷體" w:hint="eastAsia"/>
+              </w:rPr>
+              <w:t>難喬攏</w:t>
+            </w:r>
+            <w:proofErr w:type="gramEnd"/>
+            <w:r>
+              <w:rPr>
+                <w:rFonts w:eastAsia="標楷體" w:hint="eastAsia"/>
+              </w:rPr>
+              <w:t>」（</w:t>
             </w:r>
             <w:r>
               <w:rPr>
@@ -10390,7 +10835,7 @@
                             <a:tailEnd type="none" w="med" len="med"/>
                             <a:extLst>
                               <a:ext uri="{C807C97D-BFC1-408E-A445-0C87EB9F89A2}">
-                                <ask:lineSketchStyleProps xmlns:ask="http://schemas.microsoft.com/office/drawing/2018/sketchyshapes" sd="0">
+                                <ask:lineSketchStyleProps xmlns="" xmlns:cx1="http://schemas.microsoft.com/office/drawing/2015/9/8/chartex" xmlns:cx2="http://schemas.microsoft.com/office/drawing/2015/10/21/chartex" xmlns:cx3="http://schemas.microsoft.com/office/drawing/2016/5/9/chartex" xmlns:cx4="http://schemas.microsoft.com/office/drawing/2016/5/10/chartex" xmlns:cx5="http://schemas.microsoft.com/office/drawing/2016/5/11/chartex" xmlns:cx6="http://schemas.microsoft.com/office/drawing/2016/5/12/chartex" xmlns:cx7="http://schemas.microsoft.com/office/drawing/2016/5/13/chartex" xmlns:cx8="http://schemas.microsoft.com/office/drawing/2016/5/14/chartex" xmlns:aink="http://schemas.microsoft.com/office/drawing/2016/ink" xmlns:am3d="http://schemas.microsoft.com/office/drawing/2017/model3d" xmlns:o="urn:schemas-microsoft-com:office:office" xmlns:oel="http://schemas.microsoft.com/office/2019/extlst" xmlns:v="urn:schemas-microsoft-com:vml" xmlns:w10="urn:schemas-microsoft-com:office:word" xmlns:w="http://schemas.openxmlformats.org/wordprocessingml/2006/main" xmlns:w16cex="http://schemas.microsoft.com/office/word/2018/wordml/cex" xmlns:w16cid="http://schemas.microsoft.com/office/word/2016/wordml/cid" xmlns:w16="http://schemas.microsoft.com/office/word/2018/wordml" xmlns:w16du="http://schemas.microsoft.com/office/word/2023/wordml/word16du" xmlns:w16sdtdh="http://schemas.microsoft.com/office/word/2020/wordml/sdtdatahash" xmlns:w16sdtfl="http://schemas.microsoft.com/office/word/2024/wordml/sdtformatlock" xmlns:ask="http://schemas.microsoft.com/office/drawing/2018/sketchyshapes" sd="0">
                                   <a:custGeom>
                                     <a:avLst/>
                                     <a:gdLst/>
@@ -10523,7 +10968,21 @@
               <w:rPr>
                 <w:rFonts w:eastAsia="標楷體" w:hint="eastAsia"/>
               </w:rPr>
-              <w:t>）與「到府收書」（</w:t>
+              <w:t>）與「到</w:t>
+            </w:r>
+            <w:proofErr w:type="gramStart"/>
+            <w:r>
+              <w:rPr>
+                <w:rFonts w:eastAsia="標楷體" w:hint="eastAsia"/>
+              </w:rPr>
+              <w:t>府收書</w:t>
+            </w:r>
+            <w:proofErr w:type="gramEnd"/>
+            <w:r>
+              <w:rPr>
+                <w:rFonts w:eastAsia="標楷體" w:hint="eastAsia"/>
+              </w:rPr>
+              <w:t>」（</w:t>
             </w:r>
             <w:r>
               <w:rPr>
@@ -10610,7 +11069,7 @@
                             <a:tailEnd type="none" w="med" len="med"/>
                             <a:extLst>
                               <a:ext uri="{C807C97D-BFC1-408E-A445-0C87EB9F89A2}">
-                                <ask:lineSketchStyleProps xmlns:ask="http://schemas.microsoft.com/office/drawing/2018/sketchyshapes" sd="0">
+                                <ask:lineSketchStyleProps xmlns="" xmlns:cx1="http://schemas.microsoft.com/office/drawing/2015/9/8/chartex" xmlns:cx2="http://schemas.microsoft.com/office/drawing/2015/10/21/chartex" xmlns:cx3="http://schemas.microsoft.com/office/drawing/2016/5/9/chartex" xmlns:cx4="http://schemas.microsoft.com/office/drawing/2016/5/10/chartex" xmlns:cx5="http://schemas.microsoft.com/office/drawing/2016/5/11/chartex" xmlns:cx6="http://schemas.microsoft.com/office/drawing/2016/5/12/chartex" xmlns:cx7="http://schemas.microsoft.com/office/drawing/2016/5/13/chartex" xmlns:cx8="http://schemas.microsoft.com/office/drawing/2016/5/14/chartex" xmlns:aink="http://schemas.microsoft.com/office/drawing/2016/ink" xmlns:am3d="http://schemas.microsoft.com/office/drawing/2017/model3d" xmlns:o="urn:schemas-microsoft-com:office:office" xmlns:oel="http://schemas.microsoft.com/office/2019/extlst" xmlns:v="urn:schemas-microsoft-com:vml" xmlns:w10="urn:schemas-microsoft-com:office:word" xmlns:w="http://schemas.openxmlformats.org/wordprocessingml/2006/main" xmlns:w16cex="http://schemas.microsoft.com/office/word/2018/wordml/cex" xmlns:w16cid="http://schemas.microsoft.com/office/word/2016/wordml/cid" xmlns:w16="http://schemas.microsoft.com/office/word/2018/wordml" xmlns:w16du="http://schemas.microsoft.com/office/word/2023/wordml/word16du" xmlns:w16sdtdh="http://schemas.microsoft.com/office/word/2020/wordml/sdtdatahash" xmlns:w16sdtfl="http://schemas.microsoft.com/office/word/2024/wordml/sdtformatlock" xmlns:ask="http://schemas.microsoft.com/office/drawing/2018/sketchyshapes" sd="0">
                                   <a:custGeom>
                                     <a:avLst/>
                                     <a:gdLst/>
@@ -10767,7 +11226,21 @@
               <w:rPr>
                 <w:rFonts w:eastAsia="標楷體" w:hint="eastAsia"/>
               </w:rPr>
-              <w:t>），顯示自助化與自動化是影響轉移意願的關鍵因素。此外，逾</w:t>
+              <w:t>），顯示自助化與自動化是影響轉移意願的關鍵因素。</w:t>
+            </w:r>
+            <w:proofErr w:type="gramStart"/>
+            <w:r>
+              <w:rPr>
+                <w:rFonts w:eastAsia="標楷體" w:hint="eastAsia"/>
+              </w:rPr>
+              <w:t>此外，</w:t>
+            </w:r>
+            <w:proofErr w:type="gramEnd"/>
+            <w:r>
+              <w:rPr>
+                <w:rFonts w:eastAsia="標楷體" w:hint="eastAsia"/>
+              </w:rPr>
+              <w:t>逾</w:t>
             </w:r>
             <w:r>
               <w:rPr>
@@ -10797,7 +11270,49 @@
               <w:rPr>
                 <w:rFonts w:eastAsia="標楷體" w:hint="eastAsia"/>
               </w:rPr>
-              <w:t>提供「線上查看實體書況照片」對購買意願具正面幫助，確認書況透明化設計之必要性。</w:t>
+              <w:t>提供「</w:t>
+            </w:r>
+            <w:proofErr w:type="gramStart"/>
+            <w:r>
+              <w:rPr>
+                <w:rFonts w:eastAsia="標楷體" w:hint="eastAsia"/>
+              </w:rPr>
+              <w:t>線上查看</w:t>
+            </w:r>
+            <w:proofErr w:type="gramEnd"/>
+            <w:r>
+              <w:rPr>
+                <w:rFonts w:eastAsia="標楷體" w:hint="eastAsia"/>
+              </w:rPr>
+              <w:t>實體書</w:t>
+            </w:r>
+            <w:proofErr w:type="gramStart"/>
+            <w:r>
+              <w:rPr>
+                <w:rFonts w:eastAsia="標楷體" w:hint="eastAsia"/>
+              </w:rPr>
+              <w:t>況</w:t>
+            </w:r>
+            <w:proofErr w:type="gramEnd"/>
+            <w:r>
+              <w:rPr>
+                <w:rFonts w:eastAsia="標楷體" w:hint="eastAsia"/>
+              </w:rPr>
+              <w:t>照片」對購買意願具正面幫助，確認書</w:t>
+            </w:r>
+            <w:proofErr w:type="gramStart"/>
+            <w:r>
+              <w:rPr>
+                <w:rFonts w:eastAsia="標楷體" w:hint="eastAsia"/>
+              </w:rPr>
+              <w:t>況</w:t>
+            </w:r>
+            <w:proofErr w:type="gramEnd"/>
+            <w:r>
+              <w:rPr>
+                <w:rFonts w:eastAsia="標楷體" w:hint="eastAsia"/>
+              </w:rPr>
+              <w:t>透明化設計之必要性。</w:t>
             </w:r>
           </w:p>
           <w:p>
@@ -10862,7 +11377,7 @@
                             <a:tailEnd type="none" w="med" len="med"/>
                             <a:extLst>
                               <a:ext uri="{C807C97D-BFC1-408E-A445-0C87EB9F89A2}">
-                                <ask:lineSketchStyleProps xmlns:ask="http://schemas.microsoft.com/office/drawing/2018/sketchyshapes" sd="0">
+                                <ask:lineSketchStyleProps xmlns="" xmlns:cx1="http://schemas.microsoft.com/office/drawing/2015/9/8/chartex" xmlns:cx2="http://schemas.microsoft.com/office/drawing/2015/10/21/chartex" xmlns:cx3="http://schemas.microsoft.com/office/drawing/2016/5/9/chartex" xmlns:cx4="http://schemas.microsoft.com/office/drawing/2016/5/10/chartex" xmlns:cx5="http://schemas.microsoft.com/office/drawing/2016/5/11/chartex" xmlns:cx6="http://schemas.microsoft.com/office/drawing/2016/5/12/chartex" xmlns:cx7="http://schemas.microsoft.com/office/drawing/2016/5/13/chartex" xmlns:cx8="http://schemas.microsoft.com/office/drawing/2016/5/14/chartex" xmlns:aink="http://schemas.microsoft.com/office/drawing/2016/ink" xmlns:am3d="http://schemas.microsoft.com/office/drawing/2017/model3d" xmlns:o="urn:schemas-microsoft-com:office:office" xmlns:oel="http://schemas.microsoft.com/office/2019/extlst" xmlns:v="urn:schemas-microsoft-com:vml" xmlns:w10="urn:schemas-microsoft-com:office:word" xmlns:w="http://schemas.openxmlformats.org/wordprocessingml/2006/main" xmlns:w16cex="http://schemas.microsoft.com/office/word/2018/wordml/cex" xmlns:w16cid="http://schemas.microsoft.com/office/word/2016/wordml/cid" xmlns:w16="http://schemas.microsoft.com/office/word/2018/wordml" xmlns:w16du="http://schemas.microsoft.com/office/word/2023/wordml/word16du" xmlns:w16sdtdh="http://schemas.microsoft.com/office/word/2020/wordml/sdtdatahash" xmlns:w16sdtfl="http://schemas.microsoft.com/office/word/2024/wordml/sdtformatlock" xmlns:ask="http://schemas.microsoft.com/office/drawing/2018/sketchyshapes" sd="0">
                                   <a:custGeom>
                                     <a:avLst/>
                                     <a:gdLst/>
@@ -10932,7 +11447,35 @@
               <w:rPr>
                 <w:rFonts w:eastAsia="標楷體"/>
               </w:rPr>
-              <w:t>綜合問卷結果與競品分析，現有交易管道缺乏專屬整合平台、面交與寄送流程之不便為阻礙交易之主要障礙，而使用者對實體儲物櫃方案、自助化操作及書況透明度展現高度期待，此為本系統功能規劃與設計方向提供明確依據。</w:t>
+              <w:t>綜合問卷結果</w:t>
+            </w:r>
+            <w:proofErr w:type="gramStart"/>
+            <w:r>
+              <w:rPr>
+                <w:rFonts w:eastAsia="標楷體"/>
+              </w:rPr>
+              <w:t>與競品分析</w:t>
+            </w:r>
+            <w:proofErr w:type="gramEnd"/>
+            <w:r>
+              <w:rPr>
+                <w:rFonts w:eastAsia="標楷體"/>
+              </w:rPr>
+              <w:t>，現有交易管道缺乏專屬整合平台、面交與寄送流程之不便為阻礙交易之主要障礙，而使用者對實體儲物櫃方案、自助化操作及書</w:t>
+            </w:r>
+            <w:proofErr w:type="gramStart"/>
+            <w:r>
+              <w:rPr>
+                <w:rFonts w:eastAsia="標楷體"/>
+              </w:rPr>
+              <w:t>況</w:t>
+            </w:r>
+            <w:proofErr w:type="gramEnd"/>
+            <w:r>
+              <w:rPr>
+                <w:rFonts w:eastAsia="標楷體"/>
+              </w:rPr>
+              <w:t>透明度展現高度期待，此為本系統功能規劃與設計方向提供明確依據。</w:t>
             </w:r>
           </w:p>
           <w:p>
@@ -10949,7 +11492,21 @@
               <w:rPr>
                 <w:rFonts w:eastAsia="標楷體"/>
               </w:rPr>
-              <w:t>本系統旨在提供更便捷的二手書籍交易體驗，以使用者角度為出發點，採分階段開發策略，初期聚焦核心交易功能與實體書櫃整合，後續再擴充進階金流機制。具體核心目標如下：</w:t>
+              <w:t>本系統旨在提供更便捷的二手書籍交易體驗，以使用者角度為出發點，</w:t>
+            </w:r>
+            <w:proofErr w:type="gramStart"/>
+            <w:r>
+              <w:rPr>
+                <w:rFonts w:eastAsia="標楷體"/>
+              </w:rPr>
+              <w:t>採</w:t>
+            </w:r>
+            <w:proofErr w:type="gramEnd"/>
+            <w:r>
+              <w:rPr>
+                <w:rFonts w:eastAsia="標楷體"/>
+              </w:rPr>
+              <w:t>分階段開發策略，初期聚焦核心交易功能與實體書櫃整合，後續再擴充進階金流機制。具體核心目標如下：</w:t>
             </w:r>
           </w:p>
           <w:p>
@@ -11061,7 +11618,21 @@
               <w:rPr>
                 <w:rFonts w:eastAsia="標楷體" w:hint="eastAsia"/>
               </w:rPr>
-              <w:t>促進資源循環：使閒置書籍得以高效媒合流通，推動校園永續發展的生態目標。</w:t>
+              <w:t>促進資源循環：使閒置書籍得以</w:t>
+            </w:r>
+            <w:proofErr w:type="gramStart"/>
+            <w:r>
+              <w:rPr>
+                <w:rFonts w:eastAsia="標楷體" w:hint="eastAsia"/>
+              </w:rPr>
+              <w:t>高效媒合流</w:t>
+            </w:r>
+            <w:proofErr w:type="gramEnd"/>
+            <w:r>
+              <w:rPr>
+                <w:rFonts w:eastAsia="標楷體" w:hint="eastAsia"/>
+              </w:rPr>
+              <w:t>通，推動校園永續發展的生態目標。</w:t>
             </w:r>
           </w:p>
           <w:p>
@@ -11083,7 +11654,31 @@
               <w:rPr>
                 <w:rFonts w:eastAsia="標楷體" w:hint="eastAsia"/>
               </w:rPr>
-              <w:t>強化交易安全：規劃於後續階段導入區塊鏈智慧合約進行代幣化金流託管，確保資金安全與交易透明。</w:t>
+              <w:t>強化交易安全：規劃於後續階段導入</w:t>
+            </w:r>
+            <w:r>
+              <w:rPr>
+                <w:rFonts w:eastAsia="標楷體" w:hint="eastAsia"/>
+              </w:rPr>
+              <w:t>去中心化</w:t>
+            </w:r>
+            <w:r>
+              <w:rPr>
+                <w:rFonts w:eastAsia="標楷體" w:hint="eastAsia"/>
+              </w:rPr>
+              <w:t>進行代幣</w:t>
+            </w:r>
+            <w:r>
+              <w:rPr>
+                <w:rFonts w:eastAsia="標楷體" w:hint="eastAsia"/>
+              </w:rPr>
+              <w:t>管理</w:t>
+            </w:r>
+            <w:r>
+              <w:rPr>
+                <w:rFonts w:eastAsia="標楷體" w:hint="eastAsia"/>
+              </w:rPr>
+              <w:t>，確保資金安全與交易透明。</w:t>
             </w:r>
           </w:p>
           <w:p>
@@ -11092,7 +11687,7 @@
               <w:spacing w:line="288" w:lineRule="auto"/>
               <w:jc w:val="both"/>
               <w:rPr>
-                <w:rFonts w:eastAsia="標楷體" w:hint="eastAsia"/>
+                <w:rFonts w:eastAsia="標楷體"/>
               </w:rPr>
             </w:pPr>
           </w:p>
@@ -11146,14 +11741,30 @@
               <w:rPr>
                 <w:rFonts w:eastAsia="標楷體"/>
               </w:rPr>
-              <w:t>已完成系統各層之開發塑模：於前端透過</w:t>
-            </w:r>
+              <w:t>已完成系統各層之</w:t>
+            </w:r>
+            <w:proofErr w:type="gramStart"/>
+            <w:r>
+              <w:rPr>
+                <w:rFonts w:eastAsia="標楷體"/>
+              </w:rPr>
+              <w:t>開發塑模</w:t>
+            </w:r>
+            <w:proofErr w:type="gramEnd"/>
+            <w:r>
+              <w:rPr>
+                <w:rFonts w:eastAsia="標楷體"/>
+              </w:rPr>
+              <w:t>：於前端透過</w:t>
+            </w:r>
+            <w:proofErr w:type="spellStart"/>
             <w:r>
               <w:rPr>
                 <w:rFonts w:eastAsia="標楷體"/>
               </w:rPr>
               <w:t>Figma</w:t>
             </w:r>
+            <w:proofErr w:type="spellEnd"/>
             <w:r>
               <w:rPr>
                 <w:rFonts w:eastAsia="標楷體"/>
@@ -11182,8 +11793,16 @@
               <w:rPr>
                 <w:rFonts w:eastAsia="標楷體"/>
               </w:rPr>
-              <w:t>框架實作跨平台行動程式；後端已建置</w:t>
-            </w:r>
+              <w:t>框架實作跨平台行動程式；</w:t>
+            </w:r>
+            <w:proofErr w:type="gramStart"/>
+            <w:r>
+              <w:rPr>
+                <w:rFonts w:eastAsia="標楷體"/>
+              </w:rPr>
+              <w:t>後端已建置</w:t>
+            </w:r>
+            <w:proofErr w:type="gramEnd"/>
             <w:r>
               <w:rPr>
                 <w:rFonts w:eastAsia="標楷體"/>
@@ -11250,11 +11869,19 @@
               </w:rPr>
               <w:t>App</w:t>
             </w:r>
-            <w:r>
-              <w:rPr>
-                <w:rFonts w:eastAsia="標楷體"/>
-              </w:rPr>
-              <w:t>介面截圖與硬體設計成果，整體以直覺、減輕用戶認知負擔為設計原則。</w:t>
+            <w:proofErr w:type="gramStart"/>
+            <w:r>
+              <w:rPr>
+                <w:rFonts w:eastAsia="標楷體"/>
+              </w:rPr>
+              <w:t>介面截圖與</w:t>
+            </w:r>
+            <w:proofErr w:type="gramEnd"/>
+            <w:r>
+              <w:rPr>
+                <w:rFonts w:eastAsia="標楷體"/>
+              </w:rPr>
+              <w:t>硬體設計成果，整體以直覺、減輕用戶認知負擔為設計原則。</w:t>
             </w:r>
           </w:p>
           <w:p>
@@ -11293,7 +11920,7 @@
               <w:ind w:left="482" w:firstLineChars="200" w:firstLine="480"/>
               <w:jc w:val="both"/>
               <w:rPr>
-                <w:rFonts w:eastAsia="標楷體" w:hint="eastAsia"/>
+                <w:rFonts w:eastAsia="標楷體"/>
               </w:rPr>
             </w:pPr>
             <w:r>
@@ -11334,9 +11961,10 @@
           </w:p>
           <w:tbl>
             <w:tblPr>
-              <w:tblStyle w:val="af5"/>
+              <w:tblStyle w:val="af4"/>
               <w:tblW w:w="0" w:type="auto"/>
               <w:tblInd w:w="96" w:type="dxa"/>
+              <w:tblLayout w:type="fixed"/>
               <w:tblLook w:val="04A0" w:firstRow="1" w:lastRow="0" w:firstColumn="1" w:lastColumn="0" w:noHBand="0" w:noVBand="1"/>
             </w:tblPr>
             <w:tblGrid>
@@ -11447,8 +12075,16 @@
                     <w:rPr>
                       <w:rFonts w:eastAsia="標楷體" w:hint="eastAsia"/>
                     </w:rPr>
-                    <w:t>詳細書況</w:t>
+                    <w:t>詳細書</w:t>
                   </w:r>
+                  <w:proofErr w:type="gramStart"/>
+                  <w:r>
+                    <w:rPr>
+                      <w:rFonts w:eastAsia="標楷體" w:hint="eastAsia"/>
+                    </w:rPr>
+                    <w:t>況</w:t>
+                  </w:r>
+                  <w:proofErr w:type="gramEnd"/>
                 </w:p>
                 <w:p>
                   <w:pPr>
@@ -11763,7 +12399,35 @@
               <w:rPr>
                 <w:rFonts w:eastAsia="標楷體" w:hint="eastAsia"/>
               </w:rPr>
-              <w:t>掃描框；掃描動態條碼並由系統發送解鎖指令，取貨成功後彈出綠色剔號提示並標註櫃位編號（如</w:t>
+              <w:t>掃描框；掃描動態條碼並由系統發送解鎖指令，取貨成功後彈出</w:t>
+            </w:r>
+            <w:proofErr w:type="gramStart"/>
+            <w:r>
+              <w:rPr>
+                <w:rFonts w:eastAsia="標楷體" w:hint="eastAsia"/>
+              </w:rPr>
+              <w:t>綠色剔號提示</w:t>
+            </w:r>
+            <w:proofErr w:type="gramEnd"/>
+            <w:r>
+              <w:rPr>
+                <w:rFonts w:eastAsia="標楷體" w:hint="eastAsia"/>
+              </w:rPr>
+              <w:t>並標</w:t>
+            </w:r>
+            <w:proofErr w:type="gramStart"/>
+            <w:r>
+              <w:rPr>
+                <w:rFonts w:eastAsia="標楷體" w:hint="eastAsia"/>
+              </w:rPr>
+              <w:t>註</w:t>
+            </w:r>
+            <w:proofErr w:type="gramEnd"/>
+            <w:r>
+              <w:rPr>
+                <w:rFonts w:eastAsia="標楷體" w:hint="eastAsia"/>
+              </w:rPr>
+              <w:t>櫃位編號（如</w:t>
             </w:r>
             <w:r>
               <w:rPr>
@@ -11809,9 +12473,10 @@
           </w:p>
           <w:tbl>
             <w:tblPr>
-              <w:tblStyle w:val="af5"/>
+              <w:tblStyle w:val="af4"/>
               <w:tblW w:w="0" w:type="auto"/>
               <w:tblInd w:w="96" w:type="dxa"/>
+              <w:tblLayout w:type="fixed"/>
               <w:tblLook w:val="04A0" w:firstRow="1" w:lastRow="0" w:firstColumn="1" w:lastColumn="0" w:noHBand="0" w:noVBand="1"/>
             </w:tblPr>
             <w:tblGrid>
@@ -12216,7 +12881,49 @@
               <w:rPr>
                 <w:rFonts w:eastAsia="標楷體" w:hint="eastAsia"/>
               </w:rPr>
-              <w:t>，系統即自動帶入書籍基本資訊；再增補書況描述、設定自訂售價並選擇放置的智慧書櫃場域（如國立臺北商業大學），即可完成一鍵上架。賣家亦可於後台隨時調整已上架書籍之價格、狀態或投放據點。</w:t>
+              <w:t>，系統即自動帶入書籍基本資訊；再增補書</w:t>
+            </w:r>
+            <w:proofErr w:type="gramStart"/>
+            <w:r>
+              <w:rPr>
+                <w:rFonts w:eastAsia="標楷體" w:hint="eastAsia"/>
+              </w:rPr>
+              <w:t>況</w:t>
+            </w:r>
+            <w:proofErr w:type="gramEnd"/>
+            <w:r>
+              <w:rPr>
+                <w:rFonts w:eastAsia="標楷體" w:hint="eastAsia"/>
+              </w:rPr>
+              <w:t>描述、設定自訂售價並選擇放置的智慧書櫃場域（如國立</w:t>
+            </w:r>
+            <w:proofErr w:type="gramStart"/>
+            <w:r>
+              <w:rPr>
+                <w:rFonts w:eastAsia="標楷體" w:hint="eastAsia"/>
+              </w:rPr>
+              <w:t>臺</w:t>
+            </w:r>
+            <w:proofErr w:type="gramEnd"/>
+            <w:r>
+              <w:rPr>
+                <w:rFonts w:eastAsia="標楷體" w:hint="eastAsia"/>
+              </w:rPr>
+              <w:t>北商業大學），即可完成</w:t>
+            </w:r>
+            <w:proofErr w:type="gramStart"/>
+            <w:r>
+              <w:rPr>
+                <w:rFonts w:eastAsia="標楷體" w:hint="eastAsia"/>
+              </w:rPr>
+              <w:t>一鍵上架</w:t>
+            </w:r>
+            <w:proofErr w:type="gramEnd"/>
+            <w:r>
+              <w:rPr>
+                <w:rFonts w:eastAsia="標楷體" w:hint="eastAsia"/>
+              </w:rPr>
+              <w:t>。賣家亦可於後台隨時調整已上架書籍之價格、狀態或投放據點。</w:t>
             </w:r>
           </w:p>
           <w:p>
@@ -12245,14 +12952,29 @@
               <w:rPr>
                 <w:rFonts w:eastAsia="標楷體"/>
               </w:rPr>
-              <w:t xml:space="preserve">　一鍵上架與書籍管理介面</w:t>
+              <w:t xml:space="preserve">　</w:t>
+            </w:r>
+            <w:proofErr w:type="gramStart"/>
+            <w:r>
+              <w:rPr>
+                <w:rFonts w:eastAsia="標楷體"/>
+              </w:rPr>
+              <w:t>一鍵上架</w:t>
+            </w:r>
+            <w:proofErr w:type="gramEnd"/>
+            <w:r>
+              <w:rPr>
+                <w:rFonts w:eastAsia="標楷體"/>
+              </w:rPr>
+              <w:t>與書籍管理介面</w:t>
             </w:r>
           </w:p>
           <w:tbl>
             <w:tblPr>
-              <w:tblStyle w:val="af5"/>
+              <w:tblStyle w:val="af4"/>
               <w:tblW w:w="0" w:type="auto"/>
               <w:tblInd w:w="96" w:type="dxa"/>
+              <w:tblLayout w:type="fixed"/>
               <w:tblLook w:val="04A0" w:firstRow="1" w:lastRow="0" w:firstColumn="1" w:lastColumn="0" w:noHBand="0" w:noVBand="1"/>
             </w:tblPr>
             <w:tblGrid>
@@ -12726,9 +13448,10 @@
           </w:p>
           <w:tbl>
             <w:tblPr>
-              <w:tblStyle w:val="af5"/>
+              <w:tblStyle w:val="af4"/>
               <w:tblW w:w="0" w:type="auto"/>
               <w:tblInd w:w="96" w:type="dxa"/>
+              <w:tblLayout w:type="fixed"/>
               <w:tblLook w:val="04A0" w:firstRow="1" w:lastRow="0" w:firstColumn="1" w:lastColumn="0" w:noHBand="0" w:noVBand="1"/>
             </w:tblPr>
             <w:tblGrid>
@@ -13139,14 +13862,56 @@
               <w:ind w:left="482" w:firstLineChars="200" w:firstLine="480"/>
               <w:jc w:val="both"/>
               <w:rPr>
-                <w:rFonts w:eastAsia="標楷體" w:hint="eastAsia"/>
-              </w:rPr>
-            </w:pPr>
-            <w:r>
-              <w:rPr>
-                <w:rFonts w:eastAsia="標楷體" w:hint="eastAsia"/>
-              </w:rPr>
-              <w:t>為保障交易雙方資金安全，規劃可視化代幣託管機制：代幣錢包顯示餘額，買家下單後資金進入「待定收益」並由智慧合約第三方託管，賣家可見但未能提領，直至買家確認取貨。若書況嚴重不符，買家可一鍵提出「爭議申請」並上傳照片，智慧合約即暫緩撥款待仲裁介入。</w:t>
+                <w:rFonts w:eastAsia="標楷體"/>
+              </w:rPr>
+            </w:pPr>
+            <w:r>
+              <w:rPr>
+                <w:rFonts w:eastAsia="標楷體" w:hint="eastAsia"/>
+              </w:rPr>
+              <w:t>為保障交易雙方資金安全，規劃</w:t>
+            </w:r>
+            <w:proofErr w:type="gramStart"/>
+            <w:r>
+              <w:rPr>
+                <w:rFonts w:eastAsia="標楷體" w:hint="eastAsia"/>
+              </w:rPr>
+              <w:t>可視化代幣</w:t>
+            </w:r>
+            <w:proofErr w:type="gramEnd"/>
+            <w:r>
+              <w:rPr>
+                <w:rFonts w:eastAsia="標楷體" w:hint="eastAsia"/>
+              </w:rPr>
+              <w:t>託管機制：代幣錢包顯示餘額，買家下單後資金進入「待定收益」並由智慧合約第三方託管，賣家可見但未能提領，直至買家確認取貨。若書</w:t>
+            </w:r>
+            <w:proofErr w:type="gramStart"/>
+            <w:r>
+              <w:rPr>
+                <w:rFonts w:eastAsia="標楷體" w:hint="eastAsia"/>
+              </w:rPr>
+              <w:t>況</w:t>
+            </w:r>
+            <w:proofErr w:type="gramEnd"/>
+            <w:r>
+              <w:rPr>
+                <w:rFonts w:eastAsia="標楷體" w:hint="eastAsia"/>
+              </w:rPr>
+              <w:t>嚴重不符，買家可</w:t>
+            </w:r>
+            <w:proofErr w:type="gramStart"/>
+            <w:r>
+              <w:rPr>
+                <w:rFonts w:eastAsia="標楷體" w:hint="eastAsia"/>
+              </w:rPr>
+              <w:t>一</w:t>
+            </w:r>
+            <w:proofErr w:type="gramEnd"/>
+            <w:r>
+              <w:rPr>
+                <w:rFonts w:eastAsia="標楷體" w:hint="eastAsia"/>
+              </w:rPr>
+              <w:t>鍵提出「爭議申請」並上傳照片，智慧合約即暫緩撥款待仲裁介入。</w:t>
             </w:r>
           </w:p>
           <w:p>
@@ -13180,9 +13945,10 @@
           </w:p>
           <w:tbl>
             <w:tblPr>
-              <w:tblStyle w:val="af5"/>
+              <w:tblStyle w:val="af4"/>
               <w:tblW w:w="0" w:type="auto"/>
               <w:tblInd w:w="96" w:type="dxa"/>
+              <w:tblLayout w:type="fixed"/>
               <w:tblLook w:val="04A0" w:firstRow="1" w:lastRow="0" w:firstColumn="1" w:lastColumn="0" w:noHBand="0" w:noVBand="1"/>
             </w:tblPr>
             <w:tblGrid>
@@ -13599,7 +14365,75 @@
               <w:rPr>
                 <w:rFonts w:eastAsia="標楷體" w:hint="eastAsia"/>
               </w:rPr>
-              <w:t>會員等級制隨交易誠信累積，自小學士、碩士逐步晉升至博學士，解鎖更低手續費或優先預約櫃位之權限；訂單進度流將交易細分為「待付款、待投櫃、待取貨、已完成」四大動態，使雙方隨時掌握書籍當前位置。</w:t>
+              <w:t>會員</w:t>
+            </w:r>
+            <w:proofErr w:type="gramStart"/>
+            <w:r>
+              <w:rPr>
+                <w:rFonts w:eastAsia="標楷體" w:hint="eastAsia"/>
+              </w:rPr>
+              <w:t>等級制隨交易</w:t>
+            </w:r>
+            <w:proofErr w:type="gramEnd"/>
+            <w:r>
+              <w:rPr>
+                <w:rFonts w:eastAsia="標楷體" w:hint="eastAsia"/>
+              </w:rPr>
+              <w:t>誠信累積，自</w:t>
+            </w:r>
+            <w:r>
+              <w:rPr>
+                <w:rFonts w:eastAsia="標楷體" w:hint="eastAsia"/>
+              </w:rPr>
+              <w:t>新手書友、</w:t>
+            </w:r>
+            <w:proofErr w:type="gramStart"/>
+            <w:r>
+              <w:rPr>
+                <w:rFonts w:eastAsia="標楷體" w:hint="eastAsia"/>
+              </w:rPr>
+              <w:t>活躍書</w:t>
+            </w:r>
+            <w:proofErr w:type="gramEnd"/>
+            <w:r>
+              <w:rPr>
+                <w:rFonts w:eastAsia="標楷體" w:hint="eastAsia"/>
+              </w:rPr>
+              <w:t>友、資深書友逐步晉升菁英書友</w:t>
+            </w:r>
+            <w:r>
+              <w:rPr>
+                <w:rFonts w:eastAsia="標楷體" w:hint="eastAsia"/>
+              </w:rPr>
+              <w:t>，</w:t>
+            </w:r>
+            <w:proofErr w:type="gramStart"/>
+            <w:r>
+              <w:rPr>
+                <w:rFonts w:eastAsia="標楷體" w:hint="eastAsia"/>
+              </w:rPr>
+              <w:t>解鎖更低</w:t>
+            </w:r>
+            <w:proofErr w:type="gramEnd"/>
+            <w:r>
+              <w:rPr>
+                <w:rFonts w:eastAsia="標楷體" w:hint="eastAsia"/>
+              </w:rPr>
+              <w:t>手續費或優先預約櫃位之權限；訂單進度流將交易細分為「待付款、</w:t>
+            </w:r>
+            <w:proofErr w:type="gramStart"/>
+            <w:r>
+              <w:rPr>
+                <w:rFonts w:eastAsia="標楷體" w:hint="eastAsia"/>
+              </w:rPr>
+              <w:t>待投櫃、待取</w:t>
+            </w:r>
+            <w:proofErr w:type="gramEnd"/>
+            <w:r>
+              <w:rPr>
+                <w:rFonts w:eastAsia="標楷體" w:hint="eastAsia"/>
+              </w:rPr>
+              <w:t>貨、已完成」四大動態，使雙方隨時掌握書籍當前位置。</w:t>
             </w:r>
           </w:p>
           <w:p>
@@ -13633,9 +14467,10 @@
           </w:p>
           <w:tbl>
             <w:tblPr>
-              <w:tblStyle w:val="af5"/>
+              <w:tblStyle w:val="af4"/>
               <w:tblW w:w="0" w:type="auto"/>
               <w:tblInd w:w="96" w:type="dxa"/>
+              <w:tblLayout w:type="fixed"/>
               <w:tblLook w:val="04A0" w:firstRow="1" w:lastRow="0" w:firstColumn="1" w:lastColumn="0" w:noHBand="0" w:noVBand="1"/>
             </w:tblPr>
             <w:tblGrid>
@@ -14085,14 +14920,28 @@
               <w:ind w:left="482" w:firstLineChars="200" w:firstLine="480"/>
               <w:jc w:val="both"/>
               <w:rPr>
-                <w:rFonts w:eastAsia="標楷體" w:hint="eastAsia"/>
-              </w:rPr>
-            </w:pPr>
-            <w:r>
-              <w:rPr>
-                <w:rFonts w:eastAsia="標楷體" w:hint="eastAsia"/>
-              </w:rPr>
-              <w:t>針對歷史交易，系統提供「已取消」、「未付款」、「待取書」及「申訴中」等細緻分頁管理，確保每筆透過智慧合約執行之交易皆有跡可循。</w:t>
+                <w:rFonts w:eastAsia="標楷體"/>
+              </w:rPr>
+            </w:pPr>
+            <w:r>
+              <w:rPr>
+                <w:rFonts w:eastAsia="標楷體" w:hint="eastAsia"/>
+              </w:rPr>
+              <w:t>針對歷史交易，系統提供「已取消」、「未付款」、「</w:t>
+            </w:r>
+            <w:proofErr w:type="gramStart"/>
+            <w:r>
+              <w:rPr>
+                <w:rFonts w:eastAsia="標楷體" w:hint="eastAsia"/>
+              </w:rPr>
+              <w:t>待取書</w:t>
+            </w:r>
+            <w:proofErr w:type="gramEnd"/>
+            <w:r>
+              <w:rPr>
+                <w:rFonts w:eastAsia="標楷體" w:hint="eastAsia"/>
+              </w:rPr>
+              <w:t>」及「申訴中」等細緻分頁管理，確保每筆透過智慧合約執行之交易皆有跡可循。</w:t>
             </w:r>
           </w:p>
           <w:p>
@@ -14132,9 +14981,10 @@
           </w:p>
           <w:tbl>
             <w:tblPr>
-              <w:tblStyle w:val="af5"/>
+              <w:tblStyle w:val="af4"/>
               <w:tblW w:w="0" w:type="auto"/>
               <w:tblInd w:w="96" w:type="dxa"/>
+              <w:tblLayout w:type="fixed"/>
               <w:tblLook w:val="04A0" w:firstRow="1" w:lastRow="0" w:firstColumn="1" w:lastColumn="0" w:noHBand="0" w:noVBand="1"/>
             </w:tblPr>
             <w:tblGrid>
@@ -14363,12 +15213,14 @@
                     </w:rPr>
                     <w:t>-</w:t>
                   </w:r>
+                  <w:proofErr w:type="gramStart"/>
                   <w:r>
                     <w:rPr>
                       <w:rFonts w:eastAsia="標楷體"/>
                     </w:rPr>
                     <w:t>待取書</w:t>
                   </w:r>
+                  <w:proofErr w:type="gramEnd"/>
                 </w:p>
                 <w:p>
                   <w:pPr>
@@ -14604,8 +15456,16 @@
               <w:rPr>
                 <w:rFonts w:eastAsia="標楷體" w:hint="eastAsia"/>
               </w:rPr>
-              <w:t>小時非同步取貨並降低量產成本，本專案針對實體智慧書櫃進行自主機構建模，採</w:t>
-            </w:r>
+              <w:t>小時非同步取貨並降低量產成本，本專案針對實體智慧書櫃進行自主機構建模，</w:t>
+            </w:r>
+            <w:proofErr w:type="gramStart"/>
+            <w:r>
+              <w:rPr>
+                <w:rFonts w:eastAsia="標楷體" w:hint="eastAsia"/>
+              </w:rPr>
+              <w:t>採</w:t>
+            </w:r>
+            <w:proofErr w:type="gramEnd"/>
             <w:r>
               <w:rPr>
                 <w:rFonts w:eastAsia="標楷體" w:hint="eastAsia"/>
@@ -14616,7 +15476,21 @@
               <w:rPr>
                 <w:rFonts w:eastAsia="標楷體" w:hint="eastAsia"/>
               </w:rPr>
-              <w:t>列印技術快速打樣。書櫃單元主體採高強度工程塑料（</w:t>
+              <w:t>列印技術快速打樣。書櫃單元主體</w:t>
+            </w:r>
+            <w:proofErr w:type="gramStart"/>
+            <w:r>
+              <w:rPr>
+                <w:rFonts w:eastAsia="標楷體" w:hint="eastAsia"/>
+              </w:rPr>
+              <w:t>採</w:t>
+            </w:r>
+            <w:proofErr w:type="gramEnd"/>
+            <w:r>
+              <w:rPr>
+                <w:rFonts w:eastAsia="標楷體" w:hint="eastAsia"/>
+              </w:rPr>
+              <w:t>高強度工程塑料（</w:t>
             </w:r>
             <w:r>
               <w:rPr>
@@ -14640,7 +15514,21 @@
               <w:rPr>
                 <w:rFonts w:eastAsia="標楷體" w:hint="eastAsia"/>
               </w:rPr>
-              <w:t>）一體化列印；驅動齒輪與步進／伺服馬達輸出軸相連提供高扭力線性驅動；傳動齒條與齒輪嚙合帶動鎖銷開閉；</w:t>
+              <w:t>）一體化列印；驅動齒輪與步進／伺服馬達輸出軸相連提供高扭力線性驅動；傳動齒條與齒輪嚙合帶動</w:t>
+            </w:r>
+            <w:proofErr w:type="gramStart"/>
+            <w:r>
+              <w:rPr>
+                <w:rFonts w:eastAsia="標楷體" w:hint="eastAsia"/>
+              </w:rPr>
+              <w:t>鎖銷開閉</w:t>
+            </w:r>
+            <w:proofErr w:type="gramEnd"/>
+            <w:r>
+              <w:rPr>
+                <w:rFonts w:eastAsia="標楷體" w:hint="eastAsia"/>
+              </w:rPr>
+              <w:t>；</w:t>
             </w:r>
             <w:r>
               <w:rPr>
@@ -14652,7 +15540,21 @@
               <w:rPr>
                 <w:rFonts w:eastAsia="標楷體" w:hint="eastAsia"/>
               </w:rPr>
-              <w:t>型強化件則分散書籍重力與剪應力，提升耐用度。</w:t>
+              <w:t>型強化件則分散書籍</w:t>
+            </w:r>
+            <w:proofErr w:type="gramStart"/>
+            <w:r>
+              <w:rPr>
+                <w:rFonts w:eastAsia="標楷體" w:hint="eastAsia"/>
+              </w:rPr>
+              <w:t>重力與剪應力</w:t>
+            </w:r>
+            <w:proofErr w:type="gramEnd"/>
+            <w:r>
+              <w:rPr>
+                <w:rFonts w:eastAsia="標楷體" w:hint="eastAsia"/>
+              </w:rPr>
+              <w:t>，提升耐用度。</w:t>
             </w:r>
           </w:p>
           <w:p>
@@ -14692,9 +15594,10 @@
           </w:p>
           <w:tbl>
             <w:tblPr>
-              <w:tblStyle w:val="af5"/>
+              <w:tblStyle w:val="af4"/>
               <w:tblW w:w="0" w:type="auto"/>
               <w:tblInd w:w="96" w:type="dxa"/>
+              <w:tblLayout w:type="fixed"/>
               <w:tblLook w:val="04A0" w:firstRow="1" w:lastRow="0" w:firstColumn="1" w:lastColumn="0" w:noHBand="0" w:noVBand="1"/>
             </w:tblPr>
             <w:tblGrid>
@@ -15045,7 +15948,7 @@
                     <w:spacing w:line="288" w:lineRule="auto"/>
                     <w:jc w:val="center"/>
                     <w:rPr>
-                      <w:rFonts w:eastAsia="標楷體" w:hint="eastAsia"/>
+                      <w:rFonts w:eastAsia="標楷體"/>
                     </w:rPr>
                   </w:pPr>
                   <w:r>
@@ -15118,7 +16021,7 @@
               <w:spacing w:line="288" w:lineRule="auto"/>
               <w:jc w:val="both"/>
               <w:rPr>
-                <w:rFonts w:eastAsia="標楷體" w:hint="eastAsia"/>
+                <w:rFonts w:eastAsia="標楷體"/>
                 <w:b/>
                 <w:bCs/>
               </w:rPr>
@@ -15167,7 +16070,21 @@
               <w:rPr>
                 <w:rFonts w:eastAsia="標楷體"/>
               </w:rPr>
-              <w:t>本專案透過跨領域技術整合，建構「軟硬體協同、去中心化信任」之二手書交易生態系。系統採「分層架構設計」，依邏輯職責劃分為表現層與終端存取、安全閘道與代理層、業務邏輯與應用層及資料持久層，落實關注點分離，以提升可維護性、安全性與可擴展性。各層之實作方法分述如下。</w:t>
+              <w:t>本專案透過跨領域技術整合，建構「軟硬體協同、去中心化信任」之二手書交易生態系。系統</w:t>
+            </w:r>
+            <w:proofErr w:type="gramStart"/>
+            <w:r>
+              <w:rPr>
+                <w:rFonts w:eastAsia="標楷體"/>
+              </w:rPr>
+              <w:t>採</w:t>
+            </w:r>
+            <w:proofErr w:type="gramEnd"/>
+            <w:r>
+              <w:rPr>
+                <w:rFonts w:eastAsia="標楷體"/>
+              </w:rPr>
+              <w:t>「分層架構設計」，依邏輯職責劃分為表現層與終端存取、安全閘道與代理層、業務邏輯與應用層及資料持久層，落實關注點分離，以提升可維護性、安全性與可擴展性。各層之實作方法分述如下。</w:t>
             </w:r>
           </w:p>
           <w:p>
@@ -15292,7 +16209,35 @@
                 <w:rFonts w:eastAsia="標楷體" w:hint="eastAsia"/>
               </w:rPr>
               <w:lastRenderedPageBreak/>
-              <w:t>帶入書名、作者、封面與出版資料，達成「一鍵上架」；前端並規劃基於瀏覽與收藏偏好之輕量化推薦機制，精準媒合買賣雙方。</w:t>
+              <w:t>帶入書名、作者、封面與出版資料，達成「</w:t>
+            </w:r>
+            <w:proofErr w:type="gramStart"/>
+            <w:r>
+              <w:rPr>
+                <w:rFonts w:eastAsia="標楷體" w:hint="eastAsia"/>
+              </w:rPr>
+              <w:t>一鍵上架</w:t>
+            </w:r>
+            <w:proofErr w:type="gramEnd"/>
+            <w:r>
+              <w:rPr>
+                <w:rFonts w:eastAsia="標楷體" w:hint="eastAsia"/>
+              </w:rPr>
+              <w:t>」；前端並規劃基於瀏覽與收藏偏好之輕量化推薦機制，精</w:t>
+            </w:r>
+            <w:proofErr w:type="gramStart"/>
+            <w:r>
+              <w:rPr>
+                <w:rFonts w:eastAsia="標楷體" w:hint="eastAsia"/>
+              </w:rPr>
+              <w:t>準</w:t>
+            </w:r>
+            <w:proofErr w:type="gramEnd"/>
+            <w:r>
+              <w:rPr>
+                <w:rFonts w:eastAsia="標楷體" w:hint="eastAsia"/>
+              </w:rPr>
+              <w:t>媒合買賣雙方。</w:t>
             </w:r>
           </w:p>
           <w:p>
@@ -15302,7 +16247,7 @@
               <w:ind w:left="482" w:firstLineChars="200" w:firstLine="480"/>
               <w:jc w:val="both"/>
               <w:rPr>
-                <w:rFonts w:eastAsia="標楷體" w:hint="eastAsia"/>
+                <w:rFonts w:eastAsia="標楷體"/>
               </w:rPr>
             </w:pPr>
           </w:p>
@@ -15415,7 +16360,21 @@
               <w:rPr>
                 <w:rFonts w:eastAsia="標楷體" w:hint="eastAsia"/>
               </w:rPr>
-              <w:t xml:space="preserve"> Prisma ORM </w:t>
+              <w:t xml:space="preserve"> </w:t>
+            </w:r>
+            <w:proofErr w:type="spellStart"/>
+            <w:r>
+              <w:rPr>
+                <w:rFonts w:eastAsia="標楷體" w:hint="eastAsia"/>
+              </w:rPr>
+              <w:t>Prisma</w:t>
+            </w:r>
+            <w:proofErr w:type="spellEnd"/>
+            <w:r>
+              <w:rPr>
+                <w:rFonts w:eastAsia="標楷體" w:hint="eastAsia"/>
+              </w:rPr>
+              <w:t xml:space="preserve"> ORM </w:t>
             </w:r>
             <w:r>
               <w:rPr>
@@ -15429,11 +16388,19 @@
               </w:rPr>
               <w:t>SQL</w:t>
             </w:r>
-            <w:r>
-              <w:rPr>
-                <w:rFonts w:eastAsia="標楷體" w:hint="eastAsia"/>
-              </w:rPr>
-              <w:t>隱碼攻擊；開發階段以</w:t>
+            <w:proofErr w:type="gramStart"/>
+            <w:r>
+              <w:rPr>
+                <w:rFonts w:eastAsia="標楷體" w:hint="eastAsia"/>
+              </w:rPr>
+              <w:t>隱碼攻擊</w:t>
+            </w:r>
+            <w:proofErr w:type="gramEnd"/>
+            <w:r>
+              <w:rPr>
+                <w:rFonts w:eastAsia="標楷體" w:hint="eastAsia"/>
+              </w:rPr>
+              <w:t>；開發階段以</w:t>
             </w:r>
             <w:r>
               <w:rPr>
@@ -15495,12 +16462,14 @@
               </w:rPr>
               <w:t>後台與實體書櫃（</w:t>
             </w:r>
+            <w:proofErr w:type="spellStart"/>
             <w:r>
               <w:rPr>
                 <w:rFonts w:eastAsia="標楷體" w:hint="eastAsia"/>
               </w:rPr>
               <w:t>IoT</w:t>
             </w:r>
+            <w:proofErr w:type="spellEnd"/>
             <w:r>
               <w:rPr>
                 <w:rFonts w:eastAsia="標楷體" w:hint="eastAsia"/>
@@ -15553,12 +16522,14 @@
               </w:rPr>
               <w:t>系統前緣整合</w:t>
             </w:r>
+            <w:proofErr w:type="spellStart"/>
             <w:r>
               <w:rPr>
                 <w:rFonts w:eastAsia="標楷體" w:hint="eastAsia"/>
               </w:rPr>
               <w:t>Cloudflare</w:t>
             </w:r>
+            <w:proofErr w:type="spellEnd"/>
             <w:r>
               <w:rPr>
                 <w:rFonts w:eastAsia="標楷體" w:hint="eastAsia"/>
@@ -15637,12 +16608,14 @@
               </w:rPr>
               <w:t>並具備</w:t>
             </w:r>
+            <w:proofErr w:type="spellStart"/>
             <w:r>
               <w:rPr>
                 <w:rFonts w:eastAsia="標楷體" w:hint="eastAsia"/>
               </w:rPr>
               <w:t>DDoS</w:t>
             </w:r>
+            <w:proofErr w:type="spellEnd"/>
             <w:r>
               <w:rPr>
                 <w:rFonts w:eastAsia="標楷體" w:hint="eastAsia"/>
@@ -15659,14 +16632,30 @@
               <w:rPr>
                 <w:rFonts w:eastAsia="標楷體" w:hint="eastAsia"/>
               </w:rPr>
-              <w:t>加密；流量進入核心基礎設施後，由通訊埠多工器（</w:t>
-            </w:r>
+              <w:t>加密；流量進入核心基礎設施後，由通訊</w:t>
+            </w:r>
+            <w:proofErr w:type="gramStart"/>
+            <w:r>
+              <w:rPr>
+                <w:rFonts w:eastAsia="標楷體" w:hint="eastAsia"/>
+              </w:rPr>
+              <w:t>埠</w:t>
+            </w:r>
+            <w:proofErr w:type="gramEnd"/>
+            <w:r>
+              <w:rPr>
+                <w:rFonts w:eastAsia="標楷體" w:hint="eastAsia"/>
+              </w:rPr>
+              <w:t>多工器（</w:t>
+            </w:r>
+            <w:proofErr w:type="spellStart"/>
             <w:r>
               <w:rPr>
                 <w:rFonts w:eastAsia="標楷體" w:hint="eastAsia"/>
               </w:rPr>
               <w:t>sslh</w:t>
             </w:r>
+            <w:proofErr w:type="spellEnd"/>
             <w:r>
               <w:rPr>
                 <w:rFonts w:eastAsia="標楷體" w:hint="eastAsia"/>
@@ -15716,7 +16705,7 @@
                 <w:b/>
                 <w:bCs/>
               </w:rPr>
-              <w:t xml:space="preserve">D. </w:t>
+              <w:t>D</w:t>
             </w:r>
             <w:r>
               <w:rPr>
@@ -15724,7 +16713,15 @@
                 <w:b/>
                 <w:bCs/>
               </w:rPr>
-              <w:t>區塊鏈智慧合約金流託管</w:t>
+              <w:t xml:space="preserve">. </w:t>
+            </w:r>
+            <w:r>
+              <w:rPr>
+                <w:rFonts w:eastAsia="標楷體" w:hint="eastAsia"/>
+                <w:b/>
+                <w:bCs/>
+              </w:rPr>
+              <w:t>物聯網自製智慧書櫃（終端存取層）</w:t>
             </w:r>
           </w:p>
           <w:p>
@@ -15741,76 +16738,6 @@
               <w:rPr>
                 <w:rFonts w:eastAsia="標楷體" w:hint="eastAsia"/>
               </w:rPr>
-              <w:t>為強化交易安全，後續階段規劃將智慧合約部署於以太坊（</w:t>
-            </w:r>
-            <w:r>
-              <w:rPr>
-                <w:rFonts w:eastAsia="標楷體" w:hint="eastAsia"/>
-              </w:rPr>
-              <w:t>Ethereum</w:t>
-            </w:r>
-            <w:r>
-              <w:rPr>
-                <w:rFonts w:eastAsia="標楷體" w:hint="eastAsia"/>
-              </w:rPr>
-              <w:t>）測試網（如</w:t>
-            </w:r>
-            <w:r>
-              <w:rPr>
-                <w:rFonts w:eastAsia="標楷體" w:hint="eastAsia"/>
-              </w:rPr>
-              <w:t xml:space="preserve"> Sepolia</w:t>
-            </w:r>
-            <w:r>
-              <w:rPr>
-                <w:rFonts w:eastAsia="標楷體" w:hint="eastAsia"/>
-              </w:rPr>
-              <w:t>）。買家下單後，資金（代幣）先鎖定於智慧合約中（託管狀態）；賣家將書籍投入實體智慧書櫃、買家取貨並確認書況無誤後，智慧合約自動觸發撥款予賣家，全程無任一方能惡意侵佔資金，達成「零信任」之金流保障。</w:t>
-            </w:r>
-          </w:p>
-          <w:p>
-            <w:pPr>
-              <w:autoSpaceDN/>
-              <w:spacing w:line="288" w:lineRule="auto"/>
-              <w:ind w:left="482"/>
-              <w:jc w:val="both"/>
-              <w:rPr>
-                <w:rFonts w:eastAsia="標楷體"/>
-                <w:b/>
-                <w:bCs/>
-              </w:rPr>
-            </w:pPr>
-            <w:r>
-              <w:rPr>
-                <w:rFonts w:eastAsia="標楷體" w:hint="eastAsia"/>
-                <w:b/>
-                <w:bCs/>
-              </w:rPr>
-              <w:t xml:space="preserve">E. </w:t>
-            </w:r>
-            <w:r>
-              <w:rPr>
-                <w:rFonts w:eastAsia="標楷體" w:hint="eastAsia"/>
-                <w:b/>
-                <w:bCs/>
-              </w:rPr>
-              <w:t>物聯網自製智慧書櫃（終端存取層）</w:t>
-            </w:r>
-          </w:p>
-          <w:p>
-            <w:pPr>
-              <w:autoSpaceDN/>
-              <w:spacing w:line="288" w:lineRule="auto"/>
-              <w:ind w:left="482" w:firstLineChars="200" w:firstLine="480"/>
-              <w:jc w:val="both"/>
-              <w:rPr>
-                <w:rFonts w:eastAsia="標楷體"/>
-              </w:rPr>
-            </w:pPr>
-            <w:r>
-              <w:rPr>
-                <w:rFonts w:eastAsia="標楷體" w:hint="eastAsia"/>
-              </w:rPr>
               <w:t>實體智慧書櫃以</w:t>
             </w:r>
             <w:r>
@@ -15823,8 +16750,16 @@
               <w:rPr>
                 <w:rFonts w:eastAsia="標楷體" w:hint="eastAsia"/>
               </w:rPr>
-              <w:t>微控制器作為主控核心，韌體採</w:t>
-            </w:r>
+              <w:t>微控制器作為主控核心，韌體</w:t>
+            </w:r>
+            <w:proofErr w:type="gramStart"/>
+            <w:r>
+              <w:rPr>
+                <w:rFonts w:eastAsia="標楷體" w:hint="eastAsia"/>
+              </w:rPr>
+              <w:t>採</w:t>
+            </w:r>
+            <w:proofErr w:type="gramEnd"/>
             <w:r>
               <w:rPr>
                 <w:rFonts w:eastAsia="標楷體" w:hint="eastAsia"/>
@@ -15913,7 +16848,35 @@
               <w:rPr>
                 <w:rFonts w:eastAsia="標楷體" w:hint="eastAsia"/>
               </w:rPr>
-              <w:t>步進馬達，帶動齒輪—齒條進行線性傳動以完成電子鎖之開閉，並外接</w:t>
+              <w:t>步進馬達，帶動齒輪</w:t>
+            </w:r>
+            <w:proofErr w:type="gramStart"/>
+            <w:r>
+              <w:rPr>
+                <w:rFonts w:eastAsia="標楷體" w:hint="eastAsia"/>
+              </w:rPr>
+              <w:t>—</w:t>
+            </w:r>
+            <w:proofErr w:type="gramEnd"/>
+            <w:r>
+              <w:rPr>
+                <w:rFonts w:eastAsia="標楷體" w:hint="eastAsia"/>
+              </w:rPr>
+              <w:t>齒條進行線性傳動以完成電子鎖之</w:t>
+            </w:r>
+            <w:proofErr w:type="gramStart"/>
+            <w:r>
+              <w:rPr>
+                <w:rFonts w:eastAsia="標楷體" w:hint="eastAsia"/>
+              </w:rPr>
+              <w:t>開閉，並外</w:t>
+            </w:r>
+            <w:proofErr w:type="gramEnd"/>
+            <w:r>
+              <w:rPr>
+                <w:rFonts w:eastAsia="標楷體" w:hint="eastAsia"/>
+              </w:rPr>
+              <w:t>接</w:t>
             </w:r>
             <w:r>
               <w:rPr>
@@ -15949,8 +16912,30 @@
               <w:rPr>
                 <w:rFonts w:eastAsia="標楷體" w:hint="eastAsia"/>
               </w:rPr>
-              <w:t>記憶卡。櫃體外殼與機構件先以</w:t>
-            </w:r>
+              <w:t>記憶卡。</w:t>
+            </w:r>
+            <w:proofErr w:type="gramStart"/>
+            <w:r>
+              <w:rPr>
+                <w:rFonts w:eastAsia="標楷體" w:hint="eastAsia"/>
+              </w:rPr>
+              <w:t>櫃體外殼</w:t>
+            </w:r>
+            <w:proofErr w:type="gramEnd"/>
+            <w:r>
+              <w:rPr>
+                <w:rFonts w:eastAsia="標楷體" w:hint="eastAsia"/>
+              </w:rPr>
+              <w:t>與</w:t>
+            </w:r>
+            <w:proofErr w:type="gramStart"/>
+            <w:r>
+              <w:rPr>
+                <w:rFonts w:eastAsia="標楷體" w:hint="eastAsia"/>
+              </w:rPr>
+              <w:t>機構件先以</w:t>
+            </w:r>
+            <w:proofErr w:type="gramEnd"/>
             <w:r>
               <w:rPr>
                 <w:rFonts w:eastAsia="標楷體" w:hint="eastAsia"/>
@@ -16018,7 +17003,7 @@
               <w:spacing w:line="288" w:lineRule="auto"/>
               <w:jc w:val="both"/>
               <w:rPr>
-                <w:rFonts w:eastAsia="標楷體" w:hint="eastAsia"/>
+                <w:rFonts w:eastAsia="標楷體"/>
               </w:rPr>
             </w:pPr>
           </w:p>
@@ -16058,7 +17043,7 @@
               <w:ind w:left="964" w:hanging="482"/>
               <w:jc w:val="both"/>
               <w:rPr>
-                <w:rFonts w:eastAsia="標楷體" w:hint="eastAsia"/>
+                <w:rFonts w:eastAsia="標楷體"/>
               </w:rPr>
             </w:pPr>
             <w:r>
@@ -16077,7 +17062,15 @@
               <w:rPr>
                 <w:rFonts w:eastAsia="標楷體" w:hint="eastAsia"/>
               </w:rPr>
-              <w:t>掃描取代打字、拍照、對焦的繁瑣流程，使上架在數秒內完成，大幅提升學生轉讓閒置書籍的意願。</w:t>
+              <w:t>掃</w:t>
+            </w:r>
+            <w:bookmarkStart w:id="11" w:name="_GoBack"/>
+            <w:bookmarkEnd w:id="11"/>
+            <w:r>
+              <w:rPr>
+                <w:rFonts w:eastAsia="標楷體" w:hint="eastAsia"/>
+              </w:rPr>
+              <w:t>描取代打字、拍照、對焦的繁瑣流程，使上架在數秒內完成，大幅提升學生轉讓閒置書籍的意願。</w:t>
             </w:r>
           </w:p>
           <w:p>
@@ -16092,7 +17085,7 @@
               <w:ind w:left="964" w:hanging="482"/>
               <w:jc w:val="both"/>
               <w:rPr>
-                <w:rFonts w:eastAsia="標楷體" w:hint="eastAsia"/>
+                <w:rFonts w:eastAsia="標楷體"/>
               </w:rPr>
             </w:pPr>
             <w:r>
@@ -16107,17 +17100,33 @@
               </w:rPr>
               <w:t>小時智慧非同步交易：結合</w:t>
             </w:r>
+            <w:proofErr w:type="spellStart"/>
             <w:r>
               <w:rPr>
                 <w:rFonts w:eastAsia="標楷體" w:hint="eastAsia"/>
               </w:rPr>
               <w:t>IoT</w:t>
             </w:r>
-            <w:r>
-              <w:rPr>
-                <w:rFonts w:eastAsia="標楷體" w:hint="eastAsia"/>
-              </w:rPr>
-              <w:t>智慧書櫃，打破面交需「雙方約定時間、地點」之限制，賣家有空投櫃、買家有空取貨，完美融入大學生彈性作息。</w:t>
+            <w:proofErr w:type="spellEnd"/>
+            <w:r>
+              <w:rPr>
+                <w:rFonts w:eastAsia="標楷體" w:hint="eastAsia"/>
+              </w:rPr>
+              <w:t>智慧書櫃，打破</w:t>
+            </w:r>
+            <w:proofErr w:type="gramStart"/>
+            <w:r>
+              <w:rPr>
+                <w:rFonts w:eastAsia="標楷體" w:hint="eastAsia"/>
+              </w:rPr>
+              <w:t>面交需</w:t>
+            </w:r>
+            <w:proofErr w:type="gramEnd"/>
+            <w:r>
+              <w:rPr>
+                <w:rFonts w:eastAsia="標楷體" w:hint="eastAsia"/>
+              </w:rPr>
+              <w:t>「雙方約定時間、地點」之限制，賣家有空投櫃、買家有空取貨，完美融入大學生彈性作息。</w:t>
             </w:r>
           </w:p>
           <w:p>
@@ -16132,50 +17141,108 @@
               <w:ind w:left="964" w:hanging="482"/>
               <w:jc w:val="both"/>
               <w:rPr>
-                <w:rFonts w:eastAsia="標楷體" w:hint="eastAsia"/>
-              </w:rPr>
-            </w:pPr>
-            <w:r>
-              <w:rPr>
-                <w:rFonts w:eastAsia="標楷體" w:hint="eastAsia"/>
-              </w:rPr>
-              <w:t>基於區塊鏈的零信任安全保障：以智慧合約託管金流，不依賴傳統第三方金融機構，利用區塊鏈不可竄改、自動執行之特性，杜絕「收錢不給書」「拿書不給錢」之詐騙；後端並以</w:t>
-            </w:r>
-            <w:r>
-              <w:rPr>
-                <w:rFonts w:eastAsia="標楷體" w:hint="eastAsia"/>
-              </w:rPr>
-              <w:t>Cloudflare</w:t>
-            </w:r>
-            <w:r>
-              <w:rPr>
-                <w:rFonts w:eastAsia="標楷體" w:hint="eastAsia"/>
-              </w:rPr>
-              <w:t>、</w:t>
-            </w:r>
-            <w:r>
-              <w:rPr>
-                <w:rFonts w:eastAsia="標楷體" w:hint="eastAsia"/>
-              </w:rPr>
-              <w:t>NGINX</w:t>
-            </w:r>
-            <w:r>
-              <w:rPr>
-                <w:rFonts w:eastAsia="標楷體" w:hint="eastAsia"/>
-              </w:rPr>
-              <w:t>反向代理與</w:t>
-            </w:r>
-            <w:r>
-              <w:rPr>
-                <w:rFonts w:eastAsia="標楷體" w:hint="eastAsia"/>
-              </w:rPr>
-              <w:t>JWT</w:t>
-            </w:r>
-            <w:r>
-              <w:rPr>
-                <w:rFonts w:eastAsia="標楷體" w:hint="eastAsia"/>
-              </w:rPr>
-              <w:t>驗證構成完整資安防護。</w:t>
+                <w:rFonts w:eastAsia="標楷體"/>
+              </w:rPr>
+            </w:pPr>
+            <w:r>
+              <w:rPr>
+                <w:rFonts w:eastAsia="標楷體" w:hint="eastAsia"/>
+              </w:rPr>
+              <w:t>跨平台與高擴展、低成本開發：</w:t>
+            </w:r>
+            <w:r>
+              <w:rPr>
+                <w:rFonts w:eastAsia="標楷體" w:hint="eastAsia"/>
+              </w:rPr>
+              <w:t>App</w:t>
+            </w:r>
+            <w:proofErr w:type="gramStart"/>
+            <w:r>
+              <w:rPr>
+                <w:rFonts w:eastAsia="標楷體" w:hint="eastAsia"/>
+              </w:rPr>
+              <w:t>採</w:t>
+            </w:r>
+            <w:proofErr w:type="gramEnd"/>
+            <w:r>
+              <w:rPr>
+                <w:rFonts w:eastAsia="標楷體" w:hint="eastAsia"/>
+              </w:rPr>
+              <w:t>Flutter</w:t>
+            </w:r>
+            <w:r>
+              <w:rPr>
+                <w:rFonts w:eastAsia="標楷體" w:hint="eastAsia"/>
+              </w:rPr>
+              <w:t>一次開發即同步上架</w:t>
+            </w:r>
+            <w:r>
+              <w:rPr>
+                <w:rFonts w:eastAsia="標楷體" w:hint="eastAsia"/>
+              </w:rPr>
+              <w:t>iOS</w:t>
+            </w:r>
+            <w:r>
+              <w:rPr>
+                <w:rFonts w:eastAsia="標楷體" w:hint="eastAsia"/>
+              </w:rPr>
+              <w:t>／</w:t>
+            </w:r>
+            <w:r>
+              <w:rPr>
+                <w:rFonts w:eastAsia="標楷體" w:hint="eastAsia"/>
+              </w:rPr>
+              <w:t>Android</w:t>
+            </w:r>
+            <w:r>
+              <w:rPr>
+                <w:rFonts w:eastAsia="標楷體" w:hint="eastAsia"/>
+              </w:rPr>
+              <w:t>；硬體</w:t>
+            </w:r>
+            <w:proofErr w:type="gramStart"/>
+            <w:r>
+              <w:rPr>
+                <w:rFonts w:eastAsia="標楷體" w:hint="eastAsia"/>
+              </w:rPr>
+              <w:t>採</w:t>
+            </w:r>
+            <w:proofErr w:type="gramEnd"/>
+            <w:r>
+              <w:rPr>
+                <w:rFonts w:eastAsia="標楷體" w:hint="eastAsia"/>
+              </w:rPr>
+              <w:t>SolidWorks</w:t>
+            </w:r>
+            <w:r>
+              <w:rPr>
+                <w:rFonts w:eastAsia="標楷體" w:hint="eastAsia"/>
+              </w:rPr>
+              <w:t>建模、</w:t>
+            </w:r>
+            <w:r>
+              <w:rPr>
+                <w:rFonts w:eastAsia="標楷體" w:hint="eastAsia"/>
+              </w:rPr>
+              <w:t>3D</w:t>
+            </w:r>
+            <w:r>
+              <w:rPr>
+                <w:rFonts w:eastAsia="標楷體" w:hint="eastAsia"/>
+              </w:rPr>
+              <w:t>列印與開源</w:t>
+            </w:r>
+            <w:r>
+              <w:rPr>
+                <w:rFonts w:eastAsia="標楷體" w:hint="eastAsia"/>
+              </w:rPr>
+              <w:t>ESP32</w:t>
+            </w:r>
+            <w:r>
+              <w:rPr>
+                <w:rFonts w:eastAsia="標楷體" w:hint="eastAsia"/>
+              </w:rPr>
+              <w:t>，大幅降低建置與維護成本，未來易於在圖書館、宿舍、教學大樓等校園各角落低成本複製推廣。</w:t>
             </w:r>
           </w:p>
           <w:p>
@@ -16190,120 +17257,6 @@
               <w:ind w:left="964" w:hanging="482"/>
               <w:jc w:val="both"/>
               <w:rPr>
-                <w:rFonts w:eastAsia="標楷體" w:hint="eastAsia"/>
-              </w:rPr>
-            </w:pPr>
-            <w:r>
-              <w:rPr>
-                <w:rFonts w:eastAsia="標楷體" w:hint="eastAsia"/>
-              </w:rPr>
-              <w:lastRenderedPageBreak/>
-              <w:t>跨平台與高擴展、低成本開發：</w:t>
-            </w:r>
-            <w:r>
-              <w:rPr>
-                <w:rFonts w:eastAsia="標楷體" w:hint="eastAsia"/>
-              </w:rPr>
-              <w:t>App</w:t>
-            </w:r>
-            <w:r>
-              <w:rPr>
-                <w:rFonts w:eastAsia="標楷體" w:hint="eastAsia"/>
-              </w:rPr>
-              <w:t>採</w:t>
-            </w:r>
-            <w:r>
-              <w:rPr>
-                <w:rFonts w:eastAsia="標楷體" w:hint="eastAsia"/>
-              </w:rPr>
-              <w:t>Flutter</w:t>
-            </w:r>
-            <w:r>
-              <w:rPr>
-                <w:rFonts w:eastAsia="標楷體" w:hint="eastAsia"/>
-              </w:rPr>
-              <w:t>一次開發即同步上架</w:t>
-            </w:r>
-            <w:r>
-              <w:rPr>
-                <w:rFonts w:eastAsia="標楷體" w:hint="eastAsia"/>
-              </w:rPr>
-              <w:t>i</w:t>
-            </w:r>
-            <w:r>
-              <w:rPr>
-                <w:rFonts w:eastAsia="標楷體" w:hint="eastAsia"/>
-              </w:rPr>
-              <w:lastRenderedPageBreak/>
-              <w:t>OS</w:t>
-            </w:r>
-            <w:r>
-              <w:rPr>
-                <w:rFonts w:eastAsia="標楷體" w:hint="eastAsia"/>
-              </w:rPr>
-              <w:t>／</w:t>
-            </w:r>
-            <w:r>
-              <w:rPr>
-                <w:rFonts w:eastAsia="標楷體" w:hint="eastAsia"/>
-              </w:rPr>
-              <w:t>Android</w:t>
-            </w:r>
-            <w:r>
-              <w:rPr>
-                <w:rFonts w:eastAsia="標楷體" w:hint="eastAsia"/>
-              </w:rPr>
-              <w:t>；硬體採</w:t>
-            </w:r>
-            <w:r>
-              <w:rPr>
-                <w:rFonts w:eastAsia="標楷體" w:hint="eastAsia"/>
-              </w:rPr>
-              <w:t>SolidWorks</w:t>
-            </w:r>
-            <w:r>
-              <w:rPr>
-                <w:rFonts w:eastAsia="標楷體" w:hint="eastAsia"/>
-              </w:rPr>
-              <w:t>建模、</w:t>
-            </w:r>
-            <w:r>
-              <w:rPr>
-                <w:rFonts w:eastAsia="標楷體" w:hint="eastAsia"/>
-              </w:rPr>
-              <w:t>3D</w:t>
-            </w:r>
-            <w:r>
-              <w:rPr>
-                <w:rFonts w:eastAsia="標楷體" w:hint="eastAsia"/>
-              </w:rPr>
-              <w:t>列印與開源</w:t>
-            </w:r>
-            <w:r>
-              <w:rPr>
-                <w:rFonts w:eastAsia="標楷體" w:hint="eastAsia"/>
-              </w:rPr>
-              <w:t>ESP32</w:t>
-            </w:r>
-            <w:r>
-              <w:rPr>
-                <w:rFonts w:eastAsia="標楷體" w:hint="eastAsia"/>
-              </w:rPr>
-              <w:t>，大幅降低建置與維護成本，未來易於在圖書館、宿舍、教學大樓等校園各角落低成本複製推廣。</w:t>
-            </w:r>
-          </w:p>
-          <w:p>
-            <w:pPr>
-              <w:pStyle w:val="ad"/>
-              <w:numPr>
-                <w:ilvl w:val="0"/>
-                <w:numId w:val="35"/>
-              </w:numPr>
-              <w:autoSpaceDN/>
-              <w:spacing w:line="288" w:lineRule="auto"/>
-              <w:ind w:left="964" w:hanging="482"/>
-              <w:jc w:val="both"/>
-              <w:rPr>
                 <w:rFonts w:eastAsia="標楷體"/>
               </w:rPr>
             </w:pPr>
@@ -16345,14 +17298,28 @@
               <w:ind w:left="482" w:firstLineChars="200" w:firstLine="480"/>
               <w:jc w:val="both"/>
               <w:rPr>
-                <w:rFonts w:eastAsia="標楷體" w:hint="eastAsia"/>
-              </w:rPr>
-            </w:pPr>
-            <w:r>
-              <w:rPr>
-                <w:rFonts w:eastAsia="標楷體" w:hint="eastAsia"/>
-              </w:rPr>
-              <w:t>本系統以問卷實證與競品分析為基礎，整合</w:t>
+                <w:rFonts w:eastAsia="標楷體"/>
+              </w:rPr>
+            </w:pPr>
+            <w:r>
+              <w:rPr>
+                <w:rFonts w:eastAsia="標楷體" w:hint="eastAsia"/>
+              </w:rPr>
+              <w:t>本系統以問卷實證</w:t>
+            </w:r>
+            <w:proofErr w:type="gramStart"/>
+            <w:r>
+              <w:rPr>
+                <w:rFonts w:eastAsia="標楷體" w:hint="eastAsia"/>
+              </w:rPr>
+              <w:t>與競品分析</w:t>
+            </w:r>
+            <w:proofErr w:type="gramEnd"/>
+            <w:r>
+              <w:rPr>
+                <w:rFonts w:eastAsia="標楷體" w:hint="eastAsia"/>
+              </w:rPr>
+              <w:t>為基礎，整合</w:t>
             </w:r>
             <w:r>
               <w:rPr>
@@ -16366,17 +17333,19 @@
               </w:rPr>
               <w:t>快速上架、</w:t>
             </w:r>
+            <w:proofErr w:type="spellStart"/>
             <w:r>
               <w:rPr>
                 <w:rFonts w:eastAsia="標楷體" w:hint="eastAsia"/>
               </w:rPr>
               <w:t>IoT</w:t>
             </w:r>
-            <w:r>
-              <w:rPr>
-                <w:rFonts w:eastAsia="標楷體" w:hint="eastAsia"/>
-              </w:rPr>
-              <w:t>智慧書櫃與區塊鏈金流託管，提出一套兼顧便利、安全與永續的二手書交易方案。針對後續發展，提出以下建議</w:t>
+            <w:proofErr w:type="spellEnd"/>
+            <w:r>
+              <w:rPr>
+                <w:rFonts w:eastAsia="標楷體" w:hint="eastAsia"/>
+              </w:rPr>
+              <w:t>智慧書櫃託管，提出一套兼顧便利、安全與永續的二手書交易方案。針對後續發展，提出以下建議</w:t>
             </w:r>
             <w:r>
               <w:rPr>
@@ -16397,14 +17366,42 @@
               <w:ind w:left="964" w:hanging="482"/>
               <w:jc w:val="both"/>
               <w:rPr>
-                <w:rFonts w:eastAsia="標楷體" w:hint="eastAsia"/>
-              </w:rPr>
-            </w:pPr>
-            <w:r>
-              <w:rPr>
-                <w:rFonts w:eastAsia="標楷體" w:hint="eastAsia"/>
-              </w:rPr>
-              <w:t>硬體防護與環境適應性升級：實體智慧書櫃移至戶外時，需加強防水、防曬與防破壞結構，並可導入低功耗太陽能供電系統，以符節能趨勢。</w:t>
+                <w:rFonts w:eastAsia="標楷體"/>
+              </w:rPr>
+            </w:pPr>
+            <w:r>
+              <w:rPr>
+                <w:rFonts w:eastAsia="標楷體" w:hint="eastAsia"/>
+              </w:rPr>
+              <w:t>硬體防護與環境適應性升級：實體智慧書櫃移至戶外時，需加強防水、防</w:t>
+            </w:r>
+            <w:proofErr w:type="gramStart"/>
+            <w:r>
+              <w:rPr>
+                <w:rFonts w:eastAsia="標楷體" w:hint="eastAsia"/>
+              </w:rPr>
+              <w:t>曬</w:t>
+            </w:r>
+            <w:proofErr w:type="gramEnd"/>
+            <w:r>
+              <w:rPr>
+                <w:rFonts w:eastAsia="標楷體" w:hint="eastAsia"/>
+              </w:rPr>
+              <w:t>與防破壞結構，並可導入</w:t>
+            </w:r>
+            <w:proofErr w:type="gramStart"/>
+            <w:r>
+              <w:rPr>
+                <w:rFonts w:eastAsia="標楷體" w:hint="eastAsia"/>
+              </w:rPr>
+              <w:t>低功耗</w:t>
+            </w:r>
+            <w:proofErr w:type="gramEnd"/>
+            <w:r>
+              <w:rPr>
+                <w:rFonts w:eastAsia="標楷體" w:hint="eastAsia"/>
+              </w:rPr>
+              <w:t>太陽能供電系統，以符節能趨勢。</w:t>
             </w:r>
           </w:p>
           <w:p>
@@ -16419,14 +17416,29 @@
               <w:ind w:left="964" w:hanging="482"/>
               <w:jc w:val="both"/>
               <w:rPr>
-                <w:rFonts w:eastAsia="標楷體" w:hint="eastAsia"/>
-              </w:rPr>
-            </w:pPr>
-            <w:r>
-              <w:rPr>
-                <w:rFonts w:eastAsia="標楷體" w:hint="eastAsia"/>
-              </w:rPr>
-              <w:t>書況影像自動</w:t>
+                <w:rFonts w:eastAsia="標楷體"/>
+              </w:rPr>
+            </w:pPr>
+            <w:r>
+              <w:rPr>
+                <w:rFonts w:eastAsia="標楷體" w:hint="eastAsia"/>
+              </w:rPr>
+              <w:lastRenderedPageBreak/>
+              <w:t>書</w:t>
+            </w:r>
+            <w:proofErr w:type="gramStart"/>
+            <w:r>
+              <w:rPr>
+                <w:rFonts w:eastAsia="標楷體" w:hint="eastAsia"/>
+              </w:rPr>
+              <w:t>況</w:t>
+            </w:r>
+            <w:proofErr w:type="gramEnd"/>
+            <w:r>
+              <w:rPr>
+                <w:rFonts w:eastAsia="標楷體" w:hint="eastAsia"/>
+              </w:rPr>
+              <w:t>影像自動</w:t>
             </w:r>
             <w:r>
               <w:rPr>
@@ -16438,7 +17450,21 @@
               <w:rPr>
                 <w:rFonts w:eastAsia="標楷體" w:hint="eastAsia"/>
               </w:rPr>
-              <w:t>辨識：目前書況仍依賴賣家自行勾選，未來可導入輕量化電腦視覺（</w:t>
+              <w:t>辨識：目前書</w:t>
+            </w:r>
+            <w:proofErr w:type="gramStart"/>
+            <w:r>
+              <w:rPr>
+                <w:rFonts w:eastAsia="標楷體" w:hint="eastAsia"/>
+              </w:rPr>
+              <w:t>況</w:t>
+            </w:r>
+            <w:proofErr w:type="gramEnd"/>
+            <w:r>
+              <w:rPr>
+                <w:rFonts w:eastAsia="標楷體" w:hint="eastAsia"/>
+              </w:rPr>
+              <w:t>仍依賴賣家自行勾選，未來可導入輕量化電腦視覺（</w:t>
             </w:r>
             <w:r>
               <w:rPr>
@@ -16450,7 +17476,21 @@
               <w:rPr>
                 <w:rFonts w:eastAsia="標楷體" w:hint="eastAsia"/>
               </w:rPr>
-              <w:t>）技術，於掃描條碼時順帶拍攝書況，由</w:t>
+              <w:t>）技術，於掃描條碼時順帶拍攝書</w:t>
+            </w:r>
+            <w:proofErr w:type="gramStart"/>
+            <w:r>
+              <w:rPr>
+                <w:rFonts w:eastAsia="標楷體" w:hint="eastAsia"/>
+              </w:rPr>
+              <w:t>況</w:t>
+            </w:r>
+            <w:proofErr w:type="gramEnd"/>
+            <w:r>
+              <w:rPr>
+                <w:rFonts w:eastAsia="標楷體" w:hint="eastAsia"/>
+              </w:rPr>
+              <w:t>，由</w:t>
             </w:r>
             <w:r>
               <w:rPr>
@@ -16462,7 +17502,21 @@
               <w:rPr>
                 <w:rFonts w:eastAsia="標楷體" w:hint="eastAsia"/>
               </w:rPr>
-              <w:t>自動評估折舊程度，使書況認定更具客觀標準。</w:t>
+              <w:t>自動評估折舊程度，使書</w:t>
+            </w:r>
+            <w:proofErr w:type="gramStart"/>
+            <w:r>
+              <w:rPr>
+                <w:rFonts w:eastAsia="標楷體" w:hint="eastAsia"/>
+              </w:rPr>
+              <w:t>況</w:t>
+            </w:r>
+            <w:proofErr w:type="gramEnd"/>
+            <w:r>
+              <w:rPr>
+                <w:rFonts w:eastAsia="標楷體" w:hint="eastAsia"/>
+              </w:rPr>
+              <w:t>認定更具客觀標準。</w:t>
             </w:r>
           </w:p>
           <w:p>
@@ -16484,7 +17538,33 @@
               <w:rPr>
                 <w:rFonts w:eastAsia="標楷體" w:hint="eastAsia"/>
               </w:rPr>
-              <w:t>跨校園／社區連鎖營運網絡：營運初期以單一校園作為示範點，待模式成熟後擴展至周邊社區或其他大專院校，透過區塊鏈代幣機制實現跨校、跨區「通寄通取」物流網絡，擴大知識循環影響力。</w:t>
+              <w:t>跨校園／社區連鎖營運網絡：營運初期以單一</w:t>
+            </w:r>
+            <w:r>
+              <w:rPr>
+                <w:rFonts w:eastAsia="標楷體" w:hint="eastAsia"/>
+              </w:rPr>
+              <w:t>校園作為示範點，待模式成熟後擴展至周邊社區或其他大專院校，透過</w:t>
+            </w:r>
+            <w:r>
+              <w:rPr>
+                <w:rFonts w:eastAsia="標楷體" w:hint="eastAsia"/>
+              </w:rPr>
+              <w:t>代幣機制實現跨校、跨區「</w:t>
+            </w:r>
+            <w:proofErr w:type="gramStart"/>
+            <w:r>
+              <w:rPr>
+                <w:rFonts w:eastAsia="標楷體" w:hint="eastAsia"/>
+              </w:rPr>
+              <w:t>通寄通取</w:t>
+            </w:r>
+            <w:proofErr w:type="gramEnd"/>
+            <w:r>
+              <w:rPr>
+                <w:rFonts w:eastAsia="標楷體" w:hint="eastAsia"/>
+              </w:rPr>
+              <w:t>」物流網絡，擴大知識循環影響力。</w:t>
             </w:r>
           </w:p>
           <w:p>
@@ -16493,7 +17573,7 @@
               <w:spacing w:line="288" w:lineRule="auto"/>
               <w:jc w:val="both"/>
               <w:rPr>
-                <w:rFonts w:eastAsia="標楷體" w:hint="eastAsia"/>
+                <w:rFonts w:eastAsia="標楷體"/>
               </w:rPr>
             </w:pPr>
           </w:p>
@@ -16530,20 +17610,42 @@
               <w:spacing w:line="288" w:lineRule="auto"/>
               <w:ind w:left="839" w:hanging="357"/>
               <w:rPr>
-                <w:rFonts w:eastAsia="標楷體" w:hint="eastAsia"/>
-              </w:rPr>
-            </w:pPr>
-            <w:r>
-              <w:rPr>
-                <w:rFonts w:eastAsia="標楷體" w:hint="eastAsia"/>
-              </w:rPr>
-              <w:t>Shopee Taiwan Private Limited.,</w:t>
-            </w:r>
-            <w:r>
-              <w:rPr>
-                <w:rFonts w:eastAsia="標楷體" w:hint="eastAsia"/>
-              </w:rPr>
-              <w:t>“蝦皮購物（行動應用程式）”</w:t>
+                <w:rFonts w:eastAsia="標楷體"/>
+              </w:rPr>
+            </w:pPr>
+            <w:proofErr w:type="spellStart"/>
+            <w:r>
+              <w:rPr>
+                <w:rFonts w:eastAsia="標楷體" w:hint="eastAsia"/>
+              </w:rPr>
+              <w:t>Shopee</w:t>
+            </w:r>
+            <w:proofErr w:type="spellEnd"/>
+            <w:r>
+              <w:rPr>
+                <w:rFonts w:eastAsia="標楷體" w:hint="eastAsia"/>
+              </w:rPr>
+              <w:t xml:space="preserve"> Taiwan Private Limited</w:t>
+            </w:r>
+            <w:proofErr w:type="gramStart"/>
+            <w:r>
+              <w:rPr>
+                <w:rFonts w:eastAsia="標楷體" w:hint="eastAsia"/>
+              </w:rPr>
+              <w:t>.,</w:t>
+            </w:r>
+            <w:r>
+              <w:rPr>
+                <w:rFonts w:eastAsia="標楷體" w:hint="eastAsia"/>
+              </w:rPr>
+              <w:t>“</w:t>
+            </w:r>
+            <w:proofErr w:type="gramEnd"/>
+            <w:r>
+              <w:rPr>
+                <w:rFonts w:eastAsia="標楷體" w:hint="eastAsia"/>
+              </w:rPr>
+              <w:t>蝦皮購物（行動應用程式）”</w:t>
             </w:r>
             <w:r>
               <w:rPr>
@@ -16573,7 +17675,21 @@
               <w:rPr>
                 <w:rFonts w:eastAsia="標楷體" w:hint="eastAsia"/>
               </w:rPr>
-              <w:t>,https://apps.apple.com/tw/app/id959841107,(2015)</w:t>
+              <w:t>,https://apps.apple.com/</w:t>
+            </w:r>
+            <w:proofErr w:type="spellStart"/>
+            <w:r>
+              <w:rPr>
+                <w:rFonts w:eastAsia="標楷體" w:hint="eastAsia"/>
+              </w:rPr>
+              <w:t>tw</w:t>
+            </w:r>
+            <w:proofErr w:type="spellEnd"/>
+            <w:r>
+              <w:rPr>
+                <w:rFonts w:eastAsia="標楷體" w:hint="eastAsia"/>
+              </w:rPr>
+              <w:t>/app/id959841107,(2015)</w:t>
             </w:r>
             <w:r>
               <w:rPr>
@@ -16595,27 +17711,57 @@
               <w:spacing w:line="288" w:lineRule="auto"/>
               <w:ind w:left="839" w:hanging="357"/>
               <w:rPr>
-                <w:rFonts w:eastAsia="標楷體" w:hint="eastAsia"/>
-              </w:rPr>
-            </w:pPr>
-            <w:r>
-              <w:rPr>
-                <w:rFonts w:eastAsia="標楷體" w:hint="eastAsia"/>
-              </w:rPr>
-              <w:t>Carousell Pte. Ltd.,</w:t>
-            </w:r>
-            <w:r>
-              <w:rPr>
-                <w:rFonts w:eastAsia="標楷體" w:hint="eastAsia"/>
-              </w:rPr>
-              <w:t>“旋轉拍賣</w:t>
-            </w:r>
-            <w:r>
-              <w:rPr>
-                <w:rFonts w:eastAsia="標楷體" w:hint="eastAsia"/>
-              </w:rPr>
-              <w:t xml:space="preserve"> Carousell</w:t>
-            </w:r>
+                <w:rFonts w:eastAsia="標楷體"/>
+              </w:rPr>
+            </w:pPr>
+            <w:proofErr w:type="spellStart"/>
+            <w:r>
+              <w:rPr>
+                <w:rFonts w:eastAsia="標楷體" w:hint="eastAsia"/>
+              </w:rPr>
+              <w:t>Carousell</w:t>
+            </w:r>
+            <w:proofErr w:type="spellEnd"/>
+            <w:r>
+              <w:rPr>
+                <w:rFonts w:eastAsia="標楷體" w:hint="eastAsia"/>
+              </w:rPr>
+              <w:t xml:space="preserve"> Pte. </w:t>
+            </w:r>
+            <w:proofErr w:type="gramStart"/>
+            <w:r>
+              <w:rPr>
+                <w:rFonts w:eastAsia="標楷體" w:hint="eastAsia"/>
+              </w:rPr>
+              <w:t>Ltd.,</w:t>
+            </w:r>
+            <w:r>
+              <w:rPr>
+                <w:rFonts w:eastAsia="標楷體" w:hint="eastAsia"/>
+              </w:rPr>
+              <w:t>“</w:t>
+            </w:r>
+            <w:proofErr w:type="gramEnd"/>
+            <w:r>
+              <w:rPr>
+                <w:rFonts w:eastAsia="標楷體" w:hint="eastAsia"/>
+              </w:rPr>
+              <w:t>旋轉拍賣</w:t>
+            </w:r>
+            <w:r>
+              <w:rPr>
+                <w:rFonts w:eastAsia="標楷體" w:hint="eastAsia"/>
+              </w:rPr>
+              <w:t xml:space="preserve"> </w:t>
+            </w:r>
+            <w:proofErr w:type="spellStart"/>
+            <w:r>
+              <w:rPr>
+                <w:rFonts w:eastAsia="標楷體" w:hint="eastAsia"/>
+              </w:rPr>
+              <w:t>Carousell</w:t>
+            </w:r>
+            <w:proofErr w:type="spellEnd"/>
             <w:r>
               <w:rPr>
                 <w:rFonts w:eastAsia="標楷體" w:hint="eastAsia"/>
@@ -16650,7 +17796,21 @@
               <w:rPr>
                 <w:rFonts w:eastAsia="標楷體" w:hint="eastAsia"/>
               </w:rPr>
-              <w:t>,https://apps.apple.com/tw/app/id548607187,(2012)</w:t>
+              <w:t>,https://apps.apple.com/</w:t>
+            </w:r>
+            <w:proofErr w:type="spellStart"/>
+            <w:r>
+              <w:rPr>
+                <w:rFonts w:eastAsia="標楷體" w:hint="eastAsia"/>
+              </w:rPr>
+              <w:t>tw</w:t>
+            </w:r>
+            <w:proofErr w:type="spellEnd"/>
+            <w:r>
+              <w:rPr>
+                <w:rFonts w:eastAsia="標楷體" w:hint="eastAsia"/>
+              </w:rPr>
+              <w:t>/app/id548607187,(2012)</w:t>
             </w:r>
             <w:r>
               <w:rPr>
@@ -16672,14 +17832,22 @@
               <w:spacing w:line="288" w:lineRule="auto"/>
               <w:ind w:left="839" w:hanging="357"/>
               <w:rPr>
-                <w:rFonts w:eastAsia="標楷體" w:hint="eastAsia"/>
-              </w:rPr>
-            </w:pPr>
-            <w:r>
-              <w:rPr>
-                <w:rFonts w:eastAsia="標楷體" w:hint="eastAsia"/>
-              </w:rPr>
-              <w:t>Dcard,</w:t>
+                <w:rFonts w:eastAsia="標楷體"/>
+              </w:rPr>
+            </w:pPr>
+            <w:proofErr w:type="spellStart"/>
+            <w:r>
+              <w:rPr>
+                <w:rFonts w:eastAsia="標楷體" w:hint="eastAsia"/>
+              </w:rPr>
+              <w:t>Dcard</w:t>
+            </w:r>
+            <w:proofErr w:type="spellEnd"/>
+            <w:r>
+              <w:rPr>
+                <w:rFonts w:eastAsia="標楷體" w:hint="eastAsia"/>
+              </w:rPr>
+              <w:t>,</w:t>
             </w:r>
             <w:r>
               <w:rPr>
@@ -16687,11 +17855,19 @@
               </w:rPr>
               <w:t>“</w:t>
             </w:r>
-            <w:r>
-              <w:rPr>
-                <w:rFonts w:eastAsia="標楷體" w:hint="eastAsia"/>
-              </w:rPr>
-              <w:t xml:space="preserve">Dcard </w:t>
+            <w:proofErr w:type="spellStart"/>
+            <w:r>
+              <w:rPr>
+                <w:rFonts w:eastAsia="標楷體" w:hint="eastAsia"/>
+              </w:rPr>
+              <w:t>Dcard</w:t>
+            </w:r>
+            <w:proofErr w:type="spellEnd"/>
+            <w:r>
+              <w:rPr>
+                <w:rFonts w:eastAsia="標楷體" w:hint="eastAsia"/>
+              </w:rPr>
+              <w:t xml:space="preserve"> </w:t>
             </w:r>
             <w:r>
               <w:rPr>
@@ -16711,12 +17887,14 @@
               </w:rPr>
               <w:t>“</w:t>
             </w:r>
+            <w:proofErr w:type="spellStart"/>
             <w:r>
               <w:rPr>
                 <w:rFonts w:eastAsia="標楷體" w:hint="eastAsia"/>
               </w:rPr>
               <w:t>Dcard</w:t>
             </w:r>
+            <w:proofErr w:type="spellEnd"/>
             <w:r>
               <w:rPr>
                 <w:rFonts w:eastAsia="標楷體" w:hint="eastAsia"/>
@@ -16761,14 +17939,22 @@
               <w:spacing w:line="288" w:lineRule="auto"/>
               <w:ind w:left="839" w:hanging="357"/>
               <w:rPr>
-                <w:rFonts w:eastAsia="標楷體" w:hint="eastAsia"/>
-              </w:rPr>
-            </w:pPr>
-            <w:r>
-              <w:rPr>
-                <w:rFonts w:eastAsia="標楷體" w:hint="eastAsia"/>
-              </w:rPr>
-              <w:t>Ethereum Foundation,</w:t>
+                <w:rFonts w:eastAsia="標楷體"/>
+              </w:rPr>
+            </w:pPr>
+            <w:proofErr w:type="spellStart"/>
+            <w:r>
+              <w:rPr>
+                <w:rFonts w:eastAsia="標楷體" w:hint="eastAsia"/>
+              </w:rPr>
+              <w:t>Ethereum</w:t>
+            </w:r>
+            <w:proofErr w:type="spellEnd"/>
+            <w:r>
+              <w:rPr>
+                <w:rFonts w:eastAsia="標楷體" w:hint="eastAsia"/>
+              </w:rPr>
+              <w:t xml:space="preserve"> Foundation,</w:t>
             </w:r>
             <w:r>
               <w:rPr>
@@ -16776,11 +17962,19 @@
               </w:rPr>
               <w:t>“</w:t>
             </w:r>
-            <w:r>
-              <w:rPr>
-                <w:rFonts w:eastAsia="標楷體" w:hint="eastAsia"/>
-              </w:rPr>
-              <w:t xml:space="preserve">Ethereum </w:t>
+            <w:proofErr w:type="spellStart"/>
+            <w:r>
+              <w:rPr>
+                <w:rFonts w:eastAsia="標楷體" w:hint="eastAsia"/>
+              </w:rPr>
+              <w:t>Ethereum</w:t>
+            </w:r>
+            <w:proofErr w:type="spellEnd"/>
+            <w:r>
+              <w:rPr>
+                <w:rFonts w:eastAsia="標楷體" w:hint="eastAsia"/>
+              </w:rPr>
+              <w:t xml:space="preserve"> </w:t>
             </w:r>
             <w:r>
               <w:rPr>
@@ -16818,12 +18012,14 @@
               </w:rPr>
               <w:t>ethereum.org</w:t>
             </w:r>
+            <w:proofErr w:type="gramStart"/>
             <w:r>
               <w:rPr>
                 <w:rFonts w:eastAsia="標楷體" w:hint="eastAsia"/>
               </w:rPr>
               <w:t>”</w:t>
             </w:r>
+            <w:proofErr w:type="gramEnd"/>
             <w:r>
               <w:rPr>
                 <w:rFonts w:eastAsia="標楷體" w:hint="eastAsia"/>
@@ -16862,14 +18058,29 @@
               <w:spacing w:line="288" w:lineRule="auto"/>
               <w:ind w:left="839" w:hanging="357"/>
               <w:rPr>
-                <w:rFonts w:eastAsia="標楷體" w:hint="eastAsia"/>
-              </w:rPr>
-            </w:pPr>
-            <w:r>
-              <w:rPr>
-                <w:rFonts w:eastAsia="標楷體" w:hint="eastAsia"/>
-              </w:rPr>
-              <w:t>Cloudflare, Inc.,</w:t>
+                <w:rFonts w:eastAsia="標楷體"/>
+              </w:rPr>
+            </w:pPr>
+            <w:proofErr w:type="spellStart"/>
+            <w:r>
+              <w:rPr>
+                <w:rFonts w:eastAsia="標楷體" w:hint="eastAsia"/>
+              </w:rPr>
+              <w:t>Cloudflare</w:t>
+            </w:r>
+            <w:proofErr w:type="spellEnd"/>
+            <w:r>
+              <w:rPr>
+                <w:rFonts w:eastAsia="標楷體" w:hint="eastAsia"/>
+              </w:rPr>
+              <w:t xml:space="preserve">, </w:t>
+            </w:r>
+            <w:proofErr w:type="gramStart"/>
+            <w:r>
+              <w:rPr>
+                <w:rFonts w:eastAsia="標楷體" w:hint="eastAsia"/>
+              </w:rPr>
+              <w:t>Inc.,</w:t>
             </w:r>
             <w:r>
               <w:rPr>
@@ -16877,12 +18088,15 @@
               </w:rPr>
               <w:t>“</w:t>
             </w:r>
+            <w:proofErr w:type="spellStart"/>
+            <w:proofErr w:type="gramEnd"/>
             <w:r>
               <w:rPr>
                 <w:rFonts w:eastAsia="標楷體" w:hint="eastAsia"/>
               </w:rPr>
               <w:t>Cloudflare</w:t>
             </w:r>
+            <w:proofErr w:type="spellEnd"/>
             <w:r>
               <w:rPr>
                 <w:rFonts w:eastAsia="標楷體" w:hint="eastAsia"/>
@@ -16937,12 +18151,14 @@
               </w:rPr>
               <w:t>“</w:t>
             </w:r>
+            <w:proofErr w:type="spellStart"/>
             <w:r>
               <w:rPr>
                 <w:rFonts w:eastAsia="標楷體" w:hint="eastAsia"/>
               </w:rPr>
               <w:t>Cloudflare</w:t>
             </w:r>
+            <w:proofErr w:type="spellEnd"/>
             <w:r>
               <w:rPr>
                 <w:rFonts w:eastAsia="標楷體" w:hint="eastAsia"/>
@@ -16990,23 +18206,47 @@
                 <w:rFonts w:eastAsia="標楷體"/>
               </w:rPr>
             </w:pPr>
-            <w:r>
-              <w:rPr>
-                <w:rFonts w:eastAsia="標楷體" w:hint="eastAsia"/>
-              </w:rPr>
-              <w:t>Dassault Syst</w:t>
-            </w:r>
+            <w:proofErr w:type="spellStart"/>
+            <w:r>
+              <w:rPr>
+                <w:rFonts w:eastAsia="標楷體" w:hint="eastAsia"/>
+              </w:rPr>
+              <w:t>Dassault</w:t>
+            </w:r>
+            <w:proofErr w:type="spellEnd"/>
+            <w:r>
+              <w:rPr>
+                <w:rFonts w:eastAsia="標楷體" w:hint="eastAsia"/>
+              </w:rPr>
+              <w:t xml:space="preserve"> </w:t>
+            </w:r>
+            <w:proofErr w:type="spellStart"/>
+            <w:r>
+              <w:rPr>
+                <w:rFonts w:eastAsia="標楷體" w:hint="eastAsia"/>
+              </w:rPr>
+              <w:t>Syst</w:t>
+            </w:r>
+            <w:proofErr w:type="spellEnd"/>
             <w:r>
               <w:rPr>
                 <w:rFonts w:eastAsia="標楷體" w:hint="eastAsia"/>
               </w:rPr>
               <w:t>è</w:t>
             </w:r>
-            <w:r>
-              <w:rPr>
-                <w:rFonts w:eastAsia="標楷體" w:hint="eastAsia"/>
-              </w:rPr>
-              <w:t>mes,</w:t>
+            <w:proofErr w:type="spellStart"/>
+            <w:r>
+              <w:rPr>
+                <w:rFonts w:eastAsia="標楷體" w:hint="eastAsia"/>
+              </w:rPr>
+              <w:t>mes</w:t>
+            </w:r>
+            <w:proofErr w:type="spellEnd"/>
+            <w:r>
+              <w:rPr>
+                <w:rFonts w:eastAsia="標楷體" w:hint="eastAsia"/>
+              </w:rPr>
+              <w:t>,</w:t>
             </w:r>
             <w:r>
               <w:rPr>
@@ -17096,6 +18336,7 @@
         <w:lastRenderedPageBreak/>
         <w:t>(</w:t>
       </w:r>
+      <w:proofErr w:type="gramStart"/>
       <w:r>
         <w:rPr>
           <w:rFonts w:ascii="標楷體" w:eastAsia="標楷體" w:hAnsi="標楷體" w:hint="eastAsia"/>
@@ -17104,6 +18345,7 @@
         </w:rPr>
         <w:t>＊</w:t>
       </w:r>
+      <w:proofErr w:type="gramEnd"/>
       <w:r>
         <w:rPr>
           <w:rFonts w:eastAsia="標楷體" w:hint="eastAsia"/>
@@ -17194,6 +18436,7 @@
           <w:rFonts w:eastAsia="標楷體"/>
         </w:rPr>
       </w:pPr>
+      <w:proofErr w:type="gramStart"/>
       <w:r>
         <w:rPr>
           <w:rFonts w:eastAsia="標楷體"/>
@@ -17203,6 +18446,7 @@
         </w:rPr>
         <w:t>萬潤</w:t>
       </w:r>
+      <w:proofErr w:type="gramEnd"/>
       <w:r>
         <w:rPr>
           <w:rFonts w:eastAsia="標楷體"/>
@@ -17405,12 +18649,14 @@
               </w:rPr>
               <w:t>所主辦之「</w:t>
             </w:r>
+            <w:proofErr w:type="gramStart"/>
             <w:r>
               <w:rPr>
                 <w:rFonts w:eastAsia="標楷體"/>
               </w:rPr>
               <w:t>萬潤</w:t>
             </w:r>
+            <w:proofErr w:type="gramEnd"/>
             <w:r>
               <w:rPr>
                 <w:rFonts w:eastAsia="標楷體"/>
@@ -17499,6 +18745,7 @@
               </w:rPr>
               <w:t>主辦單位取得臺端資料，目的在辦理「</w:t>
             </w:r>
+            <w:proofErr w:type="gramStart"/>
             <w:r>
               <w:rPr>
                 <w:rFonts w:ascii="Times New Roman" w:eastAsia="標楷體" w:hAnsi="Times New Roman"/>
@@ -17506,6 +18753,7 @@
               </w:rPr>
               <w:t>萬潤</w:t>
             </w:r>
+            <w:proofErr w:type="gramEnd"/>
             <w:r>
               <w:rPr>
                 <w:rFonts w:ascii="Times New Roman" w:eastAsia="標楷體" w:hAnsi="Times New Roman"/>
@@ -17560,7 +18808,23 @@
                 <w:rFonts w:ascii="Times New Roman" w:eastAsia="標楷體" w:hAnsi="Times New Roman"/>
                 <w:szCs w:val="24"/>
               </w:rPr>
-              <w:t>條規定得向本主辦單位請求查詢閱覽、製給複製本、補充或更正、停止蒐集處理或利用，必要時亦可請求刪除，惟屬本主辦單位依法執行職務所必須保留者，得不依臺端請求為之。</w:t>
+              <w:t>條規定得向本主辦單位請求查詢閱覽、製給複製本、補充或更正、停止蒐集處理或利用，必要時亦可請求刪除，</w:t>
+            </w:r>
+            <w:proofErr w:type="gramStart"/>
+            <w:r>
+              <w:rPr>
+                <w:rFonts w:ascii="Times New Roman" w:eastAsia="標楷體" w:hAnsi="Times New Roman"/>
+                <w:szCs w:val="24"/>
+              </w:rPr>
+              <w:t>惟屬本</w:t>
+            </w:r>
+            <w:proofErr w:type="gramEnd"/>
+            <w:r>
+              <w:rPr>
+                <w:rFonts w:ascii="Times New Roman" w:eastAsia="標楷體" w:hAnsi="Times New Roman"/>
+                <w:szCs w:val="24"/>
+              </w:rPr>
+              <w:t>主辦單位依法執行職務所必須保留者，得不依臺端請求為之。</w:t>
             </w:r>
           </w:p>
           <w:p>
@@ -17978,7 +19242,7 @@
 </file>
 
 <file path=word/endnotes.xml><?xml version="1.0" encoding="utf-8"?>
-<w:endnotes xmlns:wpc="http://schemas.microsoft.com/office/word/2010/wordprocessingCanvas" xmlns:cx="http://schemas.microsoft.com/office/drawing/2014/chartex" xmlns:cx1="http://schemas.microsoft.com/office/drawing/2015/9/8/chartex" xmlns:cx2="http://schemas.microsoft.com/office/drawing/2015/10/21/chartex" xmlns:cx3="http://schemas.microsoft.com/office/drawing/2016/5/9/chartex" xmlns:cx4="http://schemas.microsoft.com/office/drawing/2016/5/10/chartex" xmlns:cx5="http://schemas.microsoft.com/office/drawing/2016/5/11/chartex" xmlns:cx6="http://schemas.microsoft.com/office/drawing/2016/5/12/chartex" xmlns:cx7="http://schemas.microsoft.com/office/drawing/2016/5/13/chartex" xmlns:cx8="http://schemas.microsoft.com/office/drawing/2016/5/14/chartex" xmlns:mc="http://schemas.openxmlformats.org/markup-compatibility/2006" xmlns:aink="http://schemas.microsoft.com/office/drawing/2016/ink" xmlns:am3d="http://schemas.microsoft.com/office/drawing/2017/model3d" xmlns:o="urn:schemas-microsoft-com:office:office" xmlns:oel="http://schemas.microsoft.com/office/2019/extlst" xmlns:r="http://schemas.openxmlformats.org/officeDocument/2006/relationships" xmlns:m="http://schemas.openxmlformats.org/officeDocument/2006/math" xmlns:v="urn:schemas-microsoft-com:vml" xmlns:wp14="http://schemas.microsoft.com/office/word/2010/wordprocessingDrawing" xmlns:wp="http://schemas.openxmlformats.org/drawingml/2006/wordprocessingDrawing" xmlns:w10="urn:schemas-microsoft-com:office:word" xmlns:w="http://schemas.openxmlformats.org/wordprocessingml/2006/main" xmlns:w14="http://schemas.microsoft.com/office/word/2010/wordml" xmlns:w15="http://schemas.microsoft.com/office/word/2012/wordml" xmlns:w16cex="http://schemas.microsoft.com/office/word/2018/wordml/cex" xmlns:w16cid="http://schemas.microsoft.com/office/word/2016/wordml/cid" xmlns:w16="http://schemas.microsoft.com/office/word/2018/wordml" xmlns:w16du="http://schemas.microsoft.com/office/word/2023/wordml/word16du" xmlns:w16sdtdh="http://schemas.microsoft.com/office/word/2020/wordml/sdtdatahash" xmlns:w16sdtfl="http://schemas.microsoft.com/office/word/2024/wordml/sdtformatlock" xmlns:w16se="http://schemas.microsoft.com/office/word/2015/wordml/symex" xmlns:wpg="http://schemas.microsoft.com/office/word/2010/wordprocessingGroup" xmlns:wpi="http://schemas.microsoft.com/office/word/2010/wordprocessingInk" xmlns:wne="http://schemas.microsoft.com/office/word/2006/wordml" xmlns:wps="http://schemas.microsoft.com/office/word/2010/wordprocessingShape" mc:Ignorable="w14 w15 w16se w16cid w16 w16cex w16sdtdh w16sdtfl w16du wp14">
+<w:endnotes xmlns:wpc="http://schemas.microsoft.com/office/word/2010/wordprocessingCanvas" xmlns:cx="http://schemas.microsoft.com/office/drawing/2014/chartex" xmlns:mc="http://schemas.openxmlformats.org/markup-compatibility/2006" xmlns:o="urn:schemas-microsoft-com:office:office" xmlns:r="http://schemas.openxmlformats.org/officeDocument/2006/relationships" xmlns:m="http://schemas.openxmlformats.org/officeDocument/2006/math" xmlns:v="urn:schemas-microsoft-com:vml" xmlns:wp14="http://schemas.microsoft.com/office/word/2010/wordprocessingDrawing" xmlns:wp="http://schemas.openxmlformats.org/drawingml/2006/wordprocessingDrawing" xmlns:w10="urn:schemas-microsoft-com:office:word" xmlns:w="http://schemas.openxmlformats.org/wordprocessingml/2006/main" xmlns:w14="http://schemas.microsoft.com/office/word/2010/wordml" xmlns:w15="http://schemas.microsoft.com/office/word/2012/wordml" xmlns:w16se="http://schemas.microsoft.com/office/word/2015/wordml/symex" xmlns:wpg="http://schemas.microsoft.com/office/word/2010/wordprocessingGroup" xmlns:wpi="http://schemas.microsoft.com/office/word/2010/wordprocessingInk" xmlns:wne="http://schemas.microsoft.com/office/word/2006/wordml" xmlns:wps="http://schemas.microsoft.com/office/word/2010/wordprocessingShape" mc:Ignorable="w14 w15 w16se wp14">
   <w:endnote w:type="separator" w:id="-1">
     <w:p>
       <w:r>
@@ -17997,7 +19261,7 @@
 </file>
 
 <file path=word/footer1.xml><?xml version="1.0" encoding="utf-8"?>
-<w:ftr xmlns:wpc="http://schemas.microsoft.com/office/word/2010/wordprocessingCanvas" xmlns:cx="http://schemas.microsoft.com/office/drawing/2014/chartex" xmlns:cx1="http://schemas.microsoft.com/office/drawing/2015/9/8/chartex" xmlns:cx2="http://schemas.microsoft.com/office/drawing/2015/10/21/chartex" xmlns:cx3="http://schemas.microsoft.com/office/drawing/2016/5/9/chartex" xmlns:cx4="http://schemas.microsoft.com/office/drawing/2016/5/10/chartex" xmlns:cx5="http://schemas.microsoft.com/office/drawing/2016/5/11/chartex" xmlns:cx6="http://schemas.microsoft.com/office/drawing/2016/5/12/chartex" xmlns:cx7="http://schemas.microsoft.com/office/drawing/2016/5/13/chartex" xmlns:cx8="http://schemas.microsoft.com/office/drawing/2016/5/14/chartex" xmlns:mc="http://schemas.openxmlformats.org/markup-compatibility/2006" xmlns:aink="http://schemas.microsoft.com/office/drawing/2016/ink" xmlns:am3d="http://schemas.microsoft.com/office/drawing/2017/model3d" xmlns:o="urn:schemas-microsoft-com:office:office" xmlns:oel="http://schemas.microsoft.com/office/2019/extlst" xmlns:r="http://schemas.openxmlformats.org/officeDocument/2006/relationships" xmlns:m="http://schemas.openxmlformats.org/officeDocument/2006/math" xmlns:v="urn:schemas-microsoft-com:vml" xmlns:wp14="http://schemas.microsoft.com/office/word/2010/wordprocessingDrawing" xmlns:wp="http://schemas.openxmlformats.org/drawingml/2006/wordprocessingDrawing" xmlns:w10="urn:schemas-microsoft-com:office:word" xmlns:w="http://schemas.openxmlformats.org/wordprocessingml/2006/main" xmlns:w14="http://schemas.microsoft.com/office/word/2010/wordml" xmlns:w15="http://schemas.microsoft.com/office/word/2012/wordml" xmlns:w16cex="http://schemas.microsoft.com/office/word/2018/wordml/cex" xmlns:w16cid="http://schemas.microsoft.com/office/word/2016/wordml/cid" xmlns:w16="http://schemas.microsoft.com/office/word/2018/wordml" xmlns:w16du="http://schemas.microsoft.com/office/word/2023/wordml/word16du" xmlns:w16sdtdh="http://schemas.microsoft.com/office/word/2020/wordml/sdtdatahash" xmlns:w16sdtfl="http://schemas.microsoft.com/office/word/2024/wordml/sdtformatlock" xmlns:w16se="http://schemas.microsoft.com/office/word/2015/wordml/symex" xmlns:wpg="http://schemas.microsoft.com/office/word/2010/wordprocessingGroup" xmlns:wpi="http://schemas.microsoft.com/office/word/2010/wordprocessingInk" xmlns:wne="http://schemas.microsoft.com/office/word/2006/wordml" xmlns:wps="http://schemas.microsoft.com/office/word/2010/wordprocessingShape" mc:Ignorable="w14 w15 w16se w16cid w16 w16cex w16sdtdh w16sdtfl w16du wp14">
+<w:ftr xmlns:wpc="http://schemas.microsoft.com/office/word/2010/wordprocessingCanvas" xmlns:cx="http://schemas.microsoft.com/office/drawing/2014/chartex" xmlns:mc="http://schemas.openxmlformats.org/markup-compatibility/2006" xmlns:o="urn:schemas-microsoft-com:office:office" xmlns:r="http://schemas.openxmlformats.org/officeDocument/2006/relationships" xmlns:m="http://schemas.openxmlformats.org/officeDocument/2006/math" xmlns:v="urn:schemas-microsoft-com:vml" xmlns:wp14="http://schemas.microsoft.com/office/word/2010/wordprocessingDrawing" xmlns:wp="http://schemas.openxmlformats.org/drawingml/2006/wordprocessingDrawing" xmlns:w10="urn:schemas-microsoft-com:office:word" xmlns:w="http://schemas.openxmlformats.org/wordprocessingml/2006/main" xmlns:w14="http://schemas.microsoft.com/office/word/2010/wordml" xmlns:w15="http://schemas.microsoft.com/office/word/2012/wordml" xmlns:w16se="http://schemas.microsoft.com/office/word/2015/wordml/symex" xmlns:wpg="http://schemas.microsoft.com/office/word/2010/wordprocessingGroup" xmlns:wpi="http://schemas.microsoft.com/office/word/2010/wordprocessingInk" xmlns:wne="http://schemas.microsoft.com/office/word/2006/wordml" xmlns:wps="http://schemas.microsoft.com/office/word/2010/wordprocessingShape" mc:Ignorable="w14 w15 w16se wp14">
   <w:p>
     <w:pPr>
       <w:jc w:val="center"/>
@@ -18046,7 +19310,7 @@
         <w:sz w:val="20"/>
         <w:szCs w:val="20"/>
       </w:rPr>
-      <w:t>2</w:t>
+      <w:t>3</w:t>
     </w:r>
     <w:r>
       <w:rPr>
@@ -18095,7 +19359,7 @@
         <w:sz w:val="20"/>
         <w:szCs w:val="20"/>
       </w:rPr>
-      <w:t>8</w:t>
+      <w:t>16</w:t>
     </w:r>
     <w:r>
       <w:rPr>
@@ -18110,7 +19374,7 @@
 </file>
 
 <file path=word/footer2.xml><?xml version="1.0" encoding="utf-8"?>
-<w:ftr xmlns:wpc="http://schemas.microsoft.com/office/word/2010/wordprocessingCanvas" xmlns:cx="http://schemas.microsoft.com/office/drawing/2014/chartex" xmlns:cx1="http://schemas.microsoft.com/office/drawing/2015/9/8/chartex" xmlns:cx2="http://schemas.microsoft.com/office/drawing/2015/10/21/chartex" xmlns:cx3="http://schemas.microsoft.com/office/drawing/2016/5/9/chartex" xmlns:cx4="http://schemas.microsoft.com/office/drawing/2016/5/10/chartex" xmlns:cx5="http://schemas.microsoft.com/office/drawing/2016/5/11/chartex" xmlns:cx6="http://schemas.microsoft.com/office/drawing/2016/5/12/chartex" xmlns:cx7="http://schemas.microsoft.com/office/drawing/2016/5/13/chartex" xmlns:cx8="http://schemas.microsoft.com/office/drawing/2016/5/14/chartex" xmlns:mc="http://schemas.openxmlformats.org/markup-compatibility/2006" xmlns:aink="http://schemas.microsoft.com/office/drawing/2016/ink" xmlns:am3d="http://schemas.microsoft.com/office/drawing/2017/model3d" xmlns:o="urn:schemas-microsoft-com:office:office" xmlns:oel="http://schemas.microsoft.com/office/2019/extlst" xmlns:r="http://schemas.openxmlformats.org/officeDocument/2006/relationships" xmlns:m="http://schemas.openxmlformats.org/officeDocument/2006/math" xmlns:v="urn:schemas-microsoft-com:vml" xmlns:wp14="http://schemas.microsoft.com/office/word/2010/wordprocessingDrawing" xmlns:wp="http://schemas.openxmlformats.org/drawingml/2006/wordprocessingDrawing" xmlns:w10="urn:schemas-microsoft-com:office:word" xmlns:w="http://schemas.openxmlformats.org/wordprocessingml/2006/main" xmlns:w14="http://schemas.microsoft.com/office/word/2010/wordml" xmlns:w15="http://schemas.microsoft.com/office/word/2012/wordml" xmlns:w16cex="http://schemas.microsoft.com/office/word/2018/wordml/cex" xmlns:w16cid="http://schemas.microsoft.com/office/word/2016/wordml/cid" xmlns:w16="http://schemas.microsoft.com/office/word/2018/wordml" xmlns:w16du="http://schemas.microsoft.com/office/word/2023/wordml/word16du" xmlns:w16sdtdh="http://schemas.microsoft.com/office/word/2020/wordml/sdtdatahash" xmlns:w16sdtfl="http://schemas.microsoft.com/office/word/2024/wordml/sdtformatlock" xmlns:w16se="http://schemas.microsoft.com/office/word/2015/wordml/symex" xmlns:wpg="http://schemas.microsoft.com/office/word/2010/wordprocessingGroup" xmlns:wpi="http://schemas.microsoft.com/office/word/2010/wordprocessingInk" xmlns:wne="http://schemas.microsoft.com/office/word/2006/wordml" xmlns:wps="http://schemas.microsoft.com/office/word/2010/wordprocessingShape" mc:Ignorable="w14 w15 w16se w16cid w16 w16cex w16sdtdh w16sdtfl w16du wp14">
+<w:ftr xmlns:wpc="http://schemas.microsoft.com/office/word/2010/wordprocessingCanvas" xmlns:cx="http://schemas.microsoft.com/office/drawing/2014/chartex" xmlns:mc="http://schemas.openxmlformats.org/markup-compatibility/2006" xmlns:o="urn:schemas-microsoft-com:office:office" xmlns:r="http://schemas.openxmlformats.org/officeDocument/2006/relationships" xmlns:m="http://schemas.openxmlformats.org/officeDocument/2006/math" xmlns:v="urn:schemas-microsoft-com:vml" xmlns:wp14="http://schemas.microsoft.com/office/word/2010/wordprocessingDrawing" xmlns:wp="http://schemas.openxmlformats.org/drawingml/2006/wordprocessingDrawing" xmlns:w10="urn:schemas-microsoft-com:office:word" xmlns:w="http://schemas.openxmlformats.org/wordprocessingml/2006/main" xmlns:w14="http://schemas.microsoft.com/office/word/2010/wordml" xmlns:w15="http://schemas.microsoft.com/office/word/2012/wordml" xmlns:w16se="http://schemas.microsoft.com/office/word/2015/wordml/symex" xmlns:wpg="http://schemas.microsoft.com/office/word/2010/wordprocessingGroup" xmlns:wpi="http://schemas.microsoft.com/office/word/2010/wordprocessingInk" xmlns:wne="http://schemas.microsoft.com/office/word/2006/wordml" xmlns:wps="http://schemas.microsoft.com/office/word/2010/wordprocessingShape" mc:Ignorable="w14 w15 w16se wp14">
   <w:p>
     <w:pPr>
       <w:pStyle w:val="a6"/>
@@ -18149,7 +19413,7 @@
         <w:rFonts w:ascii="標楷體" w:eastAsia="標楷體" w:hAnsi="標楷體"/>
         <w:noProof/>
       </w:rPr>
-      <w:t>8</w:t>
+      <w:t>15</w:t>
     </w:r>
     <w:r>
       <w:rPr>
@@ -18187,7 +19451,7 @@
         <w:rFonts w:ascii="標楷體" w:eastAsia="標楷體" w:hAnsi="標楷體"/>
         <w:noProof/>
       </w:rPr>
-      <w:t>8</w:t>
+      <w:t>16</w:t>
     </w:r>
     <w:r>
       <w:rPr>
@@ -18201,7 +19465,7 @@
 </file>
 
 <file path=word/footnotes.xml><?xml version="1.0" encoding="utf-8"?>
-<w:footnotes xmlns:wpc="http://schemas.microsoft.com/office/word/2010/wordprocessingCanvas" xmlns:cx="http://schemas.microsoft.com/office/drawing/2014/chartex" xmlns:cx1="http://schemas.microsoft.com/office/drawing/2015/9/8/chartex" xmlns:cx2="http://schemas.microsoft.com/office/drawing/2015/10/21/chartex" xmlns:cx3="http://schemas.microsoft.com/office/drawing/2016/5/9/chartex" xmlns:cx4="http://schemas.microsoft.com/office/drawing/2016/5/10/chartex" xmlns:cx5="http://schemas.microsoft.com/office/drawing/2016/5/11/chartex" xmlns:cx6="http://schemas.microsoft.com/office/drawing/2016/5/12/chartex" xmlns:cx7="http://schemas.microsoft.com/office/drawing/2016/5/13/chartex" xmlns:cx8="http://schemas.microsoft.com/office/drawing/2016/5/14/chartex" xmlns:mc="http://schemas.openxmlformats.org/markup-compatibility/2006" xmlns:aink="http://schemas.microsoft.com/office/drawing/2016/ink" xmlns:am3d="http://schemas.microsoft.com/office/drawing/2017/model3d" xmlns:o="urn:schemas-microsoft-com:office:office" xmlns:oel="http://schemas.microsoft.com/office/2019/extlst" xmlns:r="http://schemas.openxmlformats.org/officeDocument/2006/relationships" xmlns:m="http://schemas.openxmlformats.org/officeDocument/2006/math" xmlns:v="urn:schemas-microsoft-com:vml" xmlns:wp14="http://schemas.microsoft.com/office/word/2010/wordprocessingDrawing" xmlns:wp="http://schemas.openxmlformats.org/drawingml/2006/wordprocessingDrawing" xmlns:w10="urn:schemas-microsoft-com:office:word" xmlns:w="http://schemas.openxmlformats.org/wordprocessingml/2006/main" xmlns:w14="http://schemas.microsoft.com/office/word/2010/wordml" xmlns:w15="http://schemas.microsoft.com/office/word/2012/wordml" xmlns:w16cex="http://schemas.microsoft.com/office/word/2018/wordml/cex" xmlns:w16cid="http://schemas.microsoft.com/office/word/2016/wordml/cid" xmlns:w16="http://schemas.microsoft.com/office/word/2018/wordml" xmlns:w16du="http://schemas.microsoft.com/office/word/2023/wordml/word16du" xmlns:w16sdtdh="http://schemas.microsoft.com/office/word/2020/wordml/sdtdatahash" xmlns:w16sdtfl="http://schemas.microsoft.com/office/word/2024/wordml/sdtformatlock" xmlns:w16se="http://schemas.microsoft.com/office/word/2015/wordml/symex" xmlns:wpg="http://schemas.microsoft.com/office/word/2010/wordprocessingGroup" xmlns:wpi="http://schemas.microsoft.com/office/word/2010/wordprocessingInk" xmlns:wne="http://schemas.microsoft.com/office/word/2006/wordml" xmlns:wps="http://schemas.microsoft.com/office/word/2010/wordprocessingShape" mc:Ignorable="w14 w15 w16se w16cid w16 w16cex w16sdtdh w16sdtfl w16du wp14">
+<w:footnotes xmlns:wpc="http://schemas.microsoft.com/office/word/2010/wordprocessingCanvas" xmlns:cx="http://schemas.microsoft.com/office/drawing/2014/chartex" xmlns:mc="http://schemas.openxmlformats.org/markup-compatibility/2006" xmlns:o="urn:schemas-microsoft-com:office:office" xmlns:r="http://schemas.openxmlformats.org/officeDocument/2006/relationships" xmlns:m="http://schemas.openxmlformats.org/officeDocument/2006/math" xmlns:v="urn:schemas-microsoft-com:vml" xmlns:wp14="http://schemas.microsoft.com/office/word/2010/wordprocessingDrawing" xmlns:wp="http://schemas.openxmlformats.org/drawingml/2006/wordprocessingDrawing" xmlns:w10="urn:schemas-microsoft-com:office:word" xmlns:w="http://schemas.openxmlformats.org/wordprocessingml/2006/main" xmlns:w14="http://schemas.microsoft.com/office/word/2010/wordml" xmlns:w15="http://schemas.microsoft.com/office/word/2012/wordml" xmlns:w16se="http://schemas.microsoft.com/office/word/2015/wordml/symex" xmlns:wpg="http://schemas.microsoft.com/office/word/2010/wordprocessingGroup" xmlns:wpi="http://schemas.microsoft.com/office/word/2010/wordprocessingInk" xmlns:wne="http://schemas.microsoft.com/office/word/2006/wordml" xmlns:wps="http://schemas.microsoft.com/office/word/2010/wordprocessingShape" mc:Ignorable="w14 w15 w16se wp14">
   <w:footnote w:type="separator" w:id="-1">
     <w:p>
       <w:r>
@@ -18223,7 +19487,7 @@
 </file>
 
 <file path=word/header1.xml><?xml version="1.0" encoding="utf-8"?>
-<w:hdr xmlns:wpc="http://schemas.microsoft.com/office/word/2010/wordprocessingCanvas" xmlns:cx="http://schemas.microsoft.com/office/drawing/2014/chartex" xmlns:cx1="http://schemas.microsoft.com/office/drawing/2015/9/8/chartex" xmlns:cx2="http://schemas.microsoft.com/office/drawing/2015/10/21/chartex" xmlns:cx3="http://schemas.microsoft.com/office/drawing/2016/5/9/chartex" xmlns:cx4="http://schemas.microsoft.com/office/drawing/2016/5/10/chartex" xmlns:cx5="http://schemas.microsoft.com/office/drawing/2016/5/11/chartex" xmlns:cx6="http://schemas.microsoft.com/office/drawing/2016/5/12/chartex" xmlns:cx7="http://schemas.microsoft.com/office/drawing/2016/5/13/chartex" xmlns:cx8="http://schemas.microsoft.com/office/drawing/2016/5/14/chartex" xmlns:mc="http://schemas.openxmlformats.org/markup-compatibility/2006" xmlns:aink="http://schemas.microsoft.com/office/drawing/2016/ink" xmlns:am3d="http://schemas.microsoft.com/office/drawing/2017/model3d" xmlns:o="urn:schemas-microsoft-com:office:office" xmlns:oel="http://schemas.microsoft.com/office/2019/extlst" xmlns:r="http://schemas.openxmlformats.org/officeDocument/2006/relationships" xmlns:m="http://schemas.openxmlformats.org/officeDocument/2006/math" xmlns:v="urn:schemas-microsoft-com:vml" xmlns:wp14="http://schemas.microsoft.com/office/word/2010/wordprocessingDrawing" xmlns:wp="http://schemas.openxmlformats.org/drawingml/2006/wordprocessingDrawing" xmlns:w10="urn:schemas-microsoft-com:office:word" xmlns:w="http://schemas.openxmlformats.org/wordprocessingml/2006/main" xmlns:w14="http://schemas.microsoft.com/office/word/2010/wordml" xmlns:w15="http://schemas.microsoft.com/office/word/2012/wordml" xmlns:w16cex="http://schemas.microsoft.com/office/word/2018/wordml/cex" xmlns:w16cid="http://schemas.microsoft.com/office/word/2016/wordml/cid" xmlns:w16="http://schemas.microsoft.com/office/word/2018/wordml" xmlns:w16du="http://schemas.microsoft.com/office/word/2023/wordml/word16du" xmlns:w16sdtdh="http://schemas.microsoft.com/office/word/2020/wordml/sdtdatahash" xmlns:w16sdtfl="http://schemas.microsoft.com/office/word/2024/wordml/sdtformatlock" xmlns:w16se="http://schemas.microsoft.com/office/word/2015/wordml/symex" xmlns:wpg="http://schemas.microsoft.com/office/word/2010/wordprocessingGroup" xmlns:wpi="http://schemas.microsoft.com/office/word/2010/wordprocessingInk" xmlns:wne="http://schemas.microsoft.com/office/word/2006/wordml" xmlns:wps="http://schemas.microsoft.com/office/word/2010/wordprocessingShape" mc:Ignorable="w14 w15 w16se w16cid w16 w16cex w16sdtdh w16sdtfl w16du wp14">
+<w:hdr xmlns:wpc="http://schemas.microsoft.com/office/word/2010/wordprocessingCanvas" xmlns:cx="http://schemas.microsoft.com/office/drawing/2014/chartex" xmlns:mc="http://schemas.openxmlformats.org/markup-compatibility/2006" xmlns:o="urn:schemas-microsoft-com:office:office" xmlns:r="http://schemas.openxmlformats.org/officeDocument/2006/relationships" xmlns:m="http://schemas.openxmlformats.org/officeDocument/2006/math" xmlns:v="urn:schemas-microsoft-com:vml" xmlns:wp14="http://schemas.microsoft.com/office/word/2010/wordprocessingDrawing" xmlns:wp="http://schemas.openxmlformats.org/drawingml/2006/wordprocessingDrawing" xmlns:w10="urn:schemas-microsoft-com:office:word" xmlns:w="http://schemas.openxmlformats.org/wordprocessingml/2006/main" xmlns:w14="http://schemas.microsoft.com/office/word/2010/wordml" xmlns:w15="http://schemas.microsoft.com/office/word/2012/wordml" xmlns:w16se="http://schemas.microsoft.com/office/word/2015/wordml/symex" xmlns:wpg="http://schemas.microsoft.com/office/word/2010/wordprocessingGroup" xmlns:wpi="http://schemas.microsoft.com/office/word/2010/wordprocessingInk" xmlns:wne="http://schemas.microsoft.com/office/word/2006/wordml" xmlns:wps="http://schemas.microsoft.com/office/word/2010/wordprocessingShape" mc:Ignorable="w14 w15 w16se wp14">
   <w:p>
     <w:pPr>
       <w:pStyle w:val="a4"/>
@@ -18231,11 +19495,19 @@
         <w:rFonts w:ascii="標楷體" w:eastAsia="標楷體" w:hAnsi="標楷體"/>
       </w:rPr>
     </w:pPr>
+    <w:proofErr w:type="gramStart"/>
     <w:r>
       <w:rPr>
         <w:rFonts w:ascii="標楷體" w:eastAsia="標楷體" w:hAnsi="標楷體"/>
       </w:rPr>
-      <w:t>萬潤202</w:t>
+      <w:t>萬潤</w:t>
+    </w:r>
+    <w:proofErr w:type="gramEnd"/>
+    <w:r>
+      <w:rPr>
+        <w:rFonts w:ascii="標楷體" w:eastAsia="標楷體" w:hAnsi="標楷體"/>
+      </w:rPr>
+      <w:t>202</w:t>
     </w:r>
     <w:r>
       <w:rPr>
@@ -18266,7 +19538,7 @@
 </file>
 
 <file path=word/header2.xml><?xml version="1.0" encoding="utf-8"?>
-<w:hdr xmlns:wpc="http://schemas.microsoft.com/office/word/2010/wordprocessingCanvas" xmlns:cx="http://schemas.microsoft.com/office/drawing/2014/chartex" xmlns:cx1="http://schemas.microsoft.com/office/drawing/2015/9/8/chartex" xmlns:cx2="http://schemas.microsoft.com/office/drawing/2015/10/21/chartex" xmlns:cx3="http://schemas.microsoft.com/office/drawing/2016/5/9/chartex" xmlns:cx4="http://schemas.microsoft.com/office/drawing/2016/5/10/chartex" xmlns:cx5="http://schemas.microsoft.com/office/drawing/2016/5/11/chartex" xmlns:cx6="http://schemas.microsoft.com/office/drawing/2016/5/12/chartex" xmlns:cx7="http://schemas.microsoft.com/office/drawing/2016/5/13/chartex" xmlns:cx8="http://schemas.microsoft.com/office/drawing/2016/5/14/chartex" xmlns:mc="http://schemas.openxmlformats.org/markup-compatibility/2006" xmlns:aink="http://schemas.microsoft.com/office/drawing/2016/ink" xmlns:am3d="http://schemas.microsoft.com/office/drawing/2017/model3d" xmlns:o="urn:schemas-microsoft-com:office:office" xmlns:oel="http://schemas.microsoft.com/office/2019/extlst" xmlns:r="http://schemas.openxmlformats.org/officeDocument/2006/relationships" xmlns:m="http://schemas.openxmlformats.org/officeDocument/2006/math" xmlns:v="urn:schemas-microsoft-com:vml" xmlns:wp14="http://schemas.microsoft.com/office/word/2010/wordprocessingDrawing" xmlns:wp="http://schemas.openxmlformats.org/drawingml/2006/wordprocessingDrawing" xmlns:w10="urn:schemas-microsoft-com:office:word" xmlns:w="http://schemas.openxmlformats.org/wordprocessingml/2006/main" xmlns:w14="http://schemas.microsoft.com/office/word/2010/wordml" xmlns:w15="http://schemas.microsoft.com/office/word/2012/wordml" xmlns:w16cex="http://schemas.microsoft.com/office/word/2018/wordml/cex" xmlns:w16cid="http://schemas.microsoft.com/office/word/2016/wordml/cid" xmlns:w16="http://schemas.microsoft.com/office/word/2018/wordml" xmlns:w16du="http://schemas.microsoft.com/office/word/2023/wordml/word16du" xmlns:w16sdtdh="http://schemas.microsoft.com/office/word/2020/wordml/sdtdatahash" xmlns:w16sdtfl="http://schemas.microsoft.com/office/word/2024/wordml/sdtformatlock" xmlns:w16se="http://schemas.microsoft.com/office/word/2015/wordml/symex" xmlns:wpg="http://schemas.microsoft.com/office/word/2010/wordprocessingGroup" xmlns:wpi="http://schemas.microsoft.com/office/word/2010/wordprocessingInk" xmlns:wne="http://schemas.microsoft.com/office/word/2006/wordml" xmlns:wps="http://schemas.microsoft.com/office/word/2010/wordprocessingShape" mc:Ignorable="w14 w15 w16se w16cid w16 w16cex w16sdtdh w16sdtfl w16du wp14">
+<w:hdr xmlns:wpc="http://schemas.microsoft.com/office/word/2010/wordprocessingCanvas" xmlns:cx="http://schemas.microsoft.com/office/drawing/2014/chartex" xmlns:mc="http://schemas.openxmlformats.org/markup-compatibility/2006" xmlns:o="urn:schemas-microsoft-com:office:office" xmlns:r="http://schemas.openxmlformats.org/officeDocument/2006/relationships" xmlns:m="http://schemas.openxmlformats.org/officeDocument/2006/math" xmlns:v="urn:schemas-microsoft-com:vml" xmlns:wp14="http://schemas.microsoft.com/office/word/2010/wordprocessingDrawing" xmlns:wp="http://schemas.openxmlformats.org/drawingml/2006/wordprocessingDrawing" xmlns:w10="urn:schemas-microsoft-com:office:word" xmlns:w="http://schemas.openxmlformats.org/wordprocessingml/2006/main" xmlns:w14="http://schemas.microsoft.com/office/word/2010/wordml" xmlns:w15="http://schemas.microsoft.com/office/word/2012/wordml" xmlns:w16se="http://schemas.microsoft.com/office/word/2015/wordml/symex" xmlns:wpg="http://schemas.microsoft.com/office/word/2010/wordprocessingGroup" xmlns:wpi="http://schemas.microsoft.com/office/word/2010/wordprocessingInk" xmlns:wne="http://schemas.microsoft.com/office/word/2006/wordml" xmlns:wps="http://schemas.microsoft.com/office/word/2010/wordprocessingShape" mc:Ignorable="w14 w15 w16se wp14">
   <w:p>
     <w:pPr>
       <w:pStyle w:val="a4"/>
@@ -18274,11 +19546,19 @@
         <w:rFonts w:ascii="標楷體" w:eastAsia="標楷體" w:hAnsi="標楷體"/>
       </w:rPr>
     </w:pPr>
+    <w:proofErr w:type="gramStart"/>
     <w:r>
       <w:rPr>
         <w:rFonts w:ascii="標楷體" w:eastAsia="標楷體" w:hAnsi="標楷體"/>
       </w:rPr>
-      <w:t>萬潤20</w:t>
+      <w:t>萬潤</w:t>
+    </w:r>
+    <w:proofErr w:type="gramEnd"/>
+    <w:r>
+      <w:rPr>
+        <w:rFonts w:ascii="標楷體" w:eastAsia="標楷體" w:hAnsi="標楷體"/>
+      </w:rPr>
+      <w:t>20</w:t>
     </w:r>
     <w:r>
       <w:rPr>
@@ -18309,7 +19589,7 @@
 </file>
 
 <file path=word/numbering.xml><?xml version="1.0" encoding="utf-8"?>
-<w:numbering xmlns:wpc="http://schemas.microsoft.com/office/word/2010/wordprocessingCanvas" xmlns:cx="http://schemas.microsoft.com/office/drawing/2014/chartex" xmlns:cx1="http://schemas.microsoft.com/office/drawing/2015/9/8/chartex" xmlns:cx2="http://schemas.microsoft.com/office/drawing/2015/10/21/chartex" xmlns:cx3="http://schemas.microsoft.com/office/drawing/2016/5/9/chartex" xmlns:cx4="http://schemas.microsoft.com/office/drawing/2016/5/10/chartex" xmlns:cx5="http://schemas.microsoft.com/office/drawing/2016/5/11/chartex" xmlns:cx6="http://schemas.microsoft.com/office/drawing/2016/5/12/chartex" xmlns:cx7="http://schemas.microsoft.com/office/drawing/2016/5/13/chartex" xmlns:cx8="http://schemas.microsoft.com/office/drawing/2016/5/14/chartex" xmlns:mc="http://schemas.openxmlformats.org/markup-compatibility/2006" xmlns:aink="http://schemas.microsoft.com/office/drawing/2016/ink" xmlns:am3d="http://schemas.microsoft.com/office/drawing/2017/model3d" xmlns:o="urn:schemas-microsoft-com:office:office" xmlns:oel="http://schemas.microsoft.com/office/2019/extlst" xmlns:r="http://schemas.openxmlformats.org/officeDocument/2006/relationships" xmlns:m="http://schemas.openxmlformats.org/officeDocument/2006/math" xmlns:v="urn:schemas-microsoft-com:vml" xmlns:wp14="http://schemas.microsoft.com/office/word/2010/wordprocessingDrawing" xmlns:wp="http://schemas.openxmlformats.org/drawingml/2006/wordprocessingDrawing" xmlns:w10="urn:schemas-microsoft-com:office:word" xmlns:w="http://schemas.openxmlformats.org/wordprocessingml/2006/main" xmlns:w14="http://schemas.microsoft.com/office/word/2010/wordml" xmlns:w15="http://schemas.microsoft.com/office/word/2012/wordml" xmlns:w16cex="http://schemas.microsoft.com/office/word/2018/wordml/cex" xmlns:w16cid="http://schemas.microsoft.com/office/word/2016/wordml/cid" xmlns:w16="http://schemas.microsoft.com/office/word/2018/wordml" xmlns:w16du="http://schemas.microsoft.com/office/word/2023/wordml/word16du" xmlns:w16sdtdh="http://schemas.microsoft.com/office/word/2020/wordml/sdtdatahash" xmlns:w16sdtfl="http://schemas.microsoft.com/office/word/2024/wordml/sdtformatlock" xmlns:w16se="http://schemas.microsoft.com/office/word/2015/wordml/symex" xmlns:wpg="http://schemas.microsoft.com/office/word/2010/wordprocessingGroup" xmlns:wpi="http://schemas.microsoft.com/office/word/2010/wordprocessingInk" xmlns:wne="http://schemas.microsoft.com/office/word/2006/wordml" xmlns:wps="http://schemas.microsoft.com/office/word/2010/wordprocessingShape" mc:Ignorable="w14 w15 w16se w16cid w16 w16cex w16sdtdh w16sdtfl w16du wp14">
+<w:numbering xmlns:wpc="http://schemas.microsoft.com/office/word/2010/wordprocessingCanvas" xmlns:cx="http://schemas.microsoft.com/office/drawing/2014/chartex" xmlns:mc="http://schemas.openxmlformats.org/markup-compatibility/2006" xmlns:o="urn:schemas-microsoft-com:office:office" xmlns:r="http://schemas.openxmlformats.org/officeDocument/2006/relationships" xmlns:m="http://schemas.openxmlformats.org/officeDocument/2006/math" xmlns:v="urn:schemas-microsoft-com:vml" xmlns:wp14="http://schemas.microsoft.com/office/word/2010/wordprocessingDrawing" xmlns:wp="http://schemas.openxmlformats.org/drawingml/2006/wordprocessingDrawing" xmlns:w10="urn:schemas-microsoft-com:office:word" xmlns:w="http://schemas.openxmlformats.org/wordprocessingml/2006/main" xmlns:w14="http://schemas.microsoft.com/office/word/2010/wordml" xmlns:w15="http://schemas.microsoft.com/office/word/2012/wordml" xmlns:w16se="http://schemas.microsoft.com/office/word/2015/wordml/symex" xmlns:wpg="http://schemas.microsoft.com/office/word/2010/wordprocessingGroup" xmlns:wpi="http://schemas.microsoft.com/office/word/2010/wordprocessingInk" xmlns:wne="http://schemas.microsoft.com/office/word/2006/wordml" xmlns:wps="http://schemas.microsoft.com/office/word/2010/wordprocessingShape" mc:Ignorable="w14 w15 w16se wp14">
   <w:abstractNum w:abstractNumId="0" w15:restartNumberingAfterBreak="0">
     <w:nsid w:val="104137A4"/>
     <w:multiLevelType w:val="hybridMultilevel"/>
@@ -21476,94 +22756,94 @@
       </w:pPr>
     </w:lvl>
   </w:abstractNum>
-  <w:num w:numId="1" w16cid:durableId="1402866681">
+  <w:num w:numId="1">
     <w:abstractNumId w:val="18"/>
   </w:num>
-  <w:num w:numId="2" w16cid:durableId="1216889130">
+  <w:num w:numId="2">
     <w:abstractNumId w:val="15"/>
   </w:num>
-  <w:num w:numId="3" w16cid:durableId="275450260">
+  <w:num w:numId="3">
     <w:abstractNumId w:val="23"/>
   </w:num>
-  <w:num w:numId="4" w16cid:durableId="1515805103">
+  <w:num w:numId="4">
     <w:abstractNumId w:val="19"/>
   </w:num>
-  <w:num w:numId="5" w16cid:durableId="1408188821">
+  <w:num w:numId="5">
     <w:abstractNumId w:val="24"/>
   </w:num>
-  <w:num w:numId="6" w16cid:durableId="1524828153">
+  <w:num w:numId="6">
     <w:abstractNumId w:val="11"/>
   </w:num>
-  <w:num w:numId="7" w16cid:durableId="1734113235">
+  <w:num w:numId="7">
     <w:abstractNumId w:val="11"/>
   </w:num>
-  <w:num w:numId="8" w16cid:durableId="1892694368">
+  <w:num w:numId="8">
     <w:abstractNumId w:val="1"/>
   </w:num>
-  <w:num w:numId="9" w16cid:durableId="1120494892">
+  <w:num w:numId="9">
     <w:abstractNumId w:val="34"/>
   </w:num>
-  <w:num w:numId="10" w16cid:durableId="747309624">
+  <w:num w:numId="10">
     <w:abstractNumId w:val="14"/>
   </w:num>
-  <w:num w:numId="11" w16cid:durableId="1752043786">
+  <w:num w:numId="11">
     <w:abstractNumId w:val="29"/>
   </w:num>
-  <w:num w:numId="12" w16cid:durableId="96145999">
+  <w:num w:numId="12">
     <w:abstractNumId w:val="13"/>
   </w:num>
-  <w:num w:numId="13" w16cid:durableId="1505587151">
+  <w:num w:numId="13">
     <w:abstractNumId w:val="6"/>
   </w:num>
-  <w:num w:numId="14" w16cid:durableId="79063139">
+  <w:num w:numId="14">
     <w:abstractNumId w:val="4"/>
   </w:num>
-  <w:num w:numId="15" w16cid:durableId="2074156329">
+  <w:num w:numId="15">
     <w:abstractNumId w:val="5"/>
   </w:num>
-  <w:num w:numId="16" w16cid:durableId="975067523">
+  <w:num w:numId="16">
     <w:abstractNumId w:val="3"/>
   </w:num>
-  <w:num w:numId="17" w16cid:durableId="25764400">
+  <w:num w:numId="17">
     <w:abstractNumId w:val="30"/>
   </w:num>
-  <w:num w:numId="18" w16cid:durableId="1028917365">
+  <w:num w:numId="18">
     <w:abstractNumId w:val="17"/>
   </w:num>
-  <w:num w:numId="19" w16cid:durableId="1827280645">
+  <w:num w:numId="19">
     <w:abstractNumId w:val="27"/>
   </w:num>
-  <w:num w:numId="20" w16cid:durableId="903368033">
+  <w:num w:numId="20">
     <w:abstractNumId w:val="28"/>
   </w:num>
-  <w:num w:numId="21" w16cid:durableId="225916543">
+  <w:num w:numId="21">
     <w:abstractNumId w:val="8"/>
   </w:num>
-  <w:num w:numId="22" w16cid:durableId="1016924928">
+  <w:num w:numId="22">
     <w:abstractNumId w:val="16"/>
   </w:num>
-  <w:num w:numId="23" w16cid:durableId="1698701386">
+  <w:num w:numId="23">
     <w:abstractNumId w:val="7"/>
   </w:num>
-  <w:num w:numId="24" w16cid:durableId="1195388143">
+  <w:num w:numId="24">
     <w:abstractNumId w:val="2"/>
   </w:num>
-  <w:num w:numId="25" w16cid:durableId="1378973957">
+  <w:num w:numId="25">
     <w:abstractNumId w:val="9"/>
   </w:num>
-  <w:num w:numId="26" w16cid:durableId="1294676252">
+  <w:num w:numId="26">
     <w:abstractNumId w:val="22"/>
   </w:num>
-  <w:num w:numId="27" w16cid:durableId="1580559267">
+  <w:num w:numId="27">
     <w:abstractNumId w:val="26"/>
   </w:num>
-  <w:num w:numId="28" w16cid:durableId="799616380">
+  <w:num w:numId="28">
     <w:abstractNumId w:val="21"/>
   </w:num>
-  <w:num w:numId="29" w16cid:durableId="733741196">
+  <w:num w:numId="29">
     <w:abstractNumId w:val="25"/>
   </w:num>
-  <w:num w:numId="30" w16cid:durableId="1875071123">
+  <w:num w:numId="30">
     <w:abstractNumId w:val="20"/>
     <w:lvlOverride w:ilvl="0">
       <w:startOverride w:val="1"/>
@@ -21593,35 +22873,35 @@
       <w:startOverride w:val="1"/>
     </w:lvlOverride>
   </w:num>
-  <w:num w:numId="31" w16cid:durableId="533425995">
+  <w:num w:numId="31">
     <w:abstractNumId w:val="20"/>
   </w:num>
-  <w:num w:numId="32" w16cid:durableId="31272198">
+  <w:num w:numId="32">
     <w:abstractNumId w:val="31"/>
   </w:num>
-  <w:num w:numId="33" w16cid:durableId="1942449455">
+  <w:num w:numId="33">
     <w:abstractNumId w:val="32"/>
   </w:num>
-  <w:num w:numId="34" w16cid:durableId="283510283">
+  <w:num w:numId="34">
     <w:abstractNumId w:val="35"/>
   </w:num>
-  <w:num w:numId="35" w16cid:durableId="530529528">
+  <w:num w:numId="35">
     <w:abstractNumId w:val="12"/>
   </w:num>
-  <w:num w:numId="36" w16cid:durableId="422651935">
+  <w:num w:numId="36">
     <w:abstractNumId w:val="33"/>
   </w:num>
-  <w:num w:numId="37" w16cid:durableId="1259293975">
+  <w:num w:numId="37">
     <w:abstractNumId w:val="10"/>
   </w:num>
-  <w:num w:numId="38" w16cid:durableId="1789353306">
+  <w:num w:numId="38">
     <w:abstractNumId w:val="0"/>
   </w:num>
 </w:numbering>
 </file>
 
 <file path=word/styles.xml><?xml version="1.0" encoding="utf-8"?>
-<w:styles xmlns:mc="http://schemas.openxmlformats.org/markup-compatibility/2006" xmlns:r="http://schemas.openxmlformats.org/officeDocument/2006/relationships" xmlns:w="http://schemas.openxmlformats.org/wordprocessingml/2006/main" xmlns:w14="http://schemas.microsoft.com/office/word/2010/wordml" xmlns:w15="http://schemas.microsoft.com/office/word/2012/wordml" xmlns:w16cex="http://schemas.microsoft.com/office/word/2018/wordml/cex" xmlns:w16cid="http://schemas.microsoft.com/office/word/2016/wordml/cid" xmlns:w16="http://schemas.microsoft.com/office/word/2018/wordml" xmlns:w16du="http://schemas.microsoft.com/office/word/2023/wordml/word16du" xmlns:w16sdtdh="http://schemas.microsoft.com/office/word/2020/wordml/sdtdatahash" xmlns:w16sdtfl="http://schemas.microsoft.com/office/word/2024/wordml/sdtformatlock" xmlns:w16se="http://schemas.microsoft.com/office/word/2015/wordml/symex" mc:Ignorable="w14 w15 w16se w16cid w16 w16cex w16sdtdh w16sdtfl w16du">
+<w:styles xmlns:mc="http://schemas.openxmlformats.org/markup-compatibility/2006" xmlns:r="http://schemas.openxmlformats.org/officeDocument/2006/relationships" xmlns:w="http://schemas.openxmlformats.org/wordprocessingml/2006/main" xmlns:w14="http://schemas.microsoft.com/office/word/2010/wordml" xmlns:w15="http://schemas.microsoft.com/office/word/2012/wordml" xmlns:w16se="http://schemas.microsoft.com/office/word/2015/wordml/symex" mc:Ignorable="w14 w15 w16se">
   <w:docDefaults>
     <w:rPrDefault>
       <w:rPr>
@@ -21636,7 +22916,7 @@
       </w:pPr>
     </w:pPrDefault>
   </w:docDefaults>
-  <w:latentStyles w:defLockedState="0" w:defUIPriority="99" w:defSemiHidden="0" w:defUnhideWhenUsed="0" w:defQFormat="0" w:count="376">
+  <w:latentStyles w:defLockedState="0" w:defUIPriority="99" w:defSemiHidden="0" w:defUnhideWhenUsed="0" w:defQFormat="0" w:count="371">
     <w:lsdException w:name="Normal" w:uiPriority="0" w:qFormat="1"/>
     <w:lsdException w:name="heading 1" w:uiPriority="9" w:qFormat="1"/>
     <w:lsdException w:name="heading 2" w:semiHidden="1" w:uiPriority="9" w:unhideWhenUsed="1" w:qFormat="1"/>
@@ -22008,11 +23288,6 @@
     <w:lsdException w:name="List Table 5 Dark Accent 6" w:uiPriority="50"/>
     <w:lsdException w:name="List Table 6 Colorful Accent 6" w:uiPriority="51"/>
     <w:lsdException w:name="List Table 7 Colorful Accent 6" w:uiPriority="52"/>
-    <w:lsdException w:name="Mention" w:semiHidden="1" w:unhideWhenUsed="1"/>
-    <w:lsdException w:name="Smart Hyperlink" w:semiHidden="1" w:unhideWhenUsed="1"/>
-    <w:lsdException w:name="Hashtag" w:semiHidden="1" w:unhideWhenUsed="1"/>
-    <w:lsdException w:name="Unresolved Mention" w:semiHidden="1" w:unhideWhenUsed="1"/>
-    <w:lsdException w:name="Smart Link" w:semiHidden="1" w:unhideWhenUsed="1"/>
   </w:latentStyles>
   <w:style w:type="paragraph" w:default="1" w:styleId="a">
     <w:name w:val="Normal"/>
@@ -22275,7 +23550,7 @@
       <w:szCs w:val="24"/>
     </w:rPr>
   </w:style>
-  <w:style w:type="character" w:styleId="af4">
+  <w:style w:type="character" w:customStyle="1" w:styleId="UnresolvedMention">
     <w:name w:val="Unresolved Mention"/>
     <w:basedOn w:val="a0"/>
     <w:uiPriority w:val="99"/>
@@ -22287,7 +23562,7 @@
       <w:shd w:val="clear" w:color="auto" w:fill="E1DFDD"/>
     </w:rPr>
   </w:style>
-  <w:style w:type="table" w:styleId="af5">
+  <w:style w:type="table" w:styleId="af4">
     <w:name w:val="Table Grid"/>
     <w:basedOn w:val="a1"/>
     <w:uiPriority w:val="59"/>
@@ -22596,7 +23871,7 @@
 </file>
 
 <file path=customXml/itemProps1.xml><?xml version="1.0" encoding="utf-8"?>
-<ds:datastoreItem xmlns:ds="http://schemas.openxmlformats.org/officeDocument/2006/customXml" ds:itemID="{531D8D63-2B43-4A57-9A8A-0E44DCC45E8C}">
+<ds:datastoreItem xmlns:ds="http://schemas.openxmlformats.org/officeDocument/2006/customXml" ds:itemID="{90341A0C-2792-4910-9BF5-FE95B36F107C}">
   <ds:schemaRefs>
     <ds:schemaRef ds:uri="http://schemas.openxmlformats.org/officeDocument/2006/bibliography"/>
   </ds:schemaRefs>

--- a/competition/1_萬潤2026創新創意競賽/萬潤2026創新創意競賽(大專組)報名簡章_編輯版.docx
+++ b/competition/1_萬潤2026創新創意競賽/萬潤2026創新創意競賽(大專組)報名簡章_編輯版.docx
@@ -4414,6 +4414,12 @@
                 <w:rFonts w:eastAsia="標楷體"/>
               </w:rPr>
             </w:pPr>
+            <w:r>
+              <w:rPr>
+                <w:rFonts w:eastAsia="標楷體" w:hint="eastAsia"/>
+              </w:rPr>
+              <w:t>全隊</w:t>
+            </w:r>
           </w:p>
         </w:tc>
       </w:tr>
@@ -4622,8 +4628,10 @@
                 <w:rFonts w:ascii="標楷體" w:eastAsia="標楷體" w:hAnsi="標楷體" w:hint="eastAsia"/>
                 <w:kern w:val="0"/>
               </w:rPr>
-              <w:t>□</w:t>
-            </w:r>
+              <w:t>■</w:t>
+            </w:r>
+            <w:bookmarkStart w:id="11" w:name="_GoBack"/>
+            <w:bookmarkEnd w:id="11"/>
             <w:r>
               <w:rPr>
                 <w:rFonts w:eastAsia="標楷體"/>
@@ -7312,247 +7320,298 @@
           <w:p>
             <w:pPr>
               <w:rPr>
-                <w:rFonts w:eastAsia="標楷體"/>
-              </w:rPr>
-            </w:pPr>
-          </w:p>
-          <w:p>
-            <w:pPr>
-              <w:rPr>
-                <w:rFonts w:eastAsia="標楷體"/>
-              </w:rPr>
-            </w:pPr>
-          </w:p>
-          <w:p>
-            <w:pPr>
-              <w:rPr>
-                <w:rFonts w:eastAsia="標楷體"/>
-              </w:rPr>
-            </w:pPr>
-          </w:p>
-          <w:p>
-            <w:pPr>
-              <w:rPr>
-                <w:rFonts w:eastAsia="標楷體"/>
-              </w:rPr>
-            </w:pPr>
-          </w:p>
-          <w:p>
-            <w:pPr>
-              <w:rPr>
-                <w:rFonts w:eastAsia="標楷體"/>
-              </w:rPr>
-            </w:pPr>
-          </w:p>
-          <w:p>
-            <w:pPr>
-              <w:rPr>
-                <w:rFonts w:eastAsia="標楷體"/>
-              </w:rPr>
-            </w:pPr>
-          </w:p>
-          <w:p>
-            <w:pPr>
-              <w:rPr>
-                <w:rFonts w:eastAsia="標楷體"/>
-              </w:rPr>
-            </w:pPr>
-          </w:p>
-          <w:p>
-            <w:pPr>
-              <w:rPr>
-                <w:rFonts w:eastAsia="標楷體"/>
-              </w:rPr>
-            </w:pPr>
-          </w:p>
-          <w:p>
-            <w:pPr>
-              <w:rPr>
-                <w:rFonts w:eastAsia="標楷體"/>
-              </w:rPr>
-            </w:pPr>
-          </w:p>
-          <w:p>
-            <w:pPr>
-              <w:rPr>
-                <w:rFonts w:eastAsia="標楷體"/>
-              </w:rPr>
-            </w:pPr>
-          </w:p>
-          <w:p>
-            <w:pPr>
-              <w:rPr>
-                <w:rFonts w:eastAsia="標楷體"/>
-              </w:rPr>
-            </w:pPr>
-          </w:p>
-          <w:p>
-            <w:pPr>
-              <w:rPr>
-                <w:rFonts w:eastAsia="標楷體"/>
-              </w:rPr>
-            </w:pPr>
-          </w:p>
-          <w:p>
-            <w:pPr>
-              <w:rPr>
-                <w:rFonts w:eastAsia="標楷體"/>
-              </w:rPr>
-            </w:pPr>
-          </w:p>
-          <w:p>
-            <w:pPr>
-              <w:rPr>
-                <w:rFonts w:eastAsia="標楷體"/>
-              </w:rPr>
-            </w:pPr>
-          </w:p>
-          <w:p>
-            <w:pPr>
-              <w:rPr>
-                <w:rFonts w:eastAsia="標楷體"/>
-              </w:rPr>
-            </w:pPr>
-          </w:p>
-          <w:p>
-            <w:pPr>
-              <w:rPr>
-                <w:rFonts w:eastAsia="標楷體"/>
-              </w:rPr>
-            </w:pPr>
-          </w:p>
-          <w:p>
-            <w:pPr>
-              <w:rPr>
-                <w:rFonts w:eastAsia="標楷體"/>
-              </w:rPr>
-            </w:pPr>
-          </w:p>
-          <w:p>
-            <w:pPr>
-              <w:rPr>
-                <w:rFonts w:eastAsia="標楷體"/>
-              </w:rPr>
-            </w:pPr>
-          </w:p>
-          <w:p>
-            <w:pPr>
-              <w:rPr>
-                <w:rFonts w:eastAsia="標楷體"/>
-              </w:rPr>
-            </w:pPr>
-          </w:p>
-          <w:p>
-            <w:pPr>
-              <w:rPr>
-                <w:rFonts w:eastAsia="標楷體"/>
-              </w:rPr>
-            </w:pPr>
-          </w:p>
-          <w:p>
-            <w:pPr>
-              <w:rPr>
-                <w:rFonts w:eastAsia="標楷體"/>
-              </w:rPr>
-            </w:pPr>
-          </w:p>
-          <w:p>
-            <w:pPr>
-              <w:rPr>
-                <w:rFonts w:eastAsia="標楷體"/>
-              </w:rPr>
-            </w:pPr>
-          </w:p>
-          <w:p>
-            <w:pPr>
-              <w:rPr>
-                <w:rFonts w:eastAsia="標楷體"/>
-              </w:rPr>
-            </w:pPr>
-          </w:p>
-          <w:p>
-            <w:pPr>
-              <w:rPr>
-                <w:rFonts w:eastAsia="標楷體"/>
-              </w:rPr>
-            </w:pPr>
-          </w:p>
-          <w:p>
-            <w:pPr>
-              <w:rPr>
-                <w:rFonts w:eastAsia="標楷體"/>
-              </w:rPr>
-            </w:pPr>
-          </w:p>
-          <w:p>
-            <w:pPr>
-              <w:rPr>
-                <w:rFonts w:eastAsia="標楷體"/>
-              </w:rPr>
-            </w:pPr>
-          </w:p>
-          <w:p>
-            <w:pPr>
-              <w:rPr>
-                <w:rFonts w:eastAsia="標楷體"/>
-              </w:rPr>
-            </w:pPr>
-          </w:p>
-          <w:p>
-            <w:pPr>
-              <w:rPr>
-                <w:rFonts w:eastAsia="標楷體"/>
-              </w:rPr>
-            </w:pPr>
-          </w:p>
-          <w:p>
-            <w:pPr>
-              <w:rPr>
-                <w:rFonts w:eastAsia="標楷體"/>
-              </w:rPr>
-            </w:pPr>
-          </w:p>
-          <w:p>
-            <w:pPr>
-              <w:rPr>
-                <w:rFonts w:eastAsia="標楷體"/>
-              </w:rPr>
-            </w:pPr>
-          </w:p>
-          <w:p>
-            <w:pPr>
-              <w:rPr>
-                <w:rFonts w:eastAsia="標楷體"/>
-              </w:rPr>
-            </w:pPr>
-          </w:p>
-          <w:p>
-            <w:pPr>
-              <w:rPr>
-                <w:rFonts w:eastAsia="標楷體"/>
-              </w:rPr>
-            </w:pPr>
-          </w:p>
-          <w:p>
-            <w:pPr>
-              <w:rPr>
-                <w:rFonts w:eastAsia="標楷體"/>
-              </w:rPr>
-            </w:pPr>
-          </w:p>
-          <w:p>
-            <w:pPr>
-              <w:rPr>
-                <w:rFonts w:eastAsia="標楷體"/>
-              </w:rPr>
-            </w:pPr>
-          </w:p>
-          <w:p>
-            <w:pPr>
-              <w:rPr>
-                <w:rFonts w:eastAsia="標楷體"/>
-              </w:rPr>
-            </w:pPr>
+                <w:rFonts w:eastAsia="標楷體" w:hint="eastAsia"/>
+              </w:rPr>
+            </w:pPr>
+          </w:p>
+          <w:p>
+            <w:pPr>
+              <w:jc w:val="both"/>
+              <w:rPr>
+                <w:rFonts w:eastAsia="標楷體" w:hint="eastAsia"/>
+              </w:rPr>
+            </w:pPr>
+            <w:r>
+              <w:rPr>
+                <w:rFonts w:eastAsia="標楷體" w:hint="eastAsia"/>
+              </w:rPr>
+              <w:t>敬啟者：</w:t>
+            </w:r>
+          </w:p>
+          <w:p>
+            <w:pPr>
+              <w:ind w:firstLineChars="200" w:firstLine="480"/>
+              <w:jc w:val="both"/>
+              <w:rPr>
+                <w:rFonts w:eastAsia="標楷體"/>
+              </w:rPr>
+            </w:pPr>
+            <w:r>
+              <w:rPr>
+                <w:rFonts w:eastAsia="標楷體" w:hint="eastAsia"/>
+              </w:rPr>
+              <w:t>本人為國立</w:t>
+            </w:r>
+            <w:proofErr w:type="gramStart"/>
+            <w:r>
+              <w:rPr>
+                <w:rFonts w:eastAsia="標楷體" w:hint="eastAsia"/>
+              </w:rPr>
+              <w:t>臺</w:t>
+            </w:r>
+            <w:proofErr w:type="gramEnd"/>
+            <w:r>
+              <w:rPr>
+                <w:rFonts w:eastAsia="標楷體" w:hint="eastAsia"/>
+              </w:rPr>
+              <w:t>北商業大學資訊管理系林俊杰老師，謹此推薦本校學生</w:t>
+            </w:r>
+            <w:r>
+              <w:rPr>
+                <w:rFonts w:eastAsia="標楷體" w:hint="eastAsia"/>
+              </w:rPr>
+              <w:t>「全隊」</w:t>
+            </w:r>
+            <w:r>
+              <w:rPr>
+                <w:rFonts w:eastAsia="標楷體" w:hint="eastAsia"/>
+              </w:rPr>
+              <w:t>之專題作品。</w:t>
+            </w:r>
+          </w:p>
+          <w:p>
+            <w:pPr>
+              <w:ind w:firstLineChars="200" w:firstLine="480"/>
+              <w:jc w:val="both"/>
+              <w:rPr>
+                <w:rFonts w:eastAsia="標楷體"/>
+              </w:rPr>
+            </w:pPr>
+            <w:r>
+              <w:rPr>
+                <w:rFonts w:eastAsia="標楷體" w:hint="eastAsia"/>
+              </w:rPr>
+              <w:t>在</w:t>
+            </w:r>
+            <w:proofErr w:type="gramStart"/>
+            <w:r>
+              <w:rPr>
+                <w:rFonts w:eastAsia="標楷體" w:hint="eastAsia"/>
+              </w:rPr>
+              <w:t>指導本組專題</w:t>
+            </w:r>
+            <w:proofErr w:type="gramEnd"/>
+            <w:r>
+              <w:rPr>
+                <w:rFonts w:eastAsia="標楷體" w:hint="eastAsia"/>
+              </w:rPr>
+              <w:t>製作</w:t>
+            </w:r>
+            <w:proofErr w:type="gramStart"/>
+            <w:r>
+              <w:rPr>
+                <w:rFonts w:eastAsia="標楷體" w:hint="eastAsia"/>
+              </w:rPr>
+              <w:t>期間，</w:t>
+            </w:r>
+            <w:proofErr w:type="gramEnd"/>
+            <w:r>
+              <w:rPr>
+                <w:rFonts w:eastAsia="標楷體" w:hint="eastAsia"/>
+              </w:rPr>
+              <w:t>團隊成員皆展現出認真負責的學習態度與良好的專業能力。從專題主題規劃、需求分析、系統設計、程式開發到成果測試，各階段皆能積極投入討論，並依照規劃完成各項工作。團隊成員不僅具備扎實的資訊管理專業知識，也能將課堂所學實際應用於專題開發，展現良好的實作能力與問題分析能力。</w:t>
+            </w:r>
+          </w:p>
+          <w:p>
+            <w:pPr>
+              <w:ind w:firstLineChars="200" w:firstLine="480"/>
+              <w:jc w:val="both"/>
+              <w:rPr>
+                <w:rFonts w:eastAsia="標楷體"/>
+              </w:rPr>
+            </w:pPr>
+            <w:r>
+              <w:rPr>
+                <w:rFonts w:eastAsia="標楷體" w:hint="eastAsia"/>
+              </w:rPr>
+              <w:t>在專題開發過程中，團隊成員彼此分工明確且合作默契良好，能有效進行溝通與協調，共同討論系統架構、功能設計及介面規劃。當開發過程中遭遇技術瓶頸或系統問題時，皆能透過團隊合作積極尋找解決方案，並持續修正與優化系統功能，充分展現良好的團隊合作精神、執行能力及應變能力。</w:t>
+            </w:r>
+          </w:p>
+          <w:p>
+            <w:pPr>
+              <w:ind w:firstLineChars="200" w:firstLine="480"/>
+              <w:jc w:val="both"/>
+              <w:rPr>
+                <w:rFonts w:eastAsia="標楷體"/>
+              </w:rPr>
+            </w:pPr>
+            <w:proofErr w:type="gramStart"/>
+            <w:r>
+              <w:rPr>
+                <w:rFonts w:eastAsia="標楷體" w:hint="eastAsia"/>
+              </w:rPr>
+              <w:t>本組專題</w:t>
+            </w:r>
+            <w:proofErr w:type="gramEnd"/>
+            <w:r>
+              <w:rPr>
+                <w:rFonts w:eastAsia="標楷體" w:hint="eastAsia"/>
+              </w:rPr>
+              <w:t>不僅完成度高，亦兼顧系統功能完整性、操作便利性及實務應用價值，充分展現團隊成員將理論結合實務的能力，以及對專題品質的重視。整體開發歷程中，團隊</w:t>
+            </w:r>
+            <w:proofErr w:type="gramStart"/>
+            <w:r>
+              <w:rPr>
+                <w:rFonts w:eastAsia="標楷體" w:hint="eastAsia"/>
+              </w:rPr>
+              <w:t>成員均能展現</w:t>
+            </w:r>
+            <w:proofErr w:type="gramEnd"/>
+            <w:r>
+              <w:rPr>
+                <w:rFonts w:eastAsia="標楷體" w:hint="eastAsia"/>
+              </w:rPr>
+              <w:t>高度責任感，並持續精進系統內容，使專題成果更</w:t>
+            </w:r>
+            <w:proofErr w:type="gramStart"/>
+            <w:r>
+              <w:rPr>
+                <w:rFonts w:eastAsia="標楷體" w:hint="eastAsia"/>
+              </w:rPr>
+              <w:t>臻</w:t>
+            </w:r>
+            <w:proofErr w:type="gramEnd"/>
+            <w:r>
+              <w:rPr>
+                <w:rFonts w:eastAsia="標楷體" w:hint="eastAsia"/>
+              </w:rPr>
+              <w:t>完善。</w:t>
+            </w:r>
+          </w:p>
+          <w:p>
+            <w:pPr>
+              <w:ind w:firstLineChars="200" w:firstLine="480"/>
+              <w:jc w:val="both"/>
+              <w:rPr>
+                <w:rFonts w:eastAsia="標楷體"/>
+              </w:rPr>
+            </w:pPr>
+            <w:r>
+              <w:rPr>
+                <w:rFonts w:eastAsia="標楷體" w:hint="eastAsia"/>
+              </w:rPr>
+              <w:t>本人相信，此團隊具備良好的專業知識、系統開發能力及團隊合作精神，</w:t>
+            </w:r>
+            <w:r>
+              <w:rPr>
+                <w:rFonts w:eastAsia="標楷體" w:hint="eastAsia"/>
+              </w:rPr>
+              <w:t>其專題成果足以展現學生在資訊管理領域所培養之專業素養與實務能力。</w:t>
+            </w:r>
+          </w:p>
+          <w:p>
+            <w:pPr>
+              <w:ind w:firstLineChars="200" w:firstLine="480"/>
+              <w:jc w:val="both"/>
+              <w:rPr>
+                <w:rFonts w:eastAsia="標楷體"/>
+              </w:rPr>
+            </w:pPr>
+            <w:r>
+              <w:rPr>
+                <w:rFonts w:eastAsia="標楷體" w:hint="eastAsia"/>
+              </w:rPr>
+              <w:t>相信透過本次專題成果發表，不僅能充分呈現團隊努力的成果，也能展現其未來持續學習與發展之潛力。</w:t>
+            </w:r>
+            <w:r>
+              <w:rPr>
+                <w:rFonts w:eastAsia="標楷體" w:hint="eastAsia"/>
+              </w:rPr>
+              <w:t xml:space="preserve"> </w:t>
+            </w:r>
+          </w:p>
+          <w:p>
+            <w:pPr>
+              <w:ind w:firstLineChars="200" w:firstLine="480"/>
+              <w:jc w:val="both"/>
+              <w:rPr>
+                <w:rFonts w:eastAsia="標楷體"/>
+              </w:rPr>
+            </w:pPr>
+            <w:r>
+              <w:rPr>
+                <w:rFonts w:eastAsia="標楷體" w:hint="eastAsia"/>
+              </w:rPr>
+              <w:t>基於以上理由，本人誠摯推薦</w:t>
+            </w:r>
+            <w:r>
+              <w:rPr>
+                <w:rFonts w:eastAsia="標楷體" w:hint="eastAsia"/>
+              </w:rPr>
+              <w:t>「全隊」</w:t>
+            </w:r>
+            <w:r>
+              <w:rPr>
+                <w:rFonts w:eastAsia="標楷體" w:hint="eastAsia"/>
+              </w:rPr>
+              <w:t>之專題作品，敬請貴單位予以支持與肯定。</w:t>
+            </w:r>
+            <w:r>
+              <w:rPr>
+                <w:rFonts w:eastAsia="標楷體" w:hint="eastAsia"/>
+              </w:rPr>
+              <w:t xml:space="preserve"> </w:t>
+            </w:r>
+          </w:p>
+          <w:p>
+            <w:pPr>
+              <w:rPr>
+                <w:rFonts w:eastAsia="標楷體"/>
+              </w:rPr>
+            </w:pPr>
+          </w:p>
+          <w:p>
+            <w:pPr>
+              <w:ind w:firstLineChars="200" w:firstLine="480"/>
+              <w:jc w:val="both"/>
+              <w:rPr>
+                <w:rFonts w:eastAsia="標楷體"/>
+              </w:rPr>
+            </w:pPr>
+          </w:p>
+          <w:p>
+            <w:pPr>
+              <w:jc w:val="both"/>
+              <w:rPr>
+                <w:rFonts w:eastAsia="標楷體"/>
+              </w:rPr>
+            </w:pPr>
+            <w:r>
+              <w:rPr>
+                <w:rFonts w:eastAsia="標楷體" w:hint="eastAsia"/>
+              </w:rPr>
+              <w:t>敬祝</w:t>
+            </w:r>
+            <w:r>
+              <w:rPr>
+                <w:rFonts w:eastAsia="標楷體" w:hint="eastAsia"/>
+              </w:rPr>
+              <w:t xml:space="preserve"> </w:t>
+            </w:r>
+          </w:p>
+          <w:p>
+            <w:pPr>
+              <w:jc w:val="both"/>
+              <w:rPr>
+                <w:rFonts w:eastAsia="標楷體"/>
+              </w:rPr>
+            </w:pPr>
+            <w:r>
+              <w:rPr>
+                <w:rFonts w:eastAsia="標楷體" w:hint="eastAsia"/>
+              </w:rPr>
+              <w:t>競賽圓滿成功</w:t>
+            </w:r>
           </w:p>
           <w:p>
             <w:pPr>
@@ -7738,7 +7797,7 @@
             <w:r>
               <w:rPr>
                 <w:rFonts w:eastAsia="標楷體"/>
-                <w:spacing w:val="95"/>
+                <w:spacing w:val="75"/>
                 <w:kern w:val="0"/>
                 <w:fitText w:val="3840" w:id="-1286896383"/>
               </w:rPr>
@@ -7747,7 +7806,7 @@
             <w:r>
               <w:rPr>
                 <w:rFonts w:eastAsia="標楷體"/>
-                <w:spacing w:val="95"/>
+                <w:spacing w:val="75"/>
                 <w:kern w:val="0"/>
                 <w:fitText w:val="3840" w:id="-1286896383"/>
               </w:rPr>
@@ -7756,7 +7815,7 @@
             <w:r>
               <w:rPr>
                 <w:rFonts w:eastAsia="標楷體" w:hint="eastAsia"/>
-                <w:spacing w:val="95"/>
+                <w:spacing w:val="75"/>
                 <w:kern w:val="0"/>
                 <w:fitText w:val="3840" w:id="-1286896383"/>
               </w:rPr>
@@ -7765,7 +7824,7 @@
             <w:r>
               <w:rPr>
                 <w:rFonts w:eastAsia="標楷體"/>
-                <w:spacing w:val="95"/>
+                <w:spacing w:val="75"/>
                 <w:kern w:val="0"/>
                 <w:fitText w:val="3840" w:id="-1286896383"/>
               </w:rPr>
@@ -7774,34 +7833,69 @@
             <w:r>
               <w:rPr>
                 <w:rFonts w:eastAsia="標楷體"/>
-                <w:spacing w:val="95"/>
+                <w:spacing w:val="75"/>
                 <w:kern w:val="0"/>
                 <w:fitText w:val="3840" w:id="-1286896383"/>
               </w:rPr>
-              <w:t xml:space="preserve">   </w:t>
-            </w:r>
-            <w:r>
-              <w:rPr>
-                <w:rFonts w:eastAsia="標楷體"/>
-                <w:spacing w:val="95"/>
+              <w:t xml:space="preserve"> </w:t>
+            </w:r>
+            <w:r>
+              <w:rPr>
+                <w:rFonts w:eastAsia="標楷體" w:hint="eastAsia"/>
+                <w:spacing w:val="75"/>
                 <w:kern w:val="0"/>
                 <w:fitText w:val="3840" w:id="-1286896383"/>
               </w:rPr>
-              <w:t>月</w:t>
-            </w:r>
-            <w:r>
-              <w:rPr>
-                <w:rFonts w:eastAsia="標楷體"/>
-                <w:spacing w:val="95"/>
+              <w:t>8</w:t>
+            </w:r>
+            <w:r>
+              <w:rPr>
+                <w:rFonts w:eastAsia="標楷體"/>
+                <w:spacing w:val="75"/>
                 <w:kern w:val="0"/>
                 <w:fitText w:val="3840" w:id="-1286896383"/>
               </w:rPr>
-              <w:t xml:space="preserve">   </w:t>
-            </w:r>
-            <w:r>
-              <w:rPr>
-                <w:rFonts w:eastAsia="標楷體"/>
-                <w:spacing w:val="15"/>
+              <w:t xml:space="preserve"> </w:t>
+            </w:r>
+            <w:r>
+              <w:rPr>
+                <w:rFonts w:eastAsia="標楷體"/>
+                <w:spacing w:val="75"/>
+                <w:kern w:val="0"/>
+                <w:fitText w:val="3840" w:id="-1286896383"/>
+              </w:rPr>
+              <w:t>月</w:t>
+            </w:r>
+            <w:r>
+              <w:rPr>
+                <w:rFonts w:eastAsia="標楷體"/>
+                <w:spacing w:val="75"/>
+                <w:kern w:val="0"/>
+                <w:fitText w:val="3840" w:id="-1286896383"/>
+              </w:rPr>
+              <w:t xml:space="preserve"> </w:t>
+            </w:r>
+            <w:r>
+              <w:rPr>
+                <w:rFonts w:eastAsia="標楷體" w:hint="eastAsia"/>
+                <w:spacing w:val="75"/>
+                <w:kern w:val="0"/>
+                <w:fitText w:val="3840" w:id="-1286896383"/>
+              </w:rPr>
+              <w:t>29</w:t>
+            </w:r>
+            <w:r>
+              <w:rPr>
+                <w:rFonts w:eastAsia="標楷體"/>
+                <w:spacing w:val="75"/>
+                <w:kern w:val="0"/>
+                <w:fitText w:val="3840" w:id="-1286896383"/>
+              </w:rPr>
+              <w:t xml:space="preserve"> </w:t>
+            </w:r>
+            <w:r>
+              <w:rPr>
+                <w:rFonts w:eastAsia="標楷體"/>
                 <w:kern w:val="0"/>
                 <w:fitText w:val="3840" w:id="-1286896383"/>
               </w:rPr>
@@ -9161,7 +9255,7 @@
                             <a:tailEnd type="none" w="med" len="med"/>
                             <a:extLst>
                               <a:ext uri="{C807C97D-BFC1-408E-A445-0C87EB9F89A2}">
-                                <ask:lineSketchStyleProps xmlns="" xmlns:cx1="http://schemas.microsoft.com/office/drawing/2015/9/8/chartex" xmlns:cx2="http://schemas.microsoft.com/office/drawing/2015/10/21/chartex" xmlns:cx3="http://schemas.microsoft.com/office/drawing/2016/5/9/chartex" xmlns:cx4="http://schemas.microsoft.com/office/drawing/2016/5/10/chartex" xmlns:cx5="http://schemas.microsoft.com/office/drawing/2016/5/11/chartex" xmlns:cx6="http://schemas.microsoft.com/office/drawing/2016/5/12/chartex" xmlns:cx7="http://schemas.microsoft.com/office/drawing/2016/5/13/chartex" xmlns:cx8="http://schemas.microsoft.com/office/drawing/2016/5/14/chartex" xmlns:aink="http://schemas.microsoft.com/office/drawing/2016/ink" xmlns:am3d="http://schemas.microsoft.com/office/drawing/2017/model3d" xmlns:o="urn:schemas-microsoft-com:office:office" xmlns:oel="http://schemas.microsoft.com/office/2019/extlst" xmlns:v="urn:schemas-microsoft-com:vml" xmlns:w10="urn:schemas-microsoft-com:office:word" xmlns:w="http://schemas.openxmlformats.org/wordprocessingml/2006/main" xmlns:w16cex="http://schemas.microsoft.com/office/word/2018/wordml/cex" xmlns:w16cid="http://schemas.microsoft.com/office/word/2016/wordml/cid" xmlns:w16="http://schemas.microsoft.com/office/word/2018/wordml" xmlns:w16du="http://schemas.microsoft.com/office/word/2023/wordml/word16du" xmlns:w16sdtdh="http://schemas.microsoft.com/office/word/2020/wordml/sdtdatahash" xmlns:w16sdtfl="http://schemas.microsoft.com/office/word/2024/wordml/sdtformatlock" xmlns:ask="http://schemas.microsoft.com/office/drawing/2018/sketchyshapes" sd="0">
+                                <ask:lineSketchStyleProps xmlns:ask="http://schemas.microsoft.com/office/drawing/2018/sketchyshapes" xmlns:w16sdtfl="http://schemas.microsoft.com/office/word/2024/wordml/sdtformatlock" xmlns:w16sdtdh="http://schemas.microsoft.com/office/word/2020/wordml/sdtdatahash" xmlns:w16du="http://schemas.microsoft.com/office/word/2023/wordml/word16du" xmlns:w16="http://schemas.microsoft.com/office/word/2018/wordml" xmlns:w16cid="http://schemas.microsoft.com/office/word/2016/wordml/cid" xmlns:w16cex="http://schemas.microsoft.com/office/word/2018/wordml/cex" xmlns:w="http://schemas.openxmlformats.org/wordprocessingml/2006/main" xmlns:w10="urn:schemas-microsoft-com:office:word" xmlns:v="urn:schemas-microsoft-com:vml" xmlns:oel="http://schemas.microsoft.com/office/2019/extlst" xmlns:o="urn:schemas-microsoft-com:office:office" xmlns:am3d="http://schemas.microsoft.com/office/drawing/2017/model3d" xmlns:aink="http://schemas.microsoft.com/office/drawing/2016/ink" xmlns:cx8="http://schemas.microsoft.com/office/drawing/2016/5/14/chartex" xmlns:cx7="http://schemas.microsoft.com/office/drawing/2016/5/13/chartex" xmlns:cx6="http://schemas.microsoft.com/office/drawing/2016/5/12/chartex" xmlns:cx5="http://schemas.microsoft.com/office/drawing/2016/5/11/chartex" xmlns:cx4="http://schemas.microsoft.com/office/drawing/2016/5/10/chartex" xmlns:cx3="http://schemas.microsoft.com/office/drawing/2016/5/9/chartex" xmlns:cx2="http://schemas.microsoft.com/office/drawing/2015/10/21/chartex" xmlns:cx1="http://schemas.microsoft.com/office/drawing/2015/9/8/chartex" xmlns="" sd="0">
                                   <a:custGeom>
                                     <a:avLst/>
                                     <a:gdLst/>
@@ -10835,7 +10929,7 @@
                             <a:tailEnd type="none" w="med" len="med"/>
                             <a:extLst>
                               <a:ext uri="{C807C97D-BFC1-408E-A445-0C87EB9F89A2}">
-                                <ask:lineSketchStyleProps xmlns="" xmlns:cx1="http://schemas.microsoft.com/office/drawing/2015/9/8/chartex" xmlns:cx2="http://schemas.microsoft.com/office/drawing/2015/10/21/chartex" xmlns:cx3="http://schemas.microsoft.com/office/drawing/2016/5/9/chartex" xmlns:cx4="http://schemas.microsoft.com/office/drawing/2016/5/10/chartex" xmlns:cx5="http://schemas.microsoft.com/office/drawing/2016/5/11/chartex" xmlns:cx6="http://schemas.microsoft.com/office/drawing/2016/5/12/chartex" xmlns:cx7="http://schemas.microsoft.com/office/drawing/2016/5/13/chartex" xmlns:cx8="http://schemas.microsoft.com/office/drawing/2016/5/14/chartex" xmlns:aink="http://schemas.microsoft.com/office/drawing/2016/ink" xmlns:am3d="http://schemas.microsoft.com/office/drawing/2017/model3d" xmlns:o="urn:schemas-microsoft-com:office:office" xmlns:oel="http://schemas.microsoft.com/office/2019/extlst" xmlns:v="urn:schemas-microsoft-com:vml" xmlns:w10="urn:schemas-microsoft-com:office:word" xmlns:w="http://schemas.openxmlformats.org/wordprocessingml/2006/main" xmlns:w16cex="http://schemas.microsoft.com/office/word/2018/wordml/cex" xmlns:w16cid="http://schemas.microsoft.com/office/word/2016/wordml/cid" xmlns:w16="http://schemas.microsoft.com/office/word/2018/wordml" xmlns:w16du="http://schemas.microsoft.com/office/word/2023/wordml/word16du" xmlns:w16sdtdh="http://schemas.microsoft.com/office/word/2020/wordml/sdtdatahash" xmlns:w16sdtfl="http://schemas.microsoft.com/office/word/2024/wordml/sdtformatlock" xmlns:ask="http://schemas.microsoft.com/office/drawing/2018/sketchyshapes" sd="0">
+                                <ask:lineSketchStyleProps xmlns:ask="http://schemas.microsoft.com/office/drawing/2018/sketchyshapes" xmlns:w16sdtfl="http://schemas.microsoft.com/office/word/2024/wordml/sdtformatlock" xmlns:w16sdtdh="http://schemas.microsoft.com/office/word/2020/wordml/sdtdatahash" xmlns:w16du="http://schemas.microsoft.com/office/word/2023/wordml/word16du" xmlns:w16="http://schemas.microsoft.com/office/word/2018/wordml" xmlns:w16cid="http://schemas.microsoft.com/office/word/2016/wordml/cid" xmlns:w16cex="http://schemas.microsoft.com/office/word/2018/wordml/cex" xmlns:w="http://schemas.openxmlformats.org/wordprocessingml/2006/main" xmlns:w10="urn:schemas-microsoft-com:office:word" xmlns:v="urn:schemas-microsoft-com:vml" xmlns:oel="http://schemas.microsoft.com/office/2019/extlst" xmlns:o="urn:schemas-microsoft-com:office:office" xmlns:am3d="http://schemas.microsoft.com/office/drawing/2017/model3d" xmlns:aink="http://schemas.microsoft.com/office/drawing/2016/ink" xmlns:cx8="http://schemas.microsoft.com/office/drawing/2016/5/14/chartex" xmlns:cx7="http://schemas.microsoft.com/office/drawing/2016/5/13/chartex" xmlns:cx6="http://schemas.microsoft.com/office/drawing/2016/5/12/chartex" xmlns:cx5="http://schemas.microsoft.com/office/drawing/2016/5/11/chartex" xmlns:cx4="http://schemas.microsoft.com/office/drawing/2016/5/10/chartex" xmlns:cx3="http://schemas.microsoft.com/office/drawing/2016/5/9/chartex" xmlns:cx2="http://schemas.microsoft.com/office/drawing/2015/10/21/chartex" xmlns:cx1="http://schemas.microsoft.com/office/drawing/2015/9/8/chartex" xmlns="" sd="0">
                                   <a:custGeom>
                                     <a:avLst/>
                                     <a:gdLst/>
@@ -11069,7 +11163,7 @@
                             <a:tailEnd type="none" w="med" len="med"/>
                             <a:extLst>
                               <a:ext uri="{C807C97D-BFC1-408E-A445-0C87EB9F89A2}">
-                                <ask:lineSketchStyleProps xmlns="" xmlns:cx1="http://schemas.microsoft.com/office/drawing/2015/9/8/chartex" xmlns:cx2="http://schemas.microsoft.com/office/drawing/2015/10/21/chartex" xmlns:cx3="http://schemas.microsoft.com/office/drawing/2016/5/9/chartex" xmlns:cx4="http://schemas.microsoft.com/office/drawing/2016/5/10/chartex" xmlns:cx5="http://schemas.microsoft.com/office/drawing/2016/5/11/chartex" xmlns:cx6="http://schemas.microsoft.com/office/drawing/2016/5/12/chartex" xmlns:cx7="http://schemas.microsoft.com/office/drawing/2016/5/13/chartex" xmlns:cx8="http://schemas.microsoft.com/office/drawing/2016/5/14/chartex" xmlns:aink="http://schemas.microsoft.com/office/drawing/2016/ink" xmlns:am3d="http://schemas.microsoft.com/office/drawing/2017/model3d" xmlns:o="urn:schemas-microsoft-com:office:office" xmlns:oel="http://schemas.microsoft.com/office/2019/extlst" xmlns:v="urn:schemas-microsoft-com:vml" xmlns:w10="urn:schemas-microsoft-com:office:word" xmlns:w="http://schemas.openxmlformats.org/wordprocessingml/2006/main" xmlns:w16cex="http://schemas.microsoft.com/office/word/2018/wordml/cex" xmlns:w16cid="http://schemas.microsoft.com/office/word/2016/wordml/cid" xmlns:w16="http://schemas.microsoft.com/office/word/2018/wordml" xmlns:w16du="http://schemas.microsoft.com/office/word/2023/wordml/word16du" xmlns:w16sdtdh="http://schemas.microsoft.com/office/word/2020/wordml/sdtdatahash" xmlns:w16sdtfl="http://schemas.microsoft.com/office/word/2024/wordml/sdtformatlock" xmlns:ask="http://schemas.microsoft.com/office/drawing/2018/sketchyshapes" sd="0">
+                                <ask:lineSketchStyleProps xmlns:ask="http://schemas.microsoft.com/office/drawing/2018/sketchyshapes" xmlns:w16sdtfl="http://schemas.microsoft.com/office/word/2024/wordml/sdtformatlock" xmlns:w16sdtdh="http://schemas.microsoft.com/office/word/2020/wordml/sdtdatahash" xmlns:w16du="http://schemas.microsoft.com/office/word/2023/wordml/word16du" xmlns:w16="http://schemas.microsoft.com/office/word/2018/wordml" xmlns:w16cid="http://schemas.microsoft.com/office/word/2016/wordml/cid" xmlns:w16cex="http://schemas.microsoft.com/office/word/2018/wordml/cex" xmlns:w="http://schemas.openxmlformats.org/wordprocessingml/2006/main" xmlns:w10="urn:schemas-microsoft-com:office:word" xmlns:v="urn:schemas-microsoft-com:vml" xmlns:oel="http://schemas.microsoft.com/office/2019/extlst" xmlns:o="urn:schemas-microsoft-com:office:office" xmlns:am3d="http://schemas.microsoft.com/office/drawing/2017/model3d" xmlns:aink="http://schemas.microsoft.com/office/drawing/2016/ink" xmlns:cx8="http://schemas.microsoft.com/office/drawing/2016/5/14/chartex" xmlns:cx7="http://schemas.microsoft.com/office/drawing/2016/5/13/chartex" xmlns:cx6="http://schemas.microsoft.com/office/drawing/2016/5/12/chartex" xmlns:cx5="http://schemas.microsoft.com/office/drawing/2016/5/11/chartex" xmlns:cx4="http://schemas.microsoft.com/office/drawing/2016/5/10/chartex" xmlns:cx3="http://schemas.microsoft.com/office/drawing/2016/5/9/chartex" xmlns:cx2="http://schemas.microsoft.com/office/drawing/2015/10/21/chartex" xmlns:cx1="http://schemas.microsoft.com/office/drawing/2015/9/8/chartex" xmlns="" sd="0">
                                   <a:custGeom>
                                     <a:avLst/>
                                     <a:gdLst/>
@@ -11377,7 +11471,7 @@
                             <a:tailEnd type="none" w="med" len="med"/>
                             <a:extLst>
                               <a:ext uri="{C807C97D-BFC1-408E-A445-0C87EB9F89A2}">
-                                <ask:lineSketchStyleProps xmlns="" xmlns:cx1="http://schemas.microsoft.com/office/drawing/2015/9/8/chartex" xmlns:cx2="http://schemas.microsoft.com/office/drawing/2015/10/21/chartex" xmlns:cx3="http://schemas.microsoft.com/office/drawing/2016/5/9/chartex" xmlns:cx4="http://schemas.microsoft.com/office/drawing/2016/5/10/chartex" xmlns:cx5="http://schemas.microsoft.com/office/drawing/2016/5/11/chartex" xmlns:cx6="http://schemas.microsoft.com/office/drawing/2016/5/12/chartex" xmlns:cx7="http://schemas.microsoft.com/office/drawing/2016/5/13/chartex" xmlns:cx8="http://schemas.microsoft.com/office/drawing/2016/5/14/chartex" xmlns:aink="http://schemas.microsoft.com/office/drawing/2016/ink" xmlns:am3d="http://schemas.microsoft.com/office/drawing/2017/model3d" xmlns:o="urn:schemas-microsoft-com:office:office" xmlns:oel="http://schemas.microsoft.com/office/2019/extlst" xmlns:v="urn:schemas-microsoft-com:vml" xmlns:w10="urn:schemas-microsoft-com:office:word" xmlns:w="http://schemas.openxmlformats.org/wordprocessingml/2006/main" xmlns:w16cex="http://schemas.microsoft.com/office/word/2018/wordml/cex" xmlns:w16cid="http://schemas.microsoft.com/office/word/2016/wordml/cid" xmlns:w16="http://schemas.microsoft.com/office/word/2018/wordml" xmlns:w16du="http://schemas.microsoft.com/office/word/2023/wordml/word16du" xmlns:w16sdtdh="http://schemas.microsoft.com/office/word/2020/wordml/sdtdatahash" xmlns:w16sdtfl="http://schemas.microsoft.com/office/word/2024/wordml/sdtformatlock" xmlns:ask="http://schemas.microsoft.com/office/drawing/2018/sketchyshapes" sd="0">
+                                <ask:lineSketchStyleProps xmlns:ask="http://schemas.microsoft.com/office/drawing/2018/sketchyshapes" xmlns:w16sdtfl="http://schemas.microsoft.com/office/word/2024/wordml/sdtformatlock" xmlns:w16sdtdh="http://schemas.microsoft.com/office/word/2020/wordml/sdtdatahash" xmlns:w16du="http://schemas.microsoft.com/office/word/2023/wordml/word16du" xmlns:w16="http://schemas.microsoft.com/office/word/2018/wordml" xmlns:w16cid="http://schemas.microsoft.com/office/word/2016/wordml/cid" xmlns:w16cex="http://schemas.microsoft.com/office/word/2018/wordml/cex" xmlns:w="http://schemas.openxmlformats.org/wordprocessingml/2006/main" xmlns:w10="urn:schemas-microsoft-com:office:word" xmlns:v="urn:schemas-microsoft-com:vml" xmlns:oel="http://schemas.microsoft.com/office/2019/extlst" xmlns:o="urn:schemas-microsoft-com:office:office" xmlns:am3d="http://schemas.microsoft.com/office/drawing/2017/model3d" xmlns:aink="http://schemas.microsoft.com/office/drawing/2016/ink" xmlns:cx8="http://schemas.microsoft.com/office/drawing/2016/5/14/chartex" xmlns:cx7="http://schemas.microsoft.com/office/drawing/2016/5/13/chartex" xmlns:cx6="http://schemas.microsoft.com/office/drawing/2016/5/12/chartex" xmlns:cx5="http://schemas.microsoft.com/office/drawing/2016/5/11/chartex" xmlns:cx4="http://schemas.microsoft.com/office/drawing/2016/5/10/chartex" xmlns:cx3="http://schemas.microsoft.com/office/drawing/2016/5/9/chartex" xmlns:cx2="http://schemas.microsoft.com/office/drawing/2015/10/21/chartex" xmlns:cx1="http://schemas.microsoft.com/office/drawing/2015/9/8/chartex" xmlns="" sd="0">
                                   <a:custGeom>
                                     <a:avLst/>
                                     <a:gdLst/>
@@ -17062,15 +17156,7 @@
               <w:rPr>
                 <w:rFonts w:eastAsia="標楷體" w:hint="eastAsia"/>
               </w:rPr>
-              <w:t>掃</w:t>
-            </w:r>
-            <w:bookmarkStart w:id="11" w:name="_GoBack"/>
-            <w:bookmarkEnd w:id="11"/>
-            <w:r>
-              <w:rPr>
-                <w:rFonts w:eastAsia="標楷體" w:hint="eastAsia"/>
-              </w:rPr>
-              <w:t>描取代打字、拍照、對焦的繁瑣流程，使上架在數秒內完成，大幅提升學生轉讓閒置書籍的意願。</w:t>
+              <w:t>掃描取代打字、拍照、對焦的繁瑣流程，使上架在數秒內完成，大幅提升學生轉讓閒置書籍的意願。</w:t>
             </w:r>
           </w:p>
           <w:p>
@@ -19413,7 +19499,7 @@
         <w:rFonts w:ascii="標楷體" w:eastAsia="標楷體" w:hAnsi="標楷體"/>
         <w:noProof/>
       </w:rPr>
-      <w:t>15</w:t>
+      <w:t>16</w:t>
     </w:r>
     <w:r>
       <w:rPr>
@@ -23871,7 +23957,7 @@
 </file>
 
 <file path=customXml/itemProps1.xml><?xml version="1.0" encoding="utf-8"?>
-<ds:datastoreItem xmlns:ds="http://schemas.openxmlformats.org/officeDocument/2006/customXml" ds:itemID="{90341A0C-2792-4910-9BF5-FE95B36F107C}">
+<ds:datastoreItem xmlns:ds="http://schemas.openxmlformats.org/officeDocument/2006/customXml" ds:itemID="{E6E63261-2B9A-44F2-A218-3C2E5D55DE76}">
   <ds:schemaRefs>
     <ds:schemaRef ds:uri="http://schemas.openxmlformats.org/officeDocument/2006/bibliography"/>
   </ds:schemaRefs>
